--- a/src/assets/report/template_relatorio.docx
+++ b/src/assets/report/template_relatorio.docx
@@ -119,20 +119,40 @@
           <w:szCs w:val="32"/>
           <w:lang w:val="pt-BR"/>
         </w:rPr>
-        <w:t>{name}}</w:t>
+        <w:t>{</w:t>
+      </w:r>
+      <w:proofErr w:type="spellStart"/>
+      <w:r>
+        <w:rPr>
+          <w:rFonts w:ascii="Calibri" w:eastAsia="Calibri" w:hAnsi="Calibri" w:cs="Calibri"/>
+          <w:b/>
+          <w:bCs/>
+          <w:sz w:val="32"/>
+          <w:szCs w:val="32"/>
+          <w:lang w:val="pt-BR"/>
+        </w:rPr>
+        <w:t>name</w:t>
+      </w:r>
+      <w:proofErr w:type="spellEnd"/>
+      <w:r>
+        <w:rPr>
+          <w:rFonts w:ascii="Calibri" w:eastAsia="Calibri" w:hAnsi="Calibri" w:cs="Calibri"/>
+          <w:b/>
+          <w:bCs/>
+          <w:sz w:val="32"/>
+          <w:szCs w:val="32"/>
+          <w:lang w:val="pt-BR"/>
+        </w:rPr>
+        <w:t>}}</w:t>
       </w:r>
     </w:p>
     <w:p>
       <w:pPr>
-        <w:pStyle w:val="PargrafodaLista"/>
-        <w:numPr>
-          <w:ilvl w:val="0"/>
-          <w:numId w:val="2"/>
-        </w:numPr>
         <w:rPr>
           <w:rFonts w:ascii="Calibri" w:eastAsia="Calibri" w:hAnsi="Calibri" w:cs="Calibri"/>
           <w:b/>
           <w:bCs/>
+          <w:lang w:val="pt-BR"/>
         </w:rPr>
       </w:pPr>
       <w:bookmarkStart w:id="0" w:name="_heading=h.1c1ocwgpu34w" w:colFirst="0" w:colLast="0"/>
@@ -142,8 +162,18 @@
           <w:rFonts w:ascii="Calibri" w:eastAsia="Calibri" w:hAnsi="Calibri" w:cs="Calibri"/>
           <w:b/>
           <w:bCs/>
+          <w:lang w:val="pt-BR"/>
         </w:rPr>
-        <w:t>ANÁLISE BIOENERGÉTICA</w:t>
+        <w:t>1.</w:t>
+      </w:r>
+      <w:r>
+        <w:rPr>
+          <w:rFonts w:ascii="Calibri" w:eastAsia="Calibri" w:hAnsi="Calibri" w:cs="Calibri"/>
+          <w:b/>
+          <w:bCs/>
+          <w:lang w:val="pt-BR"/>
+        </w:rPr>
+        <w:t xml:space="preserve"> ANÁLISE BIOENERGÉTICA E BIORRESSONÂNCIA</w:t>
       </w:r>
     </w:p>
     <w:p>
@@ -158,29 +188,50 @@
           <w:rFonts w:ascii="Calibri" w:eastAsia="Calibri" w:hAnsi="Calibri" w:cs="Calibri"/>
           <w:lang w:val="pt-BR"/>
         </w:rPr>
-        <w:t>A análise de biorressonância realizada por sistemas como Prosync, Oberon ou Meta Hunter, não substitui o diagnóstico clínico.  Tem como propósito identificar padrões de frequência emitidos pelos tecidos e órgãos do corpo. Cada célula, estrutura ou microrganismo vibra dentro de uma faixa específica, e esses sistemas comparam essas assinaturas com bancos de dados de laboratórios que realizam medições biofísicas</w:t>
+        <w:t xml:space="preserve">A análise de </w:t>
       </w:r>
-      <w:r>
-        <w:rPr>
-          <w:rFonts w:ascii="Calibri" w:eastAsia="Calibri" w:hAnsi="Calibri" w:cs="Calibri"/>
-          <w:b/>
-          <w:bCs/>
-          <w:lang w:val="pt-BR"/>
-        </w:rPr>
-        <w:t xml:space="preserve">  ut</w:t>
-      </w:r>
+      <w:proofErr w:type="spellStart"/>
       <w:r>
         <w:rPr>
           <w:rFonts w:ascii="Calibri" w:eastAsia="Calibri" w:hAnsi="Calibri" w:cs="Calibri"/>
           <w:lang w:val="pt-BR"/>
         </w:rPr>
-        <w:t>ilizando equipamentos de espectroscopia e detecção eletromagnética.</w:t>
+        <w:t>biorressonância</w:t>
+      </w:r>
+      <w:proofErr w:type="spellEnd"/>
+      <w:r>
+        <w:rPr>
+          <w:rFonts w:ascii="Calibri" w:eastAsia="Calibri" w:hAnsi="Calibri" w:cs="Calibri"/>
+          <w:lang w:val="pt-BR"/>
+        </w:rPr>
+        <w:t xml:space="preserve"> (por sistemas como </w:t>
+      </w:r>
+      <w:proofErr w:type="spellStart"/>
+      <w:r>
+        <w:rPr>
+          <w:rFonts w:ascii="Calibri" w:eastAsia="Calibri" w:hAnsi="Calibri" w:cs="Calibri"/>
+          <w:lang w:val="pt-BR"/>
+        </w:rPr>
+        <w:t>Prosync</w:t>
+      </w:r>
+      <w:proofErr w:type="spellEnd"/>
+      <w:r>
+        <w:rPr>
+          <w:rFonts w:ascii="Calibri" w:eastAsia="Calibri" w:hAnsi="Calibri" w:cs="Calibri"/>
+          <w:lang w:val="pt-BR"/>
+        </w:rPr>
+        <w:t>, Oberon ou Meta Hunter) não substitui o diagnóstico clínico. Seu propósito é identificar e medir padrões de frequência vibracional emitidos por tecidos e órgãos do corpo, comparando-os com assinaturas de frequência consideradas ideais.</w:t>
       </w:r>
     </w:p>
     <w:p>
       <w:pPr>
+        <w:numPr>
+          <w:ilvl w:val="0"/>
+          <w:numId w:val="4"/>
+        </w:numPr>
         <w:rPr>
           <w:rFonts w:ascii="Calibri" w:eastAsia="Calibri" w:hAnsi="Calibri" w:cs="Calibri"/>
+          <w:lang w:val="pt-BR"/>
         </w:rPr>
       </w:pPr>
       <w:r>
@@ -188,104 +239,46 @@
           <w:rFonts w:ascii="Calibri" w:eastAsia="Calibri" w:hAnsi="Calibri" w:cs="Calibri"/>
           <w:lang w:val="pt-BR"/>
         </w:rPr>
-        <w:t xml:space="preserve">Quando há incongruência entre a frequência ideal e a frequência detectada, o software registra um “desvio” — frequentemente interpretado como resposta inflamatória, estresse celular ou presença de agentes biológicos.  </w:t>
+        <w:t xml:space="preserve">Princípio Básico: Cada célula, estrutura e microrganismo vibra dentro de uma faixa de frequência específica. O sistema de </w:t>
       </w:r>
+      <w:proofErr w:type="spellStart"/>
       <w:r>
         <w:rPr>
           <w:rFonts w:ascii="Calibri" w:eastAsia="Calibri" w:hAnsi="Calibri" w:cs="Calibri"/>
+          <w:lang w:val="pt-BR"/>
         </w:rPr>
-        <w:t>Assim, este relatório tem como objetivos:</w:t>
+        <w:t>biorressonância</w:t>
+      </w:r>
+      <w:proofErr w:type="spellEnd"/>
+      <w:r>
+        <w:rPr>
+          <w:rFonts w:ascii="Calibri" w:eastAsia="Calibri" w:hAnsi="Calibri" w:cs="Calibri"/>
+          <w:lang w:val="pt-BR"/>
+        </w:rPr>
+        <w:t xml:space="preserve"> compara a frequência medida no paciente com faixas de referência estabelecidas por pesquisa biofísica.</w:t>
       </w:r>
     </w:p>
     <w:p>
       <w:pPr>
         <w:numPr>
           <w:ilvl w:val="0"/>
-          <w:numId w:val="1"/>
+          <w:numId w:val="4"/>
         </w:numPr>
-        <w:pBdr>
-          <w:top w:val="nil"/>
-          <w:left w:val="nil"/>
-          <w:bottom w:val="nil"/>
-          <w:right w:val="nil"/>
-          <w:between w:val="nil"/>
-        </w:pBdr>
-        <w:spacing w:after="0"/>
         <w:rPr>
           <w:rFonts w:ascii="Calibri" w:eastAsia="Calibri" w:hAnsi="Calibri" w:cs="Calibri"/>
-          <w:color w:val="000000"/>
           <w:lang w:val="pt-BR"/>
         </w:rPr>
       </w:pPr>
       <w:r>
         <w:rPr>
           <w:rFonts w:ascii="Calibri" w:eastAsia="Calibri" w:hAnsi="Calibri" w:cs="Calibri"/>
-          <w:color w:val="000000"/>
           <w:lang w:val="pt-BR"/>
         </w:rPr>
-        <w:t>Esclarecer os elementos que mostram ressonância no seu corpo;</w:t>
+        <w:t>Detecção de Desvios: A incongruência entre a frequência ideal e a frequência detectada é registrada como um "desvio". Esse desvio é frequentemente interpretado como um indicativo de estresse celular, resposta inflamatória e/ou presença de agentes biológicos.</w:t>
       </w:r>
     </w:p>
     <w:p>
       <w:pPr>
-        <w:numPr>
-          <w:ilvl w:val="0"/>
-          <w:numId w:val="1"/>
-        </w:numPr>
-        <w:pBdr>
-          <w:top w:val="nil"/>
-          <w:left w:val="nil"/>
-          <w:bottom w:val="nil"/>
-          <w:right w:val="nil"/>
-          <w:between w:val="nil"/>
-        </w:pBdr>
-        <w:spacing w:after="0"/>
-        <w:rPr>
-          <w:rFonts w:ascii="Calibri" w:eastAsia="Calibri" w:hAnsi="Calibri" w:cs="Calibri"/>
-          <w:color w:val="000000"/>
-          <w:lang w:val="pt-BR"/>
-        </w:rPr>
-      </w:pPr>
-      <w:r>
-        <w:rPr>
-          <w:rFonts w:ascii="Calibri" w:eastAsia="Calibri" w:hAnsi="Calibri" w:cs="Calibri"/>
-          <w:color w:val="000000"/>
-          <w:lang w:val="pt-BR"/>
-        </w:rPr>
-        <w:t>Apresentar os possíveis efeitos associados;</w:t>
-      </w:r>
-    </w:p>
-    <w:p>
-      <w:pPr>
-        <w:numPr>
-          <w:ilvl w:val="0"/>
-          <w:numId w:val="1"/>
-        </w:numPr>
-        <w:pBdr>
-          <w:top w:val="nil"/>
-          <w:left w:val="nil"/>
-          <w:bottom w:val="nil"/>
-          <w:right w:val="nil"/>
-          <w:between w:val="nil"/>
-        </w:pBdr>
-        <w:rPr>
-          <w:rFonts w:ascii="Calibri" w:eastAsia="Calibri" w:hAnsi="Calibri" w:cs="Calibri"/>
-          <w:color w:val="000000"/>
-          <w:lang w:val="pt-BR"/>
-        </w:rPr>
-      </w:pPr>
-      <w:r>
-        <w:rPr>
-          <w:rFonts w:ascii="Calibri" w:eastAsia="Calibri" w:hAnsi="Calibri" w:cs="Calibri"/>
-          <w:color w:val="000000"/>
-          <w:lang w:val="pt-BR"/>
-        </w:rPr>
-        <w:t>Orientar um caminho terapêutico seguro e personalizado.</w:t>
-      </w:r>
-    </w:p>
-    <w:p>
-      <w:pPr>
-        <w:spacing w:after="120" w:line="240" w:lineRule="auto"/>
         <w:rPr>
           <w:rFonts w:ascii="Calibri" w:eastAsia="Calibri" w:hAnsi="Calibri" w:cs="Calibri"/>
           <w:b/>
@@ -300,12 +293,65 @@
           <w:bCs/>
           <w:lang w:val="pt-BR"/>
         </w:rPr>
-        <w:t>2. CATEGORIAS DA ANÁLISE</w:t>
+        <w:t xml:space="preserve">2. </w:t>
+      </w:r>
+      <w:r>
+        <w:rPr>
+          <w:rFonts w:ascii="Calibri" w:eastAsia="Calibri" w:hAnsi="Calibri" w:cs="Calibri"/>
+          <w:b/>
+          <w:bCs/>
+          <w:lang w:val="pt-BR"/>
+        </w:rPr>
+        <w:t>CATEGORIAS DA ANÁLISE</w:t>
       </w:r>
     </w:p>
     <w:p>
       <w:pPr>
-        <w:spacing w:after="120" w:line="240" w:lineRule="auto"/>
+        <w:rPr>
+          <w:rFonts w:ascii="Calibri" w:eastAsia="Calibri" w:hAnsi="Calibri" w:cs="Calibri"/>
+          <w:lang w:val="pt-BR"/>
+        </w:rPr>
+      </w:pPr>
+      <w:r>
+        <w:rPr>
+          <w:rFonts w:ascii="Calibri" w:eastAsia="Calibri" w:hAnsi="Calibri" w:cs="Calibri"/>
+          <w:lang w:val="pt-BR"/>
+        </w:rPr>
+        <w:t xml:space="preserve">A análise de </w:t>
+      </w:r>
+      <w:proofErr w:type="spellStart"/>
+      <w:r>
+        <w:rPr>
+          <w:rFonts w:ascii="Calibri" w:eastAsia="Calibri" w:hAnsi="Calibri" w:cs="Calibri"/>
+          <w:lang w:val="pt-BR"/>
+        </w:rPr>
+        <w:t>biorress</w:t>
+      </w:r>
+      <w:r>
+        <w:rPr>
+          <w:rFonts w:ascii="Calibri" w:eastAsia="Calibri" w:hAnsi="Calibri" w:cs="Calibri"/>
+          <w:lang w:val="pt-BR"/>
+        </w:rPr>
+        <w:t>onâ</w:t>
+      </w:r>
+      <w:r>
+        <w:rPr>
+          <w:rFonts w:ascii="Calibri" w:eastAsia="Calibri" w:hAnsi="Calibri" w:cs="Calibri"/>
+          <w:lang w:val="pt-BR"/>
+        </w:rPr>
+        <w:t>ncia</w:t>
+      </w:r>
+      <w:proofErr w:type="spellEnd"/>
+      <w:r>
+        <w:rPr>
+          <w:rFonts w:ascii="Calibri" w:eastAsia="Calibri" w:hAnsi="Calibri" w:cs="Calibri"/>
+          <w:lang w:val="pt-BR"/>
+        </w:rPr>
+        <w:t xml:space="preserve"> pode ser categorizada em diferentes seções para avaliar o impacto dos fatores que interferem no equilíbrio orgânico e energético do indivíduo.</w:t>
+      </w:r>
+    </w:p>
+    <w:p>
+      <w:pPr>
         <w:rPr>
           <w:rFonts w:ascii="Calibri" w:eastAsia="Calibri" w:hAnsi="Calibri" w:cs="Calibri"/>
           <w:b/>
@@ -320,12 +366,14 @@
           <w:bCs/>
           <w:lang w:val="pt-BR"/>
         </w:rPr>
-        <w:t>2.1.  Microrganismos</w:t>
+        <w:t>2.1. Microrganismos</w:t>
       </w:r>
     </w:p>
     <w:p>
       <w:pPr>
-        <w:spacing w:after="120" w:line="240" w:lineRule="auto"/>
+        <w:tabs>
+          <w:tab w:val="num" w:pos="720"/>
+        </w:tabs>
         <w:rPr>
           <w:rFonts w:ascii="Calibri" w:eastAsia="Calibri" w:hAnsi="Calibri" w:cs="Calibri"/>
           <w:lang w:val="pt-BR"/>
@@ -336,12 +384,11 @@
           <w:rFonts w:ascii="Calibri" w:eastAsia="Calibri" w:hAnsi="Calibri" w:cs="Calibri"/>
           <w:lang w:val="pt-BR"/>
         </w:rPr>
-        <w:t>Esta categoria  de análise identifica microrganismos que apresentam ressonância com o campo biológico do pacientes. Os sintomas associados refletem descrições clínicas reconhecidas para esses agentes, mas variam conforme as particularidades fisiológicas e energéticas de cada indivíduo.</w:t>
+        <w:t>Esta categoria identifica microrganismos que apresentam ressonância com o campo biológico do paciente. Os sintomas associados refletem descrições clínicas reconhecidas, mas a manifestação varia conforme as particularidades fisiológicas e energéticas individuais.</w:t>
       </w:r>
     </w:p>
     <w:p>
       <w:pPr>
-        <w:spacing w:after="120" w:line="240" w:lineRule="auto"/>
         <w:rPr>
           <w:rFonts w:ascii="Calibri" w:eastAsia="Calibri" w:hAnsi="Calibri" w:cs="Calibri"/>
           <w:lang w:val="pt-BR"/>
@@ -352,12 +399,11 @@
           <w:rFonts w:ascii="Calibri" w:eastAsia="Calibri" w:hAnsi="Calibri" w:cs="Calibri"/>
           <w:lang w:val="pt-BR"/>
         </w:rPr>
-        <w:t>Na abordagem integrativa, autores como a Dra. Hulda Clark sugerem que alterações do bem-estar podem resultar da combinação entre um microrganismo e uma toxina associada, reforçando a ideia de que fatores biológicos, ambientais e energéticos podem influenciar o equilíbrio orgânico. Essa perspectiva não substitui diagnósticos médicos, mas amplia o entendimento das interações que podem contribuir para desequilíbrios sistêmicos.</w:t>
+        <w:t>Na abordagem integrativa, desequilíbrios de bem-estar podem resultar da combinação sinérgica de um microrganismo com uma toxina associada.</w:t>
       </w:r>
     </w:p>
     <w:p>
       <w:pPr>
-        <w:spacing w:after="120" w:line="240" w:lineRule="auto"/>
         <w:rPr>
           <w:rFonts w:ascii="Calibri" w:eastAsia="Calibri" w:hAnsi="Calibri" w:cs="Calibri"/>
           <w:b/>
@@ -377,7 +423,9 @@
     </w:p>
     <w:p>
       <w:pPr>
-        <w:spacing w:after="120" w:line="240" w:lineRule="auto"/>
+        <w:tabs>
+          <w:tab w:val="num" w:pos="720"/>
+        </w:tabs>
         <w:rPr>
           <w:rFonts w:ascii="Calibri" w:eastAsia="Calibri" w:hAnsi="Calibri" w:cs="Calibri"/>
           <w:lang w:val="pt-BR"/>
@@ -388,12 +436,37 @@
           <w:rFonts w:ascii="Calibri" w:eastAsia="Calibri" w:hAnsi="Calibri" w:cs="Calibri"/>
           <w:lang w:val="pt-BR"/>
         </w:rPr>
-        <w:t>Esta categoria  identifica no indivíduo substâncias capazes de interferir de maneira significativa na regulação fisiológica e bioenergética do organismo, incluindo metais pesados, solventes, agrotóxicos, xenoestrógenos, radiação, além de toxinas ambientais, alimentares, intestinais, nervosas e de fármacos.</w:t>
+        <w:t xml:space="preserve">Esta análise inclui metais pesados, solventes, agrotóxicos, </w:t>
+      </w:r>
+      <w:proofErr w:type="spellStart"/>
+      <w:r>
+        <w:rPr>
+          <w:rFonts w:ascii="Calibri" w:eastAsia="Calibri" w:hAnsi="Calibri" w:cs="Calibri"/>
+          <w:lang w:val="pt-BR"/>
+        </w:rPr>
+        <w:t>xenoestrógenos</w:t>
+      </w:r>
+      <w:proofErr w:type="spellEnd"/>
+      <w:r>
+        <w:rPr>
+          <w:rFonts w:ascii="Calibri" w:eastAsia="Calibri" w:hAnsi="Calibri" w:cs="Calibri"/>
+          <w:lang w:val="pt-BR"/>
+        </w:rPr>
+        <w:t>, radiação e toxinas diversas (ambientais, alimentares, intestinais, nervosas e farmacológicas).</w:t>
+      </w:r>
+      <w:r>
+        <w:rPr>
+          <w:rFonts w:ascii="Calibri" w:eastAsia="Calibri" w:hAnsi="Calibri" w:cs="Calibri"/>
+          <w:lang w:val="pt-BR"/>
+        </w:rPr>
+        <w:t xml:space="preserve"> </w:t>
       </w:r>
     </w:p>
     <w:p>
       <w:pPr>
-        <w:spacing w:after="120" w:line="240" w:lineRule="auto"/>
+        <w:tabs>
+          <w:tab w:val="num" w:pos="720"/>
+        </w:tabs>
         <w:rPr>
           <w:rFonts w:ascii="Calibri" w:eastAsia="Calibri" w:hAnsi="Calibri" w:cs="Calibri"/>
           <w:lang w:val="pt-BR"/>
@@ -404,12 +477,11 @@
           <w:rFonts w:ascii="Calibri" w:eastAsia="Calibri" w:hAnsi="Calibri" w:cs="Calibri"/>
           <w:lang w:val="pt-BR"/>
         </w:rPr>
-        <w:t>Apesar de suas diferenças, todas têm potencial para sobrecarregar os sistemas de detoxificação, aumentar o estresse oxidativo e desestabilizar o metabolismo. Evidências também indicam que a presença de toxinas pode reduzir a eficiência imunológica, alterar o pH dos tecidos, favorecer disbiose e criar condições que facilitam a proliferação de microrganismos oportunistas.</w:t>
+        <w:t>Tais substâncias contribuem para o aumento do estresse oxidativo, desestabilização metabólica e redução da eficiência imunológica, bem como alteram o pH dos tecidos e favorecem a disbiose, facilitando a proliferação de microrganismos oportunistas.</w:t>
       </w:r>
     </w:p>
     <w:p>
       <w:pPr>
-        <w:spacing w:after="120" w:line="240" w:lineRule="auto"/>
         <w:rPr>
           <w:rFonts w:ascii="Calibri" w:eastAsia="Calibri" w:hAnsi="Calibri" w:cs="Calibri"/>
           <w:b/>
@@ -424,12 +496,22 @@
           <w:bCs/>
           <w:lang w:val="pt-BR"/>
         </w:rPr>
-        <w:t>2.3. Campo morfogenético</w:t>
+        <w:t xml:space="preserve">2.3. Campo </w:t>
       </w:r>
+      <w:proofErr w:type="spellStart"/>
+      <w:r>
+        <w:rPr>
+          <w:rFonts w:ascii="Calibri" w:eastAsia="Calibri" w:hAnsi="Calibri" w:cs="Calibri"/>
+          <w:b/>
+          <w:bCs/>
+          <w:lang w:val="pt-BR"/>
+        </w:rPr>
+        <w:t>Morfogenético</w:t>
+      </w:r>
+      <w:proofErr w:type="spellEnd"/>
     </w:p>
     <w:p>
       <w:pPr>
-        <w:spacing w:after="120" w:line="240" w:lineRule="auto"/>
         <w:rPr>
           <w:rFonts w:ascii="Calibri" w:eastAsia="Calibri" w:hAnsi="Calibri" w:cs="Calibri"/>
           <w:lang w:val="pt-BR"/>
@@ -440,33 +522,81 @@
           <w:rFonts w:ascii="Calibri" w:eastAsia="Calibri" w:hAnsi="Calibri" w:cs="Calibri"/>
           <w:lang w:val="pt-BR"/>
         </w:rPr>
-        <w:t xml:space="preserve">A análise do campo morfogenético também é </w:t>
+        <w:t xml:space="preserve">O campo </w:t>
+      </w:r>
+      <w:proofErr w:type="spellStart"/>
+      <w:r>
+        <w:rPr>
+          <w:rFonts w:ascii="Calibri" w:eastAsia="Calibri" w:hAnsi="Calibri" w:cs="Calibri"/>
+          <w:lang w:val="pt-BR"/>
+        </w:rPr>
+        <w:t>morfogenético</w:t>
+      </w:r>
+      <w:proofErr w:type="spellEnd"/>
+      <w:r>
+        <w:rPr>
+          <w:rFonts w:ascii="Calibri" w:eastAsia="Calibri" w:hAnsi="Calibri" w:cs="Calibri"/>
+          <w:lang w:val="pt-BR"/>
+        </w:rPr>
+        <w:t xml:space="preserve"> é captado via </w:t>
+      </w:r>
+      <w:proofErr w:type="spellStart"/>
+      <w:r>
+        <w:rPr>
+          <w:rFonts w:ascii="Calibri" w:eastAsia="Calibri" w:hAnsi="Calibri" w:cs="Calibri"/>
+          <w:lang w:val="pt-BR"/>
+        </w:rPr>
+        <w:t>biorressonância</w:t>
+      </w:r>
+      <w:proofErr w:type="spellEnd"/>
+      <w:r>
+        <w:rPr>
+          <w:rFonts w:ascii="Calibri" w:eastAsia="Calibri" w:hAnsi="Calibri" w:cs="Calibri"/>
+          <w:lang w:val="pt-BR"/>
+        </w:rPr>
+        <w:t xml:space="preserve"> para identificar o impacto de fatores psicoemocionais e </w:t>
+      </w:r>
+      <w:proofErr w:type="gramStart"/>
+      <w:r>
+        <w:rPr>
+          <w:rFonts w:ascii="Calibri" w:eastAsia="Calibri" w:hAnsi="Calibri" w:cs="Calibri"/>
+          <w:lang w:val="pt-BR"/>
+        </w:rPr>
+        <w:t>sociais</w:t>
       </w:r>
       <w:r>
         <w:rPr>
           <w:rFonts w:ascii="Calibri" w:eastAsia="Calibri" w:hAnsi="Calibri" w:cs="Calibri"/>
           <w:lang w:val="pt-BR"/>
         </w:rPr>
-        <w:pgNum/>
+        <w:t xml:space="preserve">  no</w:t>
       </w:r>
+      <w:proofErr w:type="gramEnd"/>
       <w:r>
         <w:rPr>
           <w:rFonts w:ascii="Calibri" w:eastAsia="Calibri" w:hAnsi="Calibri" w:cs="Calibri"/>
           <w:lang w:val="pt-BR"/>
         </w:rPr>
-        <w:t>ossível</w:t>
+        <w:t xml:space="preserve"> organismo. </w:t>
       </w:r>
+    </w:p>
+    <w:p>
+      <w:pPr>
+        <w:rPr>
+          <w:rFonts w:ascii="Calibri" w:eastAsia="Calibri" w:hAnsi="Calibri" w:cs="Calibri"/>
+          <w:lang w:val="pt-BR"/>
+        </w:rPr>
+      </w:pPr>
       <w:r>
         <w:rPr>
           <w:rFonts w:ascii="Calibri" w:eastAsia="Calibri" w:hAnsi="Calibri" w:cs="Calibri"/>
           <w:lang w:val="pt-BR"/>
         </w:rPr>
-        <w:t xml:space="preserve"> de ser realizado por meio da biorressonância, Pesquisas demonstram que o estresse crônico, as emoções persistentes e os conflitos psicossociais provocam alterações mensuráveis na atividade elétrica cerebral, na coerência cardíaca, na função imunológica e na regulação neuroendócrina. Esses mecanismos são compatíveis com a concepção de um campo regulatório que integra corpo, ambiente e experiência emocional onde fatores psicológicos influenciam diretamente a fisiologia e que desequilíbrios orgânicos também repercutam no campo emocional.</w:t>
+        <w:t>Pesquisas demonstram que estresse crônico, emoções persistentes e conflitos psicossociais induzem alterações mensuráveis na atividade elétrica cerebral, coerência cardíaca, função imunológica e regulação neuroendócrina.</w:t>
       </w:r>
     </w:p>
     <w:p>
       <w:pPr>
-        <w:spacing w:after="120" w:line="240" w:lineRule="auto"/>
         <w:rPr>
           <w:rFonts w:ascii="Calibri" w:eastAsia="Calibri" w:hAnsi="Calibri" w:cs="Calibri"/>
           <w:b/>
@@ -487,7 +617,6 @@
     </w:p>
     <w:p>
       <w:pPr>
-        <w:spacing w:after="120" w:line="240" w:lineRule="auto"/>
         <w:rPr>
           <w:rFonts w:ascii="Calibri" w:eastAsia="Calibri" w:hAnsi="Calibri" w:cs="Calibri"/>
           <w:lang w:val="pt-BR"/>
@@ -498,12 +627,14 @@
           <w:rFonts w:ascii="Calibri" w:eastAsia="Calibri" w:hAnsi="Calibri" w:cs="Calibri"/>
           <w:lang w:val="pt-BR"/>
         </w:rPr>
-        <w:t xml:space="preserve">Essa categoria de análise  não substitui orientações nutricionais convencionais, mas indica como determinados alimentos podem influenciar o equilíbrio energético, digestório, inflamatório e imunológico do indivíduo. </w:t>
+        <w:t>Esta análise não substitui as orientações nutricionais convencionais, mas indica como alimentos específicos podem influenciar o equilíbrio energético, digestório, inflamatório e imunológico.</w:t>
       </w:r>
     </w:p>
     <w:p>
       <w:pPr>
-        <w:spacing w:after="120" w:line="240" w:lineRule="auto"/>
+        <w:tabs>
+          <w:tab w:val="num" w:pos="720"/>
+        </w:tabs>
         <w:rPr>
           <w:rFonts w:ascii="Calibri" w:eastAsia="Calibri" w:hAnsi="Calibri" w:cs="Calibri"/>
           <w:lang w:val="pt-BR"/>
@@ -514,7 +645,59 @@
           <w:rFonts w:ascii="Calibri" w:eastAsia="Calibri" w:hAnsi="Calibri" w:cs="Calibri"/>
           <w:lang w:val="pt-BR"/>
         </w:rPr>
-        <w:t>A compatibilidade alimentar é definida por padrões de ressonância entre o organismo e cada alimento testado. Esses padrões refletem a resposta adaptativa do corpo, sugerindo se determinado item contribui para a harmonia fisiológica ou, ao contrário, aumenta o estresse metabólico.</w:t>
+        <w:t>A compatibilidade alimentar é determinada pela ressonância entre o organismo e cada alimento testado. Os padrões de ressonância sugerem se o alimento contribui para a harmonia fisiológica ou, inversamente, aumenta o estresse metabólico.</w:t>
+      </w:r>
+    </w:p>
+    <w:p>
+      <w:pPr>
+        <w:rPr>
+          <w:rFonts w:ascii="Calibri" w:eastAsia="Calibri" w:hAnsi="Calibri" w:cs="Calibri"/>
+          <w:b/>
+          <w:bCs/>
+          <w:lang w:val="pt-BR"/>
+        </w:rPr>
+      </w:pPr>
+      <w:r>
+        <w:rPr>
+          <w:rFonts w:ascii="Calibri" w:eastAsia="Calibri" w:hAnsi="Calibri" w:cs="Calibri"/>
+          <w:b/>
+          <w:bCs/>
+          <w:lang w:val="pt-BR"/>
+        </w:rPr>
+        <w:t>2.5. Pedras e Cristais</w:t>
+      </w:r>
+    </w:p>
+    <w:p>
+      <w:pPr>
+        <w:rPr>
+          <w:rFonts w:ascii="Calibri" w:eastAsia="Calibri" w:hAnsi="Calibri" w:cs="Calibri"/>
+          <w:lang w:val="pt-BR"/>
+        </w:rPr>
+      </w:pPr>
+      <w:r>
+        <w:rPr>
+          <w:rFonts w:ascii="Calibri" w:eastAsia="Calibri" w:hAnsi="Calibri" w:cs="Calibri"/>
+          <w:lang w:val="pt-BR"/>
+        </w:rPr>
+        <w:t>Pedras e cristais possuem uma organização atômica altamente estável, emitindo padrões vibracionais constantes (referências de coerência).</w:t>
+      </w:r>
+    </w:p>
+    <w:p>
+      <w:pPr>
+        <w:tabs>
+          <w:tab w:val="num" w:pos="720"/>
+        </w:tabs>
+        <w:rPr>
+          <w:rFonts w:ascii="Calibri" w:eastAsia="Calibri" w:hAnsi="Calibri" w:cs="Calibri"/>
+          <w:lang w:val="pt-BR"/>
+        </w:rPr>
+      </w:pPr>
+      <w:r>
+        <w:rPr>
+          <w:rFonts w:ascii="Calibri" w:eastAsia="Calibri" w:hAnsi="Calibri" w:cs="Calibri"/>
+          <w:lang w:val="pt-BR"/>
+        </w:rPr>
+        <w:t>Esses padrões podem interagir com sistemas biológicos e emocionais em desregulação. Sendo assim, a afinidade com determinados cristais sugere que o organismo está buscando restaurar sua própria estabilidade, e esses elementos podem atuar como suportes externos para favorecer esse processo contribuindo para a redução do estresse, estabilização emocional, regulação do sistema nervoso autônomo e aumento da vitalidade.</w:t>
       </w:r>
     </w:p>
     <w:p>
@@ -534,62 +717,9 @@
           <w:bCs/>
           <w:lang w:val="pt-BR"/>
         </w:rPr>
-        <w:t>2.5. Pedras e cristais</w:t>
+        <w:t xml:space="preserve">3. INTERPRETAÇÃO </w:t>
       </w:r>
-    </w:p>
-    <w:p>
-      <w:pPr>
-        <w:spacing w:after="120" w:line="240" w:lineRule="auto"/>
-        <w:rPr>
-          <w:rFonts w:ascii="Calibri" w:eastAsia="Calibri" w:hAnsi="Calibri" w:cs="Calibri"/>
-          <w:lang w:val="pt-BR"/>
-        </w:rPr>
-      </w:pPr>
-      <w:r>
-        <w:rPr>
-          <w:rFonts w:ascii="Calibri" w:eastAsia="Calibri" w:hAnsi="Calibri" w:cs="Calibri"/>
-          <w:lang w:val="pt-BR"/>
-        </w:rPr>
-        <w:t>Cada pedra ou cristal apresenta uma organização atômica altamente estável, capaz de emitir padrões vibracionais constantes. Esses padrões funcionam como referências de coerência que podem interagir com sistemas biológicos e emocionais que se encontram em desregulação. Quando a análise de biorressonância indica afinidade com determinados cristais, isso sugere que o organismo está buscando restaurar sua própria estabilidade e que esses elementos podem atuar como suportes externos para favorecer esse processo.</w:t>
-      </w:r>
-    </w:p>
-    <w:p>
-      <w:pPr>
-        <w:spacing w:after="120" w:line="240" w:lineRule="auto"/>
-        <w:rPr>
-          <w:rFonts w:ascii="Calibri" w:eastAsia="Calibri" w:hAnsi="Calibri" w:cs="Calibri"/>
-          <w:lang w:val="pt-BR"/>
-        </w:rPr>
-      </w:pPr>
-      <w:r>
-        <w:rPr>
-          <w:rFonts w:ascii="Calibri" w:eastAsia="Calibri" w:hAnsi="Calibri" w:cs="Calibri"/>
-          <w:lang w:val="pt-BR"/>
-        </w:rPr>
-        <w:t xml:space="preserve">Nesse contexto, embora seus efeitos pareçam sutis, o uso de cristais pode contribuir para redução de estresse, maior clareza mental, estabilização emocional, regulação do sistema nervoso autônomo, melhora do sono, sensação de enraizamento e aumento da vitalidade. </w:t>
-      </w:r>
-    </w:p>
-    <w:p>
-      <w:pPr>
-        <w:spacing w:after="120" w:line="240" w:lineRule="auto"/>
-        <w:rPr>
-          <w:rFonts w:ascii="Calibri" w:eastAsia="Calibri" w:hAnsi="Calibri" w:cs="Calibri"/>
-          <w:b/>
-          <w:bCs/>
-          <w:lang w:val="pt-BR"/>
-        </w:rPr>
-      </w:pPr>
-    </w:p>
-    <w:p>
-      <w:pPr>
-        <w:spacing w:after="120" w:line="240" w:lineRule="auto"/>
-        <w:rPr>
-          <w:rFonts w:ascii="Calibri" w:eastAsia="Calibri" w:hAnsi="Calibri" w:cs="Calibri"/>
-          <w:b/>
-          <w:bCs/>
-          <w:lang w:val="pt-BR"/>
-        </w:rPr>
-      </w:pPr>
+      <w:proofErr w:type="gramStart"/>
       <w:r>
         <w:rPr>
           <w:rFonts w:ascii="Calibri" w:eastAsia="Calibri" w:hAnsi="Calibri" w:cs="Calibri"/>
@@ -597,7 +727,17 @@
           <w:bCs/>
           <w:lang w:val="pt-BR"/>
         </w:rPr>
-        <w:t>3. INTERPRETAÇÃO DOS  RESULTADOS DAS ANÁLISES</w:t>
+        <w:t>DOS  RESULTADOS</w:t>
+      </w:r>
+      <w:proofErr w:type="gramEnd"/>
+      <w:r>
+        <w:rPr>
+          <w:rFonts w:ascii="Calibri" w:eastAsia="Calibri" w:hAnsi="Calibri" w:cs="Calibri"/>
+          <w:b/>
+          <w:bCs/>
+          <w:lang w:val="pt-BR"/>
+        </w:rPr>
+        <w:t xml:space="preserve"> DAS ANÁLISES</w:t>
       </w:r>
     </w:p>
     <w:p>
@@ -608,13 +748,23 @@
           <w:lang w:val="pt-BR"/>
         </w:rPr>
       </w:pPr>
+      <w:proofErr w:type="gramStart"/>
       <w:r>
         <w:rPr>
           <w:rFonts w:ascii="Calibri" w:eastAsia="Calibri" w:hAnsi="Calibri" w:cs="Calibri"/>
           <w:u w:val="single"/>
           <w:lang w:val="pt-BR"/>
         </w:rPr>
-        <w:t>D  é o índice de divergência ou grau de desvio</w:t>
+        <w:t>D  é</w:t>
+      </w:r>
+      <w:proofErr w:type="gramEnd"/>
+      <w:r>
+        <w:rPr>
+          <w:rFonts w:ascii="Calibri" w:eastAsia="Calibri" w:hAnsi="Calibri" w:cs="Calibri"/>
+          <w:u w:val="single"/>
+          <w:lang w:val="pt-BR"/>
+        </w:rPr>
+        <w:t xml:space="preserve"> o índice de divergência ou grau de desvio</w:t>
       </w:r>
       <w:r>
         <w:rPr>
@@ -651,14 +801,73 @@
           <w:bCs/>
           <w:lang w:val="pt-BR"/>
         </w:rPr>
-        <w:t>No sistema Prosync</w:t>
+        <w:t xml:space="preserve">No sistema </w:t>
+      </w:r>
+      <w:proofErr w:type="spellStart"/>
+      <w:proofErr w:type="gramStart"/>
+      <w:r>
+        <w:rPr>
+          <w:rFonts w:ascii="Calibri" w:eastAsia="Calibri" w:hAnsi="Calibri" w:cs="Calibri"/>
+          <w:b/>
+          <w:bCs/>
+          <w:lang w:val="pt-BR"/>
+        </w:rPr>
+        <w:t>Prosync</w:t>
+      </w:r>
+      <w:proofErr w:type="spellEnd"/>
+      <w:r>
+        <w:rPr>
+          <w:rFonts w:ascii="Calibri" w:eastAsia="Calibri" w:hAnsi="Calibri" w:cs="Calibri"/>
+          <w:lang w:val="pt-BR"/>
+        </w:rPr>
+        <w:t xml:space="preserve"> ,</w:t>
+      </w:r>
+      <w:proofErr w:type="gramEnd"/>
+      <w:r>
+        <w:rPr>
+          <w:rFonts w:ascii="Calibri" w:eastAsia="Calibri" w:hAnsi="Calibri" w:cs="Calibri"/>
+          <w:lang w:val="pt-BR"/>
+        </w:rPr>
+        <w:t xml:space="preserve"> os resultados da </w:t>
+      </w:r>
+      <w:proofErr w:type="gramStart"/>
+      <w:r>
+        <w:rPr>
+          <w:rFonts w:ascii="Calibri" w:eastAsia="Calibri" w:hAnsi="Calibri" w:cs="Calibri"/>
+          <w:lang w:val="pt-BR"/>
+        </w:rPr>
+        <w:t>análise  são</w:t>
+      </w:r>
+      <w:proofErr w:type="gramEnd"/>
+      <w:r>
+        <w:rPr>
+          <w:rFonts w:ascii="Calibri" w:eastAsia="Calibri" w:hAnsi="Calibri" w:cs="Calibri"/>
+          <w:lang w:val="pt-BR"/>
+        </w:rPr>
+        <w:t xml:space="preserve"> apresentados no formato D = X/Y, onde: X = frequência do microrganismo ou substância analisada </w:t>
+      </w:r>
+      <w:proofErr w:type="gramStart"/>
+      <w:r>
+        <w:rPr>
+          <w:rFonts w:ascii="Calibri" w:eastAsia="Calibri" w:hAnsi="Calibri" w:cs="Calibri"/>
+          <w:lang w:val="pt-BR"/>
+        </w:rPr>
+        <w:t>e  Y</w:t>
+      </w:r>
+      <w:proofErr w:type="gramEnd"/>
+      <w:r>
+        <w:rPr>
+          <w:rFonts w:ascii="Calibri" w:eastAsia="Calibri" w:hAnsi="Calibri" w:cs="Calibri"/>
+          <w:lang w:val="pt-BR"/>
+        </w:rPr>
+        <w:t xml:space="preserve"> = frequência do paciente.</w:t>
       </w:r>
       <w:r>
         <w:rPr>
           <w:rFonts w:ascii="Calibri" w:eastAsia="Calibri" w:hAnsi="Calibri" w:cs="Calibri"/>
           <w:lang w:val="pt-BR"/>
         </w:rPr>
-        <w:t xml:space="preserve"> , os resultados da análise  são apresentados no formato D = X/Y, onde: X = frequência do microrganismo ou substância analisada e  Y = frequência do paciente.</w:t>
+        <w:t xml:space="preserve"> </w:t>
       </w:r>
     </w:p>
     <w:p>
@@ -683,17 +892,24 @@
           <w:rFonts w:ascii="Calibri" w:eastAsia="Calibri" w:hAnsi="Calibri" w:cs="Calibri"/>
           <w:lang w:val="pt-BR"/>
         </w:rPr>
-        <w:t>O sistema considera o desvio padrão de ±10%  de X em relação ao valor de Y. Quando X está mais de 10% acima ou abaixo de Y indica divergência e possível reatividade bioenergética ou um processo inflamatório relacionado ao agente testado.</w:t>
+        <w:t>O sistema considera o desvio padrão de ±10</w:t>
       </w:r>
-    </w:p>
-    <w:p>
-      <w:pPr>
-        <w:spacing w:after="0" w:line="240" w:lineRule="auto"/>
+      <w:proofErr w:type="gramStart"/>
+      <w:r>
         <w:rPr>
           <w:rFonts w:ascii="Calibri" w:eastAsia="Calibri" w:hAnsi="Calibri" w:cs="Calibri"/>
           <w:lang w:val="pt-BR"/>
         </w:rPr>
-      </w:pPr>
+        <w:t>%  de</w:t>
+      </w:r>
+      <w:proofErr w:type="gramEnd"/>
+      <w:r>
+        <w:rPr>
+          <w:rFonts w:ascii="Calibri" w:eastAsia="Calibri" w:hAnsi="Calibri" w:cs="Calibri"/>
+          <w:lang w:val="pt-BR"/>
+        </w:rPr>
+        <w:t xml:space="preserve"> X em relação ao valor de Y. Quando X está mais de 10% acima ou abaixo de Y indica divergência e possível reatividade bioenergética ou um processo inflamatório relacionado ao agente testado.</w:t>
+      </w:r>
     </w:p>
     <w:p>
       <w:pPr>
@@ -747,12 +963,14 @@
                 <w:rFonts w:ascii="Calibri" w:eastAsia="Calibri" w:hAnsi="Calibri" w:cs="Calibri"/>
               </w:rPr>
             </w:pPr>
+            <w:proofErr w:type="spellStart"/>
             <w:r>
               <w:rPr>
                 <w:rFonts w:ascii="Calibri" w:eastAsia="Calibri" w:hAnsi="Calibri" w:cs="Calibri"/>
               </w:rPr>
               <w:t>Aspectos</w:t>
             </w:r>
+            <w:proofErr w:type="spellEnd"/>
           </w:p>
         </w:tc>
         <w:tc>
@@ -801,12 +1019,14 @@
                 <w:rFonts w:ascii="Calibri" w:eastAsia="Calibri" w:hAnsi="Calibri" w:cs="Calibri"/>
               </w:rPr>
             </w:pPr>
+            <w:proofErr w:type="spellStart"/>
             <w:r>
               <w:rPr>
                 <w:rFonts w:ascii="Calibri" w:eastAsia="Calibri" w:hAnsi="Calibri" w:cs="Calibri"/>
               </w:rPr>
               <w:t>Interpretação</w:t>
             </w:r>
+            <w:proofErr w:type="spellEnd"/>
           </w:p>
         </w:tc>
       </w:tr>
@@ -827,6 +1047,7 @@
                 <w:szCs w:val="20"/>
               </w:rPr>
             </w:pPr>
+            <w:proofErr w:type="spellStart"/>
             <w:r>
               <w:rPr>
                 <w:rFonts w:ascii="Calibri" w:eastAsia="Calibri" w:hAnsi="Calibri" w:cs="Calibri"/>
@@ -835,6 +1056,7 @@
               </w:rPr>
               <w:t>Microrganismos</w:t>
             </w:r>
+            <w:proofErr w:type="spellEnd"/>
           </w:p>
         </w:tc>
         <w:tc>
@@ -1115,6 +1337,7 @@
                 <w:szCs w:val="20"/>
               </w:rPr>
             </w:pPr>
+            <w:proofErr w:type="spellStart"/>
             <w:r>
               <w:rPr>
                 <w:rFonts w:ascii="Calibri" w:eastAsia="Calibri" w:hAnsi="Calibri" w:cs="Calibri"/>
@@ -1123,6 +1346,7 @@
               </w:rPr>
               <w:t>Toxinas</w:t>
             </w:r>
+            <w:proofErr w:type="spellEnd"/>
           </w:p>
         </w:tc>
         <w:tc>
@@ -1510,13 +1734,41 @@
               </w:rPr>
               <w:t xml:space="preserve">Não ressoa com o organismo. </w:t>
             </w:r>
+            <w:proofErr w:type="spellStart"/>
             <w:r>
               <w:rPr>
                 <w:rFonts w:ascii="Calibri" w:eastAsia="Calibri" w:hAnsi="Calibri" w:cs="Calibri"/>
                 <w:sz w:val="20"/>
                 <w:szCs w:val="20"/>
               </w:rPr>
-              <w:t>Ausência de carga tóxica.</w:t>
+              <w:t>Ausência</w:t>
+            </w:r>
+            <w:proofErr w:type="spellEnd"/>
+            <w:r>
+              <w:rPr>
+                <w:rFonts w:ascii="Calibri" w:eastAsia="Calibri" w:hAnsi="Calibri" w:cs="Calibri"/>
+                <w:sz w:val="20"/>
+                <w:szCs w:val="20"/>
+              </w:rPr>
+              <w:t xml:space="preserve"> de carga </w:t>
+            </w:r>
+            <w:proofErr w:type="spellStart"/>
+            <w:r>
+              <w:rPr>
+                <w:rFonts w:ascii="Calibri" w:eastAsia="Calibri" w:hAnsi="Calibri" w:cs="Calibri"/>
+                <w:sz w:val="20"/>
+                <w:szCs w:val="20"/>
+              </w:rPr>
+              <w:t>tóxica</w:t>
+            </w:r>
+            <w:proofErr w:type="spellEnd"/>
+            <w:r>
+              <w:rPr>
+                <w:rFonts w:ascii="Calibri" w:eastAsia="Calibri" w:hAnsi="Calibri" w:cs="Calibri"/>
+                <w:sz w:val="20"/>
+                <w:szCs w:val="20"/>
+              </w:rPr>
+              <w:t>.</w:t>
             </w:r>
           </w:p>
         </w:tc>
@@ -1555,8 +1807,18 @@
                 <w:sz w:val="20"/>
                 <w:szCs w:val="20"/>
               </w:rPr>
-              <w:t>Campo morfogenético</w:t>
+              <w:t xml:space="preserve">Campo </w:t>
             </w:r>
+            <w:proofErr w:type="spellStart"/>
+            <w:r>
+              <w:rPr>
+                <w:rFonts w:ascii="Calibri" w:eastAsia="Calibri" w:hAnsi="Calibri" w:cs="Calibri"/>
+                <w:sz w:val="20"/>
+                <w:szCs w:val="20"/>
+              </w:rPr>
+              <w:t>morfogenético</w:t>
+            </w:r>
+            <w:proofErr w:type="spellEnd"/>
           </w:p>
         </w:tc>
         <w:tc>
@@ -1635,7 +1897,27 @@
                 <w:szCs w:val="20"/>
                 <w:lang w:val="pt-BR"/>
               </w:rPr>
-              <w:t>Emoção ativa e ressoante que está afetando os campos  emocional/mental no momento.</w:t>
+              <w:t xml:space="preserve">Emoção ativa e ressoante que está afetando os </w:t>
+            </w:r>
+            <w:proofErr w:type="gramStart"/>
+            <w:r>
+              <w:rPr>
+                <w:rFonts w:ascii="Calibri" w:eastAsia="Calibri" w:hAnsi="Calibri" w:cs="Calibri"/>
+                <w:sz w:val="20"/>
+                <w:szCs w:val="20"/>
+                <w:lang w:val="pt-BR"/>
+              </w:rPr>
+              <w:t>campos  emocional</w:t>
+            </w:r>
+            <w:proofErr w:type="gramEnd"/>
+            <w:r>
+              <w:rPr>
+                <w:rFonts w:ascii="Calibri" w:eastAsia="Calibri" w:hAnsi="Calibri" w:cs="Calibri"/>
+                <w:sz w:val="20"/>
+                <w:szCs w:val="20"/>
+                <w:lang w:val="pt-BR"/>
+              </w:rPr>
+              <w:t>/mental no momento.</w:t>
             </w:r>
           </w:p>
         </w:tc>
@@ -1753,7 +2035,115 @@
                 <w:sz w:val="20"/>
                 <w:szCs w:val="20"/>
               </w:rPr>
-              <w:t>Pode estar ligada a memórias ou padrões recorrentes.</w:t>
+              <w:t xml:space="preserve">Pode </w:t>
+            </w:r>
+            <w:proofErr w:type="spellStart"/>
+            <w:r>
+              <w:rPr>
+                <w:rFonts w:ascii="Calibri" w:eastAsia="Calibri" w:hAnsi="Calibri" w:cs="Calibri"/>
+                <w:sz w:val="20"/>
+                <w:szCs w:val="20"/>
+              </w:rPr>
+              <w:t>estar</w:t>
+            </w:r>
+            <w:proofErr w:type="spellEnd"/>
+            <w:r>
+              <w:rPr>
+                <w:rFonts w:ascii="Calibri" w:eastAsia="Calibri" w:hAnsi="Calibri" w:cs="Calibri"/>
+                <w:sz w:val="20"/>
+                <w:szCs w:val="20"/>
+              </w:rPr>
+              <w:t xml:space="preserve"> </w:t>
+            </w:r>
+            <w:proofErr w:type="spellStart"/>
+            <w:r>
+              <w:rPr>
+                <w:rFonts w:ascii="Calibri" w:eastAsia="Calibri" w:hAnsi="Calibri" w:cs="Calibri"/>
+                <w:sz w:val="20"/>
+                <w:szCs w:val="20"/>
+              </w:rPr>
+              <w:t>ligada</w:t>
+            </w:r>
+            <w:proofErr w:type="spellEnd"/>
+            <w:r>
+              <w:rPr>
+                <w:rFonts w:ascii="Calibri" w:eastAsia="Calibri" w:hAnsi="Calibri" w:cs="Calibri"/>
+                <w:sz w:val="20"/>
+                <w:szCs w:val="20"/>
+              </w:rPr>
+              <w:t xml:space="preserve"> a </w:t>
+            </w:r>
+            <w:proofErr w:type="spellStart"/>
+            <w:r>
+              <w:rPr>
+                <w:rFonts w:ascii="Calibri" w:eastAsia="Calibri" w:hAnsi="Calibri" w:cs="Calibri"/>
+                <w:sz w:val="20"/>
+                <w:szCs w:val="20"/>
+              </w:rPr>
+              <w:t>memórias</w:t>
+            </w:r>
+            <w:proofErr w:type="spellEnd"/>
+            <w:r>
+              <w:rPr>
+                <w:rFonts w:ascii="Calibri" w:eastAsia="Calibri" w:hAnsi="Calibri" w:cs="Calibri"/>
+                <w:sz w:val="20"/>
+                <w:szCs w:val="20"/>
+              </w:rPr>
+              <w:t xml:space="preserve"> </w:t>
+            </w:r>
+            <w:proofErr w:type="spellStart"/>
+            <w:r>
+              <w:rPr>
+                <w:rFonts w:ascii="Calibri" w:eastAsia="Calibri" w:hAnsi="Calibri" w:cs="Calibri"/>
+                <w:sz w:val="20"/>
+                <w:szCs w:val="20"/>
+              </w:rPr>
+              <w:t>ou</w:t>
+            </w:r>
+            <w:proofErr w:type="spellEnd"/>
+            <w:r>
+              <w:rPr>
+                <w:rFonts w:ascii="Calibri" w:eastAsia="Calibri" w:hAnsi="Calibri" w:cs="Calibri"/>
+                <w:sz w:val="20"/>
+                <w:szCs w:val="20"/>
+              </w:rPr>
+              <w:t xml:space="preserve"> </w:t>
+            </w:r>
+            <w:proofErr w:type="spellStart"/>
+            <w:r>
+              <w:rPr>
+                <w:rFonts w:ascii="Calibri" w:eastAsia="Calibri" w:hAnsi="Calibri" w:cs="Calibri"/>
+                <w:sz w:val="20"/>
+                <w:szCs w:val="20"/>
+              </w:rPr>
+              <w:t>padrões</w:t>
+            </w:r>
+            <w:proofErr w:type="spellEnd"/>
+            <w:r>
+              <w:rPr>
+                <w:rFonts w:ascii="Calibri" w:eastAsia="Calibri" w:hAnsi="Calibri" w:cs="Calibri"/>
+                <w:sz w:val="20"/>
+                <w:szCs w:val="20"/>
+              </w:rPr>
+              <w:t xml:space="preserve"> </w:t>
+            </w:r>
+            <w:proofErr w:type="spellStart"/>
+            <w:r>
+              <w:rPr>
+                <w:rFonts w:ascii="Calibri" w:eastAsia="Calibri" w:hAnsi="Calibri" w:cs="Calibri"/>
+                <w:sz w:val="20"/>
+                <w:szCs w:val="20"/>
+              </w:rPr>
+              <w:t>recorrentes</w:t>
+            </w:r>
+            <w:proofErr w:type="spellEnd"/>
+            <w:r>
+              <w:rPr>
+                <w:rFonts w:ascii="Calibri" w:eastAsia="Calibri" w:hAnsi="Calibri" w:cs="Calibri"/>
+                <w:sz w:val="20"/>
+                <w:szCs w:val="20"/>
+              </w:rPr>
+              <w:t>.</w:t>
             </w:r>
           </w:p>
         </w:tc>
@@ -2430,6 +2820,7 @@
                 <w:rFonts w:ascii="Calibri" w:eastAsia="Calibri" w:hAnsi="Calibri" w:cs="Calibri"/>
                 <w:b/>
                 <w:bCs/>
+                <w:lang w:val="pt-BR"/>
               </w:rPr>
             </w:pPr>
             <w:r>
@@ -2437,8 +2828,9 @@
                 <w:rFonts w:ascii="Calibri" w:eastAsia="Calibri" w:hAnsi="Calibri" w:cs="Calibri"/>
                 <w:b/>
                 <w:bCs/>
-              </w:rPr>
-              <w:t>MICRORGANISMOS DETECTADOS</w:t>
+                <w:lang w:val="pt-BR"/>
+              </w:rPr>
+              <w:t>MICRORGANISMOS DETECTADOS NO OBERON/META HUNTER</w:t>
             </w:r>
           </w:p>
         </w:tc>
@@ -2488,7 +2880,15 @@
                 <w:b/>
                 <w:bCs/>
               </w:rPr>
-              <w:t>SINTOMAS COMUNS</w:t>
+              <w:t xml:space="preserve">SINTOMAS </w:t>
+            </w:r>
+            <w:r>
+              <w:rPr>
+                <w:rFonts w:ascii="Calibri" w:eastAsia="Calibri" w:hAnsi="Calibri" w:cs="Calibri"/>
+                <w:b/>
+                <w:bCs/>
+              </w:rPr>
+              <w:t>FREQUENTES</w:t>
             </w:r>
           </w:p>
         </w:tc>
@@ -2545,7 +2945,21 @@
               <w:rPr>
                 <w:rFonts w:ascii="Calibri" w:eastAsia="Calibri" w:hAnsi="Calibri" w:cs="Calibri"/>
               </w:rPr>
-              <w:t>tr for item in table_microorganism%}</w:t>
+              <w:t xml:space="preserve">tr for item in </w:t>
+            </w:r>
+            <w:proofErr w:type="spellStart"/>
+            <w:r>
+              <w:rPr>
+                <w:rFonts w:ascii="Calibri" w:eastAsia="Calibri" w:hAnsi="Calibri" w:cs="Calibri"/>
+              </w:rPr>
+              <w:t>table_microorganism</w:t>
+            </w:r>
+            <w:proofErr w:type="spellEnd"/>
+            <w:r>
+              <w:rPr>
+                <w:rFonts w:ascii="Calibri" w:eastAsia="Calibri" w:hAnsi="Calibri" w:cs="Calibri"/>
+              </w:rPr>
+              <w:t>%}</w:t>
             </w:r>
           </w:p>
         </w:tc>
@@ -2561,7 +2975,6 @@
           <w:p>
             <w:pPr>
               <w:spacing w:after="0" w:line="240" w:lineRule="auto"/>
-              <w:jc w:val="center"/>
               <w:rPr>
                 <w:rFonts w:ascii="Calibri" w:eastAsia="Calibri" w:hAnsi="Calibri" w:cs="Calibri"/>
               </w:rPr>
@@ -2570,7 +2983,23 @@
               <w:rPr>
                 <w:rFonts w:ascii="Calibri" w:eastAsia="Calibri" w:hAnsi="Calibri" w:cs="Calibri"/>
               </w:rPr>
-              <w:t>{{item.nome}}</w:t>
+              <w:t>{{</w:t>
+            </w:r>
+            <w:proofErr w:type="spellStart"/>
+            <w:proofErr w:type="gramStart"/>
+            <w:r>
+              <w:rPr>
+                <w:rFonts w:ascii="Calibri" w:eastAsia="Calibri" w:hAnsi="Calibri" w:cs="Calibri"/>
+              </w:rPr>
+              <w:t>item.nome</w:t>
+            </w:r>
+            <w:proofErr w:type="spellEnd"/>
+            <w:proofErr w:type="gramEnd"/>
+            <w:r>
+              <w:rPr>
+                <w:rFonts w:ascii="Calibri" w:eastAsia="Calibri" w:hAnsi="Calibri" w:cs="Calibri"/>
+              </w:rPr>
+              <w:t>}}</w:t>
             </w:r>
           </w:p>
         </w:tc>
@@ -2590,7 +3019,23 @@
               <w:rPr>
                 <w:rFonts w:ascii="Calibri" w:eastAsia="Calibri" w:hAnsi="Calibri" w:cs="Calibri"/>
               </w:rPr>
-              <w:t>{{item.tipo}}</w:t>
+              <w:t>{{</w:t>
+            </w:r>
+            <w:proofErr w:type="spellStart"/>
+            <w:proofErr w:type="gramStart"/>
+            <w:r>
+              <w:rPr>
+                <w:rFonts w:ascii="Calibri" w:eastAsia="Calibri" w:hAnsi="Calibri" w:cs="Calibri"/>
+              </w:rPr>
+              <w:t>item.tipo</w:t>
+            </w:r>
+            <w:proofErr w:type="spellEnd"/>
+            <w:proofErr w:type="gramEnd"/>
+            <w:r>
+              <w:rPr>
+                <w:rFonts w:ascii="Calibri" w:eastAsia="Calibri" w:hAnsi="Calibri" w:cs="Calibri"/>
+              </w:rPr>
+              <w:t>}}</w:t>
             </w:r>
           </w:p>
         </w:tc>
@@ -2601,7 +3046,6 @@
           <w:p>
             <w:pPr>
               <w:spacing w:after="0" w:line="240" w:lineRule="auto"/>
-              <w:jc w:val="center"/>
               <w:rPr>
                 <w:rFonts w:ascii="Calibri" w:eastAsia="Calibri" w:hAnsi="Calibri" w:cs="Calibri"/>
               </w:rPr>
@@ -2610,7 +3054,15 @@
               <w:rPr>
                 <w:rFonts w:ascii="Calibri" w:eastAsia="Calibri" w:hAnsi="Calibri" w:cs="Calibri"/>
               </w:rPr>
-              <w:t>{{item.</w:t>
+              <w:t>{{</w:t>
+            </w:r>
+            <w:proofErr w:type="spellStart"/>
+            <w:proofErr w:type="gramStart"/>
+            <w:r>
+              <w:rPr>
+                <w:rFonts w:ascii="Calibri" w:eastAsia="Calibri" w:hAnsi="Calibri" w:cs="Calibri"/>
+              </w:rPr>
+              <w:t>item.</w:t>
             </w:r>
             <w:r>
               <w:rPr>
@@ -2618,6 +3070,8 @@
               </w:rPr>
               <w:t>sintomas</w:t>
             </w:r>
+            <w:proofErr w:type="spellEnd"/>
+            <w:proofErr w:type="gramEnd"/>
             <w:r>
               <w:rPr>
                 <w:rFonts w:ascii="Calibri" w:eastAsia="Calibri" w:hAnsi="Calibri" w:cs="Calibri"/>
@@ -2642,7 +3096,23 @@
               <w:rPr>
                 <w:rFonts w:ascii="Calibri" w:eastAsia="Calibri" w:hAnsi="Calibri" w:cs="Calibri"/>
               </w:rPr>
-              <w:t>{{item.D}}</w:t>
+              <w:t>{{</w:t>
+            </w:r>
+            <w:proofErr w:type="spellStart"/>
+            <w:proofErr w:type="gramStart"/>
+            <w:r>
+              <w:rPr>
+                <w:rFonts w:ascii="Calibri" w:eastAsia="Calibri" w:hAnsi="Calibri" w:cs="Calibri"/>
+              </w:rPr>
+              <w:t>item.D</w:t>
+            </w:r>
+            <w:proofErr w:type="spellEnd"/>
+            <w:proofErr w:type="gramEnd"/>
+            <w:r>
+              <w:rPr>
+                <w:rFonts w:ascii="Calibri" w:eastAsia="Calibri" w:hAnsi="Calibri" w:cs="Calibri"/>
+              </w:rPr>
+              <w:t>}}</w:t>
             </w:r>
           </w:p>
         </w:tc>
@@ -2668,7 +3138,21 @@
               <w:rPr>
                 <w:rFonts w:ascii="Calibri" w:eastAsia="Calibri" w:hAnsi="Calibri" w:cs="Calibri"/>
               </w:rPr>
-              <w:t>{%tr endfor %}</w:t>
+              <w:t xml:space="preserve">{%tr </w:t>
+            </w:r>
+            <w:proofErr w:type="spellStart"/>
+            <w:r>
+              <w:rPr>
+                <w:rFonts w:ascii="Calibri" w:eastAsia="Calibri" w:hAnsi="Calibri" w:cs="Calibri"/>
+              </w:rPr>
+              <w:t>endfor</w:t>
+            </w:r>
+            <w:proofErr w:type="spellEnd"/>
+            <w:r>
+              <w:rPr>
+                <w:rFonts w:ascii="Calibri" w:eastAsia="Calibri" w:hAnsi="Calibri" w:cs="Calibri"/>
+              </w:rPr>
+              <w:t xml:space="preserve"> %}</w:t>
             </w:r>
           </w:p>
         </w:tc>
@@ -2684,42 +3168,384 @@
           <w:szCs w:val="12"/>
         </w:rPr>
       </w:pPr>
-      <w:bookmarkStart w:id="1" w:name="_heading=h.avy5f2be3e0l" w:colFirst="0" w:colLast="0"/>
-      <w:bookmarkEnd w:id="1"/>
     </w:p>
-    <w:p>
-      <w:pPr>
-        <w:widowControl w:val="0"/>
-        <w:spacing w:after="0"/>
-        <w:rPr>
-          <w:rFonts w:ascii="Calibri" w:eastAsia="Calibri" w:hAnsi="Calibri" w:cs="Calibri"/>
-          <w:sz w:val="12"/>
-          <w:szCs w:val="12"/>
-        </w:rPr>
-      </w:pPr>
-    </w:p>
-    <w:p>
-      <w:pPr>
-        <w:widowControl w:val="0"/>
-        <w:spacing w:after="0"/>
-        <w:rPr>
-          <w:rFonts w:ascii="Calibri" w:eastAsia="Calibri" w:hAnsi="Calibri" w:cs="Calibri"/>
-          <w:sz w:val="12"/>
-          <w:szCs w:val="12"/>
-        </w:rPr>
-      </w:pPr>
-    </w:p>
-    <w:p>
-      <w:pPr>
-        <w:widowControl w:val="0"/>
-        <w:spacing w:after="0"/>
-        <w:rPr>
-          <w:rFonts w:ascii="Calibri" w:eastAsia="Calibri" w:hAnsi="Calibri" w:cs="Calibri"/>
-          <w:sz w:val="12"/>
-          <w:szCs w:val="12"/>
-        </w:rPr>
-      </w:pPr>
-    </w:p>
+    <w:tbl>
+      <w:tblPr>
+        <w:tblW w:w="10593" w:type="dxa"/>
+        <w:tblInd w:w="-108" w:type="dxa"/>
+        <w:tblBorders>
+          <w:top w:val="single" w:sz="4" w:space="0" w:color="000000"/>
+          <w:left w:val="single" w:sz="4" w:space="0" w:color="000000"/>
+          <w:bottom w:val="single" w:sz="4" w:space="0" w:color="000000"/>
+          <w:right w:val="single" w:sz="4" w:space="0" w:color="000000"/>
+          <w:insideH w:val="single" w:sz="4" w:space="0" w:color="000000"/>
+          <w:insideV w:val="single" w:sz="4" w:space="0" w:color="000000"/>
+        </w:tblBorders>
+        <w:tblLayout w:type="fixed"/>
+        <w:tblLook w:val="0400" w:firstRow="0" w:lastRow="0" w:firstColumn="0" w:lastColumn="0" w:noHBand="0" w:noVBand="1"/>
+      </w:tblPr>
+      <w:tblGrid>
+        <w:gridCol w:w="3222"/>
+        <w:gridCol w:w="1276"/>
+        <w:gridCol w:w="4536"/>
+        <w:gridCol w:w="1559"/>
+      </w:tblGrid>
+      <w:tr>
+        <w:trPr>
+          <w:trHeight w:val="279"/>
+        </w:trPr>
+        <w:tc>
+          <w:tcPr>
+            <w:tcW w:w="3222" w:type="dxa"/>
+            <w:shd w:val="clear" w:color="auto" w:fill="D9D9D9"/>
+          </w:tcPr>
+          <w:p>
+            <w:pPr>
+              <w:spacing w:after="0" w:line="240" w:lineRule="auto"/>
+              <w:jc w:val="center"/>
+              <w:rPr>
+                <w:rFonts w:ascii="Calibri" w:eastAsia="Calibri" w:hAnsi="Calibri" w:cs="Calibri"/>
+                <w:b/>
+                <w:bCs/>
+                <w:lang w:val="pt-BR"/>
+              </w:rPr>
+            </w:pPr>
+            <w:r>
+              <w:rPr>
+                <w:rFonts w:ascii="Calibri" w:eastAsia="Calibri" w:hAnsi="Calibri" w:cs="Calibri"/>
+                <w:b/>
+                <w:bCs/>
+                <w:lang w:val="pt-BR"/>
+              </w:rPr>
+              <w:t xml:space="preserve">MICRORGANISMOS DETECTADOS NO </w:t>
+            </w:r>
+            <w:r>
+              <w:rPr>
+                <w:rFonts w:ascii="Calibri" w:eastAsia="Calibri" w:hAnsi="Calibri" w:cs="Calibri"/>
+                <w:b/>
+                <w:bCs/>
+                <w:lang w:val="pt-BR"/>
+              </w:rPr>
+              <w:t>PROSYNC</w:t>
+            </w:r>
+          </w:p>
+        </w:tc>
+        <w:tc>
+          <w:tcPr>
+            <w:tcW w:w="1276" w:type="dxa"/>
+            <w:shd w:val="clear" w:color="auto" w:fill="D9D9D9"/>
+          </w:tcPr>
+          <w:p>
+            <w:pPr>
+              <w:spacing w:after="0" w:line="240" w:lineRule="auto"/>
+              <w:jc w:val="center"/>
+              <w:rPr>
+                <w:rFonts w:ascii="Calibri" w:eastAsia="Calibri" w:hAnsi="Calibri" w:cs="Calibri"/>
+                <w:b/>
+                <w:bCs/>
+              </w:rPr>
+            </w:pPr>
+            <w:r>
+              <w:rPr>
+                <w:rFonts w:ascii="Calibri" w:eastAsia="Calibri" w:hAnsi="Calibri" w:cs="Calibri"/>
+                <w:b/>
+                <w:bCs/>
+              </w:rPr>
+              <w:t>TIPO</w:t>
+            </w:r>
+          </w:p>
+        </w:tc>
+        <w:tc>
+          <w:tcPr>
+            <w:tcW w:w="4536" w:type="dxa"/>
+            <w:shd w:val="clear" w:color="auto" w:fill="D9D9D9"/>
+          </w:tcPr>
+          <w:p>
+            <w:pPr>
+              <w:spacing w:after="0" w:line="240" w:lineRule="auto"/>
+              <w:jc w:val="center"/>
+              <w:rPr>
+                <w:rFonts w:ascii="Calibri" w:eastAsia="Calibri" w:hAnsi="Calibri" w:cs="Calibri"/>
+                <w:b/>
+                <w:bCs/>
+              </w:rPr>
+            </w:pPr>
+            <w:r>
+              <w:rPr>
+                <w:rFonts w:ascii="Calibri" w:eastAsia="Calibri" w:hAnsi="Calibri" w:cs="Calibri"/>
+                <w:b/>
+                <w:bCs/>
+              </w:rPr>
+              <w:t>SINTOMAS FREQUENTES</w:t>
+            </w:r>
+          </w:p>
+        </w:tc>
+        <w:tc>
+          <w:tcPr>
+            <w:tcW w:w="1559" w:type="dxa"/>
+            <w:shd w:val="clear" w:color="auto" w:fill="D9D9D9"/>
+          </w:tcPr>
+          <w:p>
+            <w:pPr>
+              <w:spacing w:after="0" w:line="240" w:lineRule="auto"/>
+              <w:jc w:val="center"/>
+              <w:rPr>
+                <w:rFonts w:ascii="Calibri" w:eastAsia="Calibri" w:hAnsi="Calibri" w:cs="Calibri"/>
+                <w:b/>
+                <w:bCs/>
+              </w:rPr>
+            </w:pPr>
+            <w:r>
+              <w:rPr>
+                <w:rFonts w:ascii="Calibri" w:eastAsia="Calibri" w:hAnsi="Calibri" w:cs="Calibri"/>
+                <w:b/>
+                <w:bCs/>
+              </w:rPr>
+              <w:t>D</w:t>
+            </w:r>
+          </w:p>
+        </w:tc>
+      </w:tr>
+      <w:tr>
+        <w:trPr>
+          <w:trHeight w:val="279"/>
+        </w:trPr>
+        <w:tc>
+          <w:tcPr>
+            <w:tcW w:w="10593" w:type="dxa"/>
+            <w:gridSpan w:val="4"/>
+          </w:tcPr>
+          <w:p>
+            <w:pPr>
+              <w:spacing w:after="0" w:line="240" w:lineRule="auto"/>
+              <w:jc w:val="center"/>
+              <w:rPr>
+                <w:rFonts w:ascii="Calibri" w:eastAsia="Calibri" w:hAnsi="Calibri" w:cs="Calibri"/>
+              </w:rPr>
+            </w:pPr>
+            <w:r>
+              <w:rPr>
+                <w:rFonts w:ascii="Calibri" w:eastAsia="Calibri" w:hAnsi="Calibri" w:cs="Calibri"/>
+              </w:rPr>
+              <w:t xml:space="preserve">{%tr for item in </w:t>
+            </w:r>
+            <w:proofErr w:type="spellStart"/>
+            <w:r>
+              <w:rPr>
+                <w:rFonts w:ascii="Calibri" w:eastAsia="Calibri" w:hAnsi="Calibri" w:cs="Calibri"/>
+              </w:rPr>
+              <w:t>tab</w:t>
+            </w:r>
+            <w:r>
+              <w:rPr>
+                <w:rFonts w:ascii="Calibri" w:eastAsia="Calibri" w:hAnsi="Calibri" w:cs="Calibri"/>
+              </w:rPr>
+              <w:t>le_prosync</w:t>
+            </w:r>
+            <w:proofErr w:type="spellEnd"/>
+            <w:r>
+              <w:rPr>
+                <w:rFonts w:ascii="Calibri" w:eastAsia="Calibri" w:hAnsi="Calibri" w:cs="Calibri"/>
+              </w:rPr>
+              <w:t xml:space="preserve"> </w:t>
+            </w:r>
+            <w:r>
+              <w:rPr>
+                <w:rFonts w:ascii="Calibri" w:eastAsia="Calibri" w:hAnsi="Calibri" w:cs="Calibri"/>
+              </w:rPr>
+              <w:t>%}</w:t>
+            </w:r>
+          </w:p>
+        </w:tc>
+      </w:tr>
+      <w:tr>
+        <w:trPr>
+          <w:trHeight w:val="279"/>
+        </w:trPr>
+        <w:tc>
+          <w:tcPr>
+            <w:tcW w:w="3222" w:type="dxa"/>
+          </w:tcPr>
+          <w:p>
+            <w:pPr>
+              <w:spacing w:after="0" w:line="240" w:lineRule="auto"/>
+              <w:rPr>
+                <w:rFonts w:ascii="Calibri" w:eastAsia="Calibri" w:hAnsi="Calibri" w:cs="Calibri"/>
+              </w:rPr>
+            </w:pPr>
+            <w:r>
+              <w:rPr>
+                <w:rFonts w:ascii="Calibri" w:eastAsia="Calibri" w:hAnsi="Calibri" w:cs="Calibri"/>
+              </w:rPr>
+              <w:t>{{</w:t>
+            </w:r>
+            <w:proofErr w:type="spellStart"/>
+            <w:proofErr w:type="gramStart"/>
+            <w:r>
+              <w:rPr>
+                <w:rFonts w:ascii="Calibri" w:eastAsia="Calibri" w:hAnsi="Calibri" w:cs="Calibri"/>
+              </w:rPr>
+              <w:t>item.nome</w:t>
+            </w:r>
+            <w:proofErr w:type="spellEnd"/>
+            <w:proofErr w:type="gramEnd"/>
+            <w:r>
+              <w:rPr>
+                <w:rFonts w:ascii="Calibri" w:eastAsia="Calibri" w:hAnsi="Calibri" w:cs="Calibri"/>
+              </w:rPr>
+              <w:t>}}</w:t>
+            </w:r>
+          </w:p>
+        </w:tc>
+        <w:tc>
+          <w:tcPr>
+            <w:tcW w:w="1276" w:type="dxa"/>
+          </w:tcPr>
+          <w:p>
+            <w:pPr>
+              <w:spacing w:after="0" w:line="240" w:lineRule="auto"/>
+              <w:jc w:val="center"/>
+              <w:rPr>
+                <w:rFonts w:ascii="Calibri" w:eastAsia="Calibri" w:hAnsi="Calibri" w:cs="Calibri"/>
+              </w:rPr>
+            </w:pPr>
+            <w:r>
+              <w:rPr>
+                <w:rFonts w:ascii="Calibri" w:eastAsia="Calibri" w:hAnsi="Calibri" w:cs="Calibri"/>
+              </w:rPr>
+              <w:t>{{</w:t>
+            </w:r>
+            <w:proofErr w:type="spellStart"/>
+            <w:proofErr w:type="gramStart"/>
+            <w:r>
+              <w:rPr>
+                <w:rFonts w:ascii="Calibri" w:eastAsia="Calibri" w:hAnsi="Calibri" w:cs="Calibri"/>
+              </w:rPr>
+              <w:t>item.tipo</w:t>
+            </w:r>
+            <w:proofErr w:type="spellEnd"/>
+            <w:proofErr w:type="gramEnd"/>
+            <w:r>
+              <w:rPr>
+                <w:rFonts w:ascii="Calibri" w:eastAsia="Calibri" w:hAnsi="Calibri" w:cs="Calibri"/>
+              </w:rPr>
+              <w:t>}}</w:t>
+            </w:r>
+          </w:p>
+        </w:tc>
+        <w:tc>
+          <w:tcPr>
+            <w:tcW w:w="4536" w:type="dxa"/>
+          </w:tcPr>
+          <w:p>
+            <w:pPr>
+              <w:spacing w:after="0" w:line="240" w:lineRule="auto"/>
+              <w:rPr>
+                <w:rFonts w:ascii="Calibri" w:eastAsia="Calibri" w:hAnsi="Calibri" w:cs="Calibri"/>
+              </w:rPr>
+            </w:pPr>
+            <w:r>
+              <w:rPr>
+                <w:rFonts w:ascii="Calibri" w:eastAsia="Calibri" w:hAnsi="Calibri" w:cs="Calibri"/>
+              </w:rPr>
+              <w:t>{{</w:t>
+            </w:r>
+            <w:proofErr w:type="spellStart"/>
+            <w:proofErr w:type="gramStart"/>
+            <w:r>
+              <w:rPr>
+                <w:rFonts w:ascii="Calibri" w:eastAsia="Calibri" w:hAnsi="Calibri" w:cs="Calibri"/>
+              </w:rPr>
+              <w:t>item.sintomas</w:t>
+            </w:r>
+            <w:proofErr w:type="spellEnd"/>
+            <w:proofErr w:type="gramEnd"/>
+            <w:r>
+              <w:rPr>
+                <w:rFonts w:ascii="Calibri" w:eastAsia="Calibri" w:hAnsi="Calibri" w:cs="Calibri"/>
+              </w:rPr>
+              <w:t>}}</w:t>
+            </w:r>
+          </w:p>
+        </w:tc>
+        <w:tc>
+          <w:tcPr>
+            <w:tcW w:w="1559" w:type="dxa"/>
+          </w:tcPr>
+          <w:p>
+            <w:pPr>
+              <w:spacing w:after="0" w:line="240" w:lineRule="auto"/>
+              <w:jc w:val="center"/>
+              <w:rPr>
+                <w:rFonts w:ascii="Calibri" w:eastAsia="Calibri" w:hAnsi="Calibri" w:cs="Calibri"/>
+              </w:rPr>
+            </w:pPr>
+            <w:r>
+              <w:rPr>
+                <w:rFonts w:ascii="Calibri" w:eastAsia="Calibri" w:hAnsi="Calibri" w:cs="Calibri"/>
+              </w:rPr>
+              <w:t>{{</w:t>
+            </w:r>
+            <w:proofErr w:type="spellStart"/>
+            <w:proofErr w:type="gramStart"/>
+            <w:r>
+              <w:rPr>
+                <w:rFonts w:ascii="Calibri" w:eastAsia="Calibri" w:hAnsi="Calibri" w:cs="Calibri"/>
+              </w:rPr>
+              <w:t>item.D</w:t>
+            </w:r>
+            <w:proofErr w:type="spellEnd"/>
+            <w:proofErr w:type="gramEnd"/>
+            <w:r>
+              <w:rPr>
+                <w:rFonts w:ascii="Calibri" w:eastAsia="Calibri" w:hAnsi="Calibri" w:cs="Calibri"/>
+              </w:rPr>
+              <w:t>}}</w:t>
+            </w:r>
+          </w:p>
+        </w:tc>
+      </w:tr>
+      <w:tr>
+        <w:trPr>
+          <w:trHeight w:val="279"/>
+        </w:trPr>
+        <w:tc>
+          <w:tcPr>
+            <w:tcW w:w="10593" w:type="dxa"/>
+            <w:gridSpan w:val="4"/>
+          </w:tcPr>
+          <w:p>
+            <w:pPr>
+              <w:spacing w:after="0" w:line="240" w:lineRule="auto"/>
+              <w:jc w:val="center"/>
+              <w:rPr>
+                <w:rFonts w:ascii="Calibri" w:eastAsia="Calibri" w:hAnsi="Calibri" w:cs="Calibri"/>
+              </w:rPr>
+            </w:pPr>
+            <w:r>
+              <w:rPr>
+                <w:rFonts w:ascii="Calibri" w:eastAsia="Calibri" w:hAnsi="Calibri" w:cs="Calibri"/>
+              </w:rPr>
+              <w:t xml:space="preserve">{%tr </w:t>
+            </w:r>
+            <w:proofErr w:type="spellStart"/>
+            <w:r>
+              <w:rPr>
+                <w:rFonts w:ascii="Calibri" w:eastAsia="Calibri" w:hAnsi="Calibri" w:cs="Calibri"/>
+              </w:rPr>
+              <w:t>endfor</w:t>
+            </w:r>
+            <w:proofErr w:type="spellEnd"/>
+            <w:r>
+              <w:rPr>
+                <w:rFonts w:ascii="Calibri" w:eastAsia="Calibri" w:hAnsi="Calibri" w:cs="Calibri"/>
+              </w:rPr>
+              <w:t xml:space="preserve"> %}</w:t>
+            </w:r>
+          </w:p>
+        </w:tc>
+      </w:tr>
+    </w:tbl>
     <w:p>
       <w:pPr>
         <w:widowControl w:val="0"/>
@@ -2849,7 +3675,25 @@
                 <w:b/>
                 <w:bCs/>
               </w:rPr>
-              <w:t>{%tr for item in table_toxins%}</w:t>
+              <w:t xml:space="preserve">{%tr for item in </w:t>
+            </w:r>
+            <w:proofErr w:type="spellStart"/>
+            <w:r>
+              <w:rPr>
+                <w:rFonts w:ascii="Calibri" w:eastAsia="Calibri" w:hAnsi="Calibri" w:cs="Calibri"/>
+                <w:b/>
+                <w:bCs/>
+              </w:rPr>
+              <w:t>table_toxins</w:t>
+            </w:r>
+            <w:proofErr w:type="spellEnd"/>
+            <w:r>
+              <w:rPr>
+                <w:rFonts w:ascii="Calibri" w:eastAsia="Calibri" w:hAnsi="Calibri" w:cs="Calibri"/>
+                <w:b/>
+                <w:bCs/>
+              </w:rPr>
+              <w:t>%}</w:t>
             </w:r>
           </w:p>
         </w:tc>
@@ -2870,13 +3714,29 @@
               <w:rPr>
                 <w:rFonts w:ascii="Calibri" w:eastAsia="Calibri" w:hAnsi="Calibri" w:cs="Calibri"/>
               </w:rPr>
-              <w:t>{{item</w:t>
+              <w:t>{{</w:t>
+            </w:r>
+            <w:proofErr w:type="spellStart"/>
+            <w:proofErr w:type="gramStart"/>
+            <w:r>
+              <w:rPr>
+                <w:rFonts w:ascii="Calibri" w:eastAsia="Calibri" w:hAnsi="Calibri" w:cs="Calibri"/>
+              </w:rPr>
+              <w:t>item</w:t>
             </w:r>
             <w:r>
               <w:rPr>
                 <w:rFonts w:ascii="Calibri" w:eastAsia="Calibri" w:hAnsi="Calibri" w:cs="Calibri"/>
               </w:rPr>
-              <w:t>.nome}}</w:t>
+              <w:t>.nome</w:t>
+            </w:r>
+            <w:proofErr w:type="spellEnd"/>
+            <w:proofErr w:type="gramEnd"/>
+            <w:r>
+              <w:rPr>
+                <w:rFonts w:ascii="Calibri" w:eastAsia="Calibri" w:hAnsi="Calibri" w:cs="Calibri"/>
+              </w:rPr>
+              <w:t>}}</w:t>
             </w:r>
           </w:p>
         </w:tc>
@@ -2895,8 +3755,18 @@
               <w:rPr>
                 <w:rFonts w:ascii="Calibri" w:eastAsia="Calibri" w:hAnsi="Calibri" w:cs="Calibri"/>
               </w:rPr>
-              <w:t>{{item.efeitos</w:t>
+              <w:t>{{</w:t>
             </w:r>
+            <w:proofErr w:type="spellStart"/>
+            <w:proofErr w:type="gramStart"/>
+            <w:r>
+              <w:rPr>
+                <w:rFonts w:ascii="Calibri" w:eastAsia="Calibri" w:hAnsi="Calibri" w:cs="Calibri"/>
+              </w:rPr>
+              <w:t>item.efeitos</w:t>
+            </w:r>
+            <w:proofErr w:type="spellEnd"/>
+            <w:proofErr w:type="gramEnd"/>
             <w:r>
               <w:rPr>
                 <w:rFonts w:ascii="Calibri" w:eastAsia="Calibri" w:hAnsi="Calibri" w:cs="Calibri"/>
@@ -2921,7 +3791,23 @@
               <w:rPr>
                 <w:rFonts w:ascii="Calibri" w:eastAsia="Calibri" w:hAnsi="Calibri" w:cs="Calibri"/>
               </w:rPr>
-              <w:t>{{item.D}}</w:t>
+              <w:t>{{</w:t>
+            </w:r>
+            <w:proofErr w:type="spellStart"/>
+            <w:proofErr w:type="gramStart"/>
+            <w:r>
+              <w:rPr>
+                <w:rFonts w:ascii="Calibri" w:eastAsia="Calibri" w:hAnsi="Calibri" w:cs="Calibri"/>
+              </w:rPr>
+              <w:t>item.D</w:t>
+            </w:r>
+            <w:proofErr w:type="spellEnd"/>
+            <w:proofErr w:type="gramEnd"/>
+            <w:r>
+              <w:rPr>
+                <w:rFonts w:ascii="Calibri" w:eastAsia="Calibri" w:hAnsi="Calibri" w:cs="Calibri"/>
+              </w:rPr>
+              <w:t>}}</w:t>
             </w:r>
           </w:p>
         </w:tc>
@@ -2943,7 +3829,21 @@
               <w:rPr>
                 <w:rFonts w:ascii="Calibri" w:eastAsia="Calibri" w:hAnsi="Calibri" w:cs="Calibri"/>
               </w:rPr>
-              <w:t>{%tr endfor %}</w:t>
+              <w:t xml:space="preserve">{%tr </w:t>
+            </w:r>
+            <w:proofErr w:type="spellStart"/>
+            <w:r>
+              <w:rPr>
+                <w:rFonts w:ascii="Calibri" w:eastAsia="Calibri" w:hAnsi="Calibri" w:cs="Calibri"/>
+              </w:rPr>
+              <w:t>endfor</w:t>
+            </w:r>
+            <w:proofErr w:type="spellEnd"/>
+            <w:r>
+              <w:rPr>
+                <w:rFonts w:ascii="Calibri" w:eastAsia="Calibri" w:hAnsi="Calibri" w:cs="Calibri"/>
+              </w:rPr>
+              <w:t xml:space="preserve"> %}</w:t>
             </w:r>
           </w:p>
         </w:tc>
@@ -3073,7 +3973,35 @@
               <w:rPr>
                 <w:rFonts w:ascii="Calibri" w:eastAsia="Calibri" w:hAnsi="Calibri" w:cs="Calibri"/>
               </w:rPr>
-              <w:t>{%tr for k, v in table_food.items()%}</w:t>
+              <w:t xml:space="preserve">{%tr for k, v in </w:t>
+            </w:r>
+            <w:proofErr w:type="spellStart"/>
+            <w:r>
+              <w:rPr>
+                <w:rFonts w:ascii="Calibri" w:eastAsia="Calibri" w:hAnsi="Calibri" w:cs="Calibri"/>
+              </w:rPr>
+              <w:t>table_</w:t>
+            </w:r>
+            <w:proofErr w:type="gramStart"/>
+            <w:r>
+              <w:rPr>
+                <w:rFonts w:ascii="Calibri" w:eastAsia="Calibri" w:hAnsi="Calibri" w:cs="Calibri"/>
+              </w:rPr>
+              <w:t>food.items</w:t>
+            </w:r>
+            <w:proofErr w:type="spellEnd"/>
+            <w:r>
+              <w:rPr>
+                <w:rFonts w:ascii="Calibri" w:eastAsia="Calibri" w:hAnsi="Calibri" w:cs="Calibri"/>
+              </w:rPr>
+              <w:t>()%</w:t>
+            </w:r>
+            <w:proofErr w:type="gramEnd"/>
+            <w:r>
+              <w:rPr>
+                <w:rFonts w:ascii="Calibri" w:eastAsia="Calibri" w:hAnsi="Calibri" w:cs="Calibri"/>
+              </w:rPr>
+              <w:t>}</w:t>
             </w:r>
           </w:p>
         </w:tc>
@@ -3175,7 +4103,14 @@
               <w:rPr>
                 <w:rFonts w:ascii="Calibri" w:eastAsia="Calibri" w:hAnsi="Calibri" w:cs="Calibri"/>
               </w:rPr>
-              <w:t xml:space="preserve"> end</w:t>
+              <w:t xml:space="preserve"> </w:t>
+            </w:r>
+            <w:proofErr w:type="spellStart"/>
+            <w:r>
+              <w:rPr>
+                <w:rFonts w:ascii="Calibri" w:eastAsia="Calibri" w:hAnsi="Calibri" w:cs="Calibri"/>
+              </w:rPr>
+              <w:t>end</w:t>
             </w:r>
             <w:r>
               <w:rPr>
@@ -3187,7 +4122,14 @@
               <w:rPr>
                 <w:rFonts w:ascii="Calibri" w:eastAsia="Calibri" w:hAnsi="Calibri" w:cs="Calibri"/>
               </w:rPr>
-              <w:t>or %}</w:t>
+              <w:t>or</w:t>
+            </w:r>
+            <w:proofErr w:type="spellEnd"/>
+            <w:r>
+              <w:rPr>
+                <w:rFonts w:ascii="Calibri" w:eastAsia="Calibri" w:hAnsi="Calibri" w:cs="Calibri"/>
+              </w:rPr>
+              <w:t xml:space="preserve"> %}</w:t>
             </w:r>
           </w:p>
         </w:tc>
@@ -3197,7 +4139,6 @@
       <w:pPr>
         <w:widowControl w:val="0"/>
         <w:spacing w:after="0"/>
-        <w:jc w:val="center"/>
         <w:rPr>
           <w:rFonts w:ascii="Calibri" w:eastAsia="Calibri" w:hAnsi="Calibri" w:cs="Calibri"/>
           <w:sz w:val="12"/>
@@ -3210,6 +4151,60 @@
           <w:pgNumType w:start="1"/>
           <w:cols w:space="720"/>
         </w:sectPr>
+      </w:pPr>
+    </w:p>
+    <w:p>
+      <w:pPr>
+        <w:widowControl w:val="0"/>
+        <w:pBdr>
+          <w:top w:val="nil"/>
+          <w:left w:val="nil"/>
+          <w:bottom w:val="nil"/>
+          <w:right w:val="nil"/>
+          <w:between w:val="nil"/>
+        </w:pBdr>
+        <w:spacing w:after="0"/>
+        <w:rPr>
+          <w:rFonts w:ascii="Calibri" w:eastAsia="Calibri" w:hAnsi="Calibri" w:cs="Calibri"/>
+          <w:sz w:val="4"/>
+          <w:szCs w:val="4"/>
+        </w:rPr>
+      </w:pPr>
+    </w:p>
+    <w:p>
+      <w:pPr>
+        <w:widowControl w:val="0"/>
+        <w:pBdr>
+          <w:top w:val="nil"/>
+          <w:left w:val="nil"/>
+          <w:bottom w:val="nil"/>
+          <w:right w:val="nil"/>
+          <w:between w:val="nil"/>
+        </w:pBdr>
+        <w:spacing w:after="0"/>
+        <w:rPr>
+          <w:rFonts w:ascii="Calibri" w:eastAsia="Calibri" w:hAnsi="Calibri" w:cs="Calibri"/>
+          <w:sz w:val="4"/>
+          <w:szCs w:val="4"/>
+        </w:rPr>
+      </w:pPr>
+    </w:p>
+    <w:p>
+      <w:pPr>
+        <w:widowControl w:val="0"/>
+        <w:pBdr>
+          <w:top w:val="nil"/>
+          <w:left w:val="nil"/>
+          <w:bottom w:val="nil"/>
+          <w:right w:val="nil"/>
+          <w:between w:val="nil"/>
+        </w:pBdr>
+        <w:spacing w:after="0"/>
+        <w:rPr>
+          <w:rFonts w:ascii="Calibri" w:eastAsia="Calibri" w:hAnsi="Calibri" w:cs="Calibri"/>
+          <w:sz w:val="4"/>
+          <w:szCs w:val="4"/>
+        </w:rPr>
       </w:pPr>
     </w:p>
     <w:p>
@@ -3300,7 +4295,21 @@
                 <w:rFonts w:ascii="Calibri" w:eastAsia="Calibri" w:hAnsi="Calibri" w:cs="Calibri"/>
                 <w:lang w:val="pt-BR"/>
               </w:rPr>
-              <w:t>Açúcar, adoçantes, leite de vaca, creme de leite, queijo do tipo frescal, alimentos ultraprocessados, salgadinhos, embutidos, frituras, corantes artificiais, espinafre, óleos vegetais (com exceção de azeite de oliva e óleo de coco), farinhas refinadas, sal refinado (trocar por sal marinho).</w:t>
+              <w:t>Açúcar, adoçantes, leite de vaca, creme de leite, queijo do tipo frescal, alimentos ultraprocessados, salgadinhos, embutidos, frituras, corantes artificiais, espinafre,</w:t>
+            </w:r>
+            <w:r>
+              <w:rPr>
+                <w:rFonts w:ascii="Calibri" w:eastAsia="Calibri" w:hAnsi="Calibri" w:cs="Calibri"/>
+                <w:lang w:val="pt-BR"/>
+              </w:rPr>
+              <w:t xml:space="preserve"> bebidas destiladas,</w:t>
+            </w:r>
+            <w:r>
+              <w:rPr>
+                <w:rFonts w:ascii="Calibri" w:eastAsia="Calibri" w:hAnsi="Calibri" w:cs="Calibri"/>
+                <w:lang w:val="pt-BR"/>
+              </w:rPr>
+              <w:t xml:space="preserve"> óleos vegetais (com exceção de azeite de oliva e óleo de coco), farinhas refinadas, sal refinado (trocar por sal marinho).</w:t>
             </w:r>
           </w:p>
         </w:tc>
@@ -3491,7 +4500,21 @@
               <w:rPr>
                 <w:rFonts w:ascii="Calibri" w:eastAsia="Calibri" w:hAnsi="Calibri" w:cs="Calibri"/>
               </w:rPr>
-              <w:t>{%tr for item in table_crystals%}</w:t>
+              <w:t xml:space="preserve">{%tr for item in </w:t>
+            </w:r>
+            <w:proofErr w:type="spellStart"/>
+            <w:r>
+              <w:rPr>
+                <w:rFonts w:ascii="Calibri" w:eastAsia="Calibri" w:hAnsi="Calibri" w:cs="Calibri"/>
+              </w:rPr>
+              <w:t>table_crystals</w:t>
+            </w:r>
+            <w:proofErr w:type="spellEnd"/>
+            <w:r>
+              <w:rPr>
+                <w:rFonts w:ascii="Calibri" w:eastAsia="Calibri" w:hAnsi="Calibri" w:cs="Calibri"/>
+              </w:rPr>
+              <w:t>%}</w:t>
             </w:r>
           </w:p>
         </w:tc>
@@ -3517,7 +4540,23 @@
               <w:rPr>
                 <w:rFonts w:ascii="Calibri" w:eastAsia="Calibri" w:hAnsi="Calibri" w:cs="Calibri"/>
               </w:rPr>
-              <w:t>{{item.cristal}}</w:t>
+              <w:t>{{</w:t>
+            </w:r>
+            <w:proofErr w:type="spellStart"/>
+            <w:proofErr w:type="gramStart"/>
+            <w:r>
+              <w:rPr>
+                <w:rFonts w:ascii="Calibri" w:eastAsia="Calibri" w:hAnsi="Calibri" w:cs="Calibri"/>
+              </w:rPr>
+              <w:t>item.cristal</w:t>
+            </w:r>
+            <w:proofErr w:type="spellEnd"/>
+            <w:proofErr w:type="gramEnd"/>
+            <w:r>
+              <w:rPr>
+                <w:rFonts w:ascii="Calibri" w:eastAsia="Calibri" w:hAnsi="Calibri" w:cs="Calibri"/>
+              </w:rPr>
+              <w:t>}}</w:t>
             </w:r>
           </w:p>
         </w:tc>
@@ -3543,7 +4582,32 @@
                 <w:rFonts w:ascii="Calibri" w:eastAsia="Calibri" w:hAnsi="Calibri" w:cs="Calibri"/>
                 <w:lang w:val="pt-BR"/>
               </w:rPr>
-              <w:t>{{item.beneficios_fisicos}}</w:t>
+              <w:t>{{</w:t>
+            </w:r>
+            <w:proofErr w:type="spellStart"/>
+            <w:proofErr w:type="gramStart"/>
+            <w:r>
+              <w:rPr>
+                <w:rFonts w:ascii="Calibri" w:eastAsia="Calibri" w:hAnsi="Calibri" w:cs="Calibri"/>
+                <w:lang w:val="pt-BR"/>
+              </w:rPr>
+              <w:t>item.beneficios</w:t>
+            </w:r>
+            <w:proofErr w:type="gramEnd"/>
+            <w:r>
+              <w:rPr>
+                <w:rFonts w:ascii="Calibri" w:eastAsia="Calibri" w:hAnsi="Calibri" w:cs="Calibri"/>
+                <w:lang w:val="pt-BR"/>
+              </w:rPr>
+              <w:t>_fisicos</w:t>
+            </w:r>
+            <w:proofErr w:type="spellEnd"/>
+            <w:r>
+              <w:rPr>
+                <w:rFonts w:ascii="Calibri" w:eastAsia="Calibri" w:hAnsi="Calibri" w:cs="Calibri"/>
+                <w:lang w:val="pt-BR"/>
+              </w:rPr>
+              <w:t>}}</w:t>
             </w:r>
           </w:p>
         </w:tc>
@@ -3569,7 +4633,32 @@
                 <w:rFonts w:ascii="Calibri" w:eastAsia="Calibri" w:hAnsi="Calibri" w:cs="Calibri"/>
                 <w:lang w:val="pt-BR"/>
               </w:rPr>
-              <w:t>{{item.beneficios_emocionais}}</w:t>
+              <w:t>{{</w:t>
+            </w:r>
+            <w:proofErr w:type="spellStart"/>
+            <w:proofErr w:type="gramStart"/>
+            <w:r>
+              <w:rPr>
+                <w:rFonts w:ascii="Calibri" w:eastAsia="Calibri" w:hAnsi="Calibri" w:cs="Calibri"/>
+                <w:lang w:val="pt-BR"/>
+              </w:rPr>
+              <w:t>item.beneficios</w:t>
+            </w:r>
+            <w:proofErr w:type="gramEnd"/>
+            <w:r>
+              <w:rPr>
+                <w:rFonts w:ascii="Calibri" w:eastAsia="Calibri" w:hAnsi="Calibri" w:cs="Calibri"/>
+                <w:lang w:val="pt-BR"/>
+              </w:rPr>
+              <w:t>_emocionais</w:t>
+            </w:r>
+            <w:proofErr w:type="spellEnd"/>
+            <w:r>
+              <w:rPr>
+                <w:rFonts w:ascii="Calibri" w:eastAsia="Calibri" w:hAnsi="Calibri" w:cs="Calibri"/>
+                <w:lang w:val="pt-BR"/>
+              </w:rPr>
+              <w:t>}}</w:t>
             </w:r>
           </w:p>
         </w:tc>
@@ -3594,7 +4683,23 @@
               <w:rPr>
                 <w:rFonts w:ascii="Calibri" w:eastAsia="Calibri" w:hAnsi="Calibri" w:cs="Calibri"/>
               </w:rPr>
-              <w:t>{{item.D}}</w:t>
+              <w:t>{{</w:t>
+            </w:r>
+            <w:proofErr w:type="spellStart"/>
+            <w:proofErr w:type="gramStart"/>
+            <w:r>
+              <w:rPr>
+                <w:rFonts w:ascii="Calibri" w:eastAsia="Calibri" w:hAnsi="Calibri" w:cs="Calibri"/>
+              </w:rPr>
+              <w:t>item.D</w:t>
+            </w:r>
+            <w:proofErr w:type="spellEnd"/>
+            <w:proofErr w:type="gramEnd"/>
+            <w:r>
+              <w:rPr>
+                <w:rFonts w:ascii="Calibri" w:eastAsia="Calibri" w:hAnsi="Calibri" w:cs="Calibri"/>
+              </w:rPr>
+              <w:t>}}</w:t>
             </w:r>
           </w:p>
         </w:tc>
@@ -3621,7 +4726,21 @@
               <w:rPr>
                 <w:rFonts w:ascii="Calibri" w:eastAsia="Calibri" w:hAnsi="Calibri" w:cs="Calibri"/>
               </w:rPr>
-              <w:t>{%tr endfor%}</w:t>
+              <w:t xml:space="preserve">{%tr </w:t>
+            </w:r>
+            <w:proofErr w:type="spellStart"/>
+            <w:r>
+              <w:rPr>
+                <w:rFonts w:ascii="Calibri" w:eastAsia="Calibri" w:hAnsi="Calibri" w:cs="Calibri"/>
+              </w:rPr>
+              <w:t>endfor</w:t>
+            </w:r>
+            <w:proofErr w:type="spellEnd"/>
+            <w:r>
+              <w:rPr>
+                <w:rFonts w:ascii="Calibri" w:eastAsia="Calibri" w:hAnsi="Calibri" w:cs="Calibri"/>
+              </w:rPr>
+              <w:t>%}</w:t>
             </w:r>
           </w:p>
         </w:tc>
@@ -3681,7 +4800,16 @@
           <w:bCs/>
           <w:lang w:val="pt-BR"/>
         </w:rPr>
-        <w:t>: 25/11/2025</w:t>
+        <w:t xml:space="preserve">: </w:t>
+      </w:r>
+      <w:r>
+        <w:rPr>
+          <w:rFonts w:ascii="Calibri" w:eastAsia="Calibri" w:hAnsi="Calibri" w:cs="Calibri"/>
+          <w:b/>
+          <w:bCs/>
+          <w:lang w:val="pt-BR"/>
+        </w:rPr>
+        <w:t>{{date}}</w:t>
       </w:r>
       <w:r>
         <w:rPr>
@@ -3697,6 +4825,7 @@
         </w:rPr>
         <w:br/>
       </w:r>
+      <w:proofErr w:type="spellStart"/>
       <w:r>
         <w:rPr>
           <w:rFonts w:ascii="Calibri" w:eastAsia="Calibri" w:hAnsi="Calibri" w:cs="Calibri"/>
@@ -3704,7 +4833,17 @@
           <w:bCs/>
           <w:lang w:val="pt-BR"/>
         </w:rPr>
-        <w:t>Bienestar - Terapias Biofísicas</w:t>
+        <w:t>Bienestar</w:t>
+      </w:r>
+      <w:proofErr w:type="spellEnd"/>
+      <w:r>
+        <w:rPr>
+          <w:rFonts w:ascii="Calibri" w:eastAsia="Calibri" w:hAnsi="Calibri" w:cs="Calibri"/>
+          <w:b/>
+          <w:bCs/>
+          <w:lang w:val="pt-BR"/>
+        </w:rPr>
+        <w:t xml:space="preserve"> - Terapias Biofísicas</w:t>
       </w:r>
       <w:r>
         <w:rPr>
@@ -3728,7 +4867,23 @@
           <w:lang w:val="pt-BR"/>
         </w:rPr>
         <w:br/>
-        <w:t>Email: bienestarsantos@gmail.com | Instagram: @bienestarsantos  -    WhatsApp: (13) 99147-4404</w:t>
+        <w:t>Email: bienestarsantos@gmail.com | Instagram: @</w:t>
+      </w:r>
+      <w:proofErr w:type="gramStart"/>
+      <w:r>
+        <w:rPr>
+          <w:rFonts w:ascii="Calibri" w:eastAsia="Calibri" w:hAnsi="Calibri" w:cs="Calibri"/>
+          <w:lang w:val="pt-BR"/>
+        </w:rPr>
+        <w:t>bienestarsantos  -</w:t>
+      </w:r>
+      <w:proofErr w:type="gramEnd"/>
+      <w:r>
+        <w:rPr>
+          <w:rFonts w:ascii="Calibri" w:eastAsia="Calibri" w:hAnsi="Calibri" w:cs="Calibri"/>
+          <w:lang w:val="pt-BR"/>
+        </w:rPr>
+        <w:t xml:space="preserve">    WhatsApp: (13) 99147-4404</w:t>
       </w:r>
     </w:p>
     <w:sectPr>
@@ -4035,6 +5190,244 @@
     </w:lvl>
   </w:abstractNum>
   <w:abstractNum w:abstractNumId="1" w15:restartNumberingAfterBreak="0">
+    <w:nsid w:val="277164F2"/>
+    <w:multiLevelType w:val="hybridMultilevel"/>
+    <w:tmpl w:val="F1DC35C6"/>
+    <w:lvl w:ilvl="0" w:tplc="0416000F">
+      <w:start w:val="1"/>
+      <w:numFmt w:val="decimal"/>
+      <w:lvlText w:val="%1."/>
+      <w:lvlJc w:val="left"/>
+      <w:pPr>
+        <w:ind w:left="360" w:hanging="360"/>
+      </w:pPr>
+      <w:rPr>
+        <w:rFonts w:hint="default"/>
+      </w:rPr>
+    </w:lvl>
+    <w:lvl w:ilvl="1" w:tplc="04160019" w:tentative="1">
+      <w:start w:val="1"/>
+      <w:numFmt w:val="lowerLetter"/>
+      <w:lvlText w:val="%2."/>
+      <w:lvlJc w:val="left"/>
+      <w:pPr>
+        <w:ind w:left="1080" w:hanging="360"/>
+      </w:pPr>
+    </w:lvl>
+    <w:lvl w:ilvl="2" w:tplc="0416001B" w:tentative="1">
+      <w:start w:val="1"/>
+      <w:numFmt w:val="lowerRoman"/>
+      <w:lvlText w:val="%3."/>
+      <w:lvlJc w:val="right"/>
+      <w:pPr>
+        <w:ind w:left="1800" w:hanging="180"/>
+      </w:pPr>
+    </w:lvl>
+    <w:lvl w:ilvl="3" w:tplc="0416000F" w:tentative="1">
+      <w:start w:val="1"/>
+      <w:numFmt w:val="decimal"/>
+      <w:lvlText w:val="%4."/>
+      <w:lvlJc w:val="left"/>
+      <w:pPr>
+        <w:ind w:left="2520" w:hanging="360"/>
+      </w:pPr>
+    </w:lvl>
+    <w:lvl w:ilvl="4" w:tplc="04160019" w:tentative="1">
+      <w:start w:val="1"/>
+      <w:numFmt w:val="lowerLetter"/>
+      <w:lvlText w:val="%5."/>
+      <w:lvlJc w:val="left"/>
+      <w:pPr>
+        <w:ind w:left="3240" w:hanging="360"/>
+      </w:pPr>
+    </w:lvl>
+    <w:lvl w:ilvl="5" w:tplc="0416001B" w:tentative="1">
+      <w:start w:val="1"/>
+      <w:numFmt w:val="lowerRoman"/>
+      <w:lvlText w:val="%6."/>
+      <w:lvlJc w:val="right"/>
+      <w:pPr>
+        <w:ind w:left="3960" w:hanging="180"/>
+      </w:pPr>
+    </w:lvl>
+    <w:lvl w:ilvl="6" w:tplc="0416000F" w:tentative="1">
+      <w:start w:val="1"/>
+      <w:numFmt w:val="decimal"/>
+      <w:lvlText w:val="%7."/>
+      <w:lvlJc w:val="left"/>
+      <w:pPr>
+        <w:ind w:left="4680" w:hanging="360"/>
+      </w:pPr>
+    </w:lvl>
+    <w:lvl w:ilvl="7" w:tplc="04160019" w:tentative="1">
+      <w:start w:val="1"/>
+      <w:numFmt w:val="lowerLetter"/>
+      <w:lvlText w:val="%8."/>
+      <w:lvlJc w:val="left"/>
+      <w:pPr>
+        <w:ind w:left="5400" w:hanging="360"/>
+      </w:pPr>
+    </w:lvl>
+    <w:lvl w:ilvl="8" w:tplc="0416001B" w:tentative="1">
+      <w:start w:val="1"/>
+      <w:numFmt w:val="lowerRoman"/>
+      <w:lvlText w:val="%9."/>
+      <w:lvlJc w:val="right"/>
+      <w:pPr>
+        <w:ind w:left="6120" w:hanging="180"/>
+      </w:pPr>
+    </w:lvl>
+  </w:abstractNum>
+  <w:abstractNum w:abstractNumId="2" w15:restartNumberingAfterBreak="0">
+    <w:nsid w:val="44C46135"/>
+    <w:multiLevelType w:val="multilevel"/>
+    <w:tmpl w:val="E48A190A"/>
+    <w:lvl w:ilvl="0">
+      <w:start w:val="1"/>
+      <w:numFmt w:val="bullet"/>
+      <w:lvlText w:val=""/>
+      <w:lvlJc w:val="left"/>
+      <w:pPr>
+        <w:tabs>
+          <w:tab w:val="num" w:pos="720"/>
+        </w:tabs>
+        <w:ind w:left="720" w:hanging="360"/>
+      </w:pPr>
+      <w:rPr>
+        <w:rFonts w:ascii="Symbol" w:hAnsi="Symbol" w:hint="default"/>
+        <w:sz w:val="20"/>
+      </w:rPr>
+    </w:lvl>
+    <w:lvl w:ilvl="1" w:tentative="1">
+      <w:start w:val="1"/>
+      <w:numFmt w:val="bullet"/>
+      <w:lvlText w:val="o"/>
+      <w:lvlJc w:val="left"/>
+      <w:pPr>
+        <w:tabs>
+          <w:tab w:val="num" w:pos="1440"/>
+        </w:tabs>
+        <w:ind w:left="1440" w:hanging="360"/>
+      </w:pPr>
+      <w:rPr>
+        <w:rFonts w:ascii="Courier New" w:hAnsi="Courier New" w:hint="default"/>
+        <w:sz w:val="20"/>
+      </w:rPr>
+    </w:lvl>
+    <w:lvl w:ilvl="2" w:tentative="1">
+      <w:start w:val="1"/>
+      <w:numFmt w:val="bullet"/>
+      <w:lvlText w:val=""/>
+      <w:lvlJc w:val="left"/>
+      <w:pPr>
+        <w:tabs>
+          <w:tab w:val="num" w:pos="2160"/>
+        </w:tabs>
+        <w:ind w:left="2160" w:hanging="360"/>
+      </w:pPr>
+      <w:rPr>
+        <w:rFonts w:ascii="Wingdings" w:hAnsi="Wingdings" w:hint="default"/>
+        <w:sz w:val="20"/>
+      </w:rPr>
+    </w:lvl>
+    <w:lvl w:ilvl="3" w:tentative="1">
+      <w:start w:val="1"/>
+      <w:numFmt w:val="bullet"/>
+      <w:lvlText w:val=""/>
+      <w:lvlJc w:val="left"/>
+      <w:pPr>
+        <w:tabs>
+          <w:tab w:val="num" w:pos="2880"/>
+        </w:tabs>
+        <w:ind w:left="2880" w:hanging="360"/>
+      </w:pPr>
+      <w:rPr>
+        <w:rFonts w:ascii="Wingdings" w:hAnsi="Wingdings" w:hint="default"/>
+        <w:sz w:val="20"/>
+      </w:rPr>
+    </w:lvl>
+    <w:lvl w:ilvl="4" w:tentative="1">
+      <w:start w:val="1"/>
+      <w:numFmt w:val="bullet"/>
+      <w:lvlText w:val=""/>
+      <w:lvlJc w:val="left"/>
+      <w:pPr>
+        <w:tabs>
+          <w:tab w:val="num" w:pos="3600"/>
+        </w:tabs>
+        <w:ind w:left="3600" w:hanging="360"/>
+      </w:pPr>
+      <w:rPr>
+        <w:rFonts w:ascii="Wingdings" w:hAnsi="Wingdings" w:hint="default"/>
+        <w:sz w:val="20"/>
+      </w:rPr>
+    </w:lvl>
+    <w:lvl w:ilvl="5" w:tentative="1">
+      <w:start w:val="1"/>
+      <w:numFmt w:val="bullet"/>
+      <w:lvlText w:val=""/>
+      <w:lvlJc w:val="left"/>
+      <w:pPr>
+        <w:tabs>
+          <w:tab w:val="num" w:pos="4320"/>
+        </w:tabs>
+        <w:ind w:left="4320" w:hanging="360"/>
+      </w:pPr>
+      <w:rPr>
+        <w:rFonts w:ascii="Wingdings" w:hAnsi="Wingdings" w:hint="default"/>
+        <w:sz w:val="20"/>
+      </w:rPr>
+    </w:lvl>
+    <w:lvl w:ilvl="6" w:tentative="1">
+      <w:start w:val="1"/>
+      <w:numFmt w:val="bullet"/>
+      <w:lvlText w:val=""/>
+      <w:lvlJc w:val="left"/>
+      <w:pPr>
+        <w:tabs>
+          <w:tab w:val="num" w:pos="5040"/>
+        </w:tabs>
+        <w:ind w:left="5040" w:hanging="360"/>
+      </w:pPr>
+      <w:rPr>
+        <w:rFonts w:ascii="Wingdings" w:hAnsi="Wingdings" w:hint="default"/>
+        <w:sz w:val="20"/>
+      </w:rPr>
+    </w:lvl>
+    <w:lvl w:ilvl="7" w:tentative="1">
+      <w:start w:val="1"/>
+      <w:numFmt w:val="bullet"/>
+      <w:lvlText w:val=""/>
+      <w:lvlJc w:val="left"/>
+      <w:pPr>
+        <w:tabs>
+          <w:tab w:val="num" w:pos="5760"/>
+        </w:tabs>
+        <w:ind w:left="5760" w:hanging="360"/>
+      </w:pPr>
+      <w:rPr>
+        <w:rFonts w:ascii="Wingdings" w:hAnsi="Wingdings" w:hint="default"/>
+        <w:sz w:val="20"/>
+      </w:rPr>
+    </w:lvl>
+    <w:lvl w:ilvl="8" w:tentative="1">
+      <w:start w:val="1"/>
+      <w:numFmt w:val="bullet"/>
+      <w:lvlText w:val=""/>
+      <w:lvlJc w:val="left"/>
+      <w:pPr>
+        <w:tabs>
+          <w:tab w:val="num" w:pos="6480"/>
+        </w:tabs>
+        <w:ind w:left="6480" w:hanging="360"/>
+      </w:pPr>
+      <w:rPr>
+        <w:rFonts w:ascii="Wingdings" w:hAnsi="Wingdings" w:hint="default"/>
+        <w:sz w:val="20"/>
+      </w:rPr>
+    </w:lvl>
+  </w:abstractNum>
+  <w:abstractNum w:abstractNumId="3" w15:restartNumberingAfterBreak="0">
     <w:nsid w:val="7EAE3B7E"/>
     <w:multiLevelType w:val="multilevel"/>
     <w:tmpl w:val="24FE91DC"/>
@@ -4125,10 +5518,16 @@
     </w:lvl>
   </w:abstractNum>
   <w:num w:numId="1" w16cid:durableId="783691717">
-    <w:abstractNumId w:val="1"/>
+    <w:abstractNumId w:val="3"/>
   </w:num>
   <w:num w:numId="2" w16cid:durableId="1982074806">
     <w:abstractNumId w:val="0"/>
+  </w:num>
+  <w:num w:numId="3" w16cid:durableId="1331131189">
+    <w:abstractNumId w:val="1"/>
+  </w:num>
+  <w:num w:numId="4" w16cid:durableId="1972395637">
+    <w:abstractNumId w:val="2"/>
   </w:num>
 </w:numbering>
 </file>

--- a/src/assets/report/template_relatorio.docx
+++ b/src/assets/report/template_relatorio.docx
@@ -173,7 +173,16 @@
           <w:bCs/>
           <w:lang w:val="pt-BR"/>
         </w:rPr>
-        <w:t xml:space="preserve"> ANÁLISE BIOENERGÉTICA E BIORRESSONÂNCIA</w:t>
+        <w:t xml:space="preserve"> </w:t>
+      </w:r>
+      <w:r>
+        <w:rPr>
+          <w:rFonts w:ascii="Calibri" w:eastAsia="Calibri" w:hAnsi="Calibri" w:cs="Calibri"/>
+          <w:b/>
+          <w:bCs/>
+          <w:lang w:val="pt-BR"/>
+        </w:rPr>
+        <w:t>1. ANÁLISE DE BIORRESSONÂNCIA</w:t>
       </w:r>
     </w:p>
     <w:p>
@@ -188,97 +197,14 @@
           <w:rFonts w:ascii="Calibri" w:eastAsia="Calibri" w:hAnsi="Calibri" w:cs="Calibri"/>
           <w:lang w:val="pt-BR"/>
         </w:rPr>
-        <w:t xml:space="preserve">A análise de </w:t>
-      </w:r>
-      <w:proofErr w:type="spellStart"/>
-      <w:r>
-        <w:rPr>
-          <w:rFonts w:ascii="Calibri" w:eastAsia="Calibri" w:hAnsi="Calibri" w:cs="Calibri"/>
-          <w:lang w:val="pt-BR"/>
-        </w:rPr>
-        <w:t>biorressonância</w:t>
-      </w:r>
-      <w:proofErr w:type="spellEnd"/>
-      <w:r>
-        <w:rPr>
-          <w:rFonts w:ascii="Calibri" w:eastAsia="Calibri" w:hAnsi="Calibri" w:cs="Calibri"/>
-          <w:lang w:val="pt-BR"/>
-        </w:rPr>
-        <w:t xml:space="preserve"> (por sistemas como </w:t>
-      </w:r>
-      <w:proofErr w:type="spellStart"/>
-      <w:r>
-        <w:rPr>
-          <w:rFonts w:ascii="Calibri" w:eastAsia="Calibri" w:hAnsi="Calibri" w:cs="Calibri"/>
-          <w:lang w:val="pt-BR"/>
-        </w:rPr>
-        <w:t>Prosync</w:t>
-      </w:r>
-      <w:proofErr w:type="spellEnd"/>
-      <w:r>
-        <w:rPr>
-          <w:rFonts w:ascii="Calibri" w:eastAsia="Calibri" w:hAnsi="Calibri" w:cs="Calibri"/>
-          <w:lang w:val="pt-BR"/>
-        </w:rPr>
-        <w:t>, Oberon ou Meta Hunter) não substitui o diagnóstico clínico. Seu propósito é identificar e medir padrões de frequência vibracional emitidos por tecidos e órgãos do corpo, comparando-os com assinaturas de frequência consideradas ideais.</w:t>
+        <w:t xml:space="preserve">A biorressonância é uma avaliação funcional e complementar que observa padrões de resposta do organismo a diferentes estímulos. Ela não substitui diagnósticos médicos, mas auxilia na identificação de tendências de sobrecarga ou equilíbrio no funcionamento do corpo. </w:t>
       </w:r>
     </w:p>
     <w:p>
       <w:pPr>
-        <w:numPr>
-          <w:ilvl w:val="0"/>
-          <w:numId w:val="4"/>
-        </w:numPr>
-        <w:rPr>
-          <w:rFonts w:ascii="Calibri" w:eastAsia="Calibri" w:hAnsi="Calibri" w:cs="Calibri"/>
-          <w:lang w:val="pt-BR"/>
-        </w:rPr>
-      </w:pPr>
-      <w:r>
-        <w:rPr>
-          <w:rFonts w:ascii="Calibri" w:eastAsia="Calibri" w:hAnsi="Calibri" w:cs="Calibri"/>
-          <w:lang w:val="pt-BR"/>
-        </w:rPr>
-        <w:t xml:space="preserve">Princípio Básico: Cada célula, estrutura e microrganismo vibra dentro de uma faixa de frequência específica. O sistema de </w:t>
-      </w:r>
-      <w:proofErr w:type="spellStart"/>
-      <w:r>
-        <w:rPr>
-          <w:rFonts w:ascii="Calibri" w:eastAsia="Calibri" w:hAnsi="Calibri" w:cs="Calibri"/>
-          <w:lang w:val="pt-BR"/>
-        </w:rPr>
-        <w:t>biorressonância</w:t>
-      </w:r>
-      <w:proofErr w:type="spellEnd"/>
-      <w:r>
-        <w:rPr>
-          <w:rFonts w:ascii="Calibri" w:eastAsia="Calibri" w:hAnsi="Calibri" w:cs="Calibri"/>
-          <w:lang w:val="pt-BR"/>
-        </w:rPr>
-        <w:t xml:space="preserve"> compara a frequência medida no paciente com faixas de referência estabelecidas por pesquisa biofísica.</w:t>
-      </w:r>
-    </w:p>
-    <w:p>
-      <w:pPr>
-        <w:numPr>
-          <w:ilvl w:val="0"/>
-          <w:numId w:val="4"/>
-        </w:numPr>
-        <w:rPr>
-          <w:rFonts w:ascii="Calibri" w:eastAsia="Calibri" w:hAnsi="Calibri" w:cs="Calibri"/>
-          <w:lang w:val="pt-BR"/>
-        </w:rPr>
-      </w:pPr>
-      <w:r>
-        <w:rPr>
-          <w:rFonts w:ascii="Calibri" w:eastAsia="Calibri" w:hAnsi="Calibri" w:cs="Calibri"/>
-          <w:lang w:val="pt-BR"/>
-        </w:rPr>
-        <w:t>Detecção de Desvios: A incongruência entre a frequência ideal e a frequência detectada é registrada como um "desvio". Esse desvio é frequentemente interpretado como um indicativo de estresse celular, resposta inflamatória e/ou presença de agentes biológicos.</w:t>
-      </w:r>
-    </w:p>
-    <w:p>
-      <w:pPr>
+        <w:tabs>
+          <w:tab w:val="left" w:pos="3165"/>
+        </w:tabs>
         <w:rPr>
           <w:rFonts w:ascii="Calibri" w:eastAsia="Calibri" w:hAnsi="Calibri" w:cs="Calibri"/>
           <w:b/>
@@ -293,69 +219,16 @@
           <w:bCs/>
           <w:lang w:val="pt-BR"/>
         </w:rPr>
-        <w:t xml:space="preserve">2. </w:t>
-      </w:r>
-      <w:r>
-        <w:rPr>
-          <w:rFonts w:ascii="Calibri" w:eastAsia="Calibri" w:hAnsi="Calibri" w:cs="Calibri"/>
-          <w:b/>
-          <w:bCs/>
-          <w:lang w:val="pt-BR"/>
-        </w:rPr>
-        <w:t>CATEGORIAS DA ANÁLISE</w:t>
+        <w:t>2. CATEGORIAS DA ANÁLISE</w:t>
       </w:r>
     </w:p>
     <w:p>
       <w:pPr>
+        <w:tabs>
+          <w:tab w:val="left" w:pos="3165"/>
+        </w:tabs>
         <w:rPr>
           <w:rFonts w:ascii="Calibri" w:eastAsia="Calibri" w:hAnsi="Calibri" w:cs="Calibri"/>
-          <w:lang w:val="pt-BR"/>
-        </w:rPr>
-      </w:pPr>
-      <w:r>
-        <w:rPr>
-          <w:rFonts w:ascii="Calibri" w:eastAsia="Calibri" w:hAnsi="Calibri" w:cs="Calibri"/>
-          <w:lang w:val="pt-BR"/>
-        </w:rPr>
-        <w:t xml:space="preserve">A análise de </w:t>
-      </w:r>
-      <w:proofErr w:type="spellStart"/>
-      <w:r>
-        <w:rPr>
-          <w:rFonts w:ascii="Calibri" w:eastAsia="Calibri" w:hAnsi="Calibri" w:cs="Calibri"/>
-          <w:lang w:val="pt-BR"/>
-        </w:rPr>
-        <w:t>biorress</w:t>
-      </w:r>
-      <w:r>
-        <w:rPr>
-          <w:rFonts w:ascii="Calibri" w:eastAsia="Calibri" w:hAnsi="Calibri" w:cs="Calibri"/>
-          <w:lang w:val="pt-BR"/>
-        </w:rPr>
-        <w:t>onâ</w:t>
-      </w:r>
-      <w:r>
-        <w:rPr>
-          <w:rFonts w:ascii="Calibri" w:eastAsia="Calibri" w:hAnsi="Calibri" w:cs="Calibri"/>
-          <w:lang w:val="pt-BR"/>
-        </w:rPr>
-        <w:t>ncia</w:t>
-      </w:r>
-      <w:proofErr w:type="spellEnd"/>
-      <w:r>
-        <w:rPr>
-          <w:rFonts w:ascii="Calibri" w:eastAsia="Calibri" w:hAnsi="Calibri" w:cs="Calibri"/>
-          <w:lang w:val="pt-BR"/>
-        </w:rPr>
-        <w:t xml:space="preserve"> pode ser categorizada em diferentes seções para avaliar o impacto dos fatores que interferem no equilíbrio orgânico e energético do indivíduo.</w:t>
-      </w:r>
-    </w:p>
-    <w:p>
-      <w:pPr>
-        <w:rPr>
-          <w:rFonts w:ascii="Calibri" w:eastAsia="Calibri" w:hAnsi="Calibri" w:cs="Calibri"/>
-          <w:b/>
-          <w:bCs/>
           <w:lang w:val="pt-BR"/>
         </w:rPr>
       </w:pPr>
@@ -366,48 +239,23 @@
           <w:bCs/>
           <w:lang w:val="pt-BR"/>
         </w:rPr>
-        <w:t>2.1. Microrganismos</w:t>
+        <w:t xml:space="preserve">2.1. Patologias </w:t>
+      </w:r>
+      <w:r>
+        <w:rPr>
+          <w:rFonts w:ascii="Calibri" w:eastAsia="Calibri" w:hAnsi="Calibri" w:cs="Calibri"/>
+          <w:lang w:val="pt-BR"/>
+        </w:rPr>
+        <w:t>– identifica possíveis patologias ativas ou em potência ao localizar áreas de sobrecarga ou desequilíbrio, auxiliando na prevenção e no direcionamento de cuidados integrativos.</w:t>
       </w:r>
     </w:p>
     <w:p>
       <w:pPr>
         <w:tabs>
-          <w:tab w:val="num" w:pos="720"/>
+          <w:tab w:val="left" w:pos="3165"/>
         </w:tabs>
         <w:rPr>
           <w:rFonts w:ascii="Calibri" w:eastAsia="Calibri" w:hAnsi="Calibri" w:cs="Calibri"/>
-          <w:lang w:val="pt-BR"/>
-        </w:rPr>
-      </w:pPr>
-      <w:r>
-        <w:rPr>
-          <w:rFonts w:ascii="Calibri" w:eastAsia="Calibri" w:hAnsi="Calibri" w:cs="Calibri"/>
-          <w:lang w:val="pt-BR"/>
-        </w:rPr>
-        <w:t>Esta categoria identifica microrganismos que apresentam ressonância com o campo biológico do paciente. Os sintomas associados refletem descrições clínicas reconhecidas, mas a manifestação varia conforme as particularidades fisiológicas e energéticas individuais.</w:t>
-      </w:r>
-    </w:p>
-    <w:p>
-      <w:pPr>
-        <w:rPr>
-          <w:rFonts w:ascii="Calibri" w:eastAsia="Calibri" w:hAnsi="Calibri" w:cs="Calibri"/>
-          <w:lang w:val="pt-BR"/>
-        </w:rPr>
-      </w:pPr>
-      <w:r>
-        <w:rPr>
-          <w:rFonts w:ascii="Calibri" w:eastAsia="Calibri" w:hAnsi="Calibri" w:cs="Calibri"/>
-          <w:lang w:val="pt-BR"/>
-        </w:rPr>
-        <w:t>Na abordagem integrativa, desequilíbrios de bem-estar podem resultar da combinação sinérgica de um microrganismo com uma toxina associada.</w:t>
-      </w:r>
-    </w:p>
-    <w:p>
-      <w:pPr>
-        <w:rPr>
-          <w:rFonts w:ascii="Calibri" w:eastAsia="Calibri" w:hAnsi="Calibri" w:cs="Calibri"/>
-          <w:b/>
-          <w:bCs/>
           <w:lang w:val="pt-BR"/>
         </w:rPr>
       </w:pPr>
@@ -418,74 +266,32 @@
           <w:bCs/>
           <w:lang w:val="pt-BR"/>
         </w:rPr>
-        <w:t>2.2. Toxinas</w:t>
+        <w:t xml:space="preserve">2.2. Microrganismos </w:t>
+      </w:r>
+      <w:proofErr w:type="gramStart"/>
+      <w:r>
+        <w:rPr>
+          <w:rFonts w:ascii="Calibri" w:eastAsia="Calibri" w:hAnsi="Calibri" w:cs="Calibri"/>
+          <w:lang w:val="pt-BR"/>
+        </w:rPr>
+        <w:t>-  identifica</w:t>
+      </w:r>
+      <w:proofErr w:type="gramEnd"/>
+      <w:r>
+        <w:rPr>
+          <w:rFonts w:ascii="Calibri" w:eastAsia="Calibri" w:hAnsi="Calibri" w:cs="Calibri"/>
+          <w:lang w:val="pt-BR"/>
+        </w:rPr>
+        <w:t xml:space="preserve"> vírus, bactérias, helmintos e protozoários que podem estar afetando o organismo, mas a manifestação varia conforme as particularidades fisiológicas e energéticas individuais, pois podem resultar da combinação sinérgica de cada microrganismo com toxinas e até mesmo com fatores psicoemocionais.</w:t>
       </w:r>
     </w:p>
     <w:p>
       <w:pPr>
         <w:tabs>
-          <w:tab w:val="num" w:pos="720"/>
+          <w:tab w:val="left" w:pos="3165"/>
         </w:tabs>
         <w:rPr>
           <w:rFonts w:ascii="Calibri" w:eastAsia="Calibri" w:hAnsi="Calibri" w:cs="Calibri"/>
-          <w:lang w:val="pt-BR"/>
-        </w:rPr>
-      </w:pPr>
-      <w:r>
-        <w:rPr>
-          <w:rFonts w:ascii="Calibri" w:eastAsia="Calibri" w:hAnsi="Calibri" w:cs="Calibri"/>
-          <w:lang w:val="pt-BR"/>
-        </w:rPr>
-        <w:t xml:space="preserve">Esta análise inclui metais pesados, solventes, agrotóxicos, </w:t>
-      </w:r>
-      <w:proofErr w:type="spellStart"/>
-      <w:r>
-        <w:rPr>
-          <w:rFonts w:ascii="Calibri" w:eastAsia="Calibri" w:hAnsi="Calibri" w:cs="Calibri"/>
-          <w:lang w:val="pt-BR"/>
-        </w:rPr>
-        <w:t>xenoestrógenos</w:t>
-      </w:r>
-      <w:proofErr w:type="spellEnd"/>
-      <w:r>
-        <w:rPr>
-          <w:rFonts w:ascii="Calibri" w:eastAsia="Calibri" w:hAnsi="Calibri" w:cs="Calibri"/>
-          <w:lang w:val="pt-BR"/>
-        </w:rPr>
-        <w:t>, radiação e toxinas diversas (ambientais, alimentares, intestinais, nervosas e farmacológicas).</w:t>
-      </w:r>
-      <w:r>
-        <w:rPr>
-          <w:rFonts w:ascii="Calibri" w:eastAsia="Calibri" w:hAnsi="Calibri" w:cs="Calibri"/>
-          <w:lang w:val="pt-BR"/>
-        </w:rPr>
-        <w:t xml:space="preserve"> </w:t>
-      </w:r>
-    </w:p>
-    <w:p>
-      <w:pPr>
-        <w:tabs>
-          <w:tab w:val="num" w:pos="720"/>
-        </w:tabs>
-        <w:rPr>
-          <w:rFonts w:ascii="Calibri" w:eastAsia="Calibri" w:hAnsi="Calibri" w:cs="Calibri"/>
-          <w:lang w:val="pt-BR"/>
-        </w:rPr>
-      </w:pPr>
-      <w:r>
-        <w:rPr>
-          <w:rFonts w:ascii="Calibri" w:eastAsia="Calibri" w:hAnsi="Calibri" w:cs="Calibri"/>
-          <w:lang w:val="pt-BR"/>
-        </w:rPr>
-        <w:t>Tais substâncias contribuem para o aumento do estresse oxidativo, desestabilização metabólica e redução da eficiência imunológica, bem como alteram o pH dos tecidos e favorecem a disbiose, facilitando a proliferação de microrganismos oportunistas.</w:t>
-      </w:r>
-    </w:p>
-    <w:p>
-      <w:pPr>
-        <w:rPr>
-          <w:rFonts w:ascii="Calibri" w:eastAsia="Calibri" w:hAnsi="Calibri" w:cs="Calibri"/>
-          <w:b/>
-          <w:bCs/>
           <w:lang w:val="pt-BR"/>
         </w:rPr>
       </w:pPr>
@@ -496,111 +302,23 @@
           <w:bCs/>
           <w:lang w:val="pt-BR"/>
         </w:rPr>
-        <w:t xml:space="preserve">2.3. Campo </w:t>
-      </w:r>
-      <w:proofErr w:type="spellStart"/>
-      <w:r>
-        <w:rPr>
-          <w:rFonts w:ascii="Calibri" w:eastAsia="Calibri" w:hAnsi="Calibri" w:cs="Calibri"/>
-          <w:b/>
-          <w:bCs/>
-          <w:lang w:val="pt-BR"/>
-        </w:rPr>
-        <w:t>Morfogenético</w:t>
-      </w:r>
-      <w:proofErr w:type="spellEnd"/>
-    </w:p>
-    <w:p>
-      <w:pPr>
-        <w:rPr>
-          <w:rFonts w:ascii="Calibri" w:eastAsia="Calibri" w:hAnsi="Calibri" w:cs="Calibri"/>
-          <w:lang w:val="pt-BR"/>
-        </w:rPr>
-      </w:pPr>
-      <w:r>
-        <w:rPr>
-          <w:rFonts w:ascii="Calibri" w:eastAsia="Calibri" w:hAnsi="Calibri" w:cs="Calibri"/>
-          <w:lang w:val="pt-BR"/>
-        </w:rPr>
-        <w:t xml:space="preserve">O campo </w:t>
-      </w:r>
-      <w:proofErr w:type="spellStart"/>
-      <w:r>
-        <w:rPr>
-          <w:rFonts w:ascii="Calibri" w:eastAsia="Calibri" w:hAnsi="Calibri" w:cs="Calibri"/>
-          <w:lang w:val="pt-BR"/>
-        </w:rPr>
-        <w:t>morfogenético</w:t>
-      </w:r>
-      <w:proofErr w:type="spellEnd"/>
-      <w:r>
-        <w:rPr>
-          <w:rFonts w:ascii="Calibri" w:eastAsia="Calibri" w:hAnsi="Calibri" w:cs="Calibri"/>
-          <w:lang w:val="pt-BR"/>
-        </w:rPr>
-        <w:t xml:space="preserve"> é captado via </w:t>
-      </w:r>
-      <w:proofErr w:type="spellStart"/>
-      <w:r>
-        <w:rPr>
-          <w:rFonts w:ascii="Calibri" w:eastAsia="Calibri" w:hAnsi="Calibri" w:cs="Calibri"/>
-          <w:lang w:val="pt-BR"/>
-        </w:rPr>
-        <w:t>biorressonância</w:t>
-      </w:r>
-      <w:proofErr w:type="spellEnd"/>
-      <w:r>
-        <w:rPr>
-          <w:rFonts w:ascii="Calibri" w:eastAsia="Calibri" w:hAnsi="Calibri" w:cs="Calibri"/>
-          <w:lang w:val="pt-BR"/>
-        </w:rPr>
-        <w:t xml:space="preserve"> para identificar o impacto de fatores psicoemocionais e </w:t>
-      </w:r>
-      <w:proofErr w:type="gramStart"/>
-      <w:r>
-        <w:rPr>
-          <w:rFonts w:ascii="Calibri" w:eastAsia="Calibri" w:hAnsi="Calibri" w:cs="Calibri"/>
-          <w:lang w:val="pt-BR"/>
-        </w:rPr>
-        <w:t>sociais</w:t>
+        <w:t xml:space="preserve">2.3. Toxinas - </w:t>
       </w:r>
       <w:r>
         <w:rPr>
           <w:rFonts w:ascii="Calibri" w:eastAsia="Calibri" w:hAnsi="Calibri" w:cs="Calibri"/>
           <w:lang w:val="pt-BR"/>
         </w:rPr>
-        <w:t xml:space="preserve">  no</w:t>
-      </w:r>
-      <w:proofErr w:type="gramEnd"/>
-      <w:r>
-        <w:rPr>
-          <w:rFonts w:ascii="Calibri" w:eastAsia="Calibri" w:hAnsi="Calibri" w:cs="Calibri"/>
-          <w:lang w:val="pt-BR"/>
-        </w:rPr>
-        <w:t xml:space="preserve"> organismo. </w:t>
+        <w:t>identifica metais pesados, solventes, agrotóxicos, xenoestrógenos, radiação, além de toxinas ambientais, alimentares, intestinais, nervosas e farmacológicas. Tais substâncias contribuem para o aumento do estresse oxidativo, desestabilização metabólica e redução da eficiência imunológica, bem como alteram o pH dos tecidos e favorecem a disbiose, facilitando a proliferação de microrganismos oportunistas.</w:t>
       </w:r>
     </w:p>
     <w:p>
       <w:pPr>
+        <w:tabs>
+          <w:tab w:val="left" w:pos="3165"/>
+        </w:tabs>
         <w:rPr>
           <w:rFonts w:ascii="Calibri" w:eastAsia="Calibri" w:hAnsi="Calibri" w:cs="Calibri"/>
-          <w:lang w:val="pt-BR"/>
-        </w:rPr>
-      </w:pPr>
-      <w:r>
-        <w:rPr>
-          <w:rFonts w:ascii="Calibri" w:eastAsia="Calibri" w:hAnsi="Calibri" w:cs="Calibri"/>
-          <w:lang w:val="pt-BR"/>
-        </w:rPr>
-        <w:t>Pesquisas demonstram que estresse crônico, emoções persistentes e conflitos psicossociais induzem alterações mensuráveis na atividade elétrica cerebral, coerência cardíaca, função imunológica e regulação neuroendócrina.</w:t>
-      </w:r>
-    </w:p>
-    <w:p>
-      <w:pPr>
-        <w:rPr>
-          <w:rFonts w:ascii="Calibri" w:eastAsia="Calibri" w:hAnsi="Calibri" w:cs="Calibri"/>
-          <w:b/>
-          <w:bCs/>
           <w:lang w:val="pt-BR"/>
         </w:rPr>
       </w:pPr>
@@ -611,49 +329,23 @@
           <w:bCs/>
           <w:lang w:val="pt-BR"/>
         </w:rPr>
-        <w:lastRenderedPageBreak/>
-        <w:t>2.4. Alimentos</w:t>
+        <w:t xml:space="preserve">2.4. Campo morfogenético - </w:t>
       </w:r>
-    </w:p>
-    <w:p>
-      <w:pPr>
-        <w:rPr>
-          <w:rFonts w:ascii="Calibri" w:eastAsia="Calibri" w:hAnsi="Calibri" w:cs="Calibri"/>
-          <w:lang w:val="pt-BR"/>
-        </w:rPr>
-      </w:pPr>
       <w:r>
         <w:rPr>
           <w:rFonts w:ascii="Calibri" w:eastAsia="Calibri" w:hAnsi="Calibri" w:cs="Calibri"/>
           <w:lang w:val="pt-BR"/>
         </w:rPr>
-        <w:t>Esta análise não substitui as orientações nutricionais convencionais, mas indica como alimentos específicos podem influenciar o equilíbrio energético, digestório, inflamatório e imunológico.</w:t>
+        <w:t>identifica padrões associados a conteúdos emocionais recorrentes, compreendidos como experiências internas vividas de forma repetida ou prolongada. Esses estados geram estresse adaptativo no organismo, que se expressa por meio de respostas neurofisiológicas mensuráveis, como alterações na atividade elétrica cerebral, na coerência cardíaca, na função imunológica e na regulação neuroendócrina.</w:t>
       </w:r>
     </w:p>
     <w:p>
       <w:pPr>
         <w:tabs>
-          <w:tab w:val="num" w:pos="720"/>
+          <w:tab w:val="left" w:pos="3165"/>
         </w:tabs>
         <w:rPr>
           <w:rFonts w:ascii="Calibri" w:eastAsia="Calibri" w:hAnsi="Calibri" w:cs="Calibri"/>
-          <w:lang w:val="pt-BR"/>
-        </w:rPr>
-      </w:pPr>
-      <w:r>
-        <w:rPr>
-          <w:rFonts w:ascii="Calibri" w:eastAsia="Calibri" w:hAnsi="Calibri" w:cs="Calibri"/>
-          <w:lang w:val="pt-BR"/>
-        </w:rPr>
-        <w:t>A compatibilidade alimentar é determinada pela ressonância entre o organismo e cada alimento testado. Os padrões de ressonância sugerem se o alimento contribui para a harmonia fisiológica ou, inversamente, aumenta o estresse metabólico.</w:t>
-      </w:r>
-    </w:p>
-    <w:p>
-      <w:pPr>
-        <w:rPr>
-          <w:rFonts w:ascii="Calibri" w:eastAsia="Calibri" w:hAnsi="Calibri" w:cs="Calibri"/>
-          <w:b/>
-          <w:bCs/>
           <w:lang w:val="pt-BR"/>
         </w:rPr>
       </w:pPr>
@@ -664,28 +356,20 @@
           <w:bCs/>
           <w:lang w:val="pt-BR"/>
         </w:rPr>
-        <w:t>2.5. Pedras e Cristais</w:t>
+        <w:t xml:space="preserve">2.5. Pedras e cristais - </w:t>
       </w:r>
-    </w:p>
-    <w:p>
-      <w:pPr>
-        <w:rPr>
-          <w:rFonts w:ascii="Calibri" w:eastAsia="Calibri" w:hAnsi="Calibri" w:cs="Calibri"/>
-          <w:lang w:val="pt-BR"/>
-        </w:rPr>
-      </w:pPr>
       <w:r>
         <w:rPr>
           <w:rFonts w:ascii="Calibri" w:eastAsia="Calibri" w:hAnsi="Calibri" w:cs="Calibri"/>
           <w:lang w:val="pt-BR"/>
         </w:rPr>
-        <w:t>Pedras e cristais possuem uma organização atômica altamente estável, emitindo padrões vibracionais constantes (referências de coerência).</w:t>
+        <w:t>possuem padrões vibracionais estáveis que, no contexto biofísico, podem atuar como suportes externos ao equilíbrio funcional do organismo. A afinidade observada sugere um possível apoio à estabilidade física e emocional.</w:t>
       </w:r>
     </w:p>
     <w:p>
       <w:pPr>
         <w:tabs>
-          <w:tab w:val="num" w:pos="720"/>
+          <w:tab w:val="left" w:pos="3165"/>
         </w:tabs>
         <w:rPr>
           <w:rFonts w:ascii="Calibri" w:eastAsia="Calibri" w:hAnsi="Calibri" w:cs="Calibri"/>
@@ -695,9 +379,18 @@
       <w:r>
         <w:rPr>
           <w:rFonts w:ascii="Calibri" w:eastAsia="Calibri" w:hAnsi="Calibri" w:cs="Calibri"/>
+          <w:b/>
+          <w:bCs/>
           <w:lang w:val="pt-BR"/>
         </w:rPr>
-        <w:t>Esses padrões podem interagir com sistemas biológicos e emocionais em desregulação. Sendo assim, a afinidade com determinados cristais sugere que o organismo está buscando restaurar sua própria estabilidade, e esses elementos podem atuar como suportes externos para favorecer esse processo contribuindo para a redução do estresse, estabilização emocional, regulação do sistema nervoso autônomo e aumento da vitalidade.</w:t>
+        <w:t xml:space="preserve">2.6. Alimentos - </w:t>
+      </w:r>
+      <w:r>
+        <w:rPr>
+          <w:rFonts w:ascii="Calibri" w:eastAsia="Calibri" w:hAnsi="Calibri" w:cs="Calibri"/>
+          <w:lang w:val="pt-BR"/>
+        </w:rPr>
+        <w:t xml:space="preserve">essa análise não substitui orientações nutricionais convencionais, mas indica como o organismo responde aos alimentos testados, os que melhor se adaptam e os que podem causar sobrecarga metabólica. </w:t>
       </w:r>
     </w:p>
     <w:p>
@@ -742,53 +435,7 @@
     </w:p>
     <w:p>
       <w:pPr>
-        <w:spacing w:after="0" w:line="240" w:lineRule="auto"/>
-        <w:rPr>
-          <w:rFonts w:ascii="Calibri" w:eastAsia="Calibri" w:hAnsi="Calibri" w:cs="Calibri"/>
-          <w:lang w:val="pt-BR"/>
-        </w:rPr>
-      </w:pPr>
-      <w:proofErr w:type="gramStart"/>
-      <w:r>
-        <w:rPr>
-          <w:rFonts w:ascii="Calibri" w:eastAsia="Calibri" w:hAnsi="Calibri" w:cs="Calibri"/>
-          <w:u w:val="single"/>
-          <w:lang w:val="pt-BR"/>
-        </w:rPr>
-        <w:t>D  é</w:t>
-      </w:r>
-      <w:proofErr w:type="gramEnd"/>
-      <w:r>
-        <w:rPr>
-          <w:rFonts w:ascii="Calibri" w:eastAsia="Calibri" w:hAnsi="Calibri" w:cs="Calibri"/>
-          <w:u w:val="single"/>
-          <w:lang w:val="pt-BR"/>
-        </w:rPr>
-        <w:t xml:space="preserve"> o índice de divergência ou grau de desvio</w:t>
-      </w:r>
-      <w:r>
-        <w:rPr>
-          <w:rFonts w:ascii="Calibri" w:eastAsia="Calibri" w:hAnsi="Calibri" w:cs="Calibri"/>
-          <w:lang w:val="pt-BR"/>
-        </w:rPr>
-        <w:t xml:space="preserve"> entre o padrão de frequência ideal de um órgão, tecido, microrganismo ou substância e a frequência detectada no paciente. </w:t>
-      </w:r>
-    </w:p>
-    <w:p>
-      <w:pPr>
-        <w:spacing w:after="0" w:line="240" w:lineRule="auto"/>
-        <w:jc w:val="center"/>
-        <w:rPr>
-          <w:rFonts w:ascii="Calibri" w:eastAsia="Calibri" w:hAnsi="Calibri" w:cs="Calibri"/>
-          <w:b/>
-          <w:bCs/>
-          <w:lang w:val="pt-BR"/>
-        </w:rPr>
-      </w:pPr>
-    </w:p>
-    <w:p>
-      <w:pPr>
-        <w:spacing w:after="0" w:line="240" w:lineRule="auto"/>
+        <w:spacing w:after="120" w:line="240" w:lineRule="auto"/>
         <w:rPr>
           <w:rFonts w:ascii="Calibri" w:eastAsia="Calibri" w:hAnsi="Calibri" w:cs="Calibri"/>
           <w:lang w:val="pt-BR"/>
@@ -797,118 +444,17 @@
       <w:r>
         <w:rPr>
           <w:rFonts w:ascii="Calibri" w:eastAsia="Calibri" w:hAnsi="Calibri" w:cs="Calibri"/>
-          <w:b/>
-          <w:bCs/>
+          <w:u w:val="single"/>
           <w:lang w:val="pt-BR"/>
         </w:rPr>
-        <w:t xml:space="preserve">No sistema </w:t>
-      </w:r>
-      <w:proofErr w:type="spellStart"/>
-      <w:proofErr w:type="gramStart"/>
-      <w:r>
-        <w:rPr>
-          <w:rFonts w:ascii="Calibri" w:eastAsia="Calibri" w:hAnsi="Calibri" w:cs="Calibri"/>
-          <w:b/>
-          <w:bCs/>
-          <w:lang w:val="pt-BR"/>
-        </w:rPr>
-        <w:t>Prosync</w:t>
-      </w:r>
-      <w:proofErr w:type="spellEnd"/>
-      <w:r>
-        <w:rPr>
-          <w:rFonts w:ascii="Calibri" w:eastAsia="Calibri" w:hAnsi="Calibri" w:cs="Calibri"/>
-          <w:lang w:val="pt-BR"/>
-        </w:rPr>
-        <w:t xml:space="preserve"> ,</w:t>
-      </w:r>
-      <w:proofErr w:type="gramEnd"/>
-      <w:r>
-        <w:rPr>
-          <w:rFonts w:ascii="Calibri" w:eastAsia="Calibri" w:hAnsi="Calibri" w:cs="Calibri"/>
-          <w:lang w:val="pt-BR"/>
-        </w:rPr>
-        <w:t xml:space="preserve"> os resultados da </w:t>
-      </w:r>
-      <w:proofErr w:type="gramStart"/>
-      <w:r>
-        <w:rPr>
-          <w:rFonts w:ascii="Calibri" w:eastAsia="Calibri" w:hAnsi="Calibri" w:cs="Calibri"/>
-          <w:lang w:val="pt-BR"/>
-        </w:rPr>
-        <w:t>análise  são</w:t>
-      </w:r>
-      <w:proofErr w:type="gramEnd"/>
-      <w:r>
-        <w:rPr>
-          <w:rFonts w:ascii="Calibri" w:eastAsia="Calibri" w:hAnsi="Calibri" w:cs="Calibri"/>
-          <w:lang w:val="pt-BR"/>
-        </w:rPr>
-        <w:t xml:space="preserve"> apresentados no formato D = X/Y, onde: X = frequência do microrganismo ou substância analisada </w:t>
-      </w:r>
-      <w:proofErr w:type="gramStart"/>
-      <w:r>
-        <w:rPr>
-          <w:rFonts w:ascii="Calibri" w:eastAsia="Calibri" w:hAnsi="Calibri" w:cs="Calibri"/>
-          <w:lang w:val="pt-BR"/>
-        </w:rPr>
-        <w:t>e  Y</w:t>
-      </w:r>
-      <w:proofErr w:type="gramEnd"/>
-      <w:r>
-        <w:rPr>
-          <w:rFonts w:ascii="Calibri" w:eastAsia="Calibri" w:hAnsi="Calibri" w:cs="Calibri"/>
-          <w:lang w:val="pt-BR"/>
-        </w:rPr>
-        <w:t xml:space="preserve"> = frequência do paciente.</w:t>
+        <w:t>D é o índice de divergência ou grau de desvio</w:t>
       </w:r>
       <w:r>
         <w:rPr>
           <w:rFonts w:ascii="Calibri" w:eastAsia="Calibri" w:hAnsi="Calibri" w:cs="Calibri"/>
           <w:lang w:val="pt-BR"/>
         </w:rPr>
-        <w:t xml:space="preserve"> </w:t>
-      </w:r>
-    </w:p>
-    <w:p>
-      <w:pPr>
-        <w:spacing w:after="0" w:line="240" w:lineRule="auto"/>
-        <w:rPr>
-          <w:rFonts w:ascii="Calibri" w:eastAsia="Calibri" w:hAnsi="Calibri" w:cs="Calibri"/>
-          <w:lang w:val="pt-BR"/>
-        </w:rPr>
-      </w:pPr>
-    </w:p>
-    <w:p>
-      <w:pPr>
-        <w:spacing w:after="0" w:line="240" w:lineRule="auto"/>
-        <w:rPr>
-          <w:rFonts w:ascii="Calibri" w:eastAsia="Calibri" w:hAnsi="Calibri" w:cs="Calibri"/>
-          <w:lang w:val="pt-BR"/>
-        </w:rPr>
-      </w:pPr>
-      <w:r>
-        <w:rPr>
-          <w:rFonts w:ascii="Calibri" w:eastAsia="Calibri" w:hAnsi="Calibri" w:cs="Calibri"/>
-          <w:lang w:val="pt-BR"/>
-        </w:rPr>
-        <w:t>O sistema considera o desvio padrão de ±10</w:t>
-      </w:r>
-      <w:proofErr w:type="gramStart"/>
-      <w:r>
-        <w:rPr>
-          <w:rFonts w:ascii="Calibri" w:eastAsia="Calibri" w:hAnsi="Calibri" w:cs="Calibri"/>
-          <w:lang w:val="pt-BR"/>
-        </w:rPr>
-        <w:t>%  de</w:t>
-      </w:r>
-      <w:proofErr w:type="gramEnd"/>
-      <w:r>
-        <w:rPr>
-          <w:rFonts w:ascii="Calibri" w:eastAsia="Calibri" w:hAnsi="Calibri" w:cs="Calibri"/>
-          <w:lang w:val="pt-BR"/>
-        </w:rPr>
-        <w:t xml:space="preserve"> X em relação ao valor de Y. Quando X está mais de 10% acima ou abaixo de Y indica divergência e possível reatividade bioenergética ou um processo inflamatório relacionado ao agente testado.</w:t>
+        <w:t xml:space="preserve"> entre o padrão de frequência ideal de um órgão, tecido, microrganismo ou substância e a frequência detectada no paciente.  </w:t>
       </w:r>
     </w:p>
     <w:p>
@@ -926,33 +472,74 @@
           <w:bCs/>
           <w:lang w:val="pt-BR"/>
         </w:rPr>
-        <w:t>Nos sistemas Oberon/Meta Hunter</w:t>
+        <w:t>No sistema ProSync</w:t>
       </w:r>
       <w:r>
         <w:rPr>
           <w:rFonts w:ascii="Calibri" w:eastAsia="Calibri" w:hAnsi="Calibri" w:cs="Calibri"/>
           <w:lang w:val="pt-BR"/>
         </w:rPr>
-        <w:t xml:space="preserve">, os resultados da análise seguem as indicações abaixo: </w:t>
+        <w:t>, os resultados da análise são apresentados no formato D = X/Y, em que X representa a frequência do microrganismo ou substância analisada e Y a frequência do paciente. É considerada normal uma faixa de variação de ±10%, dentro da qual pequenas diferenças não indicam desequilíbrio. Quando essa diferença ultrapassa essa faixa, o resultado sugere maior reatividade ou desequilíbrio funcional.</w:t>
       </w:r>
+    </w:p>
+    <w:p>
+      <w:pPr>
+        <w:spacing w:after="120" w:line="240" w:lineRule="auto"/>
+        <w:rPr>
+          <w:rFonts w:ascii="Calibri" w:eastAsia="Calibri" w:hAnsi="Calibri" w:cs="Calibri"/>
+          <w:lang w:val="pt-BR"/>
+        </w:rPr>
+      </w:pPr>
+      <w:r>
+        <w:rPr>
+          <w:rFonts w:ascii="Calibri" w:eastAsia="Calibri" w:hAnsi="Calibri" w:cs="Calibri"/>
+          <w:b/>
+          <w:bCs/>
+          <w:lang w:val="pt-BR"/>
+        </w:rPr>
+        <w:t>No sistema NLS</w:t>
+      </w:r>
+      <w:r>
+        <w:rPr>
+          <w:rFonts w:ascii="Calibri" w:eastAsia="Calibri" w:hAnsi="Calibri" w:cs="Calibri"/>
+          <w:lang w:val="pt-BR"/>
+        </w:rPr>
+        <w:t>, os resultados da análise seguem as indicações a seguir:</w:t>
+      </w:r>
+    </w:p>
+    <w:p>
+      <w:pPr>
+        <w:spacing w:after="120" w:line="240" w:lineRule="auto"/>
+        <w:rPr>
+          <w:rFonts w:ascii="Calibri" w:eastAsia="Calibri" w:hAnsi="Calibri" w:cs="Calibri"/>
+          <w:lang w:val="pt-BR"/>
+        </w:rPr>
+      </w:pPr>
     </w:p>
     <w:tbl>
       <w:tblPr>
-        <w:tblStyle w:val="affffffff2"/>
-        <w:tblW w:w="10485" w:type="dxa"/>
+        <w:tblW w:w="10773" w:type="dxa"/>
         <w:tblInd w:w="-5" w:type="dxa"/>
+        <w:tblBorders>
+          <w:top w:val="single" w:sz="4" w:space="0" w:color="auto"/>
+          <w:left w:val="single" w:sz="4" w:space="0" w:color="auto"/>
+          <w:bottom w:val="single" w:sz="4" w:space="0" w:color="auto"/>
+          <w:right w:val="single" w:sz="4" w:space="0" w:color="auto"/>
+          <w:insideH w:val="single" w:sz="4" w:space="0" w:color="auto"/>
+          <w:insideV w:val="single" w:sz="4" w:space="0" w:color="auto"/>
+        </w:tblBorders>
         <w:tblLayout w:type="fixed"/>
         <w:tblLook w:val="0400" w:firstRow="0" w:lastRow="0" w:firstColumn="0" w:lastColumn="0" w:noHBand="0" w:noVBand="1"/>
       </w:tblPr>
       <w:tblGrid>
-        <w:gridCol w:w="1423"/>
-        <w:gridCol w:w="1417"/>
-        <w:gridCol w:w="7645"/>
+        <w:gridCol w:w="1620"/>
+        <w:gridCol w:w="1530"/>
+        <w:gridCol w:w="7623"/>
       </w:tblGrid>
       <w:tr>
         <w:tc>
           <w:tcPr>
-            <w:tcW w:w="1423" w:type="dxa"/>
+            <w:tcW w:w="1620" w:type="dxa"/>
             <w:shd w:val="clear" w:color="auto" w:fill="D9D9D9"/>
           </w:tcPr>
           <w:p>
@@ -968,6 +555,7 @@
               <w:rPr>
                 <w:rFonts w:ascii="Calibri" w:eastAsia="Calibri" w:hAnsi="Calibri" w:cs="Calibri"/>
               </w:rPr>
+              <w:lastRenderedPageBreak/>
               <w:t>Aspectos</w:t>
             </w:r>
             <w:proofErr w:type="spellEnd"/>
@@ -975,7 +563,7 @@
         </w:tc>
         <w:tc>
           <w:tcPr>
-            <w:tcW w:w="1417" w:type="dxa"/>
+            <w:tcW w:w="1530" w:type="dxa"/>
             <w:shd w:val="clear" w:color="auto" w:fill="D9D9D9"/>
             <w:tcMar>
               <w:top w:w="0" w:type="dxa"/>
@@ -1002,7 +590,7 @@
         </w:tc>
         <w:tc>
           <w:tcPr>
-            <w:tcW w:w="7645" w:type="dxa"/>
+            <w:tcW w:w="7623" w:type="dxa"/>
             <w:shd w:val="clear" w:color="auto" w:fill="D9D9D9"/>
             <w:tcMar>
               <w:top w:w="0" w:type="dxa"/>
@@ -1033,7 +621,7 @@
       <w:tr>
         <w:tc>
           <w:tcPr>
-            <w:tcW w:w="1423" w:type="dxa"/>
+            <w:tcW w:w="1620" w:type="dxa"/>
             <w:vMerge w:val="restart"/>
             <w:vAlign w:val="center"/>
           </w:tcPr>
@@ -1061,7 +649,7 @@
         </w:tc>
         <w:tc>
           <w:tcPr>
-            <w:tcW w:w="1417" w:type="dxa"/>
+            <w:tcW w:w="1530" w:type="dxa"/>
             <w:tcMar>
               <w:top w:w="0" w:type="dxa"/>
               <w:left w:w="108" w:type="dxa"/>
@@ -1093,7 +681,7 @@
         </w:tc>
         <w:tc>
           <w:tcPr>
-            <w:tcW w:w="7645" w:type="dxa"/>
+            <w:tcW w:w="7623" w:type="dxa"/>
             <w:tcMar>
               <w:top w:w="0" w:type="dxa"/>
               <w:left w:w="108" w:type="dxa"/>
@@ -1120,7 +708,7 @@
                 <w:szCs w:val="20"/>
                 <w:lang w:val="pt-BR"/>
               </w:rPr>
-              <w:t>Provável presença ativa do microrganismo</w:t>
+              <w:t>Provável presença ativa do microrganismo.</w:t>
             </w:r>
           </w:p>
         </w:tc>
@@ -1128,7 +716,7 @@
       <w:tr>
         <w:tc>
           <w:tcPr>
-            <w:tcW w:w="1423" w:type="dxa"/>
+            <w:tcW w:w="1620" w:type="dxa"/>
             <w:vMerge/>
             <w:vAlign w:val="center"/>
           </w:tcPr>
@@ -1156,7 +744,7 @@
         </w:tc>
         <w:tc>
           <w:tcPr>
-            <w:tcW w:w="1417" w:type="dxa"/>
+            <w:tcW w:w="1530" w:type="dxa"/>
             <w:tcMar>
               <w:top w:w="0" w:type="dxa"/>
               <w:left w:w="108" w:type="dxa"/>
@@ -1186,7 +774,7 @@
         </w:tc>
         <w:tc>
           <w:tcPr>
-            <w:tcW w:w="7645" w:type="dxa"/>
+            <w:tcW w:w="7623" w:type="dxa"/>
             <w:tcMar>
               <w:top w:w="0" w:type="dxa"/>
               <w:left w:w="108" w:type="dxa"/>
@@ -1219,7 +807,7 @@
       <w:tr>
         <w:tc>
           <w:tcPr>
-            <w:tcW w:w="1423" w:type="dxa"/>
+            <w:tcW w:w="1620" w:type="dxa"/>
             <w:vMerge/>
             <w:vAlign w:val="center"/>
           </w:tcPr>
@@ -1245,7 +833,7 @@
         </w:tc>
         <w:tc>
           <w:tcPr>
-            <w:tcW w:w="1417" w:type="dxa"/>
+            <w:tcW w:w="1530" w:type="dxa"/>
             <w:tcMar>
               <w:top w:w="0" w:type="dxa"/>
               <w:left w:w="108" w:type="dxa"/>
@@ -1277,7 +865,7 @@
         </w:tc>
         <w:tc>
           <w:tcPr>
-            <w:tcW w:w="7645" w:type="dxa"/>
+            <w:tcW w:w="7623" w:type="dxa"/>
             <w:tcMar>
               <w:top w:w="0" w:type="dxa"/>
               <w:left w:w="108" w:type="dxa"/>
@@ -1322,7 +910,7 @@
         </w:trPr>
         <w:tc>
           <w:tcPr>
-            <w:tcW w:w="1423" w:type="dxa"/>
+            <w:tcW w:w="1620" w:type="dxa"/>
             <w:vMerge w:val="restart"/>
             <w:shd w:val="clear" w:color="auto" w:fill="D9D9D9"/>
             <w:vAlign w:val="center"/>
@@ -1351,7 +939,7 @@
         </w:tc>
         <w:tc>
           <w:tcPr>
-            <w:tcW w:w="1417" w:type="dxa"/>
+            <w:tcW w:w="1530" w:type="dxa"/>
             <w:shd w:val="clear" w:color="auto" w:fill="D9D9D9"/>
             <w:tcMar>
               <w:top w:w="0" w:type="dxa"/>
@@ -1376,29 +964,13 @@
                 <w:sz w:val="20"/>
                 <w:szCs w:val="20"/>
               </w:rPr>
-              <w:t xml:space="preserve">0 </w:t>
-            </w:r>
-            <w:r>
-              <w:rPr>
-                <w:rFonts w:ascii="Calibri" w:eastAsia="Calibri" w:hAnsi="Calibri" w:cs="Calibri"/>
-                <w:sz w:val="20"/>
-                <w:szCs w:val="20"/>
-              </w:rPr>
-              <w:t>–</w:t>
-            </w:r>
-            <w:r>
-              <w:rPr>
-                <w:rFonts w:ascii="Calibri" w:eastAsia="Calibri" w:hAnsi="Calibri" w:cs="Calibri"/>
-                <w:sz w:val="20"/>
-                <w:szCs w:val="20"/>
-              </w:rPr>
-              <w:t xml:space="preserve"> 0,300</w:t>
+              <w:t>0 – 0,300</w:t>
             </w:r>
           </w:p>
         </w:tc>
         <w:tc>
           <w:tcPr>
-            <w:tcW w:w="7645" w:type="dxa"/>
+            <w:tcW w:w="7623" w:type="dxa"/>
             <w:shd w:val="clear" w:color="auto" w:fill="D9D9D9"/>
           </w:tcPr>
           <w:p>
@@ -1411,7 +983,6 @@
                 <w:between w:val="nil"/>
               </w:pBdr>
               <w:spacing w:after="0" w:line="240" w:lineRule="auto"/>
-              <w:ind w:left="52"/>
               <w:rPr>
                 <w:rFonts w:ascii="Calibri" w:eastAsia="Calibri" w:hAnsi="Calibri" w:cs="Calibri"/>
                 <w:sz w:val="20"/>
@@ -1437,7 +1008,7 @@
         </w:trPr>
         <w:tc>
           <w:tcPr>
-            <w:tcW w:w="1423" w:type="dxa"/>
+            <w:tcW w:w="1620" w:type="dxa"/>
             <w:vMerge/>
             <w:shd w:val="clear" w:color="auto" w:fill="D9D9D9"/>
             <w:vAlign w:val="center"/>
@@ -1464,7 +1035,7 @@
         </w:tc>
         <w:tc>
           <w:tcPr>
-            <w:tcW w:w="1417" w:type="dxa"/>
+            <w:tcW w:w="1530" w:type="dxa"/>
             <w:shd w:val="clear" w:color="auto" w:fill="D9D9D9"/>
             <w:tcMar>
               <w:top w:w="0" w:type="dxa"/>
@@ -1489,29 +1060,13 @@
                 <w:sz w:val="20"/>
                 <w:szCs w:val="20"/>
               </w:rPr>
-              <w:t xml:space="preserve">0,300 </w:t>
-            </w:r>
-            <w:r>
-              <w:rPr>
-                <w:rFonts w:ascii="Calibri" w:eastAsia="Calibri" w:hAnsi="Calibri" w:cs="Calibri"/>
-                <w:sz w:val="20"/>
-                <w:szCs w:val="20"/>
-              </w:rPr>
-              <w:t>–</w:t>
-            </w:r>
-            <w:r>
-              <w:rPr>
-                <w:rFonts w:ascii="Calibri" w:eastAsia="Calibri" w:hAnsi="Calibri" w:cs="Calibri"/>
-                <w:sz w:val="20"/>
-                <w:szCs w:val="20"/>
-              </w:rPr>
-              <w:t xml:space="preserve"> 0,700</w:t>
+              <w:t>0,300 – 0,700</w:t>
             </w:r>
           </w:p>
         </w:tc>
         <w:tc>
           <w:tcPr>
-            <w:tcW w:w="7645" w:type="dxa"/>
+            <w:tcW w:w="7623" w:type="dxa"/>
             <w:shd w:val="clear" w:color="auto" w:fill="D9D9D9"/>
           </w:tcPr>
           <w:p>
@@ -1524,7 +1079,6 @@
                 <w:between w:val="nil"/>
               </w:pBdr>
               <w:spacing w:after="0" w:line="240" w:lineRule="auto"/>
-              <w:ind w:left="52"/>
               <w:rPr>
                 <w:rFonts w:ascii="Calibri" w:eastAsia="Calibri" w:hAnsi="Calibri" w:cs="Calibri"/>
                 <w:sz w:val="20"/>
@@ -1550,7 +1104,7 @@
         </w:trPr>
         <w:tc>
           <w:tcPr>
-            <w:tcW w:w="1423" w:type="dxa"/>
+            <w:tcW w:w="1620" w:type="dxa"/>
             <w:vMerge/>
             <w:shd w:val="clear" w:color="auto" w:fill="D9D9D9"/>
             <w:vAlign w:val="center"/>
@@ -1577,7 +1131,7 @@
         </w:tc>
         <w:tc>
           <w:tcPr>
-            <w:tcW w:w="1417" w:type="dxa"/>
+            <w:tcW w:w="1530" w:type="dxa"/>
             <w:shd w:val="clear" w:color="auto" w:fill="D9D9D9"/>
             <w:tcMar>
               <w:top w:w="0" w:type="dxa"/>
@@ -1608,7 +1162,7 @@
         </w:tc>
         <w:tc>
           <w:tcPr>
-            <w:tcW w:w="7645" w:type="dxa"/>
+            <w:tcW w:w="7623" w:type="dxa"/>
             <w:shd w:val="clear" w:color="auto" w:fill="D9D9D9"/>
           </w:tcPr>
           <w:p>
@@ -1621,7 +1175,6 @@
                 <w:between w:val="nil"/>
               </w:pBdr>
               <w:spacing w:after="0" w:line="240" w:lineRule="auto"/>
-              <w:ind w:left="52"/>
               <w:rPr>
                 <w:rFonts w:ascii="Calibri" w:eastAsia="Calibri" w:hAnsi="Calibri" w:cs="Calibri"/>
                 <w:sz w:val="20"/>
@@ -1647,7 +1200,7 @@
         </w:trPr>
         <w:tc>
           <w:tcPr>
-            <w:tcW w:w="1423" w:type="dxa"/>
+            <w:tcW w:w="1620" w:type="dxa"/>
             <w:vMerge/>
             <w:shd w:val="clear" w:color="auto" w:fill="D9D9D9"/>
             <w:vAlign w:val="center"/>
@@ -1674,7 +1227,7 @@
         </w:tc>
         <w:tc>
           <w:tcPr>
-            <w:tcW w:w="1417" w:type="dxa"/>
+            <w:tcW w:w="1530" w:type="dxa"/>
             <w:shd w:val="clear" w:color="auto" w:fill="D9D9D9"/>
             <w:tcMar>
               <w:top w:w="0" w:type="dxa"/>
@@ -1705,7 +1258,7 @@
         </w:tc>
         <w:tc>
           <w:tcPr>
-            <w:tcW w:w="7645" w:type="dxa"/>
+            <w:tcW w:w="7623" w:type="dxa"/>
             <w:shd w:val="clear" w:color="auto" w:fill="D9D9D9"/>
           </w:tcPr>
           <w:p>
@@ -1718,7 +1271,6 @@
                 <w:between w:val="nil"/>
               </w:pBdr>
               <w:spacing w:after="0" w:line="240" w:lineRule="auto"/>
-              <w:ind w:left="52"/>
               <w:rPr>
                 <w:rFonts w:ascii="Calibri" w:eastAsia="Calibri" w:hAnsi="Calibri" w:cs="Calibri"/>
                 <w:sz w:val="20"/>
@@ -1779,7 +1331,7 @@
         </w:trPr>
         <w:tc>
           <w:tcPr>
-            <w:tcW w:w="1423" w:type="dxa"/>
+            <w:tcW w:w="1620" w:type="dxa"/>
             <w:vMerge w:val="restart"/>
             <w:vAlign w:val="center"/>
           </w:tcPr>
@@ -1823,7 +1375,7 @@
         </w:tc>
         <w:tc>
           <w:tcPr>
-            <w:tcW w:w="1417" w:type="dxa"/>
+            <w:tcW w:w="1530" w:type="dxa"/>
             <w:tcMar>
               <w:top w:w="0" w:type="dxa"/>
               <w:left w:w="108" w:type="dxa"/>
@@ -1847,29 +1399,13 @@
                 <w:sz w:val="20"/>
                 <w:szCs w:val="20"/>
               </w:rPr>
-              <w:t xml:space="preserve">0 </w:t>
-            </w:r>
-            <w:r>
-              <w:rPr>
-                <w:rFonts w:ascii="Calibri" w:eastAsia="Calibri" w:hAnsi="Calibri" w:cs="Calibri"/>
-                <w:sz w:val="20"/>
-                <w:szCs w:val="20"/>
-              </w:rPr>
-              <w:t>–</w:t>
-            </w:r>
-            <w:r>
-              <w:rPr>
-                <w:rFonts w:ascii="Calibri" w:eastAsia="Calibri" w:hAnsi="Calibri" w:cs="Calibri"/>
-                <w:sz w:val="20"/>
-                <w:szCs w:val="20"/>
-              </w:rPr>
-              <w:t xml:space="preserve"> 0,300</w:t>
+              <w:t>0 – 0,300</w:t>
             </w:r>
           </w:p>
         </w:tc>
         <w:tc>
           <w:tcPr>
-            <w:tcW w:w="7645" w:type="dxa"/>
+            <w:tcW w:w="7623" w:type="dxa"/>
             <w:vAlign w:val="center"/>
           </w:tcPr>
           <w:p>
@@ -1882,7 +1418,6 @@
                 <w:between w:val="nil"/>
               </w:pBdr>
               <w:spacing w:after="0" w:line="240" w:lineRule="auto"/>
-              <w:ind w:left="52"/>
               <w:rPr>
                 <w:rFonts w:ascii="Calibri" w:eastAsia="Calibri" w:hAnsi="Calibri" w:cs="Calibri"/>
                 <w:sz w:val="20"/>
@@ -1928,7 +1463,7 @@
         </w:trPr>
         <w:tc>
           <w:tcPr>
-            <w:tcW w:w="1423" w:type="dxa"/>
+            <w:tcW w:w="1620" w:type="dxa"/>
             <w:vMerge/>
             <w:vAlign w:val="center"/>
           </w:tcPr>
@@ -1954,7 +1489,7 @@
         </w:tc>
         <w:tc>
           <w:tcPr>
-            <w:tcW w:w="1417" w:type="dxa"/>
+            <w:tcW w:w="1530" w:type="dxa"/>
             <w:tcMar>
               <w:top w:w="0" w:type="dxa"/>
               <w:left w:w="108" w:type="dxa"/>
@@ -1978,29 +1513,13 @@
                 <w:sz w:val="20"/>
                 <w:szCs w:val="20"/>
               </w:rPr>
-              <w:t xml:space="preserve">0,300 </w:t>
-            </w:r>
-            <w:r>
-              <w:rPr>
-                <w:rFonts w:ascii="Calibri" w:eastAsia="Calibri" w:hAnsi="Calibri" w:cs="Calibri"/>
-                <w:sz w:val="20"/>
-                <w:szCs w:val="20"/>
-              </w:rPr>
-              <w:t>–</w:t>
-            </w:r>
-            <w:r>
-              <w:rPr>
-                <w:rFonts w:ascii="Calibri" w:eastAsia="Calibri" w:hAnsi="Calibri" w:cs="Calibri"/>
-                <w:sz w:val="20"/>
-                <w:szCs w:val="20"/>
-              </w:rPr>
-              <w:t xml:space="preserve"> 0,700</w:t>
+              <w:t>0,300 – 0,700</w:t>
             </w:r>
           </w:p>
         </w:tc>
         <w:tc>
           <w:tcPr>
-            <w:tcW w:w="7645" w:type="dxa"/>
+            <w:tcW w:w="7623" w:type="dxa"/>
             <w:vAlign w:val="center"/>
           </w:tcPr>
           <w:p>
@@ -2013,7 +1532,6 @@
                 <w:between w:val="nil"/>
               </w:pBdr>
               <w:spacing w:after="0" w:line="240" w:lineRule="auto"/>
-              <w:ind w:left="52"/>
               <w:rPr>
                 <w:rFonts w:ascii="Calibri" w:eastAsia="Calibri" w:hAnsi="Calibri" w:cs="Calibri"/>
                 <w:sz w:val="20"/>
@@ -2154,7 +1672,7 @@
         </w:trPr>
         <w:tc>
           <w:tcPr>
-            <w:tcW w:w="1423" w:type="dxa"/>
+            <w:tcW w:w="1620" w:type="dxa"/>
             <w:vMerge/>
             <w:vAlign w:val="center"/>
           </w:tcPr>
@@ -2179,7 +1697,7 @@
         </w:tc>
         <w:tc>
           <w:tcPr>
-            <w:tcW w:w="1417" w:type="dxa"/>
+            <w:tcW w:w="1530" w:type="dxa"/>
             <w:tcMar>
               <w:top w:w="0" w:type="dxa"/>
               <w:left w:w="108" w:type="dxa"/>
@@ -2209,7 +1727,7 @@
         </w:tc>
         <w:tc>
           <w:tcPr>
-            <w:tcW w:w="7645" w:type="dxa"/>
+            <w:tcW w:w="7623" w:type="dxa"/>
             <w:vAlign w:val="center"/>
           </w:tcPr>
           <w:p>
@@ -2222,7 +1740,6 @@
                 <w:between w:val="nil"/>
               </w:pBdr>
               <w:spacing w:after="0" w:line="240" w:lineRule="auto"/>
-              <w:ind w:left="52"/>
               <w:rPr>
                 <w:rFonts w:ascii="Calibri" w:eastAsia="Calibri" w:hAnsi="Calibri" w:cs="Calibri"/>
                 <w:sz w:val="20"/>
@@ -2248,7 +1765,7 @@
         </w:trPr>
         <w:tc>
           <w:tcPr>
-            <w:tcW w:w="1423" w:type="dxa"/>
+            <w:tcW w:w="1620" w:type="dxa"/>
             <w:vMerge/>
             <w:vAlign w:val="center"/>
           </w:tcPr>
@@ -2274,7 +1791,7 @@
         </w:tc>
         <w:tc>
           <w:tcPr>
-            <w:tcW w:w="1417" w:type="dxa"/>
+            <w:tcW w:w="1530" w:type="dxa"/>
             <w:tcMar>
               <w:top w:w="0" w:type="dxa"/>
               <w:left w:w="108" w:type="dxa"/>
@@ -2304,7 +1821,7 @@
         </w:tc>
         <w:tc>
           <w:tcPr>
-            <w:tcW w:w="7645" w:type="dxa"/>
+            <w:tcW w:w="7623" w:type="dxa"/>
             <w:vAlign w:val="center"/>
           </w:tcPr>
           <w:p>
@@ -2317,7 +1834,6 @@
                 <w:between w:val="nil"/>
               </w:pBdr>
               <w:spacing w:after="0" w:line="240" w:lineRule="auto"/>
-              <w:ind w:left="52"/>
               <w:rPr>
                 <w:rFonts w:ascii="Calibri" w:eastAsia="Calibri" w:hAnsi="Calibri" w:cs="Calibri"/>
                 <w:sz w:val="20"/>
@@ -2340,7 +1856,7 @@
       <w:tr>
         <w:tc>
           <w:tcPr>
-            <w:tcW w:w="1423" w:type="dxa"/>
+            <w:tcW w:w="1620" w:type="dxa"/>
             <w:vMerge w:val="restart"/>
             <w:shd w:val="clear" w:color="auto" w:fill="D9D9D9"/>
             <w:vAlign w:val="center"/>
@@ -2367,7 +1883,7 @@
         </w:tc>
         <w:tc>
           <w:tcPr>
-            <w:tcW w:w="1417" w:type="dxa"/>
+            <w:tcW w:w="1530" w:type="dxa"/>
             <w:shd w:val="clear" w:color="auto" w:fill="D9D9D9"/>
             <w:tcMar>
               <w:top w:w="0" w:type="dxa"/>
@@ -2394,29 +1910,13 @@
                 <w:sz w:val="20"/>
                 <w:szCs w:val="20"/>
               </w:rPr>
-              <w:t xml:space="preserve">0 </w:t>
-            </w:r>
-            <w:r>
-              <w:rPr>
-                <w:rFonts w:ascii="Calibri" w:eastAsia="Calibri" w:hAnsi="Calibri" w:cs="Calibri"/>
-                <w:sz w:val="20"/>
-                <w:szCs w:val="20"/>
-              </w:rPr>
-              <w:t>–</w:t>
-            </w:r>
-            <w:r>
-              <w:rPr>
-                <w:rFonts w:ascii="Calibri" w:eastAsia="Calibri" w:hAnsi="Calibri" w:cs="Calibri"/>
-                <w:sz w:val="20"/>
-                <w:szCs w:val="20"/>
-              </w:rPr>
-              <w:t xml:space="preserve"> 0,300</w:t>
+              <w:t>0 – 0,300</w:t>
             </w:r>
           </w:p>
         </w:tc>
         <w:tc>
           <w:tcPr>
-            <w:tcW w:w="7645" w:type="dxa"/>
+            <w:tcW w:w="7623" w:type="dxa"/>
             <w:shd w:val="clear" w:color="auto" w:fill="D9D9D9"/>
             <w:tcMar>
               <w:top w:w="0" w:type="dxa"/>
@@ -2453,7 +1953,7 @@
       <w:tr>
         <w:tc>
           <w:tcPr>
-            <w:tcW w:w="1423" w:type="dxa"/>
+            <w:tcW w:w="1620" w:type="dxa"/>
             <w:vMerge/>
             <w:shd w:val="clear" w:color="auto" w:fill="D9D9D9"/>
             <w:vAlign w:val="center"/>
@@ -2482,7 +1982,7 @@
         </w:tc>
         <w:tc>
           <w:tcPr>
-            <w:tcW w:w="1417" w:type="dxa"/>
+            <w:tcW w:w="1530" w:type="dxa"/>
             <w:shd w:val="clear" w:color="auto" w:fill="D9D9D9"/>
             <w:tcMar>
               <w:top w:w="0" w:type="dxa"/>
@@ -2509,29 +2009,13 @@
                 <w:sz w:val="20"/>
                 <w:szCs w:val="20"/>
               </w:rPr>
-              <w:t xml:space="preserve">0,300 </w:t>
-            </w:r>
-            <w:r>
-              <w:rPr>
-                <w:rFonts w:ascii="Calibri" w:eastAsia="Calibri" w:hAnsi="Calibri" w:cs="Calibri"/>
-                <w:sz w:val="20"/>
-                <w:szCs w:val="20"/>
-              </w:rPr>
-              <w:t>–</w:t>
-            </w:r>
-            <w:r>
-              <w:rPr>
-                <w:rFonts w:ascii="Calibri" w:eastAsia="Calibri" w:hAnsi="Calibri" w:cs="Calibri"/>
-                <w:sz w:val="20"/>
-                <w:szCs w:val="20"/>
-              </w:rPr>
-              <w:t xml:space="preserve"> 0,700</w:t>
+              <w:t>0,300 – 0,700</w:t>
             </w:r>
           </w:p>
         </w:tc>
         <w:tc>
           <w:tcPr>
-            <w:tcW w:w="7645" w:type="dxa"/>
+            <w:tcW w:w="7623" w:type="dxa"/>
             <w:shd w:val="clear" w:color="auto" w:fill="D9D9D9"/>
             <w:tcMar>
               <w:top w:w="0" w:type="dxa"/>
@@ -2571,7 +2055,7 @@
         </w:trPr>
         <w:tc>
           <w:tcPr>
-            <w:tcW w:w="1423" w:type="dxa"/>
+            <w:tcW w:w="1620" w:type="dxa"/>
             <w:vMerge/>
             <w:shd w:val="clear" w:color="auto" w:fill="D9D9D9"/>
             <w:vAlign w:val="center"/>
@@ -2600,7 +2084,7 @@
         </w:tc>
         <w:tc>
           <w:tcPr>
-            <w:tcW w:w="1417" w:type="dxa"/>
+            <w:tcW w:w="1530" w:type="dxa"/>
             <w:shd w:val="clear" w:color="auto" w:fill="D9D9D9"/>
             <w:tcMar>
               <w:top w:w="0" w:type="dxa"/>
@@ -2633,7 +2117,7 @@
         </w:tc>
         <w:tc>
           <w:tcPr>
-            <w:tcW w:w="7645" w:type="dxa"/>
+            <w:tcW w:w="7623" w:type="dxa"/>
             <w:shd w:val="clear" w:color="auto" w:fill="D9D9D9"/>
             <w:tcMar>
               <w:top w:w="0" w:type="dxa"/>
@@ -2668,7 +2152,7 @@
       <w:tr>
         <w:tc>
           <w:tcPr>
-            <w:tcW w:w="1423" w:type="dxa"/>
+            <w:tcW w:w="1620" w:type="dxa"/>
             <w:vMerge/>
             <w:shd w:val="clear" w:color="auto" w:fill="D9D9D9"/>
             <w:vAlign w:val="center"/>
@@ -2695,7 +2179,7 @@
         </w:tc>
         <w:tc>
           <w:tcPr>
-            <w:tcW w:w="1417" w:type="dxa"/>
+            <w:tcW w:w="1530" w:type="dxa"/>
             <w:shd w:val="clear" w:color="auto" w:fill="D9D9D9"/>
             <w:tcMar>
               <w:top w:w="0" w:type="dxa"/>
@@ -2728,7 +2212,7 @@
         </w:tc>
         <w:tc>
           <w:tcPr>
-            <w:tcW w:w="7645" w:type="dxa"/>
+            <w:tcW w:w="7623" w:type="dxa"/>
             <w:shd w:val="clear" w:color="auto" w:fill="D9D9D9"/>
             <w:tcMar>
               <w:top w:w="0" w:type="dxa"/>
@@ -2762,7 +2246,562 @@
           </w:p>
         </w:tc>
       </w:tr>
+      <w:tr>
+        <w:tc>
+          <w:tcPr>
+            <w:tcW w:w="1620" w:type="dxa"/>
+            <w:vMerge w:val="restart"/>
+            <w:vAlign w:val="center"/>
+          </w:tcPr>
+          <w:p>
+            <w:pPr>
+              <w:widowControl w:val="0"/>
+              <w:pBdr>
+                <w:top w:val="nil"/>
+                <w:left w:val="nil"/>
+                <w:bottom w:val="nil"/>
+                <w:right w:val="nil"/>
+                <w:between w:val="nil"/>
+              </w:pBdr>
+              <w:spacing w:after="0"/>
+              <w:jc w:val="center"/>
+              <w:rPr>
+                <w:rFonts w:ascii="Calibri" w:eastAsia="Calibri" w:hAnsi="Calibri" w:cs="Calibri"/>
+                <w:sz w:val="20"/>
+                <w:szCs w:val="20"/>
+              </w:rPr>
+            </w:pPr>
+            <w:proofErr w:type="spellStart"/>
+            <w:r>
+              <w:rPr>
+                <w:rFonts w:ascii="Calibri" w:eastAsia="Calibri" w:hAnsi="Calibri" w:cs="Calibri"/>
+                <w:sz w:val="20"/>
+                <w:szCs w:val="20"/>
+              </w:rPr>
+              <w:t>Patologias</w:t>
+            </w:r>
+            <w:proofErr w:type="spellEnd"/>
+          </w:p>
+        </w:tc>
+        <w:tc>
+          <w:tcPr>
+            <w:tcW w:w="1530" w:type="dxa"/>
+            <w:tcMar>
+              <w:top w:w="0" w:type="dxa"/>
+              <w:left w:w="108" w:type="dxa"/>
+              <w:bottom w:w="0" w:type="dxa"/>
+              <w:right w:w="108" w:type="dxa"/>
+            </w:tcMar>
+          </w:tcPr>
+          <w:p>
+            <w:pPr>
+              <w:spacing w:after="0" w:line="240" w:lineRule="auto"/>
+              <w:jc w:val="center"/>
+              <w:rPr>
+                <w:rFonts w:ascii="Calibri" w:eastAsia="Calibri" w:hAnsi="Calibri" w:cs="Calibri"/>
+                <w:sz w:val="20"/>
+                <w:szCs w:val="20"/>
+              </w:rPr>
+            </w:pPr>
+            <w:r>
+              <w:rPr>
+                <w:rFonts w:ascii="Calibri" w:eastAsia="Calibri" w:hAnsi="Calibri" w:cs="Calibri"/>
+                <w:sz w:val="20"/>
+                <w:szCs w:val="20"/>
+              </w:rPr>
+              <w:t>0 – 0,300</w:t>
+            </w:r>
+          </w:p>
+        </w:tc>
+        <w:tc>
+          <w:tcPr>
+            <w:tcW w:w="7623" w:type="dxa"/>
+            <w:tcMar>
+              <w:top w:w="0" w:type="dxa"/>
+              <w:left w:w="108" w:type="dxa"/>
+              <w:bottom w:w="0" w:type="dxa"/>
+              <w:right w:w="108" w:type="dxa"/>
+            </w:tcMar>
+          </w:tcPr>
+          <w:p>
+            <w:pPr>
+              <w:spacing w:after="0" w:line="240" w:lineRule="auto"/>
+              <w:rPr>
+                <w:rFonts w:ascii="Calibri" w:eastAsia="Calibri" w:hAnsi="Calibri" w:cs="Calibri"/>
+                <w:sz w:val="20"/>
+                <w:szCs w:val="20"/>
+                <w:lang w:val="pt-BR"/>
+              </w:rPr>
+            </w:pPr>
+            <w:r>
+              <w:rPr>
+                <w:rFonts w:ascii="Calibri" w:eastAsia="Calibri" w:hAnsi="Calibri" w:cs="Calibri"/>
+                <w:color w:val="000000"/>
+                <w:sz w:val="20"/>
+                <w:szCs w:val="20"/>
+                <w:lang w:val="pt-BR"/>
+              </w:rPr>
+              <w:t>Processo altamente provável. Pode haver sintomas visíveis.</w:t>
+            </w:r>
+          </w:p>
+        </w:tc>
+      </w:tr>
+      <w:tr>
+        <w:tc>
+          <w:tcPr>
+            <w:tcW w:w="1620" w:type="dxa"/>
+            <w:vMerge/>
+            <w:vAlign w:val="center"/>
+          </w:tcPr>
+          <w:p>
+            <w:pPr>
+              <w:widowControl w:val="0"/>
+              <w:pBdr>
+                <w:top w:val="nil"/>
+                <w:left w:val="nil"/>
+                <w:bottom w:val="nil"/>
+                <w:right w:val="nil"/>
+                <w:between w:val="nil"/>
+              </w:pBdr>
+              <w:spacing w:after="0"/>
+              <w:rPr>
+                <w:rFonts w:ascii="Calibri" w:eastAsia="Calibri" w:hAnsi="Calibri" w:cs="Calibri"/>
+                <w:sz w:val="20"/>
+                <w:szCs w:val="20"/>
+                <w:lang w:val="pt-BR"/>
+              </w:rPr>
+            </w:pPr>
+          </w:p>
+        </w:tc>
+        <w:tc>
+          <w:tcPr>
+            <w:tcW w:w="1530" w:type="dxa"/>
+            <w:tcMar>
+              <w:top w:w="0" w:type="dxa"/>
+              <w:left w:w="108" w:type="dxa"/>
+              <w:bottom w:w="0" w:type="dxa"/>
+              <w:right w:w="108" w:type="dxa"/>
+            </w:tcMar>
+          </w:tcPr>
+          <w:p>
+            <w:pPr>
+              <w:spacing w:after="0" w:line="240" w:lineRule="auto"/>
+              <w:jc w:val="center"/>
+              <w:rPr>
+                <w:rFonts w:ascii="Calibri" w:eastAsia="Calibri" w:hAnsi="Calibri" w:cs="Calibri"/>
+                <w:sz w:val="20"/>
+                <w:szCs w:val="20"/>
+              </w:rPr>
+            </w:pPr>
+            <w:r>
+              <w:rPr>
+                <w:rFonts w:ascii="Calibri" w:eastAsia="Calibri" w:hAnsi="Calibri" w:cs="Calibri"/>
+                <w:sz w:val="20"/>
+                <w:szCs w:val="20"/>
+              </w:rPr>
+              <w:t>0,300 – 0,700</w:t>
+            </w:r>
+          </w:p>
+        </w:tc>
+        <w:tc>
+          <w:tcPr>
+            <w:tcW w:w="7623" w:type="dxa"/>
+            <w:tcMar>
+              <w:top w:w="0" w:type="dxa"/>
+              <w:left w:w="108" w:type="dxa"/>
+              <w:bottom w:w="0" w:type="dxa"/>
+              <w:right w:w="108" w:type="dxa"/>
+            </w:tcMar>
+          </w:tcPr>
+          <w:p>
+            <w:pPr>
+              <w:spacing w:after="0" w:line="240" w:lineRule="auto"/>
+              <w:rPr>
+                <w:rFonts w:ascii="Calibri" w:eastAsia="Calibri" w:hAnsi="Calibri" w:cs="Calibri"/>
+                <w:sz w:val="20"/>
+                <w:szCs w:val="20"/>
+                <w:lang w:val="pt-BR"/>
+              </w:rPr>
+            </w:pPr>
+            <w:r>
+              <w:rPr>
+                <w:rFonts w:ascii="Calibri" w:eastAsia="Calibri" w:hAnsi="Calibri" w:cs="Calibri"/>
+                <w:color w:val="000000"/>
+                <w:sz w:val="20"/>
+                <w:szCs w:val="20"/>
+                <w:lang w:val="pt-BR"/>
+              </w:rPr>
+              <w:t>Fase de desenvolvimento inicial, subclínica.</w:t>
+            </w:r>
+          </w:p>
+        </w:tc>
+      </w:tr>
+      <w:tr>
+        <w:tc>
+          <w:tcPr>
+            <w:tcW w:w="1620" w:type="dxa"/>
+            <w:vMerge/>
+            <w:vAlign w:val="center"/>
+          </w:tcPr>
+          <w:p>
+            <w:pPr>
+              <w:widowControl w:val="0"/>
+              <w:pBdr>
+                <w:top w:val="nil"/>
+                <w:left w:val="nil"/>
+                <w:bottom w:val="nil"/>
+                <w:right w:val="nil"/>
+                <w:between w:val="nil"/>
+              </w:pBdr>
+              <w:spacing w:after="0"/>
+              <w:rPr>
+                <w:rFonts w:ascii="Calibri" w:eastAsia="Calibri" w:hAnsi="Calibri" w:cs="Calibri"/>
+                <w:sz w:val="20"/>
+                <w:szCs w:val="20"/>
+                <w:lang w:val="pt-BR"/>
+              </w:rPr>
+            </w:pPr>
+          </w:p>
+        </w:tc>
+        <w:tc>
+          <w:tcPr>
+            <w:tcW w:w="1530" w:type="dxa"/>
+            <w:tcMar>
+              <w:top w:w="0" w:type="dxa"/>
+              <w:left w:w="108" w:type="dxa"/>
+              <w:bottom w:w="0" w:type="dxa"/>
+              <w:right w:w="108" w:type="dxa"/>
+            </w:tcMar>
+          </w:tcPr>
+          <w:p>
+            <w:pPr>
+              <w:spacing w:after="0" w:line="240" w:lineRule="auto"/>
+              <w:jc w:val="center"/>
+              <w:rPr>
+                <w:rFonts w:ascii="Calibri" w:eastAsia="Calibri" w:hAnsi="Calibri" w:cs="Calibri"/>
+                <w:sz w:val="20"/>
+                <w:szCs w:val="20"/>
+              </w:rPr>
+            </w:pPr>
+            <w:r>
+              <w:rPr>
+                <w:rFonts w:ascii="Calibri" w:eastAsia="Calibri" w:hAnsi="Calibri" w:cs="Calibri"/>
+                <w:sz w:val="20"/>
+                <w:szCs w:val="20"/>
+              </w:rPr>
+              <w:t>0,710 -1,000</w:t>
+            </w:r>
+          </w:p>
+        </w:tc>
+        <w:tc>
+          <w:tcPr>
+            <w:tcW w:w="7623" w:type="dxa"/>
+            <w:tcMar>
+              <w:top w:w="0" w:type="dxa"/>
+              <w:left w:w="108" w:type="dxa"/>
+              <w:bottom w:w="0" w:type="dxa"/>
+              <w:right w:w="108" w:type="dxa"/>
+            </w:tcMar>
+          </w:tcPr>
+          <w:p>
+            <w:pPr>
+              <w:spacing w:after="0" w:line="240" w:lineRule="auto"/>
+              <w:rPr>
+                <w:rFonts w:ascii="Calibri" w:eastAsia="Calibri" w:hAnsi="Calibri" w:cs="Calibri"/>
+                <w:sz w:val="20"/>
+                <w:szCs w:val="20"/>
+                <w:lang w:val="pt-BR"/>
+              </w:rPr>
+            </w:pPr>
+            <w:r>
+              <w:rPr>
+                <w:rFonts w:ascii="Calibri" w:eastAsia="Calibri" w:hAnsi="Calibri" w:cs="Calibri"/>
+                <w:color w:val="000000"/>
+                <w:sz w:val="20"/>
+                <w:szCs w:val="20"/>
+                <w:lang w:val="pt-BR"/>
+              </w:rPr>
+              <w:t>Sem expressão ativa, mas pode estar em latência ou ser um traço genético.</w:t>
+            </w:r>
+          </w:p>
+        </w:tc>
+      </w:tr>
+      <w:tr>
+        <w:tc>
+          <w:tcPr>
+            <w:tcW w:w="1620" w:type="dxa"/>
+            <w:shd w:val="clear" w:color="auto" w:fill="D9D9D9" w:themeFill="background1" w:themeFillShade="D9"/>
+            <w:vAlign w:val="center"/>
+          </w:tcPr>
+          <w:p>
+            <w:pPr>
+              <w:widowControl w:val="0"/>
+              <w:pBdr>
+                <w:top w:val="nil"/>
+                <w:left w:val="nil"/>
+                <w:bottom w:val="nil"/>
+                <w:right w:val="nil"/>
+                <w:between w:val="nil"/>
+              </w:pBdr>
+              <w:spacing w:after="0"/>
+              <w:rPr>
+                <w:rFonts w:ascii="Calibri" w:eastAsia="Calibri" w:hAnsi="Calibri" w:cs="Calibri"/>
+                <w:sz w:val="20"/>
+                <w:szCs w:val="20"/>
+              </w:rPr>
+            </w:pPr>
+            <w:proofErr w:type="spellStart"/>
+            <w:r>
+              <w:rPr>
+                <w:rFonts w:ascii="Calibri" w:eastAsia="Calibri" w:hAnsi="Calibri" w:cs="Calibri"/>
+                <w:sz w:val="20"/>
+                <w:szCs w:val="20"/>
+              </w:rPr>
+              <w:t>Pedras</w:t>
+            </w:r>
+            <w:proofErr w:type="spellEnd"/>
+            <w:r>
+              <w:rPr>
+                <w:rFonts w:ascii="Calibri" w:eastAsia="Calibri" w:hAnsi="Calibri" w:cs="Calibri"/>
+                <w:sz w:val="20"/>
+                <w:szCs w:val="20"/>
+              </w:rPr>
+              <w:t>/</w:t>
+            </w:r>
+            <w:proofErr w:type="spellStart"/>
+            <w:r>
+              <w:rPr>
+                <w:rFonts w:ascii="Calibri" w:eastAsia="Calibri" w:hAnsi="Calibri" w:cs="Calibri"/>
+                <w:sz w:val="20"/>
+                <w:szCs w:val="20"/>
+              </w:rPr>
+              <w:t>Cristais</w:t>
+            </w:r>
+            <w:proofErr w:type="spellEnd"/>
+          </w:p>
+        </w:tc>
+        <w:tc>
+          <w:tcPr>
+            <w:tcW w:w="1530" w:type="dxa"/>
+            <w:shd w:val="clear" w:color="auto" w:fill="D9D9D9" w:themeFill="background1" w:themeFillShade="D9"/>
+            <w:tcMar>
+              <w:top w:w="0" w:type="dxa"/>
+              <w:left w:w="108" w:type="dxa"/>
+              <w:bottom w:w="0" w:type="dxa"/>
+              <w:right w:w="108" w:type="dxa"/>
+            </w:tcMar>
+          </w:tcPr>
+          <w:p>
+            <w:pPr>
+              <w:spacing w:after="0" w:line="240" w:lineRule="auto"/>
+              <w:jc w:val="center"/>
+              <w:rPr>
+                <w:rFonts w:ascii="Calibri" w:eastAsia="Calibri" w:hAnsi="Calibri" w:cs="Calibri"/>
+                <w:sz w:val="20"/>
+                <w:szCs w:val="20"/>
+              </w:rPr>
+            </w:pPr>
+            <w:r>
+              <w:rPr>
+                <w:rFonts w:ascii="Calibri" w:eastAsia="Calibri" w:hAnsi="Calibri" w:cs="Calibri"/>
+                <w:sz w:val="20"/>
+                <w:szCs w:val="20"/>
+              </w:rPr>
+              <w:t>&lt;0,300</w:t>
+            </w:r>
+          </w:p>
+        </w:tc>
+        <w:tc>
+          <w:tcPr>
+            <w:tcW w:w="7623" w:type="dxa"/>
+            <w:shd w:val="clear" w:color="auto" w:fill="D9D9D9" w:themeFill="background1" w:themeFillShade="D9"/>
+            <w:tcMar>
+              <w:top w:w="0" w:type="dxa"/>
+              <w:left w:w="108" w:type="dxa"/>
+              <w:bottom w:w="0" w:type="dxa"/>
+              <w:right w:w="108" w:type="dxa"/>
+            </w:tcMar>
+            <w:vAlign w:val="center"/>
+          </w:tcPr>
+          <w:p>
+            <w:pPr>
+              <w:spacing w:after="0" w:line="240" w:lineRule="auto"/>
+              <w:rPr>
+                <w:rFonts w:ascii="Calibri" w:eastAsia="Calibri" w:hAnsi="Calibri" w:cs="Calibri"/>
+                <w:color w:val="000000"/>
+                <w:sz w:val="20"/>
+                <w:szCs w:val="20"/>
+              </w:rPr>
+            </w:pPr>
+            <w:proofErr w:type="spellStart"/>
+            <w:r>
+              <w:rPr>
+                <w:rFonts w:ascii="Calibri" w:eastAsia="Calibri" w:hAnsi="Calibri" w:cs="Calibri"/>
+                <w:sz w:val="20"/>
+                <w:szCs w:val="20"/>
+              </w:rPr>
+              <w:t>Altamente</w:t>
+            </w:r>
+            <w:proofErr w:type="spellEnd"/>
+            <w:r>
+              <w:rPr>
+                <w:rFonts w:ascii="Calibri" w:eastAsia="Calibri" w:hAnsi="Calibri" w:cs="Calibri"/>
+                <w:sz w:val="20"/>
+                <w:szCs w:val="20"/>
+              </w:rPr>
+              <w:t xml:space="preserve"> </w:t>
+            </w:r>
+            <w:proofErr w:type="spellStart"/>
+            <w:r>
+              <w:rPr>
+                <w:rFonts w:ascii="Calibri" w:eastAsia="Calibri" w:hAnsi="Calibri" w:cs="Calibri"/>
+                <w:sz w:val="20"/>
+                <w:szCs w:val="20"/>
+              </w:rPr>
+              <w:t>benéfic</w:t>
+            </w:r>
+            <w:r>
+              <w:rPr>
+                <w:rFonts w:ascii="Calibri" w:eastAsia="Calibri" w:hAnsi="Calibri" w:cs="Calibri"/>
+                <w:sz w:val="20"/>
+                <w:szCs w:val="20"/>
+              </w:rPr>
+              <w:t>a</w:t>
+            </w:r>
+            <w:proofErr w:type="spellEnd"/>
+            <w:r>
+              <w:rPr>
+                <w:rFonts w:ascii="Calibri" w:eastAsia="Calibri" w:hAnsi="Calibri" w:cs="Calibri"/>
+                <w:sz w:val="20"/>
+                <w:szCs w:val="20"/>
+              </w:rPr>
+              <w:t>, tanto</w:t>
+            </w:r>
+            <w:r>
+              <w:rPr>
+                <w:rFonts w:ascii="Calibri" w:eastAsia="Calibri" w:hAnsi="Calibri" w:cs="Calibri"/>
+                <w:sz w:val="20"/>
+                <w:szCs w:val="20"/>
+              </w:rPr>
+              <w:t xml:space="preserve"> no </w:t>
+            </w:r>
+            <w:proofErr w:type="spellStart"/>
+            <w:r>
+              <w:rPr>
+                <w:rFonts w:ascii="Calibri" w:eastAsia="Calibri" w:hAnsi="Calibri" w:cs="Calibri"/>
+                <w:sz w:val="20"/>
+                <w:szCs w:val="20"/>
+              </w:rPr>
+              <w:t>aspecto</w:t>
+            </w:r>
+            <w:proofErr w:type="spellEnd"/>
+            <w:r>
+              <w:rPr>
+                <w:rFonts w:ascii="Calibri" w:eastAsia="Calibri" w:hAnsi="Calibri" w:cs="Calibri"/>
+                <w:sz w:val="20"/>
+                <w:szCs w:val="20"/>
+              </w:rPr>
+              <w:t xml:space="preserve"> </w:t>
+            </w:r>
+            <w:proofErr w:type="spellStart"/>
+            <w:r>
+              <w:rPr>
+                <w:rFonts w:ascii="Calibri" w:eastAsia="Calibri" w:hAnsi="Calibri" w:cs="Calibri"/>
+                <w:sz w:val="20"/>
+                <w:szCs w:val="20"/>
+              </w:rPr>
+              <w:t>fís</w:t>
+            </w:r>
+            <w:r>
+              <w:rPr>
+                <w:rFonts w:ascii="Calibri" w:eastAsia="Calibri" w:hAnsi="Calibri" w:cs="Calibri"/>
+                <w:sz w:val="20"/>
+                <w:szCs w:val="20"/>
+              </w:rPr>
+              <w:t>i</w:t>
+            </w:r>
+            <w:r>
+              <w:rPr>
+                <w:rFonts w:ascii="Calibri" w:eastAsia="Calibri" w:hAnsi="Calibri" w:cs="Calibri"/>
+                <w:sz w:val="20"/>
+                <w:szCs w:val="20"/>
+              </w:rPr>
+              <w:t>co</w:t>
+            </w:r>
+            <w:proofErr w:type="spellEnd"/>
+            <w:r>
+              <w:rPr>
+                <w:rFonts w:ascii="Calibri" w:eastAsia="Calibri" w:hAnsi="Calibri" w:cs="Calibri"/>
+                <w:sz w:val="20"/>
+                <w:szCs w:val="20"/>
+              </w:rPr>
+              <w:t xml:space="preserve"> </w:t>
+            </w:r>
+            <w:proofErr w:type="spellStart"/>
+            <w:r>
+              <w:rPr>
+                <w:rFonts w:ascii="Calibri" w:eastAsia="Calibri" w:hAnsi="Calibri" w:cs="Calibri"/>
+                <w:sz w:val="20"/>
+                <w:szCs w:val="20"/>
+              </w:rPr>
+              <w:t>como</w:t>
+            </w:r>
+            <w:proofErr w:type="spellEnd"/>
+            <w:r>
+              <w:rPr>
+                <w:rFonts w:ascii="Calibri" w:eastAsia="Calibri" w:hAnsi="Calibri" w:cs="Calibri"/>
+                <w:sz w:val="20"/>
+                <w:szCs w:val="20"/>
+              </w:rPr>
+              <w:t xml:space="preserve"> </w:t>
+            </w:r>
+            <w:r>
+              <w:rPr>
+                <w:rFonts w:ascii="Calibri" w:eastAsia="Calibri" w:hAnsi="Calibri" w:cs="Calibri"/>
+                <w:sz w:val="20"/>
+                <w:szCs w:val="20"/>
+              </w:rPr>
+              <w:t>n</w:t>
+            </w:r>
+            <w:r>
+              <w:rPr>
+                <w:rFonts w:ascii="Calibri" w:eastAsia="Calibri" w:hAnsi="Calibri" w:cs="Calibri"/>
+                <w:sz w:val="20"/>
+                <w:szCs w:val="20"/>
+              </w:rPr>
+              <w:t xml:space="preserve">o </w:t>
+            </w:r>
+            <w:proofErr w:type="spellStart"/>
+            <w:r>
+              <w:rPr>
+                <w:rFonts w:ascii="Calibri" w:eastAsia="Calibri" w:hAnsi="Calibri" w:cs="Calibri"/>
+                <w:sz w:val="20"/>
+                <w:szCs w:val="20"/>
+              </w:rPr>
+              <w:t>emocional</w:t>
+            </w:r>
+            <w:proofErr w:type="spellEnd"/>
+            <w:r>
+              <w:rPr>
+                <w:rFonts w:ascii="Calibri" w:eastAsia="Calibri" w:hAnsi="Calibri" w:cs="Calibri"/>
+                <w:sz w:val="20"/>
+                <w:szCs w:val="20"/>
+              </w:rPr>
+              <w:t>.</w:t>
+            </w:r>
+          </w:p>
+        </w:tc>
+      </w:tr>
     </w:tbl>
+    <w:p>
+      <w:pPr>
+        <w:rPr>
+          <w:rFonts w:ascii="Calibri" w:eastAsia="Calibri" w:hAnsi="Calibri" w:cs="Calibri"/>
+          <w:b/>
+          <w:bCs/>
+        </w:rPr>
+      </w:pPr>
+    </w:p>
     <w:p>
       <w:pPr>
         <w:rPr>
@@ -2777,9 +2816,280 @@
           <w:b/>
           <w:bCs/>
         </w:rPr>
-        <w:lastRenderedPageBreak/>
         <w:t>4. RESULTADOS DAS ANÁLISES</w:t>
       </w:r>
+    </w:p>
+    <w:tbl>
+      <w:tblPr>
+        <w:tblStyle w:val="affffffff5"/>
+        <w:tblpPr w:leftFromText="141" w:rightFromText="141" w:vertAnchor="text" w:horzAnchor="margin" w:tblpX="-147" w:tblpY="195"/>
+        <w:tblW w:w="10627" w:type="dxa"/>
+        <w:tblInd w:w="0" w:type="dxa"/>
+        <w:tblBorders>
+          <w:top w:val="single" w:sz="4" w:space="0" w:color="000000"/>
+          <w:left w:val="single" w:sz="4" w:space="0" w:color="000000"/>
+          <w:bottom w:val="single" w:sz="4" w:space="0" w:color="000000"/>
+          <w:right w:val="single" w:sz="4" w:space="0" w:color="000000"/>
+          <w:insideH w:val="single" w:sz="4" w:space="0" w:color="000000"/>
+          <w:insideV w:val="single" w:sz="4" w:space="0" w:color="000000"/>
+        </w:tblBorders>
+        <w:tblLayout w:type="fixed"/>
+        <w:tblLook w:val="0400" w:firstRow="0" w:lastRow="0" w:firstColumn="0" w:lastColumn="0" w:noHBand="0" w:noVBand="1"/>
+      </w:tblPr>
+      <w:tblGrid>
+        <w:gridCol w:w="9220"/>
+        <w:gridCol w:w="1407"/>
+      </w:tblGrid>
+      <w:tr>
+        <w:trPr>
+          <w:tblHeader/>
+        </w:trPr>
+        <w:tc>
+          <w:tcPr>
+            <w:tcW w:w="9220" w:type="dxa"/>
+            <w:tcBorders>
+              <w:top w:val="single" w:sz="4" w:space="0" w:color="000000"/>
+              <w:left w:val="single" w:sz="4" w:space="0" w:color="000000"/>
+              <w:bottom w:val="single" w:sz="4" w:space="0" w:color="000000"/>
+              <w:right w:val="single" w:sz="4" w:space="0" w:color="000000"/>
+            </w:tcBorders>
+            <w:shd w:val="clear" w:color="auto" w:fill="D9D9D9"/>
+          </w:tcPr>
+          <w:p>
+            <w:pPr>
+              <w:widowControl w:val="0"/>
+              <w:spacing w:line="276" w:lineRule="auto"/>
+              <w:jc w:val="center"/>
+              <w:rPr>
+                <w:rFonts w:ascii="Calibri" w:eastAsia="Calibri" w:hAnsi="Calibri" w:cs="Calibri"/>
+                <w:b/>
+                <w:bCs/>
+              </w:rPr>
+            </w:pPr>
+            <w:r>
+              <w:rPr>
+                <w:rFonts w:ascii="Calibri" w:eastAsia="Calibri" w:hAnsi="Calibri" w:cs="Calibri"/>
+                <w:b/>
+                <w:bCs/>
+              </w:rPr>
+              <w:t>PATOLOGIAS</w:t>
+            </w:r>
+          </w:p>
+        </w:tc>
+        <w:tc>
+          <w:tcPr>
+            <w:tcW w:w="1407" w:type="dxa"/>
+            <w:tcBorders>
+              <w:top w:val="single" w:sz="4" w:space="0" w:color="000000"/>
+              <w:left w:val="single" w:sz="4" w:space="0" w:color="000000"/>
+              <w:bottom w:val="single" w:sz="4" w:space="0" w:color="000000"/>
+              <w:right w:val="single" w:sz="4" w:space="0" w:color="000000"/>
+            </w:tcBorders>
+            <w:shd w:val="clear" w:color="auto" w:fill="D9D9D9"/>
+          </w:tcPr>
+          <w:p>
+            <w:pPr>
+              <w:widowControl w:val="0"/>
+              <w:spacing w:line="276" w:lineRule="auto"/>
+              <w:jc w:val="center"/>
+              <w:rPr>
+                <w:rFonts w:ascii="Calibri" w:eastAsia="Calibri" w:hAnsi="Calibri" w:cs="Calibri"/>
+                <w:b/>
+                <w:bCs/>
+              </w:rPr>
+            </w:pPr>
+            <w:r>
+              <w:rPr>
+                <w:rFonts w:ascii="Calibri" w:eastAsia="Calibri" w:hAnsi="Calibri" w:cs="Calibri"/>
+                <w:b/>
+                <w:bCs/>
+              </w:rPr>
+              <w:t>D</w:t>
+            </w:r>
+          </w:p>
+        </w:tc>
+      </w:tr>
+      <w:tr>
+        <w:tc>
+          <w:tcPr>
+            <w:tcW w:w="10627" w:type="dxa"/>
+            <w:gridSpan w:val="2"/>
+            <w:tcBorders>
+              <w:top w:val="single" w:sz="4" w:space="0" w:color="000000"/>
+              <w:left w:val="single" w:sz="4" w:space="0" w:color="000000"/>
+              <w:bottom w:val="single" w:sz="4" w:space="0" w:color="000000"/>
+              <w:right w:val="single" w:sz="4" w:space="0" w:color="000000"/>
+            </w:tcBorders>
+          </w:tcPr>
+          <w:p>
+            <w:pPr>
+              <w:widowControl w:val="0"/>
+              <w:spacing w:line="276" w:lineRule="auto"/>
+              <w:rPr>
+                <w:rFonts w:ascii="Calibri" w:eastAsia="Calibri" w:hAnsi="Calibri" w:cs="Calibri"/>
+                <w:lang w:val="en-US"/>
+              </w:rPr>
+            </w:pPr>
+            <w:r>
+              <w:rPr>
+                <w:rFonts w:ascii="Calibri" w:eastAsia="Calibri" w:hAnsi="Calibri" w:cs="Calibri"/>
+              </w:rPr>
+              <w:t xml:space="preserve">{%tr for k, v in </w:t>
+            </w:r>
+            <w:proofErr w:type="spellStart"/>
+            <w:r>
+              <w:rPr>
+                <w:rFonts w:ascii="Calibri" w:eastAsia="Calibri" w:hAnsi="Calibri" w:cs="Calibri"/>
+                <w:lang w:val="en-US"/>
+              </w:rPr>
+              <w:t>tabl</w:t>
+            </w:r>
+            <w:r>
+              <w:rPr>
+                <w:rFonts w:ascii="Calibri" w:eastAsia="Calibri" w:hAnsi="Calibri" w:cs="Calibri"/>
+                <w:lang w:val="en-US"/>
+              </w:rPr>
+              <w:t>e</w:t>
+            </w:r>
+            <w:r>
+              <w:rPr>
+                <w:rFonts w:ascii="Calibri" w:eastAsia="Calibri" w:hAnsi="Calibri" w:cs="Calibri"/>
+                <w:lang w:val="en-US"/>
+              </w:rPr>
+              <w:t>_</w:t>
+            </w:r>
+            <w:proofErr w:type="gramStart"/>
+            <w:r>
+              <w:rPr>
+                <w:rFonts w:ascii="Calibri" w:eastAsia="Calibri" w:hAnsi="Calibri" w:cs="Calibri"/>
+                <w:lang w:val="en-US"/>
+              </w:rPr>
+              <w:t>patologies</w:t>
+            </w:r>
+            <w:proofErr w:type="spellEnd"/>
+            <w:r>
+              <w:rPr>
+                <w:rFonts w:ascii="Calibri" w:eastAsia="Calibri" w:hAnsi="Calibri" w:cs="Calibri"/>
+              </w:rPr>
+              <w:t>.items()%</w:t>
+            </w:r>
+            <w:proofErr w:type="gramEnd"/>
+            <w:r>
+              <w:rPr>
+                <w:rFonts w:ascii="Calibri" w:eastAsia="Calibri" w:hAnsi="Calibri" w:cs="Calibri"/>
+              </w:rPr>
+              <w:t>}</w:t>
+            </w:r>
+          </w:p>
+        </w:tc>
+      </w:tr>
+      <w:tr>
+        <w:tc>
+          <w:tcPr>
+            <w:tcW w:w="9220" w:type="dxa"/>
+            <w:tcBorders>
+              <w:top w:val="single" w:sz="4" w:space="0" w:color="000000"/>
+              <w:left w:val="single" w:sz="4" w:space="0" w:color="000000"/>
+              <w:bottom w:val="single" w:sz="4" w:space="0" w:color="000000"/>
+              <w:right w:val="single" w:sz="4" w:space="0" w:color="000000"/>
+            </w:tcBorders>
+          </w:tcPr>
+          <w:p>
+            <w:pPr>
+              <w:widowControl w:val="0"/>
+              <w:spacing w:line="276" w:lineRule="auto"/>
+              <w:rPr>
+                <w:rFonts w:ascii="Calibri" w:eastAsia="Calibri" w:hAnsi="Calibri" w:cs="Calibri"/>
+              </w:rPr>
+            </w:pPr>
+            <w:r>
+              <w:rPr>
+                <w:rFonts w:ascii="Calibri" w:eastAsia="Calibri" w:hAnsi="Calibri" w:cs="Calibri"/>
+              </w:rPr>
+              <w:t>{{k}}</w:t>
+            </w:r>
+          </w:p>
+        </w:tc>
+        <w:tc>
+          <w:tcPr>
+            <w:tcW w:w="1407" w:type="dxa"/>
+            <w:tcBorders>
+              <w:top w:val="single" w:sz="4" w:space="0" w:color="000000"/>
+              <w:left w:val="single" w:sz="4" w:space="0" w:color="000000"/>
+              <w:bottom w:val="single" w:sz="4" w:space="0" w:color="000000"/>
+              <w:right w:val="single" w:sz="4" w:space="0" w:color="000000"/>
+            </w:tcBorders>
+          </w:tcPr>
+          <w:p>
+            <w:pPr>
+              <w:widowControl w:val="0"/>
+              <w:spacing w:line="276" w:lineRule="auto"/>
+              <w:jc w:val="center"/>
+              <w:rPr>
+                <w:rFonts w:ascii="Calibri" w:eastAsia="Calibri" w:hAnsi="Calibri" w:cs="Calibri"/>
+              </w:rPr>
+            </w:pPr>
+            <w:r>
+              <w:rPr>
+                <w:rFonts w:ascii="Calibri" w:eastAsia="Calibri" w:hAnsi="Calibri" w:cs="Calibri"/>
+              </w:rPr>
+              <w:t>{{v}}</w:t>
+            </w:r>
+          </w:p>
+        </w:tc>
+      </w:tr>
+      <w:tr>
+        <w:tc>
+          <w:tcPr>
+            <w:tcW w:w="10627" w:type="dxa"/>
+            <w:gridSpan w:val="2"/>
+            <w:tcBorders>
+              <w:top w:val="single" w:sz="4" w:space="0" w:color="000000"/>
+              <w:left w:val="single" w:sz="4" w:space="0" w:color="000000"/>
+              <w:bottom w:val="single" w:sz="4" w:space="0" w:color="000000"/>
+              <w:right w:val="single" w:sz="4" w:space="0" w:color="000000"/>
+            </w:tcBorders>
+          </w:tcPr>
+          <w:p>
+            <w:pPr>
+              <w:widowControl w:val="0"/>
+              <w:spacing w:line="276" w:lineRule="auto"/>
+              <w:rPr>
+                <w:rFonts w:ascii="Calibri" w:eastAsia="Calibri" w:hAnsi="Calibri" w:cs="Calibri"/>
+              </w:rPr>
+            </w:pPr>
+            <w:r>
+              <w:rPr>
+                <w:rFonts w:ascii="Calibri" w:eastAsia="Calibri" w:hAnsi="Calibri" w:cs="Calibri"/>
+              </w:rPr>
+              <w:t xml:space="preserve">{%tr </w:t>
+            </w:r>
+            <w:proofErr w:type="spellStart"/>
+            <w:r>
+              <w:rPr>
+                <w:rFonts w:ascii="Calibri" w:eastAsia="Calibri" w:hAnsi="Calibri" w:cs="Calibri"/>
+              </w:rPr>
+              <w:t>endfor</w:t>
+            </w:r>
+            <w:proofErr w:type="spellEnd"/>
+            <w:r>
+              <w:rPr>
+                <w:rFonts w:ascii="Calibri" w:eastAsia="Calibri" w:hAnsi="Calibri" w:cs="Calibri"/>
+              </w:rPr>
+              <w:t xml:space="preserve"> %}</w:t>
+            </w:r>
+          </w:p>
+        </w:tc>
+      </w:tr>
+    </w:tbl>
+    <w:p>
+      <w:pPr>
+        <w:rPr>
+          <w:rFonts w:ascii="Calibri" w:eastAsia="Calibri" w:hAnsi="Calibri" w:cs="Calibri"/>
+          <w:b/>
+          <w:bCs/>
+        </w:rPr>
+      </w:pPr>
     </w:p>
     <w:tbl>
       <w:tblPr>
@@ -2798,18 +3108,17 @@
         <w:tblLook w:val="0400" w:firstRow="0" w:lastRow="0" w:firstColumn="0" w:lastColumn="0" w:noHBand="0" w:noVBand="1"/>
       </w:tblPr>
       <w:tblGrid>
-        <w:gridCol w:w="3222"/>
-        <w:gridCol w:w="1276"/>
-        <w:gridCol w:w="4536"/>
-        <w:gridCol w:w="1559"/>
+        <w:gridCol w:w="9459"/>
+        <w:gridCol w:w="1134"/>
       </w:tblGrid>
       <w:tr>
         <w:trPr>
           <w:trHeight w:val="279"/>
+          <w:tblHeader/>
         </w:trPr>
         <w:tc>
           <w:tcPr>
-            <w:tcW w:w="3222" w:type="dxa"/>
+            <w:tcW w:w="9459" w:type="dxa"/>
             <w:shd w:val="clear" w:color="auto" w:fill="D9D9D9"/>
           </w:tcPr>
           <w:p>
@@ -2832,69 +3141,65 @@
               </w:rPr>
               <w:t>MICRORGANISMOS DETECTADOS NO OBERON/META HUNTER</w:t>
             </w:r>
+            <w:r>
+              <w:rPr>
+                <w:rFonts w:ascii="Calibri" w:eastAsia="Calibri" w:hAnsi="Calibri" w:cs="Calibri"/>
+                <w:b/>
+                <w:bCs/>
+                <w:lang w:val="pt-BR"/>
+              </w:rPr>
+              <w:t xml:space="preserve"> </w:t>
+            </w:r>
+            <w:r>
+              <w:rPr>
+                <w:rFonts w:ascii="Calibri" w:eastAsia="Calibri" w:hAnsi="Calibri" w:cs="Calibri"/>
+                <w:b/>
+                <w:bCs/>
+                <w:lang w:val="pt-BR"/>
+              </w:rPr>
+              <w:t>–</w:t>
+            </w:r>
+            <w:r>
+              <w:rPr>
+                <w:rFonts w:ascii="Calibri" w:eastAsia="Calibri" w:hAnsi="Calibri" w:cs="Calibri"/>
+                <w:b/>
+                <w:bCs/>
+                <w:lang w:val="pt-BR"/>
+              </w:rPr>
+              <w:t xml:space="preserve"> TIPO</w:t>
+            </w:r>
+            <w:r>
+              <w:rPr>
+                <w:rFonts w:ascii="Calibri" w:eastAsia="Calibri" w:hAnsi="Calibri" w:cs="Calibri"/>
+                <w:b/>
+                <w:bCs/>
+                <w:lang w:val="pt-BR"/>
+              </w:rPr>
+              <w:t xml:space="preserve"> </w:t>
+            </w:r>
+            <w:r>
+              <w:rPr>
+                <w:rFonts w:ascii="Calibri" w:eastAsia="Calibri" w:hAnsi="Calibri" w:cs="Calibri"/>
+                <w:b/>
+                <w:bCs/>
+                <w:lang w:val="pt-BR"/>
+              </w:rPr>
+              <w:t>–</w:t>
+            </w:r>
+            <w:r>
+              <w:rPr>
+                <w:rFonts w:ascii="Calibri" w:eastAsia="Calibri" w:hAnsi="Calibri" w:cs="Calibri"/>
+                <w:b/>
+                <w:bCs/>
+                <w:lang w:val="pt-BR"/>
+              </w:rPr>
+              <w:t xml:space="preserve"> SINTOMAS FREQUENTES</w:t>
+            </w:r>
           </w:p>
         </w:tc>
         <w:tc>
           <w:tcPr>
-            <w:tcW w:w="1276" w:type="dxa"/>
-            <w:shd w:val="clear" w:color="auto" w:fill="D9D9D9"/>
-          </w:tcPr>
-          <w:p>
-            <w:pPr>
-              <w:spacing w:after="0" w:line="240" w:lineRule="auto"/>
-              <w:jc w:val="center"/>
-              <w:rPr>
-                <w:rFonts w:ascii="Calibri" w:eastAsia="Calibri" w:hAnsi="Calibri" w:cs="Calibri"/>
-                <w:b/>
-                <w:bCs/>
-              </w:rPr>
-            </w:pPr>
-            <w:r>
-              <w:rPr>
-                <w:rFonts w:ascii="Calibri" w:eastAsia="Calibri" w:hAnsi="Calibri" w:cs="Calibri"/>
-                <w:b/>
-                <w:bCs/>
-              </w:rPr>
-              <w:t>TIPO</w:t>
-            </w:r>
-          </w:p>
-        </w:tc>
-        <w:tc>
-          <w:tcPr>
-            <w:tcW w:w="4536" w:type="dxa"/>
-            <w:shd w:val="clear" w:color="auto" w:fill="D9D9D9"/>
-          </w:tcPr>
-          <w:p>
-            <w:pPr>
-              <w:spacing w:after="0" w:line="240" w:lineRule="auto"/>
-              <w:jc w:val="center"/>
-              <w:rPr>
-                <w:rFonts w:ascii="Calibri" w:eastAsia="Calibri" w:hAnsi="Calibri" w:cs="Calibri"/>
-                <w:b/>
-                <w:bCs/>
-              </w:rPr>
-            </w:pPr>
-            <w:r>
-              <w:rPr>
-                <w:rFonts w:ascii="Calibri" w:eastAsia="Calibri" w:hAnsi="Calibri" w:cs="Calibri"/>
-                <w:b/>
-                <w:bCs/>
-              </w:rPr>
-              <w:t xml:space="preserve">SINTOMAS </w:t>
-            </w:r>
-            <w:r>
-              <w:rPr>
-                <w:rFonts w:ascii="Calibri" w:eastAsia="Calibri" w:hAnsi="Calibri" w:cs="Calibri"/>
-                <w:b/>
-                <w:bCs/>
-              </w:rPr>
-              <w:t>FREQUENTES</w:t>
-            </w:r>
-          </w:p>
-        </w:tc>
-        <w:tc>
-          <w:tcPr>
-            <w:tcW w:w="1559" w:type="dxa"/>
+            <w:tcW w:w="1134" w:type="dxa"/>
             <w:shd w:val="clear" w:color="auto" w:fill="D9D9D9"/>
           </w:tcPr>
           <w:p>
@@ -2925,7 +3230,7 @@
         <w:tc>
           <w:tcPr>
             <w:tcW w:w="10593" w:type="dxa"/>
-            <w:gridSpan w:val="4"/>
+            <w:gridSpan w:val="2"/>
           </w:tcPr>
           <w:p>
             <w:pPr>
@@ -2939,13 +3244,7 @@
               <w:rPr>
                 <w:rFonts w:ascii="Calibri" w:eastAsia="Calibri" w:hAnsi="Calibri" w:cs="Calibri"/>
               </w:rPr>
-              <w:t>{%</w:t>
-            </w:r>
-            <w:r>
-              <w:rPr>
-                <w:rFonts w:ascii="Calibri" w:eastAsia="Calibri" w:hAnsi="Calibri" w:cs="Calibri"/>
-              </w:rPr>
-              <w:t xml:space="preserve">tr for item in </w:t>
+              <w:t xml:space="preserve">{%tr for item in </w:t>
             </w:r>
             <w:proofErr w:type="spellStart"/>
             <w:r>
@@ -2970,7 +3269,7 @@
         </w:trPr>
         <w:tc>
           <w:tcPr>
-            <w:tcW w:w="3222" w:type="dxa"/>
+            <w:tcW w:w="9459" w:type="dxa"/>
           </w:tcPr>
           <w:p>
             <w:pPr>
@@ -2982,6 +3281,8 @@
             <w:r>
               <w:rPr>
                 <w:rFonts w:ascii="Calibri" w:eastAsia="Calibri" w:hAnsi="Calibri" w:cs="Calibri"/>
+                <w:b/>
+                <w:bCs/>
               </w:rPr>
               <w:t>{{</w:t>
             </w:r>
@@ -2990,8 +3291,80 @@
             <w:r>
               <w:rPr>
                 <w:rFonts w:ascii="Calibri" w:eastAsia="Calibri" w:hAnsi="Calibri" w:cs="Calibri"/>
+                <w:b/>
+                <w:bCs/>
               </w:rPr>
               <w:t>item.nome</w:t>
+            </w:r>
+            <w:proofErr w:type="spellEnd"/>
+            <w:proofErr w:type="gramEnd"/>
+            <w:r>
+              <w:rPr>
+                <w:rFonts w:ascii="Calibri" w:eastAsia="Calibri" w:hAnsi="Calibri" w:cs="Calibri"/>
+                <w:b/>
+                <w:bCs/>
+              </w:rPr>
+              <w:t>}}</w:t>
+            </w:r>
+            <w:r>
+              <w:rPr>
+                <w:rFonts w:ascii="Calibri" w:eastAsia="Calibri" w:hAnsi="Calibri" w:cs="Calibri"/>
+              </w:rPr>
+              <w:t xml:space="preserve"> – </w:t>
+            </w:r>
+            <w:r>
+              <w:rPr>
+                <w:rFonts w:ascii="Calibri" w:eastAsia="Calibri" w:hAnsi="Calibri" w:cs="Calibri"/>
+              </w:rPr>
+              <w:t>{{</w:t>
+            </w:r>
+            <w:proofErr w:type="spellStart"/>
+            <w:proofErr w:type="gramStart"/>
+            <w:r>
+              <w:rPr>
+                <w:rFonts w:ascii="Calibri" w:eastAsia="Calibri" w:hAnsi="Calibri" w:cs="Calibri"/>
+              </w:rPr>
+              <w:t>item.tipo</w:t>
+            </w:r>
+            <w:proofErr w:type="spellEnd"/>
+            <w:proofErr w:type="gramEnd"/>
+            <w:r>
+              <w:rPr>
+                <w:rFonts w:ascii="Calibri" w:eastAsia="Calibri" w:hAnsi="Calibri" w:cs="Calibri"/>
+              </w:rPr>
+              <w:t>}}</w:t>
+            </w:r>
+            <w:r>
+              <w:rPr>
+                <w:rFonts w:ascii="Calibri" w:eastAsia="Calibri" w:hAnsi="Calibri" w:cs="Calibri"/>
+              </w:rPr>
+              <w:t xml:space="preserve"> </w:t>
+            </w:r>
+            <w:r>
+              <w:rPr>
+                <w:rFonts w:ascii="Calibri" w:eastAsia="Calibri" w:hAnsi="Calibri" w:cs="Calibri"/>
+              </w:rPr>
+              <w:t>–</w:t>
+            </w:r>
+            <w:r>
+              <w:rPr>
+                <w:rFonts w:ascii="Calibri" w:eastAsia="Calibri" w:hAnsi="Calibri" w:cs="Calibri"/>
+              </w:rPr>
+              <w:t xml:space="preserve"> </w:t>
+            </w:r>
+            <w:r>
+              <w:rPr>
+                <w:rFonts w:ascii="Calibri" w:eastAsia="Calibri" w:hAnsi="Calibri" w:cs="Calibri"/>
+              </w:rPr>
+              <w:t>{{</w:t>
+            </w:r>
+            <w:proofErr w:type="spellStart"/>
+            <w:proofErr w:type="gramStart"/>
+            <w:r>
+              <w:rPr>
+                <w:rFonts w:ascii="Calibri" w:eastAsia="Calibri" w:hAnsi="Calibri" w:cs="Calibri"/>
+              </w:rPr>
+              <w:t>item.sintomas</w:t>
             </w:r>
             <w:proofErr w:type="spellEnd"/>
             <w:proofErr w:type="gramEnd"/>
@@ -3005,84 +3378,7 @@
         </w:tc>
         <w:tc>
           <w:tcPr>
-            <w:tcW w:w="1276" w:type="dxa"/>
-          </w:tcPr>
-          <w:p>
-            <w:pPr>
-              <w:spacing w:after="0" w:line="240" w:lineRule="auto"/>
-              <w:jc w:val="center"/>
-              <w:rPr>
-                <w:rFonts w:ascii="Calibri" w:eastAsia="Calibri" w:hAnsi="Calibri" w:cs="Calibri"/>
-              </w:rPr>
-            </w:pPr>
-            <w:r>
-              <w:rPr>
-                <w:rFonts w:ascii="Calibri" w:eastAsia="Calibri" w:hAnsi="Calibri" w:cs="Calibri"/>
-              </w:rPr>
-              <w:t>{{</w:t>
-            </w:r>
-            <w:proofErr w:type="spellStart"/>
-            <w:proofErr w:type="gramStart"/>
-            <w:r>
-              <w:rPr>
-                <w:rFonts w:ascii="Calibri" w:eastAsia="Calibri" w:hAnsi="Calibri" w:cs="Calibri"/>
-              </w:rPr>
-              <w:t>item.tipo</w:t>
-            </w:r>
-            <w:proofErr w:type="spellEnd"/>
-            <w:proofErr w:type="gramEnd"/>
-            <w:r>
-              <w:rPr>
-                <w:rFonts w:ascii="Calibri" w:eastAsia="Calibri" w:hAnsi="Calibri" w:cs="Calibri"/>
-              </w:rPr>
-              <w:t>}}</w:t>
-            </w:r>
-          </w:p>
-        </w:tc>
-        <w:tc>
-          <w:tcPr>
-            <w:tcW w:w="4536" w:type="dxa"/>
-          </w:tcPr>
-          <w:p>
-            <w:pPr>
-              <w:spacing w:after="0" w:line="240" w:lineRule="auto"/>
-              <w:rPr>
-                <w:rFonts w:ascii="Calibri" w:eastAsia="Calibri" w:hAnsi="Calibri" w:cs="Calibri"/>
-              </w:rPr>
-            </w:pPr>
-            <w:r>
-              <w:rPr>
-                <w:rFonts w:ascii="Calibri" w:eastAsia="Calibri" w:hAnsi="Calibri" w:cs="Calibri"/>
-              </w:rPr>
-              <w:t>{{</w:t>
-            </w:r>
-            <w:proofErr w:type="spellStart"/>
-            <w:proofErr w:type="gramStart"/>
-            <w:r>
-              <w:rPr>
-                <w:rFonts w:ascii="Calibri" w:eastAsia="Calibri" w:hAnsi="Calibri" w:cs="Calibri"/>
-              </w:rPr>
-              <w:t>item.</w:t>
-            </w:r>
-            <w:r>
-              <w:rPr>
-                <w:rFonts w:ascii="Calibri" w:eastAsia="Calibri" w:hAnsi="Calibri" w:cs="Calibri"/>
-              </w:rPr>
-              <w:t>sintomas</w:t>
-            </w:r>
-            <w:proofErr w:type="spellEnd"/>
-            <w:proofErr w:type="gramEnd"/>
-            <w:r>
-              <w:rPr>
-                <w:rFonts w:ascii="Calibri" w:eastAsia="Calibri" w:hAnsi="Calibri" w:cs="Calibri"/>
-              </w:rPr>
-              <w:t>}}</w:t>
-            </w:r>
-          </w:p>
-        </w:tc>
-        <w:tc>
-          <w:tcPr>
-            <w:tcW w:w="1559" w:type="dxa"/>
+            <w:tcW w:w="1134" w:type="dxa"/>
           </w:tcPr>
           <w:p>
             <w:pPr>
@@ -3124,7 +3420,7 @@
         <w:tc>
           <w:tcPr>
             <w:tcW w:w="10593" w:type="dxa"/>
-            <w:gridSpan w:val="4"/>
+            <w:gridSpan w:val="2"/>
           </w:tcPr>
           <w:p>
             <w:pPr>
@@ -3158,6 +3454,50 @@
         </w:tc>
       </w:tr>
     </w:tbl>
+    <w:p>
+      <w:pPr>
+        <w:widowControl w:val="0"/>
+        <w:spacing w:after="0"/>
+        <w:rPr>
+          <w:rFonts w:ascii="Calibri" w:eastAsia="Calibri" w:hAnsi="Calibri" w:cs="Calibri"/>
+          <w:sz w:val="12"/>
+          <w:szCs w:val="12"/>
+        </w:rPr>
+      </w:pPr>
+    </w:p>
+    <w:p>
+      <w:pPr>
+        <w:widowControl w:val="0"/>
+        <w:spacing w:after="0"/>
+        <w:rPr>
+          <w:rFonts w:ascii="Calibri" w:eastAsia="Calibri" w:hAnsi="Calibri" w:cs="Calibri"/>
+          <w:sz w:val="12"/>
+          <w:szCs w:val="12"/>
+        </w:rPr>
+      </w:pPr>
+    </w:p>
+    <w:p>
+      <w:pPr>
+        <w:widowControl w:val="0"/>
+        <w:spacing w:after="0"/>
+        <w:rPr>
+          <w:rFonts w:ascii="Calibri" w:eastAsia="Calibri" w:hAnsi="Calibri" w:cs="Calibri"/>
+          <w:sz w:val="12"/>
+          <w:szCs w:val="12"/>
+        </w:rPr>
+      </w:pPr>
+    </w:p>
+    <w:p>
+      <w:pPr>
+        <w:widowControl w:val="0"/>
+        <w:spacing w:after="0"/>
+        <w:rPr>
+          <w:rFonts w:ascii="Calibri" w:eastAsia="Calibri" w:hAnsi="Calibri" w:cs="Calibri"/>
+          <w:sz w:val="12"/>
+          <w:szCs w:val="12"/>
+        </w:rPr>
+      </w:pPr>
+    </w:p>
     <w:p>
       <w:pPr>
         <w:widowControl w:val="0"/>
@@ -3185,18 +3525,17 @@
         <w:tblLook w:val="0400" w:firstRow="0" w:lastRow="0" w:firstColumn="0" w:lastColumn="0" w:noHBand="0" w:noVBand="1"/>
       </w:tblPr>
       <w:tblGrid>
-        <w:gridCol w:w="3222"/>
-        <w:gridCol w:w="1276"/>
-        <w:gridCol w:w="4536"/>
-        <w:gridCol w:w="1559"/>
+        <w:gridCol w:w="9459"/>
+        <w:gridCol w:w="1134"/>
       </w:tblGrid>
       <w:tr>
         <w:trPr>
           <w:trHeight w:val="279"/>
+          <w:tblHeader/>
         </w:trPr>
         <w:tc>
           <w:tcPr>
-            <w:tcW w:w="3222" w:type="dxa"/>
+            <w:tcW w:w="9459" w:type="dxa"/>
             <w:shd w:val="clear" w:color="auto" w:fill="D9D9D9"/>
           </w:tcPr>
           <w:p>
@@ -3226,63 +3565,31 @@
                 <w:bCs/>
                 <w:lang w:val="pt-BR"/>
               </w:rPr>
-              <w:t>PROSYNC</w:t>
+              <w:t xml:space="preserve">PROSYNC – TIPO </w:t>
+            </w:r>
+            <w:r>
+              <w:rPr>
+                <w:rFonts w:ascii="Calibri" w:eastAsia="Calibri" w:hAnsi="Calibri" w:cs="Calibri"/>
+                <w:b/>
+                <w:bCs/>
+                <w:lang w:val="pt-BR"/>
+              </w:rPr>
+              <w:t xml:space="preserve">– </w:t>
+            </w:r>
+            <w:r>
+              <w:rPr>
+                <w:rFonts w:ascii="Calibri" w:eastAsia="Calibri" w:hAnsi="Calibri" w:cs="Calibri"/>
+                <w:b/>
+                <w:bCs/>
+                <w:lang w:val="pt-BR"/>
+              </w:rPr>
+              <w:t>SINTOMAS FREQUENTES</w:t>
             </w:r>
           </w:p>
         </w:tc>
         <w:tc>
           <w:tcPr>
-            <w:tcW w:w="1276" w:type="dxa"/>
-            <w:shd w:val="clear" w:color="auto" w:fill="D9D9D9"/>
-          </w:tcPr>
-          <w:p>
-            <w:pPr>
-              <w:spacing w:after="0" w:line="240" w:lineRule="auto"/>
-              <w:jc w:val="center"/>
-              <w:rPr>
-                <w:rFonts w:ascii="Calibri" w:eastAsia="Calibri" w:hAnsi="Calibri" w:cs="Calibri"/>
-                <w:b/>
-                <w:bCs/>
-              </w:rPr>
-            </w:pPr>
-            <w:r>
-              <w:rPr>
-                <w:rFonts w:ascii="Calibri" w:eastAsia="Calibri" w:hAnsi="Calibri" w:cs="Calibri"/>
-                <w:b/>
-                <w:bCs/>
-              </w:rPr>
-              <w:t>TIPO</w:t>
-            </w:r>
-          </w:p>
-        </w:tc>
-        <w:tc>
-          <w:tcPr>
-            <w:tcW w:w="4536" w:type="dxa"/>
-            <w:shd w:val="clear" w:color="auto" w:fill="D9D9D9"/>
-          </w:tcPr>
-          <w:p>
-            <w:pPr>
-              <w:spacing w:after="0" w:line="240" w:lineRule="auto"/>
-              <w:jc w:val="center"/>
-              <w:rPr>
-                <w:rFonts w:ascii="Calibri" w:eastAsia="Calibri" w:hAnsi="Calibri" w:cs="Calibri"/>
-                <w:b/>
-                <w:bCs/>
-              </w:rPr>
-            </w:pPr>
-            <w:r>
-              <w:rPr>
-                <w:rFonts w:ascii="Calibri" w:eastAsia="Calibri" w:hAnsi="Calibri" w:cs="Calibri"/>
-                <w:b/>
-                <w:bCs/>
-              </w:rPr>
-              <w:t>SINTOMAS FREQUENTES</w:t>
-            </w:r>
-          </w:p>
-        </w:tc>
-        <w:tc>
-          <w:tcPr>
-            <w:tcW w:w="1559" w:type="dxa"/>
+            <w:tcW w:w="1134" w:type="dxa"/>
             <w:shd w:val="clear" w:color="auto" w:fill="D9D9D9"/>
           </w:tcPr>
           <w:p>
@@ -3313,7 +3620,7 @@
         <w:tc>
           <w:tcPr>
             <w:tcW w:w="10593" w:type="dxa"/>
-            <w:gridSpan w:val="4"/>
+            <w:gridSpan w:val="2"/>
           </w:tcPr>
           <w:p>
             <w:pPr>
@@ -3347,13 +3654,7 @@
               <w:rPr>
                 <w:rFonts w:ascii="Calibri" w:eastAsia="Calibri" w:hAnsi="Calibri" w:cs="Calibri"/>
               </w:rPr>
-              <w:t xml:space="preserve"> </w:t>
-            </w:r>
-            <w:r>
-              <w:rPr>
-                <w:rFonts w:ascii="Calibri" w:eastAsia="Calibri" w:hAnsi="Calibri" w:cs="Calibri"/>
-              </w:rPr>
-              <w:t>%}</w:t>
+              <w:t xml:space="preserve"> %}</w:t>
             </w:r>
           </w:p>
         </w:tc>
@@ -3364,7 +3665,7 @@
         </w:trPr>
         <w:tc>
           <w:tcPr>
-            <w:tcW w:w="3222" w:type="dxa"/>
+            <w:tcW w:w="9459" w:type="dxa"/>
           </w:tcPr>
           <w:p>
             <w:pPr>
@@ -3376,6 +3677,8 @@
             <w:r>
               <w:rPr>
                 <w:rFonts w:ascii="Calibri" w:eastAsia="Calibri" w:hAnsi="Calibri" w:cs="Calibri"/>
+                <w:b/>
+                <w:bCs/>
               </w:rPr>
               <w:t>{{</w:t>
             </w:r>
@@ -3384,8 +3687,62 @@
             <w:r>
               <w:rPr>
                 <w:rFonts w:ascii="Calibri" w:eastAsia="Calibri" w:hAnsi="Calibri" w:cs="Calibri"/>
+                <w:b/>
+                <w:bCs/>
               </w:rPr>
               <w:t>item.nome</w:t>
+            </w:r>
+            <w:proofErr w:type="spellEnd"/>
+            <w:proofErr w:type="gramEnd"/>
+            <w:r>
+              <w:rPr>
+                <w:rFonts w:ascii="Calibri" w:eastAsia="Calibri" w:hAnsi="Calibri" w:cs="Calibri"/>
+                <w:b/>
+                <w:bCs/>
+              </w:rPr>
+              <w:t>}}</w:t>
+            </w:r>
+            <w:r>
+              <w:rPr>
+                <w:rFonts w:ascii="Calibri" w:eastAsia="Calibri" w:hAnsi="Calibri" w:cs="Calibri"/>
+              </w:rPr>
+              <w:t xml:space="preserve"> – {{</w:t>
+            </w:r>
+            <w:proofErr w:type="spellStart"/>
+            <w:proofErr w:type="gramStart"/>
+            <w:r>
+              <w:rPr>
+                <w:rFonts w:ascii="Calibri" w:eastAsia="Calibri" w:hAnsi="Calibri" w:cs="Calibri"/>
+              </w:rPr>
+              <w:t>item.tipo</w:t>
+            </w:r>
+            <w:proofErr w:type="spellEnd"/>
+            <w:proofErr w:type="gramEnd"/>
+            <w:r>
+              <w:rPr>
+                <w:rFonts w:ascii="Calibri" w:eastAsia="Calibri" w:hAnsi="Calibri" w:cs="Calibri"/>
+              </w:rPr>
+              <w:t xml:space="preserve">}} </w:t>
+            </w:r>
+            <w:r>
+              <w:rPr>
+                <w:rFonts w:ascii="Calibri" w:eastAsia="Calibri" w:hAnsi="Calibri" w:cs="Calibri"/>
+              </w:rPr>
+              <w:t>–</w:t>
+            </w:r>
+            <w:r>
+              <w:rPr>
+                <w:rFonts w:ascii="Calibri" w:eastAsia="Calibri" w:hAnsi="Calibri" w:cs="Calibri"/>
+              </w:rPr>
+              <w:t xml:space="preserve"> {{</w:t>
+            </w:r>
+            <w:proofErr w:type="spellStart"/>
+            <w:proofErr w:type="gramStart"/>
+            <w:r>
+              <w:rPr>
+                <w:rFonts w:ascii="Calibri" w:eastAsia="Calibri" w:hAnsi="Calibri" w:cs="Calibri"/>
+              </w:rPr>
+              <w:t>item.sintomas</w:t>
             </w:r>
             <w:proofErr w:type="spellEnd"/>
             <w:proofErr w:type="gramEnd"/>
@@ -3399,78 +3756,7 @@
         </w:tc>
         <w:tc>
           <w:tcPr>
-            <w:tcW w:w="1276" w:type="dxa"/>
-          </w:tcPr>
-          <w:p>
-            <w:pPr>
-              <w:spacing w:after="0" w:line="240" w:lineRule="auto"/>
-              <w:jc w:val="center"/>
-              <w:rPr>
-                <w:rFonts w:ascii="Calibri" w:eastAsia="Calibri" w:hAnsi="Calibri" w:cs="Calibri"/>
-              </w:rPr>
-            </w:pPr>
-            <w:r>
-              <w:rPr>
-                <w:rFonts w:ascii="Calibri" w:eastAsia="Calibri" w:hAnsi="Calibri" w:cs="Calibri"/>
-              </w:rPr>
-              <w:t>{{</w:t>
-            </w:r>
-            <w:proofErr w:type="spellStart"/>
-            <w:proofErr w:type="gramStart"/>
-            <w:r>
-              <w:rPr>
-                <w:rFonts w:ascii="Calibri" w:eastAsia="Calibri" w:hAnsi="Calibri" w:cs="Calibri"/>
-              </w:rPr>
-              <w:t>item.tipo</w:t>
-            </w:r>
-            <w:proofErr w:type="spellEnd"/>
-            <w:proofErr w:type="gramEnd"/>
-            <w:r>
-              <w:rPr>
-                <w:rFonts w:ascii="Calibri" w:eastAsia="Calibri" w:hAnsi="Calibri" w:cs="Calibri"/>
-              </w:rPr>
-              <w:t>}}</w:t>
-            </w:r>
-          </w:p>
-        </w:tc>
-        <w:tc>
-          <w:tcPr>
-            <w:tcW w:w="4536" w:type="dxa"/>
-          </w:tcPr>
-          <w:p>
-            <w:pPr>
-              <w:spacing w:after="0" w:line="240" w:lineRule="auto"/>
-              <w:rPr>
-                <w:rFonts w:ascii="Calibri" w:eastAsia="Calibri" w:hAnsi="Calibri" w:cs="Calibri"/>
-              </w:rPr>
-            </w:pPr>
-            <w:r>
-              <w:rPr>
-                <w:rFonts w:ascii="Calibri" w:eastAsia="Calibri" w:hAnsi="Calibri" w:cs="Calibri"/>
-              </w:rPr>
-              <w:t>{{</w:t>
-            </w:r>
-            <w:proofErr w:type="spellStart"/>
-            <w:proofErr w:type="gramStart"/>
-            <w:r>
-              <w:rPr>
-                <w:rFonts w:ascii="Calibri" w:eastAsia="Calibri" w:hAnsi="Calibri" w:cs="Calibri"/>
-              </w:rPr>
-              <w:t>item.sintomas</w:t>
-            </w:r>
-            <w:proofErr w:type="spellEnd"/>
-            <w:proofErr w:type="gramEnd"/>
-            <w:r>
-              <w:rPr>
-                <w:rFonts w:ascii="Calibri" w:eastAsia="Calibri" w:hAnsi="Calibri" w:cs="Calibri"/>
-              </w:rPr>
-              <w:t>}}</w:t>
-            </w:r>
-          </w:p>
-        </w:tc>
-        <w:tc>
-          <w:tcPr>
-            <w:tcW w:w="1559" w:type="dxa"/>
+            <w:tcW w:w="1134" w:type="dxa"/>
           </w:tcPr>
           <w:p>
             <w:pPr>
@@ -3512,7 +3798,7 @@
         <w:tc>
           <w:tcPr>
             <w:tcW w:w="10593" w:type="dxa"/>
-            <w:gridSpan w:val="4"/>
+            <w:gridSpan w:val="2"/>
           </w:tcPr>
           <w:p>
             <w:pPr>
@@ -3546,6 +3832,39 @@
         </w:tc>
       </w:tr>
     </w:tbl>
+    <w:p>
+      <w:pPr>
+        <w:widowControl w:val="0"/>
+        <w:spacing w:after="0"/>
+        <w:rPr>
+          <w:rFonts w:ascii="Calibri" w:eastAsia="Calibri" w:hAnsi="Calibri" w:cs="Calibri"/>
+          <w:sz w:val="12"/>
+          <w:szCs w:val="12"/>
+        </w:rPr>
+      </w:pPr>
+    </w:p>
+    <w:p>
+      <w:pPr>
+        <w:widowControl w:val="0"/>
+        <w:spacing w:after="0"/>
+        <w:rPr>
+          <w:rFonts w:ascii="Calibri" w:eastAsia="Calibri" w:hAnsi="Calibri" w:cs="Calibri"/>
+          <w:sz w:val="12"/>
+          <w:szCs w:val="12"/>
+        </w:rPr>
+      </w:pPr>
+    </w:p>
+    <w:p>
+      <w:pPr>
+        <w:widowControl w:val="0"/>
+        <w:spacing w:after="0"/>
+        <w:rPr>
+          <w:rFonts w:ascii="Calibri" w:eastAsia="Calibri" w:hAnsi="Calibri" w:cs="Calibri"/>
+          <w:sz w:val="12"/>
+          <w:szCs w:val="12"/>
+        </w:rPr>
+      </w:pPr>
+    </w:p>
     <w:p>
       <w:pPr>
         <w:widowControl w:val="0"/>
@@ -3574,14 +3893,16 @@
         <w:tblLook w:val="0400" w:firstRow="0" w:lastRow="0" w:firstColumn="0" w:lastColumn="0" w:noHBand="0" w:noVBand="1"/>
       </w:tblPr>
       <w:tblGrid>
-        <w:gridCol w:w="3261"/>
-        <w:gridCol w:w="5817"/>
-        <w:gridCol w:w="1559"/>
+        <w:gridCol w:w="9498"/>
+        <w:gridCol w:w="1139"/>
       </w:tblGrid>
       <w:tr>
+        <w:trPr>
+          <w:tblHeader/>
+        </w:trPr>
         <w:tc>
           <w:tcPr>
-            <w:tcW w:w="3261" w:type="dxa"/>
+            <w:tcW w:w="9498" w:type="dxa"/>
             <w:shd w:val="clear" w:color="auto" w:fill="D9D9D9"/>
           </w:tcPr>
           <w:p>
@@ -3592,6 +3913,7 @@
                 <w:rFonts w:ascii="Calibri" w:eastAsia="Calibri" w:hAnsi="Calibri" w:cs="Calibri"/>
                 <w:b/>
                 <w:bCs/>
+                <w:lang w:val="pt-BR"/>
               </w:rPr>
             </w:pPr>
             <w:r>
@@ -3599,39 +3921,15 @@
                 <w:rFonts w:ascii="Calibri" w:eastAsia="Calibri" w:hAnsi="Calibri" w:cs="Calibri"/>
                 <w:b/>
                 <w:bCs/>
-              </w:rPr>
-              <w:t>TOXINAS DETECTADAS</w:t>
+                <w:lang w:val="pt-BR"/>
+              </w:rPr>
+              <w:t>TOXINAS E POSSÍVEIS SINTOMAS NO ORGANISMO</w:t>
             </w:r>
           </w:p>
         </w:tc>
         <w:tc>
           <w:tcPr>
-            <w:tcW w:w="5817" w:type="dxa"/>
-            <w:shd w:val="clear" w:color="auto" w:fill="D9D9D9"/>
-          </w:tcPr>
-          <w:p>
-            <w:pPr>
-              <w:spacing w:after="0" w:line="240" w:lineRule="auto"/>
-              <w:jc w:val="center"/>
-              <w:rPr>
-                <w:rFonts w:ascii="Calibri" w:eastAsia="Calibri" w:hAnsi="Calibri" w:cs="Calibri"/>
-                <w:b/>
-                <w:bCs/>
-              </w:rPr>
-            </w:pPr>
-            <w:r>
-              <w:rPr>
-                <w:rFonts w:ascii="Calibri" w:eastAsia="Calibri" w:hAnsi="Calibri" w:cs="Calibri"/>
-                <w:b/>
-                <w:bCs/>
-              </w:rPr>
-              <w:t>SINTOMAS COMUNS DA INTOXICAÇÃO</w:t>
-            </w:r>
-          </w:p>
-        </w:tc>
-        <w:tc>
-          <w:tcPr>
-            <w:tcW w:w="1559" w:type="dxa"/>
+            <w:tcW w:w="1139" w:type="dxa"/>
             <w:shd w:val="clear" w:color="auto" w:fill="D9D9D9"/>
           </w:tcPr>
           <w:p>
@@ -3659,7 +3957,7 @@
         <w:tc>
           <w:tcPr>
             <w:tcW w:w="10637" w:type="dxa"/>
-            <w:gridSpan w:val="3"/>
+            <w:gridSpan w:val="2"/>
           </w:tcPr>
           <w:p>
             <w:pPr>
@@ -3672,8 +3970,6 @@
             <w:r>
               <w:rPr>
                 <w:rFonts w:ascii="Calibri" w:eastAsia="Calibri" w:hAnsi="Calibri" w:cs="Calibri"/>
-                <w:b/>
-                <w:bCs/>
               </w:rPr>
               <w:t xml:space="preserve">{%tr for item in </w:t>
             </w:r>
@@ -3681,8 +3977,6 @@
             <w:r>
               <w:rPr>
                 <w:rFonts w:ascii="Calibri" w:eastAsia="Calibri" w:hAnsi="Calibri" w:cs="Calibri"/>
-                <w:b/>
-                <w:bCs/>
               </w:rPr>
               <w:t>table_toxins</w:t>
             </w:r>
@@ -3690,8 +3984,6 @@
             <w:r>
               <w:rPr>
                 <w:rFonts w:ascii="Calibri" w:eastAsia="Calibri" w:hAnsi="Calibri" w:cs="Calibri"/>
-                <w:b/>
-                <w:bCs/>
               </w:rPr>
               <w:t>%}</w:t>
             </w:r>
@@ -3701,18 +3993,22 @@
       <w:tr>
         <w:tc>
           <w:tcPr>
-            <w:tcW w:w="3261" w:type="dxa"/>
+            <w:tcW w:w="9498" w:type="dxa"/>
           </w:tcPr>
           <w:p>
             <w:pPr>
               <w:spacing w:after="0" w:line="240" w:lineRule="auto"/>
               <w:rPr>
                 <w:rFonts w:ascii="Calibri" w:eastAsia="Calibri" w:hAnsi="Calibri" w:cs="Calibri"/>
+                <w:b/>
+                <w:bCs/>
               </w:rPr>
             </w:pPr>
             <w:r>
               <w:rPr>
                 <w:rFonts w:ascii="Calibri" w:eastAsia="Calibri" w:hAnsi="Calibri" w:cs="Calibri"/>
+                <w:b/>
+                <w:bCs/>
               </w:rPr>
               <w:t>{{</w:t>
             </w:r>
@@ -3721,14 +4017,56 @@
             <w:r>
               <w:rPr>
                 <w:rFonts w:ascii="Calibri" w:eastAsia="Calibri" w:hAnsi="Calibri" w:cs="Calibri"/>
-              </w:rPr>
-              <w:t>item</w:t>
-            </w:r>
-            <w:r>
-              <w:rPr>
-                <w:rFonts w:ascii="Calibri" w:eastAsia="Calibri" w:hAnsi="Calibri" w:cs="Calibri"/>
-              </w:rPr>
-              <w:t>.nome</w:t>
+                <w:b/>
+                <w:bCs/>
+              </w:rPr>
+              <w:t>item.nome</w:t>
+            </w:r>
+            <w:proofErr w:type="spellEnd"/>
+            <w:proofErr w:type="gramEnd"/>
+            <w:r>
+              <w:rPr>
+                <w:rFonts w:ascii="Calibri" w:eastAsia="Calibri" w:hAnsi="Calibri" w:cs="Calibri"/>
+                <w:b/>
+                <w:bCs/>
+              </w:rPr>
+              <w:t>}}</w:t>
+            </w:r>
+            <w:r>
+              <w:rPr>
+                <w:rFonts w:ascii="Calibri" w:eastAsia="Calibri" w:hAnsi="Calibri" w:cs="Calibri"/>
+                <w:b/>
+                <w:bCs/>
+              </w:rPr>
+              <w:t xml:space="preserve"> </w:t>
+            </w:r>
+            <w:r>
+              <w:rPr>
+                <w:rFonts w:ascii="Calibri" w:eastAsia="Calibri" w:hAnsi="Calibri" w:cs="Calibri"/>
+                <w:lang w:val="pt-BR"/>
+              </w:rPr>
+              <w:t>–</w:t>
+            </w:r>
+            <w:r>
+              <w:rPr>
+                <w:rFonts w:ascii="Calibri" w:eastAsia="Calibri" w:hAnsi="Calibri" w:cs="Calibri"/>
+                <w:lang w:val="pt-BR"/>
+              </w:rPr>
+              <w:t xml:space="preserve"> </w:t>
+            </w:r>
+            <w:r>
+              <w:rPr>
+                <w:rFonts w:ascii="Calibri" w:eastAsia="Calibri" w:hAnsi="Calibri" w:cs="Calibri"/>
+              </w:rPr>
+              <w:t>{{</w:t>
+            </w:r>
+            <w:proofErr w:type="spellStart"/>
+            <w:proofErr w:type="gramStart"/>
+            <w:r>
+              <w:rPr>
+                <w:rFonts w:ascii="Calibri" w:eastAsia="Calibri" w:hAnsi="Calibri" w:cs="Calibri"/>
+              </w:rPr>
+              <w:t>item.efeitos</w:t>
             </w:r>
             <w:proofErr w:type="spellEnd"/>
             <w:proofErr w:type="gramEnd"/>
@@ -3742,42 +4080,7 @@
         </w:tc>
         <w:tc>
           <w:tcPr>
-            <w:tcW w:w="5817" w:type="dxa"/>
-          </w:tcPr>
-          <w:p>
-            <w:pPr>
-              <w:spacing w:after="0" w:line="240" w:lineRule="auto"/>
-              <w:rPr>
-                <w:rFonts w:ascii="Calibri" w:eastAsia="Calibri" w:hAnsi="Calibri" w:cs="Calibri"/>
-              </w:rPr>
-            </w:pPr>
-            <w:r>
-              <w:rPr>
-                <w:rFonts w:ascii="Calibri" w:eastAsia="Calibri" w:hAnsi="Calibri" w:cs="Calibri"/>
-              </w:rPr>
-              <w:t>{{</w:t>
-            </w:r>
-            <w:proofErr w:type="spellStart"/>
-            <w:proofErr w:type="gramStart"/>
-            <w:r>
-              <w:rPr>
-                <w:rFonts w:ascii="Calibri" w:eastAsia="Calibri" w:hAnsi="Calibri" w:cs="Calibri"/>
-              </w:rPr>
-              <w:t>item.efeitos</w:t>
-            </w:r>
-            <w:proofErr w:type="spellEnd"/>
-            <w:proofErr w:type="gramEnd"/>
-            <w:r>
-              <w:rPr>
-                <w:rFonts w:ascii="Calibri" w:eastAsia="Calibri" w:hAnsi="Calibri" w:cs="Calibri"/>
-              </w:rPr>
-              <w:t>}}</w:t>
-            </w:r>
-          </w:p>
-        </w:tc>
-        <w:tc>
-          <w:tcPr>
-            <w:tcW w:w="1559" w:type="dxa"/>
+            <w:tcW w:w="1139" w:type="dxa"/>
           </w:tcPr>
           <w:p>
             <w:pPr>
@@ -3816,7 +4119,7 @@
         <w:tc>
           <w:tcPr>
             <w:tcW w:w="10637" w:type="dxa"/>
-            <w:gridSpan w:val="3"/>
+            <w:gridSpan w:val="2"/>
           </w:tcPr>
           <w:p>
             <w:pPr>
@@ -3829,6 +4132,7 @@
               <w:rPr>
                 <w:rFonts w:ascii="Calibri" w:eastAsia="Calibri" w:hAnsi="Calibri" w:cs="Calibri"/>
               </w:rPr>
+              <w:lastRenderedPageBreak/>
               <w:t xml:space="preserve">{%tr </w:t>
             </w:r>
             <w:proofErr w:type="spellStart"/>
@@ -3857,6 +4161,792 @@
           <w:rFonts w:ascii="Calibri" w:eastAsia="Calibri" w:hAnsi="Calibri" w:cs="Calibri"/>
           <w:sz w:val="12"/>
           <w:szCs w:val="12"/>
+        </w:rPr>
+      </w:pPr>
+    </w:p>
+    <w:tbl>
+      <w:tblPr>
+        <w:tblW w:w="10632" w:type="dxa"/>
+        <w:tblInd w:w="-147" w:type="dxa"/>
+        <w:tblBorders>
+          <w:top w:val="single" w:sz="4" w:space="0" w:color="000000"/>
+          <w:left w:val="single" w:sz="4" w:space="0" w:color="000000"/>
+          <w:bottom w:val="single" w:sz="4" w:space="0" w:color="000000"/>
+          <w:right w:val="single" w:sz="4" w:space="0" w:color="000000"/>
+          <w:insideH w:val="single" w:sz="4" w:space="0" w:color="000000"/>
+          <w:insideV w:val="single" w:sz="4" w:space="0" w:color="000000"/>
+        </w:tblBorders>
+        <w:tblLayout w:type="fixed"/>
+        <w:tblLook w:val="0400" w:firstRow="0" w:lastRow="0" w:firstColumn="0" w:lastColumn="0" w:noHBand="0" w:noVBand="1"/>
+      </w:tblPr>
+      <w:tblGrid>
+        <w:gridCol w:w="2837"/>
+        <w:gridCol w:w="850"/>
+        <w:gridCol w:w="2553"/>
+        <w:gridCol w:w="850"/>
+        <w:gridCol w:w="2694"/>
+        <w:gridCol w:w="848"/>
+      </w:tblGrid>
+      <w:tr>
+        <w:trPr>
+          <w:tblHeader/>
+        </w:trPr>
+        <w:tc>
+          <w:tcPr>
+            <w:tcW w:w="10632" w:type="dxa"/>
+            <w:gridSpan w:val="6"/>
+            <w:tcBorders>
+              <w:top w:val="single" w:sz="4" w:space="0" w:color="000000"/>
+              <w:left w:val="single" w:sz="4" w:space="0" w:color="000000"/>
+              <w:bottom w:val="single" w:sz="4" w:space="0" w:color="000000"/>
+              <w:right w:val="single" w:sz="4" w:space="0" w:color="000000"/>
+            </w:tcBorders>
+            <w:shd w:val="clear" w:color="auto" w:fill="D9D9D9"/>
+            <w:hideMark/>
+          </w:tcPr>
+          <w:p>
+            <w:pPr>
+              <w:widowControl w:val="0"/>
+              <w:spacing w:after="0"/>
+              <w:jc w:val="center"/>
+              <w:rPr>
+                <w:rFonts w:ascii="Calibri" w:eastAsia="Calibri" w:hAnsi="Calibri" w:cs="Calibri"/>
+                <w:b/>
+                <w:bCs/>
+              </w:rPr>
+            </w:pPr>
+            <w:r>
+              <w:rPr>
+                <w:rFonts w:ascii="Calibri" w:eastAsia="Calibri" w:hAnsi="Calibri" w:cs="Calibri"/>
+                <w:b/>
+                <w:bCs/>
+              </w:rPr>
+              <w:t>ALIMENTOS</w:t>
+            </w:r>
+          </w:p>
+        </w:tc>
+      </w:tr>
+      <w:tr>
+        <w:trPr>
+          <w:tblHeader/>
+        </w:trPr>
+        <w:tc>
+          <w:tcPr>
+            <w:tcW w:w="2837" w:type="dxa"/>
+            <w:tcBorders>
+              <w:top w:val="single" w:sz="4" w:space="0" w:color="000000"/>
+              <w:left w:val="single" w:sz="4" w:space="0" w:color="000000"/>
+              <w:bottom w:val="single" w:sz="4" w:space="0" w:color="000000"/>
+              <w:right w:val="single" w:sz="4" w:space="0" w:color="000000"/>
+            </w:tcBorders>
+            <w:shd w:val="clear" w:color="auto" w:fill="F2F2F2" w:themeFill="background1" w:themeFillShade="F2"/>
+            <w:hideMark/>
+          </w:tcPr>
+          <w:p>
+            <w:pPr>
+              <w:widowControl w:val="0"/>
+              <w:spacing w:after="0"/>
+              <w:jc w:val="center"/>
+              <w:rPr>
+                <w:rFonts w:ascii="Calibri" w:eastAsia="Calibri" w:hAnsi="Calibri" w:cs="Calibri"/>
+                <w:b/>
+                <w:bCs/>
+              </w:rPr>
+            </w:pPr>
+            <w:r>
+              <w:rPr>
+                <w:rFonts w:ascii="Calibri" w:eastAsia="Calibri" w:hAnsi="Calibri" w:cs="Calibri"/>
+                <w:b/>
+                <w:bCs/>
+              </w:rPr>
+              <w:t>ALTAMENTE COMPATÍVEIS</w:t>
+            </w:r>
+          </w:p>
+        </w:tc>
+        <w:tc>
+          <w:tcPr>
+            <w:tcW w:w="850" w:type="dxa"/>
+            <w:tcBorders>
+              <w:top w:val="single" w:sz="4" w:space="0" w:color="000000"/>
+              <w:left w:val="single" w:sz="4" w:space="0" w:color="000000"/>
+              <w:bottom w:val="single" w:sz="4" w:space="0" w:color="000000"/>
+              <w:right w:val="single" w:sz="4" w:space="0" w:color="000000"/>
+            </w:tcBorders>
+            <w:shd w:val="clear" w:color="auto" w:fill="F2F2F2" w:themeFill="background1" w:themeFillShade="F2"/>
+            <w:hideMark/>
+          </w:tcPr>
+          <w:p>
+            <w:pPr>
+              <w:widowControl w:val="0"/>
+              <w:spacing w:after="0"/>
+              <w:jc w:val="center"/>
+              <w:rPr>
+                <w:rFonts w:ascii="Calibri" w:eastAsia="Calibri" w:hAnsi="Calibri" w:cs="Calibri"/>
+                <w:b/>
+                <w:bCs/>
+              </w:rPr>
+            </w:pPr>
+            <w:r>
+              <w:rPr>
+                <w:rFonts w:ascii="Calibri" w:eastAsia="Calibri" w:hAnsi="Calibri" w:cs="Calibri"/>
+                <w:b/>
+                <w:bCs/>
+              </w:rPr>
+              <w:t>D</w:t>
+            </w:r>
+          </w:p>
+        </w:tc>
+        <w:tc>
+          <w:tcPr>
+            <w:tcW w:w="2553" w:type="dxa"/>
+            <w:tcBorders>
+              <w:top w:val="single" w:sz="4" w:space="0" w:color="000000"/>
+              <w:left w:val="single" w:sz="4" w:space="0" w:color="000000"/>
+              <w:bottom w:val="single" w:sz="4" w:space="0" w:color="000000"/>
+              <w:right w:val="single" w:sz="4" w:space="0" w:color="000000"/>
+            </w:tcBorders>
+            <w:shd w:val="clear" w:color="auto" w:fill="F2F2F2" w:themeFill="background1" w:themeFillShade="F2"/>
+            <w:hideMark/>
+          </w:tcPr>
+          <w:p>
+            <w:pPr>
+              <w:widowControl w:val="0"/>
+              <w:spacing w:after="0"/>
+              <w:jc w:val="center"/>
+              <w:rPr>
+                <w:rFonts w:ascii="Calibri" w:eastAsia="Calibri" w:hAnsi="Calibri" w:cs="Calibri"/>
+                <w:b/>
+                <w:bCs/>
+              </w:rPr>
+            </w:pPr>
+            <w:r>
+              <w:rPr>
+                <w:rFonts w:ascii="Calibri" w:eastAsia="Calibri" w:hAnsi="Calibri" w:cs="Calibri"/>
+                <w:b/>
+                <w:bCs/>
+              </w:rPr>
+              <w:t>COMPATÍVEIS</w:t>
+            </w:r>
+          </w:p>
+        </w:tc>
+        <w:tc>
+          <w:tcPr>
+            <w:tcW w:w="850" w:type="dxa"/>
+            <w:tcBorders>
+              <w:top w:val="single" w:sz="4" w:space="0" w:color="000000"/>
+              <w:left w:val="single" w:sz="4" w:space="0" w:color="000000"/>
+              <w:bottom w:val="single" w:sz="4" w:space="0" w:color="000000"/>
+              <w:right w:val="single" w:sz="4" w:space="0" w:color="000000"/>
+            </w:tcBorders>
+            <w:shd w:val="clear" w:color="auto" w:fill="F2F2F2" w:themeFill="background1" w:themeFillShade="F2"/>
+            <w:hideMark/>
+          </w:tcPr>
+          <w:p>
+            <w:pPr>
+              <w:widowControl w:val="0"/>
+              <w:spacing w:after="0"/>
+              <w:jc w:val="center"/>
+              <w:rPr>
+                <w:rFonts w:ascii="Calibri" w:eastAsia="Calibri" w:hAnsi="Calibri" w:cs="Calibri"/>
+                <w:b/>
+                <w:bCs/>
+              </w:rPr>
+            </w:pPr>
+            <w:r>
+              <w:rPr>
+                <w:rFonts w:ascii="Calibri" w:eastAsia="Calibri" w:hAnsi="Calibri" w:cs="Calibri"/>
+                <w:b/>
+                <w:bCs/>
+              </w:rPr>
+              <w:t>D</w:t>
+            </w:r>
+          </w:p>
+        </w:tc>
+        <w:tc>
+          <w:tcPr>
+            <w:tcW w:w="2694" w:type="dxa"/>
+            <w:tcBorders>
+              <w:top w:val="single" w:sz="4" w:space="0" w:color="000000"/>
+              <w:left w:val="single" w:sz="4" w:space="0" w:color="000000"/>
+              <w:bottom w:val="single" w:sz="4" w:space="0" w:color="000000"/>
+              <w:right w:val="single" w:sz="4" w:space="0" w:color="000000"/>
+            </w:tcBorders>
+            <w:shd w:val="clear" w:color="auto" w:fill="F2F2F2" w:themeFill="background1" w:themeFillShade="F2"/>
+            <w:hideMark/>
+          </w:tcPr>
+          <w:p>
+            <w:pPr>
+              <w:widowControl w:val="0"/>
+              <w:spacing w:after="0"/>
+              <w:jc w:val="center"/>
+              <w:rPr>
+                <w:rFonts w:ascii="Calibri" w:eastAsia="Calibri" w:hAnsi="Calibri" w:cs="Calibri"/>
+                <w:b/>
+                <w:bCs/>
+              </w:rPr>
+            </w:pPr>
+            <w:proofErr w:type="gramStart"/>
+            <w:r>
+              <w:rPr>
+                <w:rFonts w:ascii="Calibri" w:eastAsia="Calibri" w:hAnsi="Calibri" w:cs="Calibri"/>
+                <w:b/>
+                <w:bCs/>
+              </w:rPr>
+              <w:t>A</w:t>
+            </w:r>
+            <w:proofErr w:type="gramEnd"/>
+            <w:r>
+              <w:rPr>
+                <w:rFonts w:ascii="Calibri" w:eastAsia="Calibri" w:hAnsi="Calibri" w:cs="Calibri"/>
+                <w:b/>
+                <w:bCs/>
+              </w:rPr>
+              <w:t xml:space="preserve"> EVITAR</w:t>
+            </w:r>
+          </w:p>
+        </w:tc>
+        <w:tc>
+          <w:tcPr>
+            <w:tcW w:w="848" w:type="dxa"/>
+            <w:tcBorders>
+              <w:top w:val="single" w:sz="4" w:space="0" w:color="000000"/>
+              <w:left w:val="single" w:sz="4" w:space="0" w:color="000000"/>
+              <w:bottom w:val="single" w:sz="4" w:space="0" w:color="000000"/>
+              <w:right w:val="single" w:sz="4" w:space="0" w:color="000000"/>
+            </w:tcBorders>
+            <w:shd w:val="clear" w:color="auto" w:fill="F2F2F2" w:themeFill="background1" w:themeFillShade="F2"/>
+            <w:hideMark/>
+          </w:tcPr>
+          <w:p>
+            <w:pPr>
+              <w:widowControl w:val="0"/>
+              <w:spacing w:after="0"/>
+              <w:jc w:val="center"/>
+              <w:rPr>
+                <w:rFonts w:ascii="Calibri" w:eastAsia="Calibri" w:hAnsi="Calibri" w:cs="Calibri"/>
+                <w:b/>
+                <w:bCs/>
+              </w:rPr>
+            </w:pPr>
+            <w:r>
+              <w:rPr>
+                <w:rFonts w:ascii="Calibri" w:eastAsia="Calibri" w:hAnsi="Calibri" w:cs="Calibri"/>
+                <w:b/>
+                <w:bCs/>
+              </w:rPr>
+              <w:t>D</w:t>
+            </w:r>
+          </w:p>
+        </w:tc>
+      </w:tr>
+      <w:tr>
+        <w:trPr>
+          <w:tblHeader/>
+        </w:trPr>
+        <w:tc>
+          <w:tcPr>
+            <w:tcW w:w="10632" w:type="dxa"/>
+            <w:gridSpan w:val="6"/>
+            <w:tcBorders>
+              <w:top w:val="single" w:sz="4" w:space="0" w:color="000000"/>
+              <w:left w:val="single" w:sz="4" w:space="0" w:color="000000"/>
+              <w:bottom w:val="single" w:sz="4" w:space="0" w:color="000000"/>
+              <w:right w:val="single" w:sz="4" w:space="0" w:color="000000"/>
+            </w:tcBorders>
+            <w:shd w:val="clear" w:color="auto" w:fill="F2F2F2" w:themeFill="background1" w:themeFillShade="F2"/>
+          </w:tcPr>
+          <w:p>
+            <w:pPr>
+              <w:widowControl w:val="0"/>
+              <w:spacing w:after="0"/>
+              <w:rPr>
+                <w:rFonts w:ascii="Calibri" w:eastAsia="Calibri" w:hAnsi="Calibri" w:cs="Calibri"/>
+                <w:b/>
+                <w:bCs/>
+              </w:rPr>
+            </w:pPr>
+            <w:r>
+              <w:rPr>
+                <w:rFonts w:ascii="Calibri" w:eastAsia="Calibri" w:hAnsi="Calibri" w:cs="Calibri"/>
+              </w:rPr>
+              <w:t xml:space="preserve">{%tr for </w:t>
+            </w:r>
+            <w:r>
+              <w:rPr>
+                <w:rFonts w:ascii="Calibri" w:eastAsia="Calibri" w:hAnsi="Calibri" w:cs="Calibri"/>
+              </w:rPr>
+              <w:t xml:space="preserve">row </w:t>
+            </w:r>
+            <w:r>
+              <w:rPr>
+                <w:rFonts w:ascii="Calibri" w:eastAsia="Calibri" w:hAnsi="Calibri" w:cs="Calibri"/>
+              </w:rPr>
+              <w:t xml:space="preserve">in </w:t>
+            </w:r>
+            <w:proofErr w:type="spellStart"/>
+            <w:r>
+              <w:rPr>
+                <w:rFonts w:ascii="Calibri" w:eastAsia="Calibri" w:hAnsi="Calibri" w:cs="Calibri"/>
+              </w:rPr>
+              <w:t>table_</w:t>
+            </w:r>
+            <w:r>
+              <w:rPr>
+                <w:rFonts w:ascii="Calibri" w:eastAsia="Calibri" w:hAnsi="Calibri" w:cs="Calibri"/>
+              </w:rPr>
+              <w:t>food</w:t>
+            </w:r>
+            <w:proofErr w:type="spellEnd"/>
+            <w:r>
+              <w:rPr>
+                <w:rFonts w:ascii="Calibri" w:eastAsia="Calibri" w:hAnsi="Calibri" w:cs="Calibri"/>
+              </w:rPr>
+              <w:t>%}</w:t>
+            </w:r>
+          </w:p>
+        </w:tc>
+      </w:tr>
+      <w:tr>
+        <w:tc>
+          <w:tcPr>
+            <w:tcW w:w="2837" w:type="dxa"/>
+            <w:tcBorders>
+              <w:top w:val="single" w:sz="4" w:space="0" w:color="000000"/>
+              <w:left w:val="single" w:sz="4" w:space="0" w:color="000000"/>
+              <w:bottom w:val="single" w:sz="4" w:space="0" w:color="000000"/>
+              <w:right w:val="single" w:sz="4" w:space="0" w:color="000000"/>
+            </w:tcBorders>
+          </w:tcPr>
+          <w:p>
+            <w:pPr>
+              <w:widowControl w:val="0"/>
+              <w:spacing w:after="0"/>
+              <w:rPr>
+                <w:rFonts w:ascii="Calibri" w:eastAsia="Calibri" w:hAnsi="Calibri" w:cs="Calibri"/>
+              </w:rPr>
+            </w:pPr>
+            <w:r>
+              <w:rPr>
+                <w:rFonts w:ascii="Calibri" w:eastAsia="Calibri" w:hAnsi="Calibri" w:cs="Calibri"/>
+              </w:rPr>
+              <w:t>{{</w:t>
+            </w:r>
+            <w:proofErr w:type="gramStart"/>
+            <w:r>
+              <w:rPr>
+                <w:rFonts w:ascii="Calibri" w:eastAsia="Calibri" w:hAnsi="Calibri" w:cs="Calibri"/>
+              </w:rPr>
+              <w:t>row</w:t>
+            </w:r>
+            <w:r>
+              <w:rPr>
+                <w:rFonts w:ascii="Calibri" w:eastAsia="Calibri" w:hAnsi="Calibri" w:cs="Calibri"/>
+              </w:rPr>
+              <w:t>[</w:t>
+            </w:r>
+            <w:proofErr w:type="gramEnd"/>
+            <w:r>
+              <w:rPr>
+                <w:rFonts w:ascii="Calibri" w:eastAsia="Calibri" w:hAnsi="Calibri" w:cs="Calibri"/>
+              </w:rPr>
+              <w:t>0]</w:t>
+            </w:r>
+            <w:r>
+              <w:rPr>
+                <w:rFonts w:ascii="Calibri" w:eastAsia="Calibri" w:hAnsi="Calibri" w:cs="Calibri"/>
+              </w:rPr>
+              <w:t>}}</w:t>
+            </w:r>
+          </w:p>
+        </w:tc>
+        <w:tc>
+          <w:tcPr>
+            <w:tcW w:w="850" w:type="dxa"/>
+            <w:tcBorders>
+              <w:top w:val="single" w:sz="4" w:space="0" w:color="000000"/>
+              <w:left w:val="single" w:sz="4" w:space="0" w:color="000000"/>
+              <w:bottom w:val="single" w:sz="4" w:space="0" w:color="000000"/>
+              <w:right w:val="single" w:sz="4" w:space="0" w:color="000000"/>
+            </w:tcBorders>
+          </w:tcPr>
+          <w:p>
+            <w:pPr>
+              <w:widowControl w:val="0"/>
+              <w:spacing w:after="0"/>
+              <w:rPr>
+                <w:rFonts w:ascii="Calibri" w:eastAsia="Calibri" w:hAnsi="Calibri" w:cs="Calibri"/>
+              </w:rPr>
+            </w:pPr>
+            <w:proofErr w:type="gramStart"/>
+            <w:r>
+              <w:rPr>
+                <w:rFonts w:ascii="Calibri" w:eastAsia="Calibri" w:hAnsi="Calibri" w:cs="Calibri"/>
+              </w:rPr>
+              <w:t>{{</w:t>
+            </w:r>
+            <w:r>
+              <w:rPr>
+                <w:rFonts w:ascii="Calibri" w:eastAsia="Calibri" w:hAnsi="Calibri" w:cs="Calibri"/>
+              </w:rPr>
+              <w:t xml:space="preserve"> row</w:t>
+            </w:r>
+            <w:proofErr w:type="gramEnd"/>
+            <w:r>
+              <w:rPr>
+                <w:rFonts w:ascii="Calibri" w:eastAsia="Calibri" w:hAnsi="Calibri" w:cs="Calibri"/>
+              </w:rPr>
+              <w:t>[1]</w:t>
+            </w:r>
+            <w:r>
+              <w:rPr>
+                <w:rFonts w:ascii="Calibri" w:eastAsia="Calibri" w:hAnsi="Calibri" w:cs="Calibri"/>
+              </w:rPr>
+              <w:t>}}</w:t>
+            </w:r>
+          </w:p>
+        </w:tc>
+        <w:tc>
+          <w:tcPr>
+            <w:tcW w:w="2553" w:type="dxa"/>
+            <w:tcBorders>
+              <w:top w:val="single" w:sz="4" w:space="0" w:color="000000"/>
+              <w:left w:val="single" w:sz="4" w:space="0" w:color="000000"/>
+              <w:bottom w:val="single" w:sz="4" w:space="0" w:color="000000"/>
+              <w:right w:val="single" w:sz="4" w:space="0" w:color="000000"/>
+            </w:tcBorders>
+          </w:tcPr>
+          <w:p>
+            <w:pPr>
+              <w:widowControl w:val="0"/>
+              <w:spacing w:after="0"/>
+              <w:rPr>
+                <w:rFonts w:ascii="Calibri" w:eastAsia="Calibri" w:hAnsi="Calibri" w:cs="Calibri"/>
+              </w:rPr>
+            </w:pPr>
+            <w:r>
+              <w:rPr>
+                <w:rFonts w:ascii="Calibri" w:eastAsia="Calibri" w:hAnsi="Calibri" w:cs="Calibri"/>
+              </w:rPr>
+              <w:t>{{</w:t>
+            </w:r>
+            <w:proofErr w:type="gramStart"/>
+            <w:r>
+              <w:rPr>
+                <w:rFonts w:ascii="Calibri" w:eastAsia="Calibri" w:hAnsi="Calibri" w:cs="Calibri"/>
+              </w:rPr>
+              <w:t>row[</w:t>
+            </w:r>
+            <w:proofErr w:type="gramEnd"/>
+            <w:r>
+              <w:rPr>
+                <w:rFonts w:ascii="Calibri" w:eastAsia="Calibri" w:hAnsi="Calibri" w:cs="Calibri"/>
+              </w:rPr>
+              <w:t>2]</w:t>
+            </w:r>
+            <w:r>
+              <w:rPr>
+                <w:rFonts w:ascii="Calibri" w:eastAsia="Calibri" w:hAnsi="Calibri" w:cs="Calibri"/>
+              </w:rPr>
+              <w:t>}}</w:t>
+            </w:r>
+          </w:p>
+        </w:tc>
+        <w:tc>
+          <w:tcPr>
+            <w:tcW w:w="850" w:type="dxa"/>
+            <w:tcBorders>
+              <w:top w:val="single" w:sz="4" w:space="0" w:color="000000"/>
+              <w:left w:val="single" w:sz="4" w:space="0" w:color="000000"/>
+              <w:bottom w:val="single" w:sz="4" w:space="0" w:color="000000"/>
+              <w:right w:val="single" w:sz="4" w:space="0" w:color="000000"/>
+            </w:tcBorders>
+          </w:tcPr>
+          <w:p>
+            <w:pPr>
+              <w:widowControl w:val="0"/>
+              <w:spacing w:after="0"/>
+              <w:rPr>
+                <w:rFonts w:ascii="Calibri" w:eastAsia="Calibri" w:hAnsi="Calibri" w:cs="Calibri"/>
+              </w:rPr>
+            </w:pPr>
+            <w:proofErr w:type="gramStart"/>
+            <w:r>
+              <w:rPr>
+                <w:rFonts w:ascii="Calibri" w:eastAsia="Calibri" w:hAnsi="Calibri" w:cs="Calibri"/>
+              </w:rPr>
+              <w:t>{{</w:t>
+            </w:r>
+            <w:r>
+              <w:rPr>
+                <w:rFonts w:ascii="Calibri" w:eastAsia="Calibri" w:hAnsi="Calibri" w:cs="Calibri"/>
+              </w:rPr>
+              <w:t xml:space="preserve"> row</w:t>
+            </w:r>
+            <w:proofErr w:type="gramEnd"/>
+            <w:r>
+              <w:rPr>
+                <w:rFonts w:ascii="Calibri" w:eastAsia="Calibri" w:hAnsi="Calibri" w:cs="Calibri"/>
+              </w:rPr>
+              <w:t>[3]</w:t>
+            </w:r>
+            <w:r>
+              <w:rPr>
+                <w:rFonts w:ascii="Calibri" w:eastAsia="Calibri" w:hAnsi="Calibri" w:cs="Calibri"/>
+              </w:rPr>
+              <w:t>}}</w:t>
+            </w:r>
+          </w:p>
+        </w:tc>
+        <w:tc>
+          <w:tcPr>
+            <w:tcW w:w="2694" w:type="dxa"/>
+            <w:tcBorders>
+              <w:top w:val="single" w:sz="4" w:space="0" w:color="000000"/>
+              <w:left w:val="single" w:sz="4" w:space="0" w:color="000000"/>
+              <w:bottom w:val="single" w:sz="4" w:space="0" w:color="000000"/>
+              <w:right w:val="single" w:sz="4" w:space="0" w:color="000000"/>
+            </w:tcBorders>
+          </w:tcPr>
+          <w:p>
+            <w:pPr>
+              <w:widowControl w:val="0"/>
+              <w:spacing w:after="0"/>
+              <w:rPr>
+                <w:rFonts w:ascii="Calibri" w:eastAsia="Calibri" w:hAnsi="Calibri" w:cs="Calibri"/>
+              </w:rPr>
+            </w:pPr>
+            <w:proofErr w:type="gramStart"/>
+            <w:r>
+              <w:rPr>
+                <w:rFonts w:ascii="Calibri" w:eastAsia="Calibri" w:hAnsi="Calibri" w:cs="Calibri"/>
+              </w:rPr>
+              <w:t>{{</w:t>
+            </w:r>
+            <w:r>
+              <w:rPr>
+                <w:rFonts w:ascii="Calibri" w:eastAsia="Calibri" w:hAnsi="Calibri" w:cs="Calibri"/>
+              </w:rPr>
+              <w:t xml:space="preserve"> row</w:t>
+            </w:r>
+            <w:proofErr w:type="gramEnd"/>
+            <w:r>
+              <w:rPr>
+                <w:rFonts w:ascii="Calibri" w:eastAsia="Calibri" w:hAnsi="Calibri" w:cs="Calibri"/>
+              </w:rPr>
+              <w:t>[4]</w:t>
+            </w:r>
+            <w:r>
+              <w:rPr>
+                <w:rFonts w:ascii="Calibri" w:eastAsia="Calibri" w:hAnsi="Calibri" w:cs="Calibri"/>
+              </w:rPr>
+              <w:t>}}</w:t>
+            </w:r>
+          </w:p>
+        </w:tc>
+        <w:tc>
+          <w:tcPr>
+            <w:tcW w:w="848" w:type="dxa"/>
+            <w:tcBorders>
+              <w:top w:val="single" w:sz="4" w:space="0" w:color="000000"/>
+              <w:left w:val="single" w:sz="4" w:space="0" w:color="000000"/>
+              <w:bottom w:val="single" w:sz="4" w:space="0" w:color="000000"/>
+              <w:right w:val="single" w:sz="4" w:space="0" w:color="000000"/>
+            </w:tcBorders>
+          </w:tcPr>
+          <w:p>
+            <w:pPr>
+              <w:widowControl w:val="0"/>
+              <w:spacing w:after="0"/>
+              <w:rPr>
+                <w:rFonts w:ascii="Calibri" w:eastAsia="Calibri" w:hAnsi="Calibri" w:cs="Calibri"/>
+              </w:rPr>
+            </w:pPr>
+            <w:proofErr w:type="gramStart"/>
+            <w:r>
+              <w:rPr>
+                <w:rFonts w:ascii="Calibri" w:eastAsia="Calibri" w:hAnsi="Calibri" w:cs="Calibri"/>
+              </w:rPr>
+              <w:t>{{</w:t>
+            </w:r>
+            <w:r>
+              <w:rPr>
+                <w:rFonts w:ascii="Calibri" w:eastAsia="Calibri" w:hAnsi="Calibri" w:cs="Calibri"/>
+              </w:rPr>
+              <w:t xml:space="preserve"> row</w:t>
+            </w:r>
+            <w:proofErr w:type="gramEnd"/>
+            <w:r>
+              <w:rPr>
+                <w:rFonts w:ascii="Calibri" w:eastAsia="Calibri" w:hAnsi="Calibri" w:cs="Calibri"/>
+              </w:rPr>
+              <w:t>[5]</w:t>
+            </w:r>
+            <w:r>
+              <w:rPr>
+                <w:rFonts w:ascii="Calibri" w:eastAsia="Calibri" w:hAnsi="Calibri" w:cs="Calibri"/>
+              </w:rPr>
+              <w:t>}}</w:t>
+            </w:r>
+          </w:p>
+        </w:tc>
+      </w:tr>
+      <w:tr>
+        <w:tc>
+          <w:tcPr>
+            <w:tcW w:w="10632" w:type="dxa"/>
+            <w:gridSpan w:val="6"/>
+            <w:tcBorders>
+              <w:top w:val="single" w:sz="4" w:space="0" w:color="000000"/>
+              <w:left w:val="single" w:sz="4" w:space="0" w:color="000000"/>
+              <w:bottom w:val="single" w:sz="4" w:space="0" w:color="000000"/>
+              <w:right w:val="single" w:sz="4" w:space="0" w:color="000000"/>
+            </w:tcBorders>
+          </w:tcPr>
+          <w:p>
+            <w:pPr>
+              <w:widowControl w:val="0"/>
+              <w:spacing w:after="0"/>
+              <w:rPr>
+                <w:rFonts w:ascii="Calibri" w:eastAsia="Calibri" w:hAnsi="Calibri" w:cs="Calibri"/>
+                <w:b/>
+                <w:bCs/>
+              </w:rPr>
+            </w:pPr>
+            <w:r>
+              <w:rPr>
+                <w:rFonts w:ascii="Calibri" w:eastAsia="Calibri" w:hAnsi="Calibri" w:cs="Calibri"/>
+              </w:rPr>
+              <w:t xml:space="preserve">{%tr </w:t>
+            </w:r>
+            <w:proofErr w:type="spellStart"/>
+            <w:r>
+              <w:rPr>
+                <w:rFonts w:ascii="Calibri" w:eastAsia="Calibri" w:hAnsi="Calibri" w:cs="Calibri"/>
+              </w:rPr>
+              <w:t>endfor</w:t>
+            </w:r>
+            <w:proofErr w:type="spellEnd"/>
+            <w:r>
+              <w:rPr>
+                <w:rFonts w:ascii="Calibri" w:eastAsia="Calibri" w:hAnsi="Calibri" w:cs="Calibri"/>
+              </w:rPr>
+              <w:t xml:space="preserve"> %}</w:t>
+            </w:r>
+          </w:p>
+        </w:tc>
+      </w:tr>
+    </w:tbl>
+    <w:p>
+      <w:pPr>
+        <w:widowControl w:val="0"/>
+        <w:spacing w:after="0"/>
+        <w:rPr>
+          <w:rFonts w:ascii="Calibri" w:eastAsia="Calibri" w:hAnsi="Calibri" w:cs="Calibri"/>
+          <w:sz w:val="12"/>
+          <w:szCs w:val="12"/>
+        </w:rPr>
+      </w:pPr>
+    </w:p>
+    <w:tbl>
+      <w:tblPr>
+        <w:tblStyle w:val="affffffff6"/>
+        <w:tblpPr w:leftFromText="141" w:rightFromText="141" w:vertAnchor="text" w:horzAnchor="margin" w:tblpX="-147" w:tblpY="-34"/>
+        <w:tblW w:w="10632" w:type="dxa"/>
+        <w:tblInd w:w="0" w:type="dxa"/>
+        <w:tblBorders>
+          <w:top w:val="single" w:sz="4" w:space="0" w:color="000000"/>
+          <w:left w:val="single" w:sz="4" w:space="0" w:color="000000"/>
+          <w:bottom w:val="single" w:sz="4" w:space="0" w:color="000000"/>
+          <w:right w:val="single" w:sz="4" w:space="0" w:color="000000"/>
+          <w:insideH w:val="single" w:sz="4" w:space="0" w:color="000000"/>
+          <w:insideV w:val="single" w:sz="4" w:space="0" w:color="000000"/>
+        </w:tblBorders>
+        <w:tblLayout w:type="fixed"/>
+        <w:tblLook w:val="0400" w:firstRow="0" w:lastRow="0" w:firstColumn="0" w:lastColumn="0" w:noHBand="0" w:noVBand="1"/>
+      </w:tblPr>
+      <w:tblGrid>
+        <w:gridCol w:w="10632"/>
+      </w:tblGrid>
+      <w:tr>
+        <w:trPr>
+          <w:trHeight w:val="170"/>
+        </w:trPr>
+        <w:tc>
+          <w:tcPr>
+            <w:tcW w:w="10632" w:type="dxa"/>
+            <w:shd w:val="clear" w:color="auto" w:fill="D9D9D9"/>
+            <w:vAlign w:val="center"/>
+          </w:tcPr>
+          <w:p>
+            <w:pPr>
+              <w:jc w:val="center"/>
+              <w:rPr>
+                <w:rFonts w:ascii="Calibri" w:eastAsia="Calibri" w:hAnsi="Calibri" w:cs="Calibri"/>
+                <w:b/>
+                <w:bCs/>
+                <w:color w:val="505050"/>
+                <w:lang w:val="pt-BR"/>
+              </w:rPr>
+            </w:pPr>
+            <w:r>
+              <w:rPr>
+                <w:rFonts w:ascii="Calibri" w:eastAsia="Calibri" w:hAnsi="Calibri" w:cs="Calibri"/>
+                <w:b/>
+                <w:bCs/>
+                <w:color w:val="505050"/>
+                <w:lang w:val="pt-BR"/>
+              </w:rPr>
+              <w:t>OUTROS PRODUTOS QUE RECOMENDAMOS NÃO CONSUMIR</w:t>
+            </w:r>
+          </w:p>
+        </w:tc>
+      </w:tr>
+      <w:tr>
+        <w:tc>
+          <w:tcPr>
+            <w:tcW w:w="10632" w:type="dxa"/>
+          </w:tcPr>
+          <w:p>
+            <w:pPr>
+              <w:rPr>
+                <w:rFonts w:ascii="Calibri" w:eastAsia="Calibri" w:hAnsi="Calibri" w:cs="Calibri"/>
+                <w:lang w:val="pt-BR"/>
+              </w:rPr>
+            </w:pPr>
+            <w:r>
+              <w:rPr>
+                <w:rFonts w:ascii="Calibri" w:eastAsia="Calibri" w:hAnsi="Calibri" w:cs="Calibri"/>
+                <w:lang w:val="pt-BR"/>
+              </w:rPr>
+              <w:t>Açúcar, adoçantes, leite de vaca, creme de leite, queijo do tipo frescal, alimentos ultraprocessados, salgadinhos, embutidos, frituras, corantes artificiais, espinafre,</w:t>
+            </w:r>
+            <w:r>
+              <w:rPr>
+                <w:rFonts w:ascii="Calibri" w:eastAsia="Calibri" w:hAnsi="Calibri" w:cs="Calibri"/>
+                <w:lang w:val="pt-BR"/>
+              </w:rPr>
+              <w:t xml:space="preserve"> bebidas destiladas,</w:t>
+            </w:r>
+            <w:r>
+              <w:rPr>
+                <w:rFonts w:ascii="Calibri" w:eastAsia="Calibri" w:hAnsi="Calibri" w:cs="Calibri"/>
+                <w:lang w:val="pt-BR"/>
+              </w:rPr>
+              <w:t xml:space="preserve"> óleos vegetais (com exceção de azeite de oliva e óleo de coco), farinhas refinadas, sal refinado (trocar por sal marinho).</w:t>
+            </w:r>
+          </w:p>
+        </w:tc>
+      </w:tr>
+    </w:tbl>
+    <w:p>
+      <w:pPr>
+        <w:widowControl w:val="0"/>
+        <w:spacing w:after="0"/>
+        <w:rPr>
+          <w:rFonts w:ascii="Calibri" w:eastAsia="Calibri" w:hAnsi="Calibri" w:cs="Calibri"/>
+          <w:sz w:val="12"/>
+          <w:szCs w:val="12"/>
+          <w:lang w:val="pt-BR"/>
         </w:rPr>
       </w:pPr>
     </w:p>
@@ -3912,7 +5002,15 @@
                 <w:b/>
                 <w:bCs/>
               </w:rPr>
-              <w:t>ALIMENTOS</w:t>
+              <w:t xml:space="preserve">CAMPO </w:t>
+            </w:r>
+            <w:r>
+              <w:rPr>
+                <w:rFonts w:ascii="Calibri" w:eastAsia="Calibri" w:hAnsi="Calibri" w:cs="Calibri"/>
+                <w:b/>
+                <w:bCs/>
+              </w:rPr>
+              <w:t>MORFOGENÉTICO</w:t>
             </w:r>
           </w:p>
         </w:tc>
@@ -3987,7 +5085,7 @@
               <w:rPr>
                 <w:rFonts w:ascii="Calibri" w:eastAsia="Calibri" w:hAnsi="Calibri" w:cs="Calibri"/>
               </w:rPr>
-              <w:t>food.items</w:t>
+              <w:t>emotions.items</w:t>
             </w:r>
             <w:proofErr w:type="spellEnd"/>
             <w:r>
@@ -4029,13 +5127,7 @@
               <w:rPr>
                 <w:rFonts w:ascii="Calibri" w:eastAsia="Calibri" w:hAnsi="Calibri" w:cs="Calibri"/>
               </w:rPr>
-              <w:t>{{</w:t>
-            </w:r>
-            <w:r>
-              <w:rPr>
-                <w:rFonts w:ascii="Calibri" w:eastAsia="Calibri" w:hAnsi="Calibri" w:cs="Calibri"/>
-              </w:rPr>
-              <w:t>k}}</w:t>
+              <w:t>{{k}}</w:t>
             </w:r>
           </w:p>
         </w:tc>
@@ -4091,38 +5183,14 @@
               <w:rPr>
                 <w:rFonts w:ascii="Calibri" w:eastAsia="Calibri" w:hAnsi="Calibri" w:cs="Calibri"/>
               </w:rPr>
-              <w:t>{%</w:t>
-            </w:r>
-            <w:r>
-              <w:rPr>
-                <w:rFonts w:ascii="Calibri" w:eastAsia="Calibri" w:hAnsi="Calibri" w:cs="Calibri"/>
-              </w:rPr>
-              <w:t>tr</w:t>
-            </w:r>
-            <w:r>
-              <w:rPr>
-                <w:rFonts w:ascii="Calibri" w:eastAsia="Calibri" w:hAnsi="Calibri" w:cs="Calibri"/>
-              </w:rPr>
-              <w:t xml:space="preserve"> </w:t>
+              <w:t xml:space="preserve">{%tr </w:t>
             </w:r>
             <w:proofErr w:type="spellStart"/>
             <w:r>
               <w:rPr>
                 <w:rFonts w:ascii="Calibri" w:eastAsia="Calibri" w:hAnsi="Calibri" w:cs="Calibri"/>
               </w:rPr>
-              <w:t>end</w:t>
-            </w:r>
-            <w:r>
-              <w:rPr>
-                <w:rFonts w:ascii="Calibri" w:eastAsia="Calibri" w:hAnsi="Calibri" w:cs="Calibri"/>
-              </w:rPr>
-              <w:t>f</w:t>
-            </w:r>
-            <w:r>
-              <w:rPr>
-                <w:rFonts w:ascii="Calibri" w:eastAsia="Calibri" w:hAnsi="Calibri" w:cs="Calibri"/>
-              </w:rPr>
-              <w:t>or</w:t>
+              <w:t>endfor</w:t>
             </w:r>
             <w:proofErr w:type="spellEnd"/>
             <w:r>
@@ -4184,150 +5252,6 @@
         <w:spacing w:after="0"/>
         <w:rPr>
           <w:rFonts w:ascii="Calibri" w:eastAsia="Calibri" w:hAnsi="Calibri" w:cs="Calibri"/>
-          <w:sz w:val="4"/>
-          <w:szCs w:val="4"/>
-        </w:rPr>
-      </w:pPr>
-    </w:p>
-    <w:p>
-      <w:pPr>
-        <w:widowControl w:val="0"/>
-        <w:pBdr>
-          <w:top w:val="nil"/>
-          <w:left w:val="nil"/>
-          <w:bottom w:val="nil"/>
-          <w:right w:val="nil"/>
-          <w:between w:val="nil"/>
-        </w:pBdr>
-        <w:spacing w:after="0"/>
-        <w:rPr>
-          <w:rFonts w:ascii="Calibri" w:eastAsia="Calibri" w:hAnsi="Calibri" w:cs="Calibri"/>
-          <w:sz w:val="4"/>
-          <w:szCs w:val="4"/>
-        </w:rPr>
-      </w:pPr>
-    </w:p>
-    <w:p>
-      <w:pPr>
-        <w:widowControl w:val="0"/>
-        <w:pBdr>
-          <w:top w:val="nil"/>
-          <w:left w:val="nil"/>
-          <w:bottom w:val="nil"/>
-          <w:right w:val="nil"/>
-          <w:between w:val="nil"/>
-        </w:pBdr>
-        <w:spacing w:after="0"/>
-        <w:rPr>
-          <w:rFonts w:ascii="Calibri" w:eastAsia="Calibri" w:hAnsi="Calibri" w:cs="Calibri"/>
-          <w:sz w:val="4"/>
-          <w:szCs w:val="4"/>
-        </w:rPr>
-      </w:pPr>
-    </w:p>
-    <w:tbl>
-      <w:tblPr>
-        <w:tblStyle w:val="affffffff6"/>
-        <w:tblW w:w="10632" w:type="dxa"/>
-        <w:tblInd w:w="-572" w:type="dxa"/>
-        <w:tblBorders>
-          <w:top w:val="single" w:sz="4" w:space="0" w:color="000000"/>
-          <w:left w:val="single" w:sz="4" w:space="0" w:color="000000"/>
-          <w:bottom w:val="single" w:sz="4" w:space="0" w:color="000000"/>
-          <w:right w:val="single" w:sz="4" w:space="0" w:color="000000"/>
-          <w:insideH w:val="single" w:sz="4" w:space="0" w:color="000000"/>
-          <w:insideV w:val="single" w:sz="4" w:space="0" w:color="000000"/>
-        </w:tblBorders>
-        <w:tblLayout w:type="fixed"/>
-        <w:tblLook w:val="0400" w:firstRow="0" w:lastRow="0" w:firstColumn="0" w:lastColumn="0" w:noHBand="0" w:noVBand="1"/>
-      </w:tblPr>
-      <w:tblGrid>
-        <w:gridCol w:w="10632"/>
-      </w:tblGrid>
-      <w:tr>
-        <w:trPr>
-          <w:trHeight w:val="170"/>
-        </w:trPr>
-        <w:tc>
-          <w:tcPr>
-            <w:tcW w:w="10632" w:type="dxa"/>
-            <w:shd w:val="clear" w:color="auto" w:fill="D9D9D9"/>
-            <w:vAlign w:val="center"/>
-          </w:tcPr>
-          <w:p>
-            <w:pPr>
-              <w:jc w:val="center"/>
-              <w:rPr>
-                <w:rFonts w:ascii="Calibri" w:eastAsia="Calibri" w:hAnsi="Calibri" w:cs="Calibri"/>
-                <w:b/>
-                <w:bCs/>
-                <w:color w:val="505050"/>
-                <w:lang w:val="pt-BR"/>
-              </w:rPr>
-            </w:pPr>
-            <w:r>
-              <w:rPr>
-                <w:rFonts w:ascii="Calibri" w:eastAsia="Calibri" w:hAnsi="Calibri" w:cs="Calibri"/>
-                <w:b/>
-                <w:bCs/>
-                <w:color w:val="505050"/>
-                <w:lang w:val="pt-BR"/>
-              </w:rPr>
-              <w:t>OUTROS PRODUTOS QUE RECOMENDAMOS NÃO CONSUMIR</w:t>
-            </w:r>
-          </w:p>
-        </w:tc>
-      </w:tr>
-      <w:tr>
-        <w:tc>
-          <w:tcPr>
-            <w:tcW w:w="10632" w:type="dxa"/>
-          </w:tcPr>
-          <w:p>
-            <w:pPr>
-              <w:rPr>
-                <w:rFonts w:ascii="Calibri" w:eastAsia="Calibri" w:hAnsi="Calibri" w:cs="Calibri"/>
-                <w:lang w:val="pt-BR"/>
-              </w:rPr>
-            </w:pPr>
-            <w:r>
-              <w:rPr>
-                <w:rFonts w:ascii="Calibri" w:eastAsia="Calibri" w:hAnsi="Calibri" w:cs="Calibri"/>
-                <w:lang w:val="pt-BR"/>
-              </w:rPr>
-              <w:t>Açúcar, adoçantes, leite de vaca, creme de leite, queijo do tipo frescal, alimentos ultraprocessados, salgadinhos, embutidos, frituras, corantes artificiais, espinafre,</w:t>
-            </w:r>
-            <w:r>
-              <w:rPr>
-                <w:rFonts w:ascii="Calibri" w:eastAsia="Calibri" w:hAnsi="Calibri" w:cs="Calibri"/>
-                <w:lang w:val="pt-BR"/>
-              </w:rPr>
-              <w:t xml:space="preserve"> bebidas destiladas,</w:t>
-            </w:r>
-            <w:r>
-              <w:rPr>
-                <w:rFonts w:ascii="Calibri" w:eastAsia="Calibri" w:hAnsi="Calibri" w:cs="Calibri"/>
-                <w:lang w:val="pt-BR"/>
-              </w:rPr>
-              <w:t xml:space="preserve"> óleos vegetais (com exceção de azeite de oliva e óleo de coco), farinhas refinadas, sal refinado (trocar por sal marinho).</w:t>
-            </w:r>
-          </w:p>
-        </w:tc>
-      </w:tr>
-    </w:tbl>
-    <w:p>
-      <w:pPr>
-        <w:widowControl w:val="0"/>
-        <w:pBdr>
-          <w:top w:val="nil"/>
-          <w:left w:val="nil"/>
-          <w:bottom w:val="nil"/>
-          <w:right w:val="nil"/>
-          <w:between w:val="nil"/>
-        </w:pBdr>
-        <w:spacing w:after="0"/>
-        <w:rPr>
-          <w:rFonts w:ascii="Calibri" w:eastAsia="Calibri" w:hAnsi="Calibri" w:cs="Calibri"/>
           <w:sz w:val="12"/>
           <w:szCs w:val="12"/>
           <w:lang w:val="pt-BR"/>
@@ -4357,6 +5281,9 @@
         <w:gridCol w:w="1560"/>
       </w:tblGrid>
       <w:tr>
+        <w:trPr>
+          <w:tblHeader/>
+        </w:trPr>
         <w:tc>
           <w:tcPr>
             <w:tcW w:w="1701" w:type="dxa"/>

--- a/src/assets/report/template_relatorio.docx
+++ b/src/assets/report/template_relatorio.docx
@@ -40,7 +40,7 @@
                     <pic:cNvPicPr preferRelativeResize="0"/>
                   </pic:nvPicPr>
                   <pic:blipFill>
-                    <a:blip r:embed="rId8"/>
+                    <a:blip r:embed="rId9"/>
                     <a:srcRect l="17276" t="30034" r="17276" b="32118"/>
                     <a:stretch>
                       <a:fillRect/>
@@ -518,7 +518,7 @@
     </w:p>
     <w:tbl>
       <w:tblPr>
-        <w:tblW w:w="10773" w:type="dxa"/>
+        <w:tblW w:w="10915" w:type="dxa"/>
         <w:tblInd w:w="-5" w:type="dxa"/>
         <w:tblBorders>
           <w:top w:val="single" w:sz="4" w:space="0" w:color="auto"/>
@@ -534,7 +534,7 @@
       <w:tblGrid>
         <w:gridCol w:w="1620"/>
         <w:gridCol w:w="1530"/>
-        <w:gridCol w:w="7623"/>
+        <w:gridCol w:w="7765"/>
       </w:tblGrid>
       <w:tr>
         <w:tc>
@@ -590,7 +590,7 @@
         </w:tc>
         <w:tc>
           <w:tcPr>
-            <w:tcW w:w="7623" w:type="dxa"/>
+            <w:tcW w:w="7765" w:type="dxa"/>
             <w:shd w:val="clear" w:color="auto" w:fill="D9D9D9"/>
             <w:tcMar>
               <w:top w:w="0" w:type="dxa"/>
@@ -681,7 +681,7 @@
         </w:tc>
         <w:tc>
           <w:tcPr>
-            <w:tcW w:w="7623" w:type="dxa"/>
+            <w:tcW w:w="7765" w:type="dxa"/>
             <w:tcMar>
               <w:top w:w="0" w:type="dxa"/>
               <w:left w:w="108" w:type="dxa"/>
@@ -774,7 +774,7 @@
         </w:tc>
         <w:tc>
           <w:tcPr>
-            <w:tcW w:w="7623" w:type="dxa"/>
+            <w:tcW w:w="7765" w:type="dxa"/>
             <w:tcMar>
               <w:top w:w="0" w:type="dxa"/>
               <w:left w:w="108" w:type="dxa"/>
@@ -865,7 +865,7 @@
         </w:tc>
         <w:tc>
           <w:tcPr>
-            <w:tcW w:w="7623" w:type="dxa"/>
+            <w:tcW w:w="7765" w:type="dxa"/>
             <w:tcMar>
               <w:top w:w="0" w:type="dxa"/>
               <w:left w:w="108" w:type="dxa"/>
@@ -970,7 +970,7 @@
         </w:tc>
         <w:tc>
           <w:tcPr>
-            <w:tcW w:w="7623" w:type="dxa"/>
+            <w:tcW w:w="7765" w:type="dxa"/>
             <w:shd w:val="clear" w:color="auto" w:fill="D9D9D9"/>
           </w:tcPr>
           <w:p>
@@ -1066,7 +1066,7 @@
         </w:tc>
         <w:tc>
           <w:tcPr>
-            <w:tcW w:w="7623" w:type="dxa"/>
+            <w:tcW w:w="7765" w:type="dxa"/>
             <w:shd w:val="clear" w:color="auto" w:fill="D9D9D9"/>
           </w:tcPr>
           <w:p>
@@ -1162,7 +1162,7 @@
         </w:tc>
         <w:tc>
           <w:tcPr>
-            <w:tcW w:w="7623" w:type="dxa"/>
+            <w:tcW w:w="7765" w:type="dxa"/>
             <w:shd w:val="clear" w:color="auto" w:fill="D9D9D9"/>
           </w:tcPr>
           <w:p>
@@ -1258,7 +1258,7 @@
         </w:tc>
         <w:tc>
           <w:tcPr>
-            <w:tcW w:w="7623" w:type="dxa"/>
+            <w:tcW w:w="7765" w:type="dxa"/>
             <w:shd w:val="clear" w:color="auto" w:fill="D9D9D9"/>
           </w:tcPr>
           <w:p>
@@ -1405,7 +1405,7 @@
         </w:tc>
         <w:tc>
           <w:tcPr>
-            <w:tcW w:w="7623" w:type="dxa"/>
+            <w:tcW w:w="7765" w:type="dxa"/>
             <w:vAlign w:val="center"/>
           </w:tcPr>
           <w:p>
@@ -1519,7 +1519,7 @@
         </w:tc>
         <w:tc>
           <w:tcPr>
-            <w:tcW w:w="7623" w:type="dxa"/>
+            <w:tcW w:w="7765" w:type="dxa"/>
             <w:vAlign w:val="center"/>
           </w:tcPr>
           <w:p>
@@ -1727,7 +1727,7 @@
         </w:tc>
         <w:tc>
           <w:tcPr>
-            <w:tcW w:w="7623" w:type="dxa"/>
+            <w:tcW w:w="7765" w:type="dxa"/>
             <w:vAlign w:val="center"/>
           </w:tcPr>
           <w:p>
@@ -1821,7 +1821,7 @@
         </w:tc>
         <w:tc>
           <w:tcPr>
-            <w:tcW w:w="7623" w:type="dxa"/>
+            <w:tcW w:w="7765" w:type="dxa"/>
             <w:vAlign w:val="center"/>
           </w:tcPr>
           <w:p>
@@ -1916,7 +1916,7 @@
         </w:tc>
         <w:tc>
           <w:tcPr>
-            <w:tcW w:w="7623" w:type="dxa"/>
+            <w:tcW w:w="7765" w:type="dxa"/>
             <w:shd w:val="clear" w:color="auto" w:fill="D9D9D9"/>
             <w:tcMar>
               <w:top w:w="0" w:type="dxa"/>
@@ -2015,7 +2015,7 @@
         </w:tc>
         <w:tc>
           <w:tcPr>
-            <w:tcW w:w="7623" w:type="dxa"/>
+            <w:tcW w:w="7765" w:type="dxa"/>
             <w:shd w:val="clear" w:color="auto" w:fill="D9D9D9"/>
             <w:tcMar>
               <w:top w:w="0" w:type="dxa"/>
@@ -2117,7 +2117,7 @@
         </w:tc>
         <w:tc>
           <w:tcPr>
-            <w:tcW w:w="7623" w:type="dxa"/>
+            <w:tcW w:w="7765" w:type="dxa"/>
             <w:shd w:val="clear" w:color="auto" w:fill="D9D9D9"/>
             <w:tcMar>
               <w:top w:w="0" w:type="dxa"/>
@@ -2212,7 +2212,7 @@
         </w:tc>
         <w:tc>
           <w:tcPr>
-            <w:tcW w:w="7623" w:type="dxa"/>
+            <w:tcW w:w="7765" w:type="dxa"/>
             <w:shd w:val="clear" w:color="auto" w:fill="D9D9D9"/>
             <w:tcMar>
               <w:top w:w="0" w:type="dxa"/>
@@ -2315,7 +2315,7 @@
         </w:tc>
         <w:tc>
           <w:tcPr>
-            <w:tcW w:w="7623" w:type="dxa"/>
+            <w:tcW w:w="7765" w:type="dxa"/>
             <w:tcMar>
               <w:top w:w="0" w:type="dxa"/>
               <w:left w:w="108" w:type="dxa"/>
@@ -2405,7 +2405,7 @@
         </w:tc>
         <w:tc>
           <w:tcPr>
-            <w:tcW w:w="7623" w:type="dxa"/>
+            <w:tcW w:w="7765" w:type="dxa"/>
             <w:tcMar>
               <w:top w:w="0" w:type="dxa"/>
               <w:left w:w="108" w:type="dxa"/>
@@ -2495,7 +2495,7 @@
         </w:tc>
         <w:tc>
           <w:tcPr>
-            <w:tcW w:w="7623" w:type="dxa"/>
+            <w:tcW w:w="7765" w:type="dxa"/>
             <w:tcMar>
               <w:top w:w="0" w:type="dxa"/>
               <w:left w:w="108" w:type="dxa"/>
@@ -2613,7 +2613,7 @@
         </w:tc>
         <w:tc>
           <w:tcPr>
-            <w:tcW w:w="7623" w:type="dxa"/>
+            <w:tcW w:w="7765" w:type="dxa"/>
             <w:shd w:val="clear" w:color="auto" w:fill="D9D9D9" w:themeFill="background1" w:themeFillShade="D9"/>
             <w:tcMar>
               <w:top w:w="0" w:type="dxa"/>
@@ -2822,8 +2822,8 @@
     <w:tbl>
       <w:tblPr>
         <w:tblStyle w:val="affffffff5"/>
-        <w:tblpPr w:leftFromText="141" w:rightFromText="141" w:vertAnchor="text" w:horzAnchor="margin" w:tblpX="-147" w:tblpY="195"/>
-        <w:tblW w:w="10627" w:type="dxa"/>
+        <w:tblpPr w:leftFromText="141" w:rightFromText="141" w:vertAnchor="text" w:horzAnchor="margin" w:tblpX="-10" w:tblpY="195"/>
+        <w:tblW w:w="10915" w:type="dxa"/>
         <w:tblInd w:w="0" w:type="dxa"/>
         <w:tblBorders>
           <w:top w:val="single" w:sz="4" w:space="0" w:color="000000"/>
@@ -2837,8 +2837,8 @@
         <w:tblLook w:val="0400" w:firstRow="0" w:lastRow="0" w:firstColumn="0" w:lastColumn="0" w:noHBand="0" w:noVBand="1"/>
       </w:tblPr>
       <w:tblGrid>
-        <w:gridCol w:w="9220"/>
-        <w:gridCol w:w="1407"/>
+        <w:gridCol w:w="9923"/>
+        <w:gridCol w:w="992"/>
       </w:tblGrid>
       <w:tr>
         <w:trPr>
@@ -2846,7 +2846,7 @@
         </w:trPr>
         <w:tc>
           <w:tcPr>
-            <w:tcW w:w="9220" w:type="dxa"/>
+            <w:tcW w:w="9923" w:type="dxa"/>
             <w:tcBorders>
               <w:top w:val="single" w:sz="4" w:space="0" w:color="000000"/>
               <w:left w:val="single" w:sz="4" w:space="0" w:color="000000"/>
@@ -2878,7 +2878,7 @@
         </w:tc>
         <w:tc>
           <w:tcPr>
-            <w:tcW w:w="1407" w:type="dxa"/>
+            <w:tcW w:w="992" w:type="dxa"/>
             <w:tcBorders>
               <w:top w:val="single" w:sz="4" w:space="0" w:color="000000"/>
               <w:left w:val="single" w:sz="4" w:space="0" w:color="000000"/>
@@ -2912,7 +2912,7 @@
       <w:tr>
         <w:tc>
           <w:tcPr>
-            <w:tcW w:w="10627" w:type="dxa"/>
+            <w:tcW w:w="10915" w:type="dxa"/>
             <w:gridSpan w:val="2"/>
             <w:tcBorders>
               <w:top w:val="single" w:sz="4" w:space="0" w:color="000000"/>
@@ -2986,7 +2986,7 @@
       <w:tr>
         <w:tc>
           <w:tcPr>
-            <w:tcW w:w="9220" w:type="dxa"/>
+            <w:tcW w:w="9923" w:type="dxa"/>
             <w:tcBorders>
               <w:top w:val="single" w:sz="4" w:space="0" w:color="000000"/>
               <w:left w:val="single" w:sz="4" w:space="0" w:color="000000"/>
@@ -3012,7 +3012,7 @@
         </w:tc>
         <w:tc>
           <w:tcPr>
-            <w:tcW w:w="1407" w:type="dxa"/>
+            <w:tcW w:w="992" w:type="dxa"/>
             <w:tcBorders>
               <w:top w:val="single" w:sz="4" w:space="0" w:color="000000"/>
               <w:left w:val="single" w:sz="4" w:space="0" w:color="000000"/>
@@ -3041,7 +3041,7 @@
       <w:tr>
         <w:tc>
           <w:tcPr>
-            <w:tcW w:w="10627" w:type="dxa"/>
+            <w:tcW w:w="10915" w:type="dxa"/>
             <w:gridSpan w:val="2"/>
             <w:tcBorders>
               <w:top w:val="single" w:sz="4" w:space="0" w:color="000000"/>
@@ -3094,8 +3094,8 @@
     <w:tbl>
       <w:tblPr>
         <w:tblStyle w:val="affffffff3"/>
-        <w:tblW w:w="10593" w:type="dxa"/>
-        <w:tblInd w:w="-108" w:type="dxa"/>
+        <w:tblW w:w="10915" w:type="dxa"/>
+        <w:tblInd w:w="-5" w:type="dxa"/>
         <w:tblBorders>
           <w:top w:val="single" w:sz="4" w:space="0" w:color="000000"/>
           <w:left w:val="single" w:sz="4" w:space="0" w:color="000000"/>
@@ -3108,8 +3108,8 @@
         <w:tblLook w:val="0400" w:firstRow="0" w:lastRow="0" w:firstColumn="0" w:lastColumn="0" w:noHBand="0" w:noVBand="1"/>
       </w:tblPr>
       <w:tblGrid>
-        <w:gridCol w:w="9459"/>
-        <w:gridCol w:w="1134"/>
+        <w:gridCol w:w="9923"/>
+        <w:gridCol w:w="992"/>
       </w:tblGrid>
       <w:tr>
         <w:trPr>
@@ -3118,7 +3118,7 @@
         </w:trPr>
         <w:tc>
           <w:tcPr>
-            <w:tcW w:w="9459" w:type="dxa"/>
+            <w:tcW w:w="9923" w:type="dxa"/>
             <w:shd w:val="clear" w:color="auto" w:fill="D9D9D9"/>
           </w:tcPr>
           <w:p>
@@ -3139,67 +3139,13 @@
                 <w:bCs/>
                 <w:lang w:val="pt-BR"/>
               </w:rPr>
-              <w:t>MICRORGANISMOS DETECTADOS NO OBERON/META HUNTER</w:t>
-            </w:r>
-            <w:r>
-              <w:rPr>
-                <w:rFonts w:ascii="Calibri" w:eastAsia="Calibri" w:hAnsi="Calibri" w:cs="Calibri"/>
-                <w:b/>
-                <w:bCs/>
-                <w:lang w:val="pt-BR"/>
-              </w:rPr>
-              <w:t xml:space="preserve"> </w:t>
-            </w:r>
-            <w:r>
-              <w:rPr>
-                <w:rFonts w:ascii="Calibri" w:eastAsia="Calibri" w:hAnsi="Calibri" w:cs="Calibri"/>
-                <w:b/>
-                <w:bCs/>
-                <w:lang w:val="pt-BR"/>
-              </w:rPr>
-              <w:t>–</w:t>
-            </w:r>
-            <w:r>
-              <w:rPr>
-                <w:rFonts w:ascii="Calibri" w:eastAsia="Calibri" w:hAnsi="Calibri" w:cs="Calibri"/>
-                <w:b/>
-                <w:bCs/>
-                <w:lang w:val="pt-BR"/>
-              </w:rPr>
-              <w:t xml:space="preserve"> TIPO</w:t>
-            </w:r>
-            <w:r>
-              <w:rPr>
-                <w:rFonts w:ascii="Calibri" w:eastAsia="Calibri" w:hAnsi="Calibri" w:cs="Calibri"/>
-                <w:b/>
-                <w:bCs/>
-                <w:lang w:val="pt-BR"/>
-              </w:rPr>
-              <w:t xml:space="preserve"> </w:t>
-            </w:r>
-            <w:r>
-              <w:rPr>
-                <w:rFonts w:ascii="Calibri" w:eastAsia="Calibri" w:hAnsi="Calibri" w:cs="Calibri"/>
-                <w:b/>
-                <w:bCs/>
-                <w:lang w:val="pt-BR"/>
-              </w:rPr>
-              <w:t>–</w:t>
-            </w:r>
-            <w:r>
-              <w:rPr>
-                <w:rFonts w:ascii="Calibri" w:eastAsia="Calibri" w:hAnsi="Calibri" w:cs="Calibri"/>
-                <w:b/>
-                <w:bCs/>
-                <w:lang w:val="pt-BR"/>
-              </w:rPr>
-              <w:t xml:space="preserve"> SINTOMAS FREQUENTES</w:t>
+              <w:t> MICRORGANISMOS PARTE 1 – TIPO – SINTOMAS FREQUENTES</w:t>
             </w:r>
           </w:p>
         </w:tc>
         <w:tc>
           <w:tcPr>
-            <w:tcW w:w="1134" w:type="dxa"/>
+            <w:tcW w:w="992" w:type="dxa"/>
             <w:shd w:val="clear" w:color="auto" w:fill="D9D9D9"/>
           </w:tcPr>
           <w:p>
@@ -3229,7 +3175,7 @@
         </w:trPr>
         <w:tc>
           <w:tcPr>
-            <w:tcW w:w="10593" w:type="dxa"/>
+            <w:tcW w:w="10915" w:type="dxa"/>
             <w:gridSpan w:val="2"/>
           </w:tcPr>
           <w:p>
@@ -3269,7 +3215,7 @@
         </w:trPr>
         <w:tc>
           <w:tcPr>
-            <w:tcW w:w="9459" w:type="dxa"/>
+            <w:tcW w:w="9923" w:type="dxa"/>
           </w:tcPr>
           <w:p>
             <w:pPr>
@@ -3378,7 +3324,7 @@
         </w:tc>
         <w:tc>
           <w:tcPr>
-            <w:tcW w:w="1134" w:type="dxa"/>
+            <w:tcW w:w="992" w:type="dxa"/>
           </w:tcPr>
           <w:p>
             <w:pPr>
@@ -3419,7 +3365,7 @@
         </w:trPr>
         <w:tc>
           <w:tcPr>
-            <w:tcW w:w="10593" w:type="dxa"/>
+            <w:tcW w:w="10915" w:type="dxa"/>
             <w:gridSpan w:val="2"/>
           </w:tcPr>
           <w:p>
@@ -3511,8 +3457,8 @@
     </w:p>
     <w:tbl>
       <w:tblPr>
-        <w:tblW w:w="10593" w:type="dxa"/>
-        <w:tblInd w:w="-108" w:type="dxa"/>
+        <w:tblW w:w="10915" w:type="dxa"/>
+        <w:tblInd w:w="-5" w:type="dxa"/>
         <w:tblBorders>
           <w:top w:val="single" w:sz="4" w:space="0" w:color="000000"/>
           <w:left w:val="single" w:sz="4" w:space="0" w:color="000000"/>
@@ -3525,8 +3471,8 @@
         <w:tblLook w:val="0400" w:firstRow="0" w:lastRow="0" w:firstColumn="0" w:lastColumn="0" w:noHBand="0" w:noVBand="1"/>
       </w:tblPr>
       <w:tblGrid>
-        <w:gridCol w:w="9459"/>
-        <w:gridCol w:w="1134"/>
+        <w:gridCol w:w="9923"/>
+        <w:gridCol w:w="992"/>
       </w:tblGrid>
       <w:tr>
         <w:trPr>
@@ -3535,7 +3481,7 @@
         </w:trPr>
         <w:tc>
           <w:tcPr>
-            <w:tcW w:w="9459" w:type="dxa"/>
+            <w:tcW w:w="9923" w:type="dxa"/>
             <w:shd w:val="clear" w:color="auto" w:fill="D9D9D9"/>
           </w:tcPr>
           <w:p>
@@ -3556,8 +3502,9 @@
                 <w:bCs/>
                 <w:lang w:val="pt-BR"/>
               </w:rPr>
-              <w:t xml:space="preserve">MICRORGANISMOS DETECTADOS NO </w:t>
-            </w:r>
+              <w:t xml:space="preserve">MICRORGANISMOS PARTE </w:t>
+            </w:r>
+            <w:proofErr w:type="gramStart"/>
             <w:r>
               <w:rPr>
                 <w:rFonts w:ascii="Calibri" w:eastAsia="Calibri" w:hAnsi="Calibri" w:cs="Calibri"/>
@@ -3565,8 +3512,9 @@
                 <w:bCs/>
                 <w:lang w:val="pt-BR"/>
               </w:rPr>
-              <w:t xml:space="preserve">PROSYNC – TIPO </w:t>
-            </w:r>
+              <w:t>2  –</w:t>
+            </w:r>
+            <w:proofErr w:type="gramEnd"/>
             <w:r>
               <w:rPr>
                 <w:rFonts w:ascii="Calibri" w:eastAsia="Calibri" w:hAnsi="Calibri" w:cs="Calibri"/>
@@ -3574,7 +3522,7 @@
                 <w:bCs/>
                 <w:lang w:val="pt-BR"/>
               </w:rPr>
-              <w:t xml:space="preserve">– </w:t>
+              <w:t xml:space="preserve"> TIPO – SINTOMAS FREQUENTE</w:t>
             </w:r>
             <w:r>
               <w:rPr>
@@ -3583,13 +3531,13 @@
                 <w:bCs/>
                 <w:lang w:val="pt-BR"/>
               </w:rPr>
-              <w:t>SINTOMAS FREQUENTES</w:t>
+              <w:t>S</w:t>
             </w:r>
           </w:p>
         </w:tc>
         <w:tc>
           <w:tcPr>
-            <w:tcW w:w="1134" w:type="dxa"/>
+            <w:tcW w:w="992" w:type="dxa"/>
             <w:shd w:val="clear" w:color="auto" w:fill="D9D9D9"/>
           </w:tcPr>
           <w:p>
@@ -3619,7 +3567,7 @@
         </w:trPr>
         <w:tc>
           <w:tcPr>
-            <w:tcW w:w="10593" w:type="dxa"/>
+            <w:tcW w:w="10915" w:type="dxa"/>
             <w:gridSpan w:val="2"/>
           </w:tcPr>
           <w:p>
@@ -3665,7 +3613,7 @@
         </w:trPr>
         <w:tc>
           <w:tcPr>
-            <w:tcW w:w="9459" w:type="dxa"/>
+            <w:tcW w:w="9923" w:type="dxa"/>
           </w:tcPr>
           <w:p>
             <w:pPr>
@@ -3756,7 +3704,7 @@
         </w:tc>
         <w:tc>
           <w:tcPr>
-            <w:tcW w:w="1134" w:type="dxa"/>
+            <w:tcW w:w="992" w:type="dxa"/>
           </w:tcPr>
           <w:p>
             <w:pPr>
@@ -3797,7 +3745,7 @@
         </w:trPr>
         <w:tc>
           <w:tcPr>
-            <w:tcW w:w="10593" w:type="dxa"/>
+            <w:tcW w:w="10915" w:type="dxa"/>
             <w:gridSpan w:val="2"/>
           </w:tcPr>
           <w:p>
@@ -3879,8 +3827,8 @@
     <w:tbl>
       <w:tblPr>
         <w:tblStyle w:val="affffffff4"/>
-        <w:tblW w:w="10637" w:type="dxa"/>
-        <w:tblInd w:w="-147" w:type="dxa"/>
+        <w:tblW w:w="10915" w:type="dxa"/>
+        <w:tblInd w:w="-5" w:type="dxa"/>
         <w:tblBorders>
           <w:top w:val="single" w:sz="4" w:space="0" w:color="000000"/>
           <w:left w:val="single" w:sz="4" w:space="0" w:color="000000"/>
@@ -3893,8 +3841,8 @@
         <w:tblLook w:val="0400" w:firstRow="0" w:lastRow="0" w:firstColumn="0" w:lastColumn="0" w:noHBand="0" w:noVBand="1"/>
       </w:tblPr>
       <w:tblGrid>
-        <w:gridCol w:w="9498"/>
-        <w:gridCol w:w="1139"/>
+        <w:gridCol w:w="9923"/>
+        <w:gridCol w:w="992"/>
       </w:tblGrid>
       <w:tr>
         <w:trPr>
@@ -3902,7 +3850,7 @@
         </w:trPr>
         <w:tc>
           <w:tcPr>
-            <w:tcW w:w="9498" w:type="dxa"/>
+            <w:tcW w:w="9923" w:type="dxa"/>
             <w:shd w:val="clear" w:color="auto" w:fill="D9D9D9"/>
           </w:tcPr>
           <w:p>
@@ -3923,13 +3871,14 @@
                 <w:bCs/>
                 <w:lang w:val="pt-BR"/>
               </w:rPr>
+              <w:lastRenderedPageBreak/>
               <w:t>TOXINAS E POSSÍVEIS SINTOMAS NO ORGANISMO</w:t>
             </w:r>
           </w:p>
         </w:tc>
         <w:tc>
           <w:tcPr>
-            <w:tcW w:w="1139" w:type="dxa"/>
+            <w:tcW w:w="992" w:type="dxa"/>
             <w:shd w:val="clear" w:color="auto" w:fill="D9D9D9"/>
           </w:tcPr>
           <w:p>
@@ -3956,7 +3905,7 @@
       <w:tr>
         <w:tc>
           <w:tcPr>
-            <w:tcW w:w="10637" w:type="dxa"/>
+            <w:tcW w:w="10915" w:type="dxa"/>
             <w:gridSpan w:val="2"/>
           </w:tcPr>
           <w:p>
@@ -3993,7 +3942,7 @@
       <w:tr>
         <w:tc>
           <w:tcPr>
-            <w:tcW w:w="9498" w:type="dxa"/>
+            <w:tcW w:w="9923" w:type="dxa"/>
           </w:tcPr>
           <w:p>
             <w:pPr>
@@ -4080,7 +4029,7 @@
         </w:tc>
         <w:tc>
           <w:tcPr>
-            <w:tcW w:w="1139" w:type="dxa"/>
+            <w:tcW w:w="992" w:type="dxa"/>
           </w:tcPr>
           <w:p>
             <w:pPr>
@@ -4118,7 +4067,7 @@
       <w:tr>
         <w:tc>
           <w:tcPr>
-            <w:tcW w:w="10637" w:type="dxa"/>
+            <w:tcW w:w="10915" w:type="dxa"/>
             <w:gridSpan w:val="2"/>
           </w:tcPr>
           <w:p>
@@ -4132,7 +4081,6 @@
               <w:rPr>
                 <w:rFonts w:ascii="Calibri" w:eastAsia="Calibri" w:hAnsi="Calibri" w:cs="Calibri"/>
               </w:rPr>
-              <w:lastRenderedPageBreak/>
               <w:t xml:space="preserve">{%tr </w:t>
             </w:r>
             <w:proofErr w:type="spellStart"/>
@@ -4166,8 +4114,8 @@
     </w:p>
     <w:tbl>
       <w:tblPr>
-        <w:tblW w:w="10632" w:type="dxa"/>
-        <w:tblInd w:w="-147" w:type="dxa"/>
+        <w:tblW w:w="10915" w:type="dxa"/>
+        <w:tblInd w:w="-5" w:type="dxa"/>
         <w:tblBorders>
           <w:top w:val="single" w:sz="4" w:space="0" w:color="000000"/>
           <w:left w:val="single" w:sz="4" w:space="0" w:color="000000"/>
@@ -4180,12 +4128,12 @@
         <w:tblLook w:val="0400" w:firstRow="0" w:lastRow="0" w:firstColumn="0" w:lastColumn="0" w:noHBand="0" w:noVBand="1"/>
       </w:tblPr>
       <w:tblGrid>
-        <w:gridCol w:w="2837"/>
-        <w:gridCol w:w="850"/>
-        <w:gridCol w:w="2553"/>
-        <w:gridCol w:w="850"/>
-        <w:gridCol w:w="2694"/>
-        <w:gridCol w:w="848"/>
+        <w:gridCol w:w="2977"/>
+        <w:gridCol w:w="567"/>
+        <w:gridCol w:w="2835"/>
+        <w:gridCol w:w="709"/>
+        <w:gridCol w:w="2835"/>
+        <w:gridCol w:w="992"/>
       </w:tblGrid>
       <w:tr>
         <w:trPr>
@@ -4193,7 +4141,7 @@
         </w:trPr>
         <w:tc>
           <w:tcPr>
-            <w:tcW w:w="10632" w:type="dxa"/>
+            <w:tcW w:w="10915" w:type="dxa"/>
             <w:gridSpan w:val="6"/>
             <w:tcBorders>
               <w:top w:val="single" w:sz="4" w:space="0" w:color="000000"/>
@@ -4232,7 +4180,7 @@
         </w:trPr>
         <w:tc>
           <w:tcPr>
-            <w:tcW w:w="2837" w:type="dxa"/>
+            <w:tcW w:w="2977" w:type="dxa"/>
             <w:tcBorders>
               <w:top w:val="single" w:sz="4" w:space="0" w:color="000000"/>
               <w:left w:val="single" w:sz="4" w:space="0" w:color="000000"/>
@@ -4265,7 +4213,7 @@
         </w:tc>
         <w:tc>
           <w:tcPr>
-            <w:tcW w:w="850" w:type="dxa"/>
+            <w:tcW w:w="567" w:type="dxa"/>
             <w:tcBorders>
               <w:top w:val="single" w:sz="4" w:space="0" w:color="000000"/>
               <w:left w:val="single" w:sz="4" w:space="0" w:color="000000"/>
@@ -4298,7 +4246,7 @@
         </w:tc>
         <w:tc>
           <w:tcPr>
-            <w:tcW w:w="2553" w:type="dxa"/>
+            <w:tcW w:w="2835" w:type="dxa"/>
             <w:tcBorders>
               <w:top w:val="single" w:sz="4" w:space="0" w:color="000000"/>
               <w:left w:val="single" w:sz="4" w:space="0" w:color="000000"/>
@@ -4331,7 +4279,7 @@
         </w:tc>
         <w:tc>
           <w:tcPr>
-            <w:tcW w:w="850" w:type="dxa"/>
+            <w:tcW w:w="709" w:type="dxa"/>
             <w:tcBorders>
               <w:top w:val="single" w:sz="4" w:space="0" w:color="000000"/>
               <w:left w:val="single" w:sz="4" w:space="0" w:color="000000"/>
@@ -4364,7 +4312,7 @@
         </w:tc>
         <w:tc>
           <w:tcPr>
-            <w:tcW w:w="2694" w:type="dxa"/>
+            <w:tcW w:w="2835" w:type="dxa"/>
             <w:tcBorders>
               <w:top w:val="single" w:sz="4" w:space="0" w:color="000000"/>
               <w:left w:val="single" w:sz="4" w:space="0" w:color="000000"/>
@@ -4407,7 +4355,7 @@
         </w:tc>
         <w:tc>
           <w:tcPr>
-            <w:tcW w:w="848" w:type="dxa"/>
+            <w:tcW w:w="992" w:type="dxa"/>
             <w:tcBorders>
               <w:top w:val="single" w:sz="4" w:space="0" w:color="000000"/>
               <w:left w:val="single" w:sz="4" w:space="0" w:color="000000"/>
@@ -4445,7 +4393,7 @@
         </w:trPr>
         <w:tc>
           <w:tcPr>
-            <w:tcW w:w="10632" w:type="dxa"/>
+            <w:tcW w:w="10915" w:type="dxa"/>
             <w:gridSpan w:val="6"/>
             <w:tcBorders>
               <w:top w:val="single" w:sz="4" w:space="0" w:color="000000"/>
@@ -4509,7 +4457,7 @@
       <w:tr>
         <w:tc>
           <w:tcPr>
-            <w:tcW w:w="2837" w:type="dxa"/>
+            <w:tcW w:w="2977" w:type="dxa"/>
             <w:tcBorders>
               <w:top w:val="single" w:sz="4" w:space="0" w:color="000000"/>
               <w:left w:val="single" w:sz="4" w:space="0" w:color="000000"/>
@@ -4561,7 +4509,7 @@
         </w:tc>
         <w:tc>
           <w:tcPr>
-            <w:tcW w:w="850" w:type="dxa"/>
+            <w:tcW w:w="567" w:type="dxa"/>
             <w:tcBorders>
               <w:top w:val="single" w:sz="4" w:space="0" w:color="000000"/>
               <w:left w:val="single" w:sz="4" w:space="0" w:color="000000"/>
@@ -4607,7 +4555,7 @@
         </w:tc>
         <w:tc>
           <w:tcPr>
-            <w:tcW w:w="2553" w:type="dxa"/>
+            <w:tcW w:w="2835" w:type="dxa"/>
             <w:tcBorders>
               <w:top w:val="single" w:sz="4" w:space="0" w:color="000000"/>
               <w:left w:val="single" w:sz="4" w:space="0" w:color="000000"/>
@@ -4653,7 +4601,7 @@
         </w:tc>
         <w:tc>
           <w:tcPr>
-            <w:tcW w:w="850" w:type="dxa"/>
+            <w:tcW w:w="709" w:type="dxa"/>
             <w:tcBorders>
               <w:top w:val="single" w:sz="4" w:space="0" w:color="000000"/>
               <w:left w:val="single" w:sz="4" w:space="0" w:color="000000"/>
@@ -4699,7 +4647,7 @@
         </w:tc>
         <w:tc>
           <w:tcPr>
-            <w:tcW w:w="2694" w:type="dxa"/>
+            <w:tcW w:w="2835" w:type="dxa"/>
             <w:tcBorders>
               <w:top w:val="single" w:sz="4" w:space="0" w:color="000000"/>
               <w:left w:val="single" w:sz="4" w:space="0" w:color="000000"/>
@@ -4745,7 +4693,7 @@
         </w:tc>
         <w:tc>
           <w:tcPr>
-            <w:tcW w:w="848" w:type="dxa"/>
+            <w:tcW w:w="992" w:type="dxa"/>
             <w:tcBorders>
               <w:top w:val="single" w:sz="4" w:space="0" w:color="000000"/>
               <w:left w:val="single" w:sz="4" w:space="0" w:color="000000"/>
@@ -4793,7 +4741,7 @@
       <w:tr>
         <w:tc>
           <w:tcPr>
-            <w:tcW w:w="10632" w:type="dxa"/>
+            <w:tcW w:w="10915" w:type="dxa"/>
             <w:gridSpan w:val="6"/>
             <w:tcBorders>
               <w:top w:val="single" w:sz="4" w:space="0" w:color="000000"/>
@@ -4850,8 +4798,8 @@
     <w:tbl>
       <w:tblPr>
         <w:tblStyle w:val="affffffff6"/>
-        <w:tblpPr w:leftFromText="141" w:rightFromText="141" w:vertAnchor="text" w:horzAnchor="margin" w:tblpX="-147" w:tblpY="-34"/>
-        <w:tblW w:w="10632" w:type="dxa"/>
+        <w:tblpPr w:leftFromText="141" w:rightFromText="141" w:vertAnchor="text" w:horzAnchor="margin" w:tblpX="-10" w:tblpY="-34"/>
+        <w:tblW w:w="10915" w:type="dxa"/>
         <w:tblInd w:w="0" w:type="dxa"/>
         <w:tblBorders>
           <w:top w:val="single" w:sz="4" w:space="0" w:color="000000"/>
@@ -4865,7 +4813,7 @@
         <w:tblLook w:val="0400" w:firstRow="0" w:lastRow="0" w:firstColumn="0" w:lastColumn="0" w:noHBand="0" w:noVBand="1"/>
       </w:tblPr>
       <w:tblGrid>
-        <w:gridCol w:w="10632"/>
+        <w:gridCol w:w="10915"/>
       </w:tblGrid>
       <w:tr>
         <w:trPr>
@@ -4873,7 +4821,7 @@
         </w:trPr>
         <w:tc>
           <w:tcPr>
-            <w:tcW w:w="10632" w:type="dxa"/>
+            <w:tcW w:w="10915" w:type="dxa"/>
             <w:shd w:val="clear" w:color="auto" w:fill="D9D9D9"/>
             <w:vAlign w:val="center"/>
           </w:tcPr>
@@ -4904,7 +4852,7 @@
       <w:tr>
         <w:tc>
           <w:tcPr>
-            <w:tcW w:w="10632" w:type="dxa"/>
+            <w:tcW w:w="10915" w:type="dxa"/>
           </w:tcPr>
           <w:p>
             <w:pPr>
@@ -4953,8 +4901,8 @@
     <w:tbl>
       <w:tblPr>
         <w:tblStyle w:val="affffffff5"/>
-        <w:tblW w:w="10632" w:type="dxa"/>
-        <w:tblInd w:w="-147" w:type="dxa"/>
+        <w:tblW w:w="10915" w:type="dxa"/>
+        <w:tblInd w:w="-5" w:type="dxa"/>
         <w:tblBorders>
           <w:top w:val="single" w:sz="4" w:space="0" w:color="000000"/>
           <w:left w:val="single" w:sz="4" w:space="0" w:color="000000"/>
@@ -4967,8 +4915,8 @@
         <w:tblLook w:val="0400" w:firstRow="0" w:lastRow="0" w:firstColumn="0" w:lastColumn="0" w:noHBand="0" w:noVBand="1"/>
       </w:tblPr>
       <w:tblGrid>
-        <w:gridCol w:w="9073"/>
-        <w:gridCol w:w="1559"/>
+        <w:gridCol w:w="9923"/>
+        <w:gridCol w:w="992"/>
       </w:tblGrid>
       <w:tr>
         <w:trPr>
@@ -4976,7 +4924,7 @@
         </w:trPr>
         <w:tc>
           <w:tcPr>
-            <w:tcW w:w="9073" w:type="dxa"/>
+            <w:tcW w:w="9923" w:type="dxa"/>
             <w:tcBorders>
               <w:top w:val="single" w:sz="4" w:space="0" w:color="000000"/>
               <w:left w:val="single" w:sz="4" w:space="0" w:color="000000"/>
@@ -5016,7 +4964,7 @@
         </w:tc>
         <w:tc>
           <w:tcPr>
-            <w:tcW w:w="1559" w:type="dxa"/>
+            <w:tcW w:w="992" w:type="dxa"/>
             <w:tcBorders>
               <w:top w:val="single" w:sz="4" w:space="0" w:color="000000"/>
               <w:left w:val="single" w:sz="4" w:space="0" w:color="000000"/>
@@ -5050,7 +4998,7 @@
       <w:tr>
         <w:tc>
           <w:tcPr>
-            <w:tcW w:w="10632" w:type="dxa"/>
+            <w:tcW w:w="10915" w:type="dxa"/>
             <w:gridSpan w:val="2"/>
             <w:tcBorders>
               <w:top w:val="single" w:sz="4" w:space="0" w:color="000000"/>
@@ -5107,7 +5055,7 @@
       <w:tr>
         <w:tc>
           <w:tcPr>
-            <w:tcW w:w="9073" w:type="dxa"/>
+            <w:tcW w:w="9923" w:type="dxa"/>
             <w:tcBorders>
               <w:top w:val="single" w:sz="4" w:space="0" w:color="000000"/>
               <w:left w:val="single" w:sz="4" w:space="0" w:color="000000"/>
@@ -5133,7 +5081,7 @@
         </w:tc>
         <w:tc>
           <w:tcPr>
-            <w:tcW w:w="1559" w:type="dxa"/>
+            <w:tcW w:w="992" w:type="dxa"/>
             <w:tcBorders>
               <w:top w:val="single" w:sz="4" w:space="0" w:color="000000"/>
               <w:left w:val="single" w:sz="4" w:space="0" w:color="000000"/>
@@ -5162,7 +5110,7 @@
       <w:tr>
         <w:tc>
           <w:tcPr>
-            <w:tcW w:w="10632" w:type="dxa"/>
+            <w:tcW w:w="10915" w:type="dxa"/>
             <w:gridSpan w:val="2"/>
             <w:tcBorders>
               <w:top w:val="single" w:sz="4" w:space="0" w:color="000000"/>
@@ -5198,6 +5146,432 @@
                 <w:rFonts w:ascii="Calibri" w:eastAsia="Calibri" w:hAnsi="Calibri" w:cs="Calibri"/>
               </w:rPr>
               <w:t xml:space="preserve"> %}</w:t>
+            </w:r>
+          </w:p>
+        </w:tc>
+      </w:tr>
+    </w:tbl>
+    <w:tbl>
+      <w:tblPr>
+        <w:tblStyle w:val="affffffff7"/>
+        <w:tblpPr w:leftFromText="141" w:rightFromText="141" w:vertAnchor="text" w:horzAnchor="margin" w:tblpY="522"/>
+        <w:tblW w:w="10910" w:type="dxa"/>
+        <w:tblInd w:w="0" w:type="dxa"/>
+        <w:tblBorders>
+          <w:top w:val="single" w:sz="4" w:space="0" w:color="000000"/>
+          <w:left w:val="single" w:sz="4" w:space="0" w:color="000000"/>
+          <w:bottom w:val="single" w:sz="4" w:space="0" w:color="000000"/>
+          <w:right w:val="single" w:sz="4" w:space="0" w:color="000000"/>
+          <w:insideH w:val="single" w:sz="4" w:space="0" w:color="000000"/>
+          <w:insideV w:val="single" w:sz="4" w:space="0" w:color="000000"/>
+        </w:tblBorders>
+        <w:tblLayout w:type="fixed"/>
+        <w:tblLook w:val="0400" w:firstRow="0" w:lastRow="0" w:firstColumn="0" w:lastColumn="0" w:noHBand="0" w:noVBand="1"/>
+      </w:tblPr>
+      <w:tblGrid>
+        <w:gridCol w:w="1796"/>
+        <w:gridCol w:w="3391"/>
+        <w:gridCol w:w="4557"/>
+        <w:gridCol w:w="1166"/>
+      </w:tblGrid>
+      <w:tr>
+        <w:trPr>
+          <w:trHeight w:val="263"/>
+          <w:tblHeader/>
+        </w:trPr>
+        <w:tc>
+          <w:tcPr>
+            <w:tcW w:w="1796" w:type="dxa"/>
+            <w:tcBorders>
+              <w:top w:val="single" w:sz="4" w:space="0" w:color="000000"/>
+              <w:left w:val="single" w:sz="4" w:space="0" w:color="000000"/>
+              <w:bottom w:val="single" w:sz="4" w:space="0" w:color="000000"/>
+              <w:right w:val="single" w:sz="4" w:space="0" w:color="000000"/>
+            </w:tcBorders>
+            <w:shd w:val="clear" w:color="auto" w:fill="D9D9D9"/>
+          </w:tcPr>
+          <w:p>
+            <w:pPr>
+              <w:jc w:val="center"/>
+              <w:rPr>
+                <w:rFonts w:ascii="Calibri" w:eastAsia="Calibri" w:hAnsi="Calibri" w:cs="Calibri"/>
+                <w:b/>
+                <w:bCs/>
+              </w:rPr>
+            </w:pPr>
+            <w:r>
+              <w:rPr>
+                <w:rFonts w:ascii="Calibri" w:eastAsia="Calibri" w:hAnsi="Calibri" w:cs="Calibri"/>
+                <w:b/>
+                <w:bCs/>
+              </w:rPr>
+              <w:t>PEDRA/CRISTAL</w:t>
+            </w:r>
+          </w:p>
+        </w:tc>
+        <w:tc>
+          <w:tcPr>
+            <w:tcW w:w="3391" w:type="dxa"/>
+            <w:tcBorders>
+              <w:top w:val="single" w:sz="4" w:space="0" w:color="000000"/>
+              <w:left w:val="single" w:sz="4" w:space="0" w:color="000000"/>
+              <w:bottom w:val="single" w:sz="4" w:space="0" w:color="000000"/>
+              <w:right w:val="single" w:sz="4" w:space="0" w:color="000000"/>
+            </w:tcBorders>
+            <w:shd w:val="clear" w:color="auto" w:fill="D9D9D9"/>
+          </w:tcPr>
+          <w:p>
+            <w:pPr>
+              <w:jc w:val="center"/>
+              <w:rPr>
+                <w:rFonts w:ascii="Calibri" w:eastAsia="Calibri" w:hAnsi="Calibri" w:cs="Calibri"/>
+                <w:b/>
+                <w:bCs/>
+              </w:rPr>
+            </w:pPr>
+            <w:r>
+              <w:rPr>
+                <w:rFonts w:ascii="Calibri" w:eastAsia="Calibri" w:hAnsi="Calibri" w:cs="Calibri"/>
+                <w:b/>
+                <w:bCs/>
+              </w:rPr>
+              <w:t>BENEFÍCIOS FÍSICOS</w:t>
+            </w:r>
+          </w:p>
+        </w:tc>
+        <w:tc>
+          <w:tcPr>
+            <w:tcW w:w="4557" w:type="dxa"/>
+            <w:tcBorders>
+              <w:top w:val="single" w:sz="4" w:space="0" w:color="000000"/>
+              <w:left w:val="single" w:sz="4" w:space="0" w:color="000000"/>
+              <w:bottom w:val="single" w:sz="4" w:space="0" w:color="000000"/>
+              <w:right w:val="single" w:sz="4" w:space="0" w:color="000000"/>
+            </w:tcBorders>
+            <w:shd w:val="clear" w:color="auto" w:fill="D9D9D9"/>
+          </w:tcPr>
+          <w:p>
+            <w:pPr>
+              <w:jc w:val="center"/>
+              <w:rPr>
+                <w:rFonts w:ascii="Calibri" w:eastAsia="Calibri" w:hAnsi="Calibri" w:cs="Calibri"/>
+                <w:b/>
+                <w:bCs/>
+              </w:rPr>
+            </w:pPr>
+            <w:r>
+              <w:rPr>
+                <w:rFonts w:ascii="Calibri" w:eastAsia="Calibri" w:hAnsi="Calibri" w:cs="Calibri"/>
+                <w:b/>
+                <w:bCs/>
+              </w:rPr>
+              <w:t>BENEFÍCIOS EMOCIONAIS</w:t>
+            </w:r>
+          </w:p>
+        </w:tc>
+        <w:tc>
+          <w:tcPr>
+            <w:tcW w:w="1166" w:type="dxa"/>
+            <w:tcBorders>
+              <w:top w:val="single" w:sz="4" w:space="0" w:color="000000"/>
+              <w:left w:val="single" w:sz="4" w:space="0" w:color="000000"/>
+              <w:bottom w:val="single" w:sz="4" w:space="0" w:color="000000"/>
+              <w:right w:val="single" w:sz="4" w:space="0" w:color="000000"/>
+            </w:tcBorders>
+            <w:shd w:val="clear" w:color="auto" w:fill="D9D9D9"/>
+          </w:tcPr>
+          <w:p>
+            <w:pPr>
+              <w:jc w:val="center"/>
+              <w:rPr>
+                <w:rFonts w:ascii="Calibri" w:eastAsia="Calibri" w:hAnsi="Calibri" w:cs="Calibri"/>
+                <w:b/>
+                <w:bCs/>
+              </w:rPr>
+            </w:pPr>
+            <w:r>
+              <w:rPr>
+                <w:rFonts w:ascii="Calibri" w:eastAsia="Calibri" w:hAnsi="Calibri" w:cs="Calibri"/>
+                <w:b/>
+                <w:bCs/>
+              </w:rPr>
+              <w:t>D</w:t>
+            </w:r>
+          </w:p>
+        </w:tc>
+      </w:tr>
+      <w:tr>
+        <w:trPr>
+          <w:trHeight w:val="255"/>
+        </w:trPr>
+        <w:tc>
+          <w:tcPr>
+            <w:tcW w:w="10910" w:type="dxa"/>
+            <w:gridSpan w:val="4"/>
+            <w:tcBorders>
+              <w:top w:val="single" w:sz="4" w:space="0" w:color="000000"/>
+              <w:left w:val="single" w:sz="4" w:space="0" w:color="000000"/>
+              <w:bottom w:val="single" w:sz="4" w:space="0" w:color="000000"/>
+              <w:right w:val="single" w:sz="4" w:space="0" w:color="000000"/>
+            </w:tcBorders>
+          </w:tcPr>
+          <w:p>
+            <w:pPr>
+              <w:rPr>
+                <w:rFonts w:ascii="Calibri" w:eastAsia="Calibri" w:hAnsi="Calibri" w:cs="Calibri"/>
+              </w:rPr>
+            </w:pPr>
+            <w:r>
+              <w:rPr>
+                <w:rFonts w:ascii="Calibri" w:eastAsia="Calibri" w:hAnsi="Calibri" w:cs="Calibri"/>
+              </w:rPr>
+              <w:t xml:space="preserve">{%tr for item in </w:t>
+            </w:r>
+            <w:proofErr w:type="spellStart"/>
+            <w:r>
+              <w:rPr>
+                <w:rFonts w:ascii="Calibri" w:eastAsia="Calibri" w:hAnsi="Calibri" w:cs="Calibri"/>
+              </w:rPr>
+              <w:t>table_crystals</w:t>
+            </w:r>
+            <w:proofErr w:type="spellEnd"/>
+            <w:r>
+              <w:rPr>
+                <w:rFonts w:ascii="Calibri" w:eastAsia="Calibri" w:hAnsi="Calibri" w:cs="Calibri"/>
+              </w:rPr>
+              <w:t>%}</w:t>
+            </w:r>
+          </w:p>
+        </w:tc>
+      </w:tr>
+      <w:tr>
+        <w:trPr>
+          <w:trHeight w:val="520"/>
+        </w:trPr>
+        <w:tc>
+          <w:tcPr>
+            <w:tcW w:w="1796" w:type="dxa"/>
+            <w:tcBorders>
+              <w:top w:val="single" w:sz="4" w:space="0" w:color="000000"/>
+              <w:left w:val="single" w:sz="4" w:space="0" w:color="000000"/>
+              <w:bottom w:val="single" w:sz="4" w:space="0" w:color="000000"/>
+              <w:right w:val="single" w:sz="4" w:space="0" w:color="000000"/>
+            </w:tcBorders>
+          </w:tcPr>
+          <w:p>
+            <w:pPr>
+              <w:rPr>
+                <w:rFonts w:ascii="Calibri" w:eastAsia="Calibri" w:hAnsi="Calibri" w:cs="Calibri"/>
+              </w:rPr>
+            </w:pPr>
+            <w:r>
+              <w:rPr>
+                <w:rFonts w:ascii="Calibri" w:eastAsia="Calibri" w:hAnsi="Calibri" w:cs="Calibri"/>
+              </w:rPr>
+              <w:t>{{</w:t>
+            </w:r>
+            <w:proofErr w:type="spellStart"/>
+            <w:proofErr w:type="gramStart"/>
+            <w:r>
+              <w:rPr>
+                <w:rFonts w:ascii="Calibri" w:eastAsia="Calibri" w:hAnsi="Calibri" w:cs="Calibri"/>
+              </w:rPr>
+              <w:t>item.cristal</w:t>
+            </w:r>
+            <w:proofErr w:type="spellEnd"/>
+            <w:proofErr w:type="gramEnd"/>
+            <w:r>
+              <w:rPr>
+                <w:rFonts w:ascii="Calibri" w:eastAsia="Calibri" w:hAnsi="Calibri" w:cs="Calibri"/>
+              </w:rPr>
+              <w:t>}}</w:t>
+            </w:r>
+          </w:p>
+        </w:tc>
+        <w:tc>
+          <w:tcPr>
+            <w:tcW w:w="3391" w:type="dxa"/>
+            <w:tcBorders>
+              <w:top w:val="single" w:sz="4" w:space="0" w:color="000000"/>
+              <w:left w:val="single" w:sz="4" w:space="0" w:color="000000"/>
+              <w:bottom w:val="single" w:sz="4" w:space="0" w:color="000000"/>
+              <w:right w:val="single" w:sz="4" w:space="0" w:color="000000"/>
+            </w:tcBorders>
+          </w:tcPr>
+          <w:p>
+            <w:pPr>
+              <w:rPr>
+                <w:rFonts w:ascii="Calibri" w:eastAsia="Calibri" w:hAnsi="Calibri" w:cs="Calibri"/>
+                <w:lang w:val="pt-BR"/>
+              </w:rPr>
+            </w:pPr>
+            <w:r>
+              <w:rPr>
+                <w:rFonts w:ascii="Calibri" w:eastAsia="Calibri" w:hAnsi="Calibri" w:cs="Calibri"/>
+                <w:lang w:val="pt-BR"/>
+              </w:rPr>
+              <w:t>{{</w:t>
+            </w:r>
+            <w:proofErr w:type="spellStart"/>
+            <w:proofErr w:type="gramStart"/>
+            <w:r>
+              <w:rPr>
+                <w:rFonts w:ascii="Calibri" w:eastAsia="Calibri" w:hAnsi="Calibri" w:cs="Calibri"/>
+                <w:lang w:val="pt-BR"/>
+              </w:rPr>
+              <w:t>item.beneficios</w:t>
+            </w:r>
+            <w:proofErr w:type="gramEnd"/>
+            <w:r>
+              <w:rPr>
+                <w:rFonts w:ascii="Calibri" w:eastAsia="Calibri" w:hAnsi="Calibri" w:cs="Calibri"/>
+                <w:lang w:val="pt-BR"/>
+              </w:rPr>
+              <w:t>_fisicos</w:t>
+            </w:r>
+            <w:proofErr w:type="spellEnd"/>
+            <w:r>
+              <w:rPr>
+                <w:rFonts w:ascii="Calibri" w:eastAsia="Calibri" w:hAnsi="Calibri" w:cs="Calibri"/>
+                <w:lang w:val="pt-BR"/>
+              </w:rPr>
+              <w:t>}}</w:t>
+            </w:r>
+          </w:p>
+        </w:tc>
+        <w:tc>
+          <w:tcPr>
+            <w:tcW w:w="4557" w:type="dxa"/>
+            <w:tcBorders>
+              <w:top w:val="single" w:sz="4" w:space="0" w:color="000000"/>
+              <w:left w:val="single" w:sz="4" w:space="0" w:color="000000"/>
+              <w:bottom w:val="single" w:sz="4" w:space="0" w:color="000000"/>
+              <w:right w:val="single" w:sz="4" w:space="0" w:color="000000"/>
+            </w:tcBorders>
+          </w:tcPr>
+          <w:p>
+            <w:pPr>
+              <w:rPr>
+                <w:rFonts w:ascii="Calibri" w:eastAsia="Calibri" w:hAnsi="Calibri" w:cs="Calibri"/>
+                <w:lang w:val="pt-BR"/>
+              </w:rPr>
+            </w:pPr>
+            <w:r>
+              <w:rPr>
+                <w:rFonts w:ascii="Calibri" w:eastAsia="Calibri" w:hAnsi="Calibri" w:cs="Calibri"/>
+                <w:lang w:val="pt-BR"/>
+              </w:rPr>
+              <w:t>{{</w:t>
+            </w:r>
+            <w:proofErr w:type="spellStart"/>
+            <w:proofErr w:type="gramStart"/>
+            <w:r>
+              <w:rPr>
+                <w:rFonts w:ascii="Calibri" w:eastAsia="Calibri" w:hAnsi="Calibri" w:cs="Calibri"/>
+                <w:lang w:val="pt-BR"/>
+              </w:rPr>
+              <w:t>item.beneficios</w:t>
+            </w:r>
+            <w:proofErr w:type="gramEnd"/>
+            <w:r>
+              <w:rPr>
+                <w:rFonts w:ascii="Calibri" w:eastAsia="Calibri" w:hAnsi="Calibri" w:cs="Calibri"/>
+                <w:lang w:val="pt-BR"/>
+              </w:rPr>
+              <w:t>_emocionais</w:t>
+            </w:r>
+            <w:proofErr w:type="spellEnd"/>
+            <w:r>
+              <w:rPr>
+                <w:rFonts w:ascii="Calibri" w:eastAsia="Calibri" w:hAnsi="Calibri" w:cs="Calibri"/>
+                <w:lang w:val="pt-BR"/>
+              </w:rPr>
+              <w:t>}}</w:t>
+            </w:r>
+          </w:p>
+        </w:tc>
+        <w:tc>
+          <w:tcPr>
+            <w:tcW w:w="1166" w:type="dxa"/>
+            <w:tcBorders>
+              <w:top w:val="single" w:sz="4" w:space="0" w:color="000000"/>
+              <w:left w:val="single" w:sz="4" w:space="0" w:color="000000"/>
+              <w:bottom w:val="single" w:sz="4" w:space="0" w:color="000000"/>
+              <w:right w:val="single" w:sz="4" w:space="0" w:color="000000"/>
+            </w:tcBorders>
+          </w:tcPr>
+          <w:p>
+            <w:pPr>
+              <w:jc w:val="center"/>
+              <w:rPr>
+                <w:rFonts w:ascii="Calibri" w:eastAsia="Calibri" w:hAnsi="Calibri" w:cs="Calibri"/>
+              </w:rPr>
+            </w:pPr>
+            <w:r>
+              <w:rPr>
+                <w:rFonts w:ascii="Calibri" w:eastAsia="Calibri" w:hAnsi="Calibri" w:cs="Calibri"/>
+              </w:rPr>
+              <w:t>{{</w:t>
+            </w:r>
+            <w:proofErr w:type="spellStart"/>
+            <w:proofErr w:type="gramStart"/>
+            <w:r>
+              <w:rPr>
+                <w:rFonts w:ascii="Calibri" w:eastAsia="Calibri" w:hAnsi="Calibri" w:cs="Calibri"/>
+              </w:rPr>
+              <w:t>item.D</w:t>
+            </w:r>
+            <w:proofErr w:type="spellEnd"/>
+            <w:proofErr w:type="gramEnd"/>
+            <w:r>
+              <w:rPr>
+                <w:rFonts w:ascii="Calibri" w:eastAsia="Calibri" w:hAnsi="Calibri" w:cs="Calibri"/>
+              </w:rPr>
+              <w:t>}}</w:t>
+            </w:r>
+          </w:p>
+        </w:tc>
+      </w:tr>
+      <w:tr>
+        <w:trPr>
+          <w:trHeight w:val="263"/>
+        </w:trPr>
+        <w:tc>
+          <w:tcPr>
+            <w:tcW w:w="10910" w:type="dxa"/>
+            <w:gridSpan w:val="4"/>
+            <w:tcBorders>
+              <w:top w:val="single" w:sz="4" w:space="0" w:color="000000"/>
+              <w:left w:val="single" w:sz="4" w:space="0" w:color="000000"/>
+              <w:bottom w:val="single" w:sz="4" w:space="0" w:color="000000"/>
+              <w:right w:val="single" w:sz="4" w:space="0" w:color="000000"/>
+            </w:tcBorders>
+          </w:tcPr>
+          <w:p>
+            <w:pPr>
+              <w:rPr>
+                <w:rFonts w:ascii="Calibri" w:eastAsia="Calibri" w:hAnsi="Calibri" w:cs="Calibri"/>
+              </w:rPr>
+            </w:pPr>
+            <w:r>
+              <w:rPr>
+                <w:rFonts w:ascii="Calibri" w:eastAsia="Calibri" w:hAnsi="Calibri" w:cs="Calibri"/>
+              </w:rPr>
+              <w:t xml:space="preserve">{%tr </w:t>
+            </w:r>
+            <w:proofErr w:type="spellStart"/>
+            <w:r>
+              <w:rPr>
+                <w:rFonts w:ascii="Calibri" w:eastAsia="Calibri" w:hAnsi="Calibri" w:cs="Calibri"/>
+              </w:rPr>
+              <w:t>endfor</w:t>
+            </w:r>
+            <w:proofErr w:type="spellEnd"/>
+            <w:r>
+              <w:rPr>
+                <w:rFonts w:ascii="Calibri" w:eastAsia="Calibri" w:hAnsi="Calibri" w:cs="Calibri"/>
+              </w:rPr>
+              <w:t>%}</w:t>
             </w:r>
           </w:p>
         </w:tc>
@@ -5213,30 +5587,12 @@
           <w:szCs w:val="12"/>
         </w:rPr>
         <w:sectPr>
-          <w:headerReference w:type="default" r:id="rId9"/>
+          <w:headerReference w:type="default" r:id="rId10"/>
           <w:pgSz w:w="12240" w:h="15840"/>
           <w:pgMar w:top="720" w:right="720" w:bottom="720" w:left="720" w:header="720" w:footer="720" w:gutter="0"/>
           <w:pgNumType w:start="1"/>
           <w:cols w:space="720"/>
         </w:sectPr>
-      </w:pPr>
-    </w:p>
-    <w:p>
-      <w:pPr>
-        <w:widowControl w:val="0"/>
-        <w:pBdr>
-          <w:top w:val="nil"/>
-          <w:left w:val="nil"/>
-          <w:bottom w:val="nil"/>
-          <w:right w:val="nil"/>
-          <w:between w:val="nil"/>
-        </w:pBdr>
-        <w:spacing w:after="0"/>
-        <w:rPr>
-          <w:rFonts w:ascii="Calibri" w:eastAsia="Calibri" w:hAnsi="Calibri" w:cs="Calibri"/>
-          <w:sz w:val="4"/>
-          <w:szCs w:val="4"/>
-        </w:rPr>
       </w:pPr>
     </w:p>
     <w:p>
@@ -5258,421 +5614,6 @@
         </w:rPr>
       </w:pPr>
     </w:p>
-    <w:tbl>
-      <w:tblPr>
-        <w:tblStyle w:val="affffffff7"/>
-        <w:tblW w:w="10632" w:type="dxa"/>
-        <w:tblInd w:w="-572" w:type="dxa"/>
-        <w:tblBorders>
-          <w:top w:val="single" w:sz="4" w:space="0" w:color="000000"/>
-          <w:left w:val="single" w:sz="4" w:space="0" w:color="000000"/>
-          <w:bottom w:val="single" w:sz="4" w:space="0" w:color="000000"/>
-          <w:right w:val="single" w:sz="4" w:space="0" w:color="000000"/>
-          <w:insideH w:val="single" w:sz="4" w:space="0" w:color="000000"/>
-          <w:insideV w:val="single" w:sz="4" w:space="0" w:color="000000"/>
-        </w:tblBorders>
-        <w:tblLayout w:type="fixed"/>
-        <w:tblLook w:val="0400" w:firstRow="0" w:lastRow="0" w:firstColumn="0" w:lastColumn="0" w:noHBand="0" w:noVBand="1"/>
-      </w:tblPr>
-      <w:tblGrid>
-        <w:gridCol w:w="1701"/>
-        <w:gridCol w:w="3686"/>
-        <w:gridCol w:w="3685"/>
-        <w:gridCol w:w="1560"/>
-      </w:tblGrid>
-      <w:tr>
-        <w:trPr>
-          <w:tblHeader/>
-        </w:trPr>
-        <w:tc>
-          <w:tcPr>
-            <w:tcW w:w="1701" w:type="dxa"/>
-            <w:tcBorders>
-              <w:top w:val="single" w:sz="4" w:space="0" w:color="000000"/>
-              <w:left w:val="single" w:sz="4" w:space="0" w:color="000000"/>
-              <w:bottom w:val="single" w:sz="4" w:space="0" w:color="000000"/>
-              <w:right w:val="single" w:sz="4" w:space="0" w:color="000000"/>
-            </w:tcBorders>
-            <w:shd w:val="clear" w:color="auto" w:fill="D9D9D9"/>
-          </w:tcPr>
-          <w:p>
-            <w:pPr>
-              <w:jc w:val="center"/>
-              <w:rPr>
-                <w:rFonts w:ascii="Calibri" w:eastAsia="Calibri" w:hAnsi="Calibri" w:cs="Calibri"/>
-                <w:b/>
-                <w:bCs/>
-              </w:rPr>
-            </w:pPr>
-            <w:r>
-              <w:rPr>
-                <w:rFonts w:ascii="Calibri" w:eastAsia="Calibri" w:hAnsi="Calibri" w:cs="Calibri"/>
-                <w:b/>
-                <w:bCs/>
-              </w:rPr>
-              <w:t>PEDRA/CRISTAL</w:t>
-            </w:r>
-          </w:p>
-        </w:tc>
-        <w:tc>
-          <w:tcPr>
-            <w:tcW w:w="3686" w:type="dxa"/>
-            <w:tcBorders>
-              <w:top w:val="single" w:sz="4" w:space="0" w:color="000000"/>
-              <w:left w:val="single" w:sz="4" w:space="0" w:color="000000"/>
-              <w:bottom w:val="single" w:sz="4" w:space="0" w:color="000000"/>
-              <w:right w:val="single" w:sz="4" w:space="0" w:color="000000"/>
-            </w:tcBorders>
-            <w:shd w:val="clear" w:color="auto" w:fill="D9D9D9"/>
-          </w:tcPr>
-          <w:p>
-            <w:pPr>
-              <w:jc w:val="center"/>
-              <w:rPr>
-                <w:rFonts w:ascii="Calibri" w:eastAsia="Calibri" w:hAnsi="Calibri" w:cs="Calibri"/>
-                <w:b/>
-                <w:bCs/>
-              </w:rPr>
-            </w:pPr>
-            <w:r>
-              <w:rPr>
-                <w:rFonts w:ascii="Calibri" w:eastAsia="Calibri" w:hAnsi="Calibri" w:cs="Calibri"/>
-                <w:b/>
-                <w:bCs/>
-              </w:rPr>
-              <w:t>BENEFÍCIOS FÍSICOS</w:t>
-            </w:r>
-          </w:p>
-        </w:tc>
-        <w:tc>
-          <w:tcPr>
-            <w:tcW w:w="3685" w:type="dxa"/>
-            <w:tcBorders>
-              <w:top w:val="single" w:sz="4" w:space="0" w:color="000000"/>
-              <w:left w:val="single" w:sz="4" w:space="0" w:color="000000"/>
-              <w:bottom w:val="single" w:sz="4" w:space="0" w:color="000000"/>
-              <w:right w:val="single" w:sz="4" w:space="0" w:color="000000"/>
-            </w:tcBorders>
-            <w:shd w:val="clear" w:color="auto" w:fill="D9D9D9"/>
-          </w:tcPr>
-          <w:p>
-            <w:pPr>
-              <w:jc w:val="center"/>
-              <w:rPr>
-                <w:rFonts w:ascii="Calibri" w:eastAsia="Calibri" w:hAnsi="Calibri" w:cs="Calibri"/>
-                <w:b/>
-                <w:bCs/>
-              </w:rPr>
-            </w:pPr>
-            <w:r>
-              <w:rPr>
-                <w:rFonts w:ascii="Calibri" w:eastAsia="Calibri" w:hAnsi="Calibri" w:cs="Calibri"/>
-                <w:b/>
-                <w:bCs/>
-              </w:rPr>
-              <w:t>BENEFÍCIOS EMOCIONAIS</w:t>
-            </w:r>
-          </w:p>
-        </w:tc>
-        <w:tc>
-          <w:tcPr>
-            <w:tcW w:w="1560" w:type="dxa"/>
-            <w:tcBorders>
-              <w:top w:val="single" w:sz="4" w:space="0" w:color="000000"/>
-              <w:left w:val="single" w:sz="4" w:space="0" w:color="000000"/>
-              <w:bottom w:val="single" w:sz="4" w:space="0" w:color="000000"/>
-              <w:right w:val="single" w:sz="4" w:space="0" w:color="000000"/>
-            </w:tcBorders>
-            <w:shd w:val="clear" w:color="auto" w:fill="D9D9D9"/>
-          </w:tcPr>
-          <w:p>
-            <w:pPr>
-              <w:jc w:val="center"/>
-              <w:rPr>
-                <w:rFonts w:ascii="Calibri" w:eastAsia="Calibri" w:hAnsi="Calibri" w:cs="Calibri"/>
-                <w:b/>
-                <w:bCs/>
-              </w:rPr>
-            </w:pPr>
-            <w:r>
-              <w:rPr>
-                <w:rFonts w:ascii="Calibri" w:eastAsia="Calibri" w:hAnsi="Calibri" w:cs="Calibri"/>
-                <w:b/>
-                <w:bCs/>
-              </w:rPr>
-              <w:t>D</w:t>
-            </w:r>
-          </w:p>
-        </w:tc>
-      </w:tr>
-      <w:tr>
-        <w:tc>
-          <w:tcPr>
-            <w:tcW w:w="10632" w:type="dxa"/>
-            <w:gridSpan w:val="4"/>
-            <w:tcBorders>
-              <w:top w:val="single" w:sz="4" w:space="0" w:color="000000"/>
-              <w:left w:val="single" w:sz="4" w:space="0" w:color="000000"/>
-              <w:bottom w:val="single" w:sz="4" w:space="0" w:color="000000"/>
-              <w:right w:val="single" w:sz="4" w:space="0" w:color="000000"/>
-            </w:tcBorders>
-          </w:tcPr>
-          <w:p>
-            <w:pPr>
-              <w:rPr>
-                <w:rFonts w:ascii="Calibri" w:eastAsia="Calibri" w:hAnsi="Calibri" w:cs="Calibri"/>
-              </w:rPr>
-            </w:pPr>
-            <w:r>
-              <w:rPr>
-                <w:rFonts w:ascii="Calibri" w:eastAsia="Calibri" w:hAnsi="Calibri" w:cs="Calibri"/>
-              </w:rPr>
-              <w:t xml:space="preserve">{%tr for item in </w:t>
-            </w:r>
-            <w:proofErr w:type="spellStart"/>
-            <w:r>
-              <w:rPr>
-                <w:rFonts w:ascii="Calibri" w:eastAsia="Calibri" w:hAnsi="Calibri" w:cs="Calibri"/>
-              </w:rPr>
-              <w:t>table_crystals</w:t>
-            </w:r>
-            <w:proofErr w:type="spellEnd"/>
-            <w:r>
-              <w:rPr>
-                <w:rFonts w:ascii="Calibri" w:eastAsia="Calibri" w:hAnsi="Calibri" w:cs="Calibri"/>
-              </w:rPr>
-              <w:t>%}</w:t>
-            </w:r>
-          </w:p>
-        </w:tc>
-      </w:tr>
-      <w:tr>
-        <w:tc>
-          <w:tcPr>
-            <w:tcW w:w="1701" w:type="dxa"/>
-            <w:tcBorders>
-              <w:top w:val="single" w:sz="4" w:space="0" w:color="000000"/>
-              <w:left w:val="single" w:sz="4" w:space="0" w:color="000000"/>
-              <w:bottom w:val="single" w:sz="4" w:space="0" w:color="000000"/>
-              <w:right w:val="single" w:sz="4" w:space="0" w:color="000000"/>
-            </w:tcBorders>
-          </w:tcPr>
-          <w:p>
-            <w:pPr>
-              <w:rPr>
-                <w:rFonts w:ascii="Calibri" w:eastAsia="Calibri" w:hAnsi="Calibri" w:cs="Calibri"/>
-              </w:rPr>
-            </w:pPr>
-            <w:r>
-              <w:rPr>
-                <w:rFonts w:ascii="Calibri" w:eastAsia="Calibri" w:hAnsi="Calibri" w:cs="Calibri"/>
-              </w:rPr>
-              <w:t>{{</w:t>
-            </w:r>
-            <w:proofErr w:type="spellStart"/>
-            <w:proofErr w:type="gramStart"/>
-            <w:r>
-              <w:rPr>
-                <w:rFonts w:ascii="Calibri" w:eastAsia="Calibri" w:hAnsi="Calibri" w:cs="Calibri"/>
-              </w:rPr>
-              <w:t>item.cristal</w:t>
-            </w:r>
-            <w:proofErr w:type="spellEnd"/>
-            <w:proofErr w:type="gramEnd"/>
-            <w:r>
-              <w:rPr>
-                <w:rFonts w:ascii="Calibri" w:eastAsia="Calibri" w:hAnsi="Calibri" w:cs="Calibri"/>
-              </w:rPr>
-              <w:t>}}</w:t>
-            </w:r>
-          </w:p>
-        </w:tc>
-        <w:tc>
-          <w:tcPr>
-            <w:tcW w:w="3686" w:type="dxa"/>
-            <w:tcBorders>
-              <w:top w:val="single" w:sz="4" w:space="0" w:color="000000"/>
-              <w:left w:val="single" w:sz="4" w:space="0" w:color="000000"/>
-              <w:bottom w:val="single" w:sz="4" w:space="0" w:color="000000"/>
-              <w:right w:val="single" w:sz="4" w:space="0" w:color="000000"/>
-            </w:tcBorders>
-          </w:tcPr>
-          <w:p>
-            <w:pPr>
-              <w:rPr>
-                <w:rFonts w:ascii="Calibri" w:eastAsia="Calibri" w:hAnsi="Calibri" w:cs="Calibri"/>
-                <w:lang w:val="pt-BR"/>
-              </w:rPr>
-            </w:pPr>
-            <w:r>
-              <w:rPr>
-                <w:rFonts w:ascii="Calibri" w:eastAsia="Calibri" w:hAnsi="Calibri" w:cs="Calibri"/>
-                <w:lang w:val="pt-BR"/>
-              </w:rPr>
-              <w:t>{{</w:t>
-            </w:r>
-            <w:proofErr w:type="spellStart"/>
-            <w:proofErr w:type="gramStart"/>
-            <w:r>
-              <w:rPr>
-                <w:rFonts w:ascii="Calibri" w:eastAsia="Calibri" w:hAnsi="Calibri" w:cs="Calibri"/>
-                <w:lang w:val="pt-BR"/>
-              </w:rPr>
-              <w:t>item.beneficios</w:t>
-            </w:r>
-            <w:proofErr w:type="gramEnd"/>
-            <w:r>
-              <w:rPr>
-                <w:rFonts w:ascii="Calibri" w:eastAsia="Calibri" w:hAnsi="Calibri" w:cs="Calibri"/>
-                <w:lang w:val="pt-BR"/>
-              </w:rPr>
-              <w:t>_fisicos</w:t>
-            </w:r>
-            <w:proofErr w:type="spellEnd"/>
-            <w:r>
-              <w:rPr>
-                <w:rFonts w:ascii="Calibri" w:eastAsia="Calibri" w:hAnsi="Calibri" w:cs="Calibri"/>
-                <w:lang w:val="pt-BR"/>
-              </w:rPr>
-              <w:t>}}</w:t>
-            </w:r>
-          </w:p>
-        </w:tc>
-        <w:tc>
-          <w:tcPr>
-            <w:tcW w:w="3685" w:type="dxa"/>
-            <w:tcBorders>
-              <w:top w:val="single" w:sz="4" w:space="0" w:color="000000"/>
-              <w:left w:val="single" w:sz="4" w:space="0" w:color="000000"/>
-              <w:bottom w:val="single" w:sz="4" w:space="0" w:color="000000"/>
-              <w:right w:val="single" w:sz="4" w:space="0" w:color="000000"/>
-            </w:tcBorders>
-          </w:tcPr>
-          <w:p>
-            <w:pPr>
-              <w:rPr>
-                <w:rFonts w:ascii="Calibri" w:eastAsia="Calibri" w:hAnsi="Calibri" w:cs="Calibri"/>
-                <w:lang w:val="pt-BR"/>
-              </w:rPr>
-            </w:pPr>
-            <w:r>
-              <w:rPr>
-                <w:rFonts w:ascii="Calibri" w:eastAsia="Calibri" w:hAnsi="Calibri" w:cs="Calibri"/>
-                <w:lang w:val="pt-BR"/>
-              </w:rPr>
-              <w:t>{{</w:t>
-            </w:r>
-            <w:proofErr w:type="spellStart"/>
-            <w:proofErr w:type="gramStart"/>
-            <w:r>
-              <w:rPr>
-                <w:rFonts w:ascii="Calibri" w:eastAsia="Calibri" w:hAnsi="Calibri" w:cs="Calibri"/>
-                <w:lang w:val="pt-BR"/>
-              </w:rPr>
-              <w:t>item.beneficios</w:t>
-            </w:r>
-            <w:proofErr w:type="gramEnd"/>
-            <w:r>
-              <w:rPr>
-                <w:rFonts w:ascii="Calibri" w:eastAsia="Calibri" w:hAnsi="Calibri" w:cs="Calibri"/>
-                <w:lang w:val="pt-BR"/>
-              </w:rPr>
-              <w:t>_emocionais</w:t>
-            </w:r>
-            <w:proofErr w:type="spellEnd"/>
-            <w:r>
-              <w:rPr>
-                <w:rFonts w:ascii="Calibri" w:eastAsia="Calibri" w:hAnsi="Calibri" w:cs="Calibri"/>
-                <w:lang w:val="pt-BR"/>
-              </w:rPr>
-              <w:t>}}</w:t>
-            </w:r>
-          </w:p>
-        </w:tc>
-        <w:tc>
-          <w:tcPr>
-            <w:tcW w:w="1560" w:type="dxa"/>
-            <w:tcBorders>
-              <w:top w:val="single" w:sz="4" w:space="0" w:color="000000"/>
-              <w:left w:val="single" w:sz="4" w:space="0" w:color="000000"/>
-              <w:bottom w:val="single" w:sz="4" w:space="0" w:color="000000"/>
-              <w:right w:val="single" w:sz="4" w:space="0" w:color="000000"/>
-            </w:tcBorders>
-          </w:tcPr>
-          <w:p>
-            <w:pPr>
-              <w:jc w:val="center"/>
-              <w:rPr>
-                <w:rFonts w:ascii="Calibri" w:eastAsia="Calibri" w:hAnsi="Calibri" w:cs="Calibri"/>
-              </w:rPr>
-            </w:pPr>
-            <w:r>
-              <w:rPr>
-                <w:rFonts w:ascii="Calibri" w:eastAsia="Calibri" w:hAnsi="Calibri" w:cs="Calibri"/>
-              </w:rPr>
-              <w:t>{{</w:t>
-            </w:r>
-            <w:proofErr w:type="spellStart"/>
-            <w:proofErr w:type="gramStart"/>
-            <w:r>
-              <w:rPr>
-                <w:rFonts w:ascii="Calibri" w:eastAsia="Calibri" w:hAnsi="Calibri" w:cs="Calibri"/>
-              </w:rPr>
-              <w:t>item.D</w:t>
-            </w:r>
-            <w:proofErr w:type="spellEnd"/>
-            <w:proofErr w:type="gramEnd"/>
-            <w:r>
-              <w:rPr>
-                <w:rFonts w:ascii="Calibri" w:eastAsia="Calibri" w:hAnsi="Calibri" w:cs="Calibri"/>
-              </w:rPr>
-              <w:t>}}</w:t>
-            </w:r>
-          </w:p>
-        </w:tc>
-      </w:tr>
-      <w:tr>
-        <w:tc>
-          <w:tcPr>
-            <w:tcW w:w="10632" w:type="dxa"/>
-            <w:gridSpan w:val="4"/>
-            <w:tcBorders>
-              <w:top w:val="single" w:sz="4" w:space="0" w:color="000000"/>
-              <w:left w:val="single" w:sz="4" w:space="0" w:color="000000"/>
-              <w:bottom w:val="single" w:sz="4" w:space="0" w:color="000000"/>
-              <w:right w:val="single" w:sz="4" w:space="0" w:color="000000"/>
-            </w:tcBorders>
-          </w:tcPr>
-          <w:p>
-            <w:pPr>
-              <w:rPr>
-                <w:rFonts w:ascii="Calibri" w:eastAsia="Calibri" w:hAnsi="Calibri" w:cs="Calibri"/>
-              </w:rPr>
-            </w:pPr>
-            <w:r>
-              <w:rPr>
-                <w:rFonts w:ascii="Calibri" w:eastAsia="Calibri" w:hAnsi="Calibri" w:cs="Calibri"/>
-              </w:rPr>
-              <w:t xml:space="preserve">{%tr </w:t>
-            </w:r>
-            <w:proofErr w:type="spellStart"/>
-            <w:r>
-              <w:rPr>
-                <w:rFonts w:ascii="Calibri" w:eastAsia="Calibri" w:hAnsi="Calibri" w:cs="Calibri"/>
-              </w:rPr>
-              <w:t>endfor</w:t>
-            </w:r>
-            <w:proofErr w:type="spellEnd"/>
-            <w:r>
-              <w:rPr>
-                <w:rFonts w:ascii="Calibri" w:eastAsia="Calibri" w:hAnsi="Calibri" w:cs="Calibri"/>
-              </w:rPr>
-              <w:t>%}</w:t>
-            </w:r>
-          </w:p>
-        </w:tc>
-      </w:tr>
-    </w:tbl>
     <w:p>
       <w:pPr>
         <w:spacing w:after="0" w:line="240" w:lineRule="auto"/>
@@ -5682,6 +5623,37 @@
           <w:bCs/>
           <w:sz w:val="28"/>
           <w:szCs w:val="28"/>
+        </w:rPr>
+      </w:pPr>
+    </w:p>
+    <w:p>
+      <w:pPr>
+        <w:spacing w:after="0" w:line="240" w:lineRule="auto"/>
+        <w:rPr>
+          <w:rFonts w:ascii="Calibri" w:eastAsia="Calibri" w:hAnsi="Calibri" w:cs="Calibri"/>
+          <w:b/>
+          <w:bCs/>
+          <w:lang w:val="pt-BR"/>
+        </w:rPr>
+      </w:pPr>
+      <w:r>
+        <w:rPr>
+          <w:rFonts w:ascii="Calibri" w:eastAsia="Calibri" w:hAnsi="Calibri" w:cs="Calibri"/>
+          <w:b/>
+          <w:bCs/>
+          <w:lang w:val="pt-BR"/>
+        </w:rPr>
+        <w:t>ANÁLISE DE CORRELAÇÃO MENTE-CORPO: BASES DA METAMEDICINA</w:t>
+      </w:r>
+    </w:p>
+    <w:p>
+      <w:pPr>
+        <w:spacing w:after="0" w:line="240" w:lineRule="auto"/>
+        <w:rPr>
+          <w:rFonts w:ascii="Calibri" w:eastAsia="Calibri" w:hAnsi="Calibri" w:cs="Calibri"/>
+          <w:b/>
+          <w:bCs/>
+          <w:lang w:val="pt-BR"/>
         </w:rPr>
       </w:pPr>
     </w:p>
@@ -20380,6 +20352,10 @@
 </go:gDocsCustomXmlDataStorage>
 </file>
 
+<file path=customXml/item2.xml><?xml version="1.0" encoding="utf-8"?>
+<b:Sources xmlns:b="http://schemas.openxmlformats.org/officeDocument/2006/bibliography" xmlns="http://schemas.openxmlformats.org/officeDocument/2006/bibliography" SelectedStyle="\APASixthEditionOfficeOnline.xsl" StyleName="APA" Version="6"/>
+</file>
+
 <file path=customXml/itemProps1.xml><?xml version="1.0" encoding="utf-8"?>
 <ds:datastoreItem xmlns:ds="http://schemas.openxmlformats.org/officeDocument/2006/customXml" ds:itemID="{11111111-1234-1234-1234-123412341234}">
   <ds:schemaRefs>
@@ -20387,4 +20363,12 @@
     <ds:schemaRef ds:uri="http://schemas.openxmlformats.org/officeDocument/2006/relationships"/>
   </ds:schemaRefs>
 </ds:datastoreItem>
+</file>
+
+<file path=customXml/itemProps2.xml><?xml version="1.0" encoding="utf-8"?>
+<ds:datastoreItem xmlns:ds="http://schemas.openxmlformats.org/officeDocument/2006/customXml" ds:itemID="{1DD36646-2C87-4901-8585-215AEA719133}">
+  <ds:schemaRefs>
+    <ds:schemaRef ds:uri="http://schemas.openxmlformats.org/officeDocument/2006/bibliography"/>
+  </ds:schemaRefs>
+</ds:datastoreItem>
 </file>
--- a/src/assets/report/template_relatorio.docx
+++ b/src/assets/report/template_relatorio.docx
@@ -119,31 +119,7 @@
           <w:szCs w:val="32"/>
           <w:lang w:val="pt-BR"/>
         </w:rPr>
-        <w:t>{</w:t>
-      </w:r>
-      <w:proofErr w:type="spellStart"/>
-      <w:r>
-        <w:rPr>
-          <w:rFonts w:ascii="Calibri" w:eastAsia="Calibri" w:hAnsi="Calibri" w:cs="Calibri"/>
-          <w:b/>
-          <w:bCs/>
-          <w:sz w:val="32"/>
-          <w:szCs w:val="32"/>
-          <w:lang w:val="pt-BR"/>
-        </w:rPr>
-        <w:t>name</w:t>
-      </w:r>
-      <w:proofErr w:type="spellEnd"/>
-      <w:r>
-        <w:rPr>
-          <w:rFonts w:ascii="Calibri" w:eastAsia="Calibri" w:hAnsi="Calibri" w:cs="Calibri"/>
-          <w:b/>
-          <w:bCs/>
-          <w:sz w:val="32"/>
-          <w:szCs w:val="32"/>
-          <w:lang w:val="pt-BR"/>
-        </w:rPr>
-        <w:t>}}</w:t>
+        <w:t>{name}}</w:t>
       </w:r>
     </w:p>
     <w:p>
@@ -268,21 +244,12 @@
         </w:rPr>
         <w:t xml:space="preserve">2.2. Microrganismos </w:t>
       </w:r>
-      <w:proofErr w:type="gramStart"/>
       <w:r>
         <w:rPr>
           <w:rFonts w:ascii="Calibri" w:eastAsia="Calibri" w:hAnsi="Calibri" w:cs="Calibri"/>
           <w:lang w:val="pt-BR"/>
         </w:rPr>
-        <w:t>-  identifica</w:t>
-      </w:r>
-      <w:proofErr w:type="gramEnd"/>
-      <w:r>
-        <w:rPr>
-          <w:rFonts w:ascii="Calibri" w:eastAsia="Calibri" w:hAnsi="Calibri" w:cs="Calibri"/>
-          <w:lang w:val="pt-BR"/>
-        </w:rPr>
-        <w:t xml:space="preserve"> vírus, bactérias, helmintos e protozoários que podem estar afetando o organismo, mas a manifestação varia conforme as particularidades fisiológicas e energéticas individuais, pois podem resultar da combinação sinérgica de cada microrganismo com toxinas e até mesmo com fatores psicoemocionais.</w:t>
+        <w:t>-  identifica vírus, bactérias, helmintos e protozoários que podem estar afetando o organismo, mas a manifestação varia conforme as particularidades fisiológicas e energéticas individuais, pois podem resultar da combinação sinérgica de cada microrganismo com toxinas e até mesmo com fatores psicoemocionais.</w:t>
       </w:r>
     </w:p>
     <w:p>
@@ -410,27 +377,7 @@
           <w:bCs/>
           <w:lang w:val="pt-BR"/>
         </w:rPr>
-        <w:t xml:space="preserve">3. INTERPRETAÇÃO </w:t>
-      </w:r>
-      <w:proofErr w:type="gramStart"/>
-      <w:r>
-        <w:rPr>
-          <w:rFonts w:ascii="Calibri" w:eastAsia="Calibri" w:hAnsi="Calibri" w:cs="Calibri"/>
-          <w:b/>
-          <w:bCs/>
-          <w:lang w:val="pt-BR"/>
-        </w:rPr>
-        <w:t>DOS  RESULTADOS</w:t>
-      </w:r>
-      <w:proofErr w:type="gramEnd"/>
-      <w:r>
-        <w:rPr>
-          <w:rFonts w:ascii="Calibri" w:eastAsia="Calibri" w:hAnsi="Calibri" w:cs="Calibri"/>
-          <w:b/>
-          <w:bCs/>
-          <w:lang w:val="pt-BR"/>
-        </w:rPr>
-        <w:t xml:space="preserve"> DAS ANÁLISES</w:t>
+        <w:t>3. INTERPRETAÇÃO DOS  RESULTADOS DAS ANÁLISES</w:t>
       </w:r>
     </w:p>
     <w:p>
@@ -550,7 +497,6 @@
                 <w:rFonts w:ascii="Calibri" w:eastAsia="Calibri" w:hAnsi="Calibri" w:cs="Calibri"/>
               </w:rPr>
             </w:pPr>
-            <w:proofErr w:type="spellStart"/>
             <w:r>
               <w:rPr>
                 <w:rFonts w:ascii="Calibri" w:eastAsia="Calibri" w:hAnsi="Calibri" w:cs="Calibri"/>
@@ -558,7 +504,6 @@
               <w:lastRenderedPageBreak/>
               <w:t>Aspectos</w:t>
             </w:r>
-            <w:proofErr w:type="spellEnd"/>
           </w:p>
         </w:tc>
         <w:tc>
@@ -607,14 +552,12 @@
                 <w:rFonts w:ascii="Calibri" w:eastAsia="Calibri" w:hAnsi="Calibri" w:cs="Calibri"/>
               </w:rPr>
             </w:pPr>
-            <w:proofErr w:type="spellStart"/>
             <w:r>
               <w:rPr>
                 <w:rFonts w:ascii="Calibri" w:eastAsia="Calibri" w:hAnsi="Calibri" w:cs="Calibri"/>
               </w:rPr>
               <w:t>Interpretação</w:t>
             </w:r>
-            <w:proofErr w:type="spellEnd"/>
           </w:p>
         </w:tc>
       </w:tr>
@@ -635,7 +578,6 @@
                 <w:szCs w:val="20"/>
               </w:rPr>
             </w:pPr>
-            <w:proofErr w:type="spellStart"/>
             <w:r>
               <w:rPr>
                 <w:rFonts w:ascii="Calibri" w:eastAsia="Calibri" w:hAnsi="Calibri" w:cs="Calibri"/>
@@ -644,7 +586,6 @@
               </w:rPr>
               <w:t>Microrganismos</w:t>
             </w:r>
-            <w:proofErr w:type="spellEnd"/>
           </w:p>
         </w:tc>
         <w:tc>
@@ -925,7 +866,6 @@
                 <w:szCs w:val="20"/>
               </w:rPr>
             </w:pPr>
-            <w:proofErr w:type="spellStart"/>
             <w:r>
               <w:rPr>
                 <w:rFonts w:ascii="Calibri" w:eastAsia="Calibri" w:hAnsi="Calibri" w:cs="Calibri"/>
@@ -934,7 +874,6 @@
               </w:rPr>
               <w:t>Toxinas</w:t>
             </w:r>
-            <w:proofErr w:type="spellEnd"/>
           </w:p>
         </w:tc>
         <w:tc>
@@ -1286,41 +1225,13 @@
               </w:rPr>
               <w:t xml:space="preserve">Não ressoa com o organismo. </w:t>
             </w:r>
-            <w:proofErr w:type="spellStart"/>
             <w:r>
               <w:rPr>
                 <w:rFonts w:ascii="Calibri" w:eastAsia="Calibri" w:hAnsi="Calibri" w:cs="Calibri"/>
                 <w:sz w:val="20"/>
                 <w:szCs w:val="20"/>
               </w:rPr>
-              <w:t>Ausência</w:t>
-            </w:r>
-            <w:proofErr w:type="spellEnd"/>
-            <w:r>
-              <w:rPr>
-                <w:rFonts w:ascii="Calibri" w:eastAsia="Calibri" w:hAnsi="Calibri" w:cs="Calibri"/>
-                <w:sz w:val="20"/>
-                <w:szCs w:val="20"/>
-              </w:rPr>
-              <w:t xml:space="preserve"> de carga </w:t>
-            </w:r>
-            <w:proofErr w:type="spellStart"/>
-            <w:r>
-              <w:rPr>
-                <w:rFonts w:ascii="Calibri" w:eastAsia="Calibri" w:hAnsi="Calibri" w:cs="Calibri"/>
-                <w:sz w:val="20"/>
-                <w:szCs w:val="20"/>
-              </w:rPr>
-              <w:t>tóxica</w:t>
-            </w:r>
-            <w:proofErr w:type="spellEnd"/>
-            <w:r>
-              <w:rPr>
-                <w:rFonts w:ascii="Calibri" w:eastAsia="Calibri" w:hAnsi="Calibri" w:cs="Calibri"/>
-                <w:sz w:val="20"/>
-                <w:szCs w:val="20"/>
-              </w:rPr>
-              <w:t>.</w:t>
+              <w:t>Ausência de carga tóxica.</w:t>
             </w:r>
           </w:p>
         </w:tc>
@@ -1359,18 +1270,8 @@
                 <w:sz w:val="20"/>
                 <w:szCs w:val="20"/>
               </w:rPr>
-              <w:t xml:space="preserve">Campo </w:t>
+              <w:t>Campo morfogenético</w:t>
             </w:r>
-            <w:proofErr w:type="spellStart"/>
-            <w:r>
-              <w:rPr>
-                <w:rFonts w:ascii="Calibri" w:eastAsia="Calibri" w:hAnsi="Calibri" w:cs="Calibri"/>
-                <w:sz w:val="20"/>
-                <w:szCs w:val="20"/>
-              </w:rPr>
-              <w:t>morfogenético</w:t>
-            </w:r>
-            <w:proofErr w:type="spellEnd"/>
           </w:p>
         </w:tc>
         <w:tc>
@@ -1432,27 +1333,7 @@
                 <w:szCs w:val="20"/>
                 <w:lang w:val="pt-BR"/>
               </w:rPr>
-              <w:t xml:space="preserve">Emoção ativa e ressoante que está afetando os </w:t>
-            </w:r>
-            <w:proofErr w:type="gramStart"/>
-            <w:r>
-              <w:rPr>
-                <w:rFonts w:ascii="Calibri" w:eastAsia="Calibri" w:hAnsi="Calibri" w:cs="Calibri"/>
-                <w:sz w:val="20"/>
-                <w:szCs w:val="20"/>
-                <w:lang w:val="pt-BR"/>
-              </w:rPr>
-              <w:t>campos  emocional</w:t>
-            </w:r>
-            <w:proofErr w:type="gramEnd"/>
-            <w:r>
-              <w:rPr>
-                <w:rFonts w:ascii="Calibri" w:eastAsia="Calibri" w:hAnsi="Calibri" w:cs="Calibri"/>
-                <w:sz w:val="20"/>
-                <w:szCs w:val="20"/>
-                <w:lang w:val="pt-BR"/>
-              </w:rPr>
-              <w:t>/mental no momento.</w:t>
+              <w:t>Emoção ativa e ressoante que está afetando os campos  emocional/mental no momento.</w:t>
             </w:r>
           </w:p>
         </w:tc>
@@ -1553,115 +1434,7 @@
                 <w:sz w:val="20"/>
                 <w:szCs w:val="20"/>
               </w:rPr>
-              <w:t xml:space="preserve">Pode </w:t>
-            </w:r>
-            <w:proofErr w:type="spellStart"/>
-            <w:r>
-              <w:rPr>
-                <w:rFonts w:ascii="Calibri" w:eastAsia="Calibri" w:hAnsi="Calibri" w:cs="Calibri"/>
-                <w:sz w:val="20"/>
-                <w:szCs w:val="20"/>
-              </w:rPr>
-              <w:t>estar</w:t>
-            </w:r>
-            <w:proofErr w:type="spellEnd"/>
-            <w:r>
-              <w:rPr>
-                <w:rFonts w:ascii="Calibri" w:eastAsia="Calibri" w:hAnsi="Calibri" w:cs="Calibri"/>
-                <w:sz w:val="20"/>
-                <w:szCs w:val="20"/>
-              </w:rPr>
-              <w:t xml:space="preserve"> </w:t>
-            </w:r>
-            <w:proofErr w:type="spellStart"/>
-            <w:r>
-              <w:rPr>
-                <w:rFonts w:ascii="Calibri" w:eastAsia="Calibri" w:hAnsi="Calibri" w:cs="Calibri"/>
-                <w:sz w:val="20"/>
-                <w:szCs w:val="20"/>
-              </w:rPr>
-              <w:t>ligada</w:t>
-            </w:r>
-            <w:proofErr w:type="spellEnd"/>
-            <w:r>
-              <w:rPr>
-                <w:rFonts w:ascii="Calibri" w:eastAsia="Calibri" w:hAnsi="Calibri" w:cs="Calibri"/>
-                <w:sz w:val="20"/>
-                <w:szCs w:val="20"/>
-              </w:rPr>
-              <w:t xml:space="preserve"> a </w:t>
-            </w:r>
-            <w:proofErr w:type="spellStart"/>
-            <w:r>
-              <w:rPr>
-                <w:rFonts w:ascii="Calibri" w:eastAsia="Calibri" w:hAnsi="Calibri" w:cs="Calibri"/>
-                <w:sz w:val="20"/>
-                <w:szCs w:val="20"/>
-              </w:rPr>
-              <w:t>memórias</w:t>
-            </w:r>
-            <w:proofErr w:type="spellEnd"/>
-            <w:r>
-              <w:rPr>
-                <w:rFonts w:ascii="Calibri" w:eastAsia="Calibri" w:hAnsi="Calibri" w:cs="Calibri"/>
-                <w:sz w:val="20"/>
-                <w:szCs w:val="20"/>
-              </w:rPr>
-              <w:t xml:space="preserve"> </w:t>
-            </w:r>
-            <w:proofErr w:type="spellStart"/>
-            <w:r>
-              <w:rPr>
-                <w:rFonts w:ascii="Calibri" w:eastAsia="Calibri" w:hAnsi="Calibri" w:cs="Calibri"/>
-                <w:sz w:val="20"/>
-                <w:szCs w:val="20"/>
-              </w:rPr>
-              <w:t>ou</w:t>
-            </w:r>
-            <w:proofErr w:type="spellEnd"/>
-            <w:r>
-              <w:rPr>
-                <w:rFonts w:ascii="Calibri" w:eastAsia="Calibri" w:hAnsi="Calibri" w:cs="Calibri"/>
-                <w:sz w:val="20"/>
-                <w:szCs w:val="20"/>
-              </w:rPr>
-              <w:t xml:space="preserve"> </w:t>
-            </w:r>
-            <w:proofErr w:type="spellStart"/>
-            <w:r>
-              <w:rPr>
-                <w:rFonts w:ascii="Calibri" w:eastAsia="Calibri" w:hAnsi="Calibri" w:cs="Calibri"/>
-                <w:sz w:val="20"/>
-                <w:szCs w:val="20"/>
-              </w:rPr>
-              <w:t>padrões</w:t>
-            </w:r>
-            <w:proofErr w:type="spellEnd"/>
-            <w:r>
-              <w:rPr>
-                <w:rFonts w:ascii="Calibri" w:eastAsia="Calibri" w:hAnsi="Calibri" w:cs="Calibri"/>
-                <w:sz w:val="20"/>
-                <w:szCs w:val="20"/>
-              </w:rPr>
-              <w:t xml:space="preserve"> </w:t>
-            </w:r>
-            <w:proofErr w:type="spellStart"/>
-            <w:r>
-              <w:rPr>
-                <w:rFonts w:ascii="Calibri" w:eastAsia="Calibri" w:hAnsi="Calibri" w:cs="Calibri"/>
-                <w:sz w:val="20"/>
-                <w:szCs w:val="20"/>
-              </w:rPr>
-              <w:t>recorrentes</w:t>
-            </w:r>
-            <w:proofErr w:type="spellEnd"/>
-            <w:r>
-              <w:rPr>
-                <w:rFonts w:ascii="Calibri" w:eastAsia="Calibri" w:hAnsi="Calibri" w:cs="Calibri"/>
-                <w:sz w:val="20"/>
-                <w:szCs w:val="20"/>
-              </w:rPr>
-              <w:t>.</w:t>
+              <w:t>Pode estar ligada a memórias ou padrões recorrentes.</w:t>
             </w:r>
           </w:p>
         </w:tc>
@@ -2271,7 +2044,6 @@
                 <w:szCs w:val="20"/>
               </w:rPr>
             </w:pPr>
-            <w:proofErr w:type="spellStart"/>
             <w:r>
               <w:rPr>
                 <w:rFonts w:ascii="Calibri" w:eastAsia="Calibri" w:hAnsi="Calibri" w:cs="Calibri"/>
@@ -2280,7 +2052,6 @@
               </w:rPr>
               <w:t>Patologias</w:t>
             </w:r>
-            <w:proofErr w:type="spellEnd"/>
           </w:p>
         </w:tc>
         <w:tc>
@@ -2550,34 +2321,14 @@
                 <w:szCs w:val="20"/>
               </w:rPr>
             </w:pPr>
-            <w:proofErr w:type="spellStart"/>
             <w:r>
               <w:rPr>
                 <w:rFonts w:ascii="Calibri" w:eastAsia="Calibri" w:hAnsi="Calibri" w:cs="Calibri"/>
                 <w:sz w:val="20"/>
                 <w:szCs w:val="20"/>
               </w:rPr>
-              <w:t>Pedras</w:t>
+              <w:t>Pedras/Cristais</w:t>
             </w:r>
-            <w:proofErr w:type="spellEnd"/>
-            <w:r>
-              <w:rPr>
-                <w:rFonts w:ascii="Calibri" w:eastAsia="Calibri" w:hAnsi="Calibri" w:cs="Calibri"/>
-                <w:sz w:val="20"/>
-                <w:szCs w:val="20"/>
-              </w:rPr>
-              <w:t>/</w:t>
-            </w:r>
-            <w:proofErr w:type="spellStart"/>
-            <w:r>
-              <w:rPr>
-                <w:rFonts w:ascii="Calibri" w:eastAsia="Calibri" w:hAnsi="Calibri" w:cs="Calibri"/>
-                <w:sz w:val="20"/>
-                <w:szCs w:val="20"/>
-              </w:rPr>
-              <w:t>Cristais</w:t>
-            </w:r>
-            <w:proofErr w:type="spellEnd"/>
           </w:p>
         </w:tc>
         <w:tc>
@@ -2633,42 +2384,22 @@
                 <w:szCs w:val="20"/>
               </w:rPr>
             </w:pPr>
-            <w:proofErr w:type="spellStart"/>
             <w:r>
               <w:rPr>
                 <w:rFonts w:ascii="Calibri" w:eastAsia="Calibri" w:hAnsi="Calibri" w:cs="Calibri"/>
                 <w:sz w:val="20"/>
                 <w:szCs w:val="20"/>
               </w:rPr>
-              <w:t>Altamente</w:t>
+              <w:t>Altamente benéfic</w:t>
             </w:r>
-            <w:proofErr w:type="spellEnd"/>
             <w:r>
               <w:rPr>
                 <w:rFonts w:ascii="Calibri" w:eastAsia="Calibri" w:hAnsi="Calibri" w:cs="Calibri"/>
                 <w:sz w:val="20"/>
                 <w:szCs w:val="20"/>
               </w:rPr>
-              <w:t xml:space="preserve"> </w:t>
-            </w:r>
-            <w:proofErr w:type="spellStart"/>
-            <w:r>
-              <w:rPr>
-                <w:rFonts w:ascii="Calibri" w:eastAsia="Calibri" w:hAnsi="Calibri" w:cs="Calibri"/>
-                <w:sz w:val="20"/>
-                <w:szCs w:val="20"/>
-              </w:rPr>
-              <w:t>benéfic</w:t>
-            </w:r>
-            <w:r>
-              <w:rPr>
-                <w:rFonts w:ascii="Calibri" w:eastAsia="Calibri" w:hAnsi="Calibri" w:cs="Calibri"/>
-                <w:sz w:val="20"/>
-                <w:szCs w:val="20"/>
-              </w:rPr>
               <w:t>a</w:t>
             </w:r>
-            <w:proofErr w:type="spellEnd"/>
             <w:r>
               <w:rPr>
                 <w:rFonts w:ascii="Calibri" w:eastAsia="Calibri" w:hAnsi="Calibri" w:cs="Calibri"/>
@@ -2683,27 +2414,8 @@
                 <w:sz w:val="20"/>
                 <w:szCs w:val="20"/>
               </w:rPr>
-              <w:t xml:space="preserve"> no </w:t>
+              <w:t xml:space="preserve"> no aspecto </w:t>
             </w:r>
-            <w:proofErr w:type="spellStart"/>
-            <w:r>
-              <w:rPr>
-                <w:rFonts w:ascii="Calibri" w:eastAsia="Calibri" w:hAnsi="Calibri" w:cs="Calibri"/>
-                <w:sz w:val="20"/>
-                <w:szCs w:val="20"/>
-              </w:rPr>
-              <w:t>aspecto</w:t>
-            </w:r>
-            <w:proofErr w:type="spellEnd"/>
-            <w:r>
-              <w:rPr>
-                <w:rFonts w:ascii="Calibri" w:eastAsia="Calibri" w:hAnsi="Calibri" w:cs="Calibri"/>
-                <w:sz w:val="20"/>
-                <w:szCs w:val="20"/>
-              </w:rPr>
-              <w:t xml:space="preserve"> </w:t>
-            </w:r>
-            <w:proofErr w:type="spellStart"/>
             <w:r>
               <w:rPr>
                 <w:rFonts w:ascii="Calibri" w:eastAsia="Calibri" w:hAnsi="Calibri" w:cs="Calibri"/>
@@ -2726,34 +2438,7 @@
                 <w:sz w:val="20"/>
                 <w:szCs w:val="20"/>
               </w:rPr>
-              <w:t>co</w:t>
-            </w:r>
-            <w:proofErr w:type="spellEnd"/>
-            <w:r>
-              <w:rPr>
-                <w:rFonts w:ascii="Calibri" w:eastAsia="Calibri" w:hAnsi="Calibri" w:cs="Calibri"/>
-                <w:sz w:val="20"/>
-                <w:szCs w:val="20"/>
-              </w:rPr>
-              <w:t xml:space="preserve"> </w:t>
-            </w:r>
-            <w:proofErr w:type="spellStart"/>
-            <w:r>
-              <w:rPr>
-                <w:rFonts w:ascii="Calibri" w:eastAsia="Calibri" w:hAnsi="Calibri" w:cs="Calibri"/>
-                <w:sz w:val="20"/>
-                <w:szCs w:val="20"/>
-              </w:rPr>
-              <w:t>como</w:t>
-            </w:r>
-            <w:proofErr w:type="spellEnd"/>
-            <w:r>
-              <w:rPr>
-                <w:rFonts w:ascii="Calibri" w:eastAsia="Calibri" w:hAnsi="Calibri" w:cs="Calibri"/>
-                <w:sz w:val="20"/>
-                <w:szCs w:val="20"/>
-              </w:rPr>
-              <w:t xml:space="preserve"> </w:t>
+              <w:t xml:space="preserve">co como </w:t>
             </w:r>
             <w:r>
               <w:rPr>
@@ -2769,25 +2454,7 @@
                 <w:sz w:val="20"/>
                 <w:szCs w:val="20"/>
               </w:rPr>
-              <w:t xml:space="preserve">o </w:t>
-            </w:r>
-            <w:proofErr w:type="spellStart"/>
-            <w:r>
-              <w:rPr>
-                <w:rFonts w:ascii="Calibri" w:eastAsia="Calibri" w:hAnsi="Calibri" w:cs="Calibri"/>
-                <w:sz w:val="20"/>
-                <w:szCs w:val="20"/>
-              </w:rPr>
-              <w:t>emocional</w:t>
-            </w:r>
-            <w:proofErr w:type="spellEnd"/>
-            <w:r>
-              <w:rPr>
-                <w:rFonts w:ascii="Calibri" w:eastAsia="Calibri" w:hAnsi="Calibri" w:cs="Calibri"/>
-                <w:sz w:val="20"/>
-                <w:szCs w:val="20"/>
-              </w:rPr>
-              <w:t>.</w:t>
+              <w:t>o emocional.</w:t>
             </w:r>
           </w:p>
         </w:tc>
@@ -2872,7 +2539,15 @@
                 <w:b/>
                 <w:bCs/>
               </w:rPr>
-              <w:t>PATOLOGIAS</w:t>
+              <w:t> PADRÕES ENERGÉTICOS ALTERADO</w:t>
+            </w:r>
+            <w:r>
+              <w:rPr>
+                <w:rFonts w:ascii="Calibri" w:eastAsia="Calibri" w:hAnsi="Calibri" w:cs="Calibri"/>
+                <w:b/>
+                <w:bCs/>
+              </w:rPr>
+              <w:t>S</w:t>
             </w:r>
           </w:p>
         </w:tc>
@@ -2936,7 +2611,6 @@
               </w:rPr>
               <w:t xml:space="preserve">{%tr for k, v in </w:t>
             </w:r>
-            <w:proofErr w:type="spellStart"/>
             <w:r>
               <w:rPr>
                 <w:rFonts w:ascii="Calibri" w:eastAsia="Calibri" w:hAnsi="Calibri" w:cs="Calibri"/>
@@ -2956,29 +2630,13 @@
                 <w:rFonts w:ascii="Calibri" w:eastAsia="Calibri" w:hAnsi="Calibri" w:cs="Calibri"/>
                 <w:lang w:val="en-US"/>
               </w:rPr>
-              <w:t>_</w:t>
+              <w:t>_patologies</w:t>
             </w:r>
-            <w:proofErr w:type="gramStart"/>
             <w:r>
               <w:rPr>
                 <w:rFonts w:ascii="Calibri" w:eastAsia="Calibri" w:hAnsi="Calibri" w:cs="Calibri"/>
-                <w:lang w:val="en-US"/>
-              </w:rPr>
-              <w:t>patologies</w:t>
-            </w:r>
-            <w:proofErr w:type="spellEnd"/>
-            <w:r>
-              <w:rPr>
-                <w:rFonts w:ascii="Calibri" w:eastAsia="Calibri" w:hAnsi="Calibri" w:cs="Calibri"/>
-              </w:rPr>
-              <w:t>.items()%</w:t>
-            </w:r>
-            <w:proofErr w:type="gramEnd"/>
-            <w:r>
-              <w:rPr>
-                <w:rFonts w:ascii="Calibri" w:eastAsia="Calibri" w:hAnsi="Calibri" w:cs="Calibri"/>
-              </w:rPr>
-              <w:t>}</w:t>
+              </w:rPr>
+              <w:t>.items()%}</w:t>
             </w:r>
           </w:p>
         </w:tc>
@@ -3062,21 +2720,7 @@
               <w:rPr>
                 <w:rFonts w:ascii="Calibri" w:eastAsia="Calibri" w:hAnsi="Calibri" w:cs="Calibri"/>
               </w:rPr>
-              <w:t xml:space="preserve">{%tr </w:t>
-            </w:r>
-            <w:proofErr w:type="spellStart"/>
-            <w:r>
-              <w:rPr>
-                <w:rFonts w:ascii="Calibri" w:eastAsia="Calibri" w:hAnsi="Calibri" w:cs="Calibri"/>
-              </w:rPr>
-              <w:t>endfor</w:t>
-            </w:r>
-            <w:proofErr w:type="spellEnd"/>
-            <w:r>
-              <w:rPr>
-                <w:rFonts w:ascii="Calibri" w:eastAsia="Calibri" w:hAnsi="Calibri" w:cs="Calibri"/>
-              </w:rPr>
-              <w:t xml:space="preserve"> %}</w:t>
+              <w:t>{%tr endfor %}</w:t>
             </w:r>
           </w:p>
         </w:tc>
@@ -3190,21 +2834,7 @@
               <w:rPr>
                 <w:rFonts w:ascii="Calibri" w:eastAsia="Calibri" w:hAnsi="Calibri" w:cs="Calibri"/>
               </w:rPr>
-              <w:t xml:space="preserve">{%tr for item in </w:t>
-            </w:r>
-            <w:proofErr w:type="spellStart"/>
-            <w:r>
-              <w:rPr>
-                <w:rFonts w:ascii="Calibri" w:eastAsia="Calibri" w:hAnsi="Calibri" w:cs="Calibri"/>
-              </w:rPr>
-              <w:t>table_microorganism</w:t>
-            </w:r>
-            <w:proofErr w:type="spellEnd"/>
-            <w:r>
-              <w:rPr>
-                <w:rFonts w:ascii="Calibri" w:eastAsia="Calibri" w:hAnsi="Calibri" w:cs="Calibri"/>
-              </w:rPr>
-              <w:t>%}</w:t>
+              <w:t>{%tr for item in table_microorganism%}</w:t>
             </w:r>
           </w:p>
         </w:tc>
@@ -3230,27 +2860,7 @@
                 <w:b/>
                 <w:bCs/>
               </w:rPr>
-              <w:t>{{</w:t>
-            </w:r>
-            <w:proofErr w:type="spellStart"/>
-            <w:proofErr w:type="gramStart"/>
-            <w:r>
-              <w:rPr>
-                <w:rFonts w:ascii="Calibri" w:eastAsia="Calibri" w:hAnsi="Calibri" w:cs="Calibri"/>
-                <w:b/>
-                <w:bCs/>
-              </w:rPr>
-              <w:t>item.nome</w:t>
-            </w:r>
-            <w:proofErr w:type="spellEnd"/>
-            <w:proofErr w:type="gramEnd"/>
-            <w:r>
-              <w:rPr>
-                <w:rFonts w:ascii="Calibri" w:eastAsia="Calibri" w:hAnsi="Calibri" w:cs="Calibri"/>
-                <w:b/>
-                <w:bCs/>
-              </w:rPr>
-              <w:t>}}</w:t>
+              <w:t>{{item.nome}}</w:t>
             </w:r>
             <w:r>
               <w:rPr>
@@ -3262,23 +2872,7 @@
               <w:rPr>
                 <w:rFonts w:ascii="Calibri" w:eastAsia="Calibri" w:hAnsi="Calibri" w:cs="Calibri"/>
               </w:rPr>
-              <w:t>{{</w:t>
-            </w:r>
-            <w:proofErr w:type="spellStart"/>
-            <w:proofErr w:type="gramStart"/>
-            <w:r>
-              <w:rPr>
-                <w:rFonts w:ascii="Calibri" w:eastAsia="Calibri" w:hAnsi="Calibri" w:cs="Calibri"/>
-              </w:rPr>
-              <w:t>item.tipo</w:t>
-            </w:r>
-            <w:proofErr w:type="spellEnd"/>
-            <w:proofErr w:type="gramEnd"/>
-            <w:r>
-              <w:rPr>
-                <w:rFonts w:ascii="Calibri" w:eastAsia="Calibri" w:hAnsi="Calibri" w:cs="Calibri"/>
-              </w:rPr>
-              <w:t>}}</w:t>
+              <w:t>{{item.tipo}}</w:t>
             </w:r>
             <w:r>
               <w:rPr>
@@ -3302,23 +2896,7 @@
               <w:rPr>
                 <w:rFonts w:ascii="Calibri" w:eastAsia="Calibri" w:hAnsi="Calibri" w:cs="Calibri"/>
               </w:rPr>
-              <w:t>{{</w:t>
-            </w:r>
-            <w:proofErr w:type="spellStart"/>
-            <w:proofErr w:type="gramStart"/>
-            <w:r>
-              <w:rPr>
-                <w:rFonts w:ascii="Calibri" w:eastAsia="Calibri" w:hAnsi="Calibri" w:cs="Calibri"/>
-              </w:rPr>
-              <w:t>item.sintomas</w:t>
-            </w:r>
-            <w:proofErr w:type="spellEnd"/>
-            <w:proofErr w:type="gramEnd"/>
-            <w:r>
-              <w:rPr>
-                <w:rFonts w:ascii="Calibri" w:eastAsia="Calibri" w:hAnsi="Calibri" w:cs="Calibri"/>
-              </w:rPr>
-              <w:t>}}</w:t>
+              <w:t>{{item.sintomas}}</w:t>
             </w:r>
           </w:p>
         </w:tc>
@@ -3338,23 +2916,7 @@
               <w:rPr>
                 <w:rFonts w:ascii="Calibri" w:eastAsia="Calibri" w:hAnsi="Calibri" w:cs="Calibri"/>
               </w:rPr>
-              <w:t>{{</w:t>
-            </w:r>
-            <w:proofErr w:type="spellStart"/>
-            <w:proofErr w:type="gramStart"/>
-            <w:r>
-              <w:rPr>
-                <w:rFonts w:ascii="Calibri" w:eastAsia="Calibri" w:hAnsi="Calibri" w:cs="Calibri"/>
-              </w:rPr>
-              <w:t>item.D</w:t>
-            </w:r>
-            <w:proofErr w:type="spellEnd"/>
-            <w:proofErr w:type="gramEnd"/>
-            <w:r>
-              <w:rPr>
-                <w:rFonts w:ascii="Calibri" w:eastAsia="Calibri" w:hAnsi="Calibri" w:cs="Calibri"/>
-              </w:rPr>
-              <w:t>}}</w:t>
+              <w:t>{{item.D}}</w:t>
             </w:r>
           </w:p>
         </w:tc>
@@ -3380,21 +2942,7 @@
               <w:rPr>
                 <w:rFonts w:ascii="Calibri" w:eastAsia="Calibri" w:hAnsi="Calibri" w:cs="Calibri"/>
               </w:rPr>
-              <w:t xml:space="preserve">{%tr </w:t>
-            </w:r>
-            <w:proofErr w:type="spellStart"/>
-            <w:r>
-              <w:rPr>
-                <w:rFonts w:ascii="Calibri" w:eastAsia="Calibri" w:hAnsi="Calibri" w:cs="Calibri"/>
-              </w:rPr>
-              <w:t>endfor</w:t>
-            </w:r>
-            <w:proofErr w:type="spellEnd"/>
-            <w:r>
-              <w:rPr>
-                <w:rFonts w:ascii="Calibri" w:eastAsia="Calibri" w:hAnsi="Calibri" w:cs="Calibri"/>
-              </w:rPr>
-              <w:t xml:space="preserve"> %}</w:t>
+              <w:t>{%tr endfor %}</w:t>
             </w:r>
           </w:p>
         </w:tc>
@@ -3502,27 +3050,7 @@
                 <w:bCs/>
                 <w:lang w:val="pt-BR"/>
               </w:rPr>
-              <w:t xml:space="preserve">MICRORGANISMOS PARTE </w:t>
-            </w:r>
-            <w:proofErr w:type="gramStart"/>
-            <w:r>
-              <w:rPr>
-                <w:rFonts w:ascii="Calibri" w:eastAsia="Calibri" w:hAnsi="Calibri" w:cs="Calibri"/>
-                <w:b/>
-                <w:bCs/>
-                <w:lang w:val="pt-BR"/>
-              </w:rPr>
-              <w:t>2  –</w:t>
-            </w:r>
-            <w:proofErr w:type="gramEnd"/>
-            <w:r>
-              <w:rPr>
-                <w:rFonts w:ascii="Calibri" w:eastAsia="Calibri" w:hAnsi="Calibri" w:cs="Calibri"/>
-                <w:b/>
-                <w:bCs/>
-                <w:lang w:val="pt-BR"/>
-              </w:rPr>
-              <w:t xml:space="preserve"> TIPO – SINTOMAS FREQUENTE</w:t>
+              <w:t>MICRORGANISMOS PARTE 2  – TIPO – SINTOMAS FREQUENTE</w:t>
             </w:r>
             <w:r>
               <w:rPr>
@@ -3582,14 +3110,7 @@
               <w:rPr>
                 <w:rFonts w:ascii="Calibri" w:eastAsia="Calibri" w:hAnsi="Calibri" w:cs="Calibri"/>
               </w:rPr>
-              <w:t xml:space="preserve">{%tr for item in </w:t>
-            </w:r>
-            <w:proofErr w:type="spellStart"/>
-            <w:r>
-              <w:rPr>
-                <w:rFonts w:ascii="Calibri" w:eastAsia="Calibri" w:hAnsi="Calibri" w:cs="Calibri"/>
-              </w:rPr>
-              <w:t>tab</w:t>
+              <w:t>{%tr for item in tab</w:t>
             </w:r>
             <w:r>
               <w:rPr>
@@ -3597,7 +3118,6 @@
               </w:rPr>
               <w:t>le_prosync</w:t>
             </w:r>
-            <w:proofErr w:type="spellEnd"/>
             <w:r>
               <w:rPr>
                 <w:rFonts w:ascii="Calibri" w:eastAsia="Calibri" w:hAnsi="Calibri" w:cs="Calibri"/>
@@ -3628,49 +3148,13 @@
                 <w:b/>
                 <w:bCs/>
               </w:rPr>
-              <w:t>{{</w:t>
-            </w:r>
-            <w:proofErr w:type="spellStart"/>
-            <w:proofErr w:type="gramStart"/>
-            <w:r>
-              <w:rPr>
-                <w:rFonts w:ascii="Calibri" w:eastAsia="Calibri" w:hAnsi="Calibri" w:cs="Calibri"/>
-                <w:b/>
-                <w:bCs/>
-              </w:rPr>
-              <w:t>item.nome</w:t>
-            </w:r>
-            <w:proofErr w:type="spellEnd"/>
-            <w:proofErr w:type="gramEnd"/>
-            <w:r>
-              <w:rPr>
-                <w:rFonts w:ascii="Calibri" w:eastAsia="Calibri" w:hAnsi="Calibri" w:cs="Calibri"/>
-                <w:b/>
-                <w:bCs/>
-              </w:rPr>
-              <w:t>}}</w:t>
+              <w:t>{{item.nome}}</w:t>
             </w:r>
             <w:r>
               <w:rPr>
                 <w:rFonts w:ascii="Calibri" w:eastAsia="Calibri" w:hAnsi="Calibri" w:cs="Calibri"/>
               </w:rPr>
-              <w:t xml:space="preserve"> – {{</w:t>
-            </w:r>
-            <w:proofErr w:type="spellStart"/>
-            <w:proofErr w:type="gramStart"/>
-            <w:r>
-              <w:rPr>
-                <w:rFonts w:ascii="Calibri" w:eastAsia="Calibri" w:hAnsi="Calibri" w:cs="Calibri"/>
-              </w:rPr>
-              <w:t>item.tipo</w:t>
-            </w:r>
-            <w:proofErr w:type="spellEnd"/>
-            <w:proofErr w:type="gramEnd"/>
-            <w:r>
-              <w:rPr>
-                <w:rFonts w:ascii="Calibri" w:eastAsia="Calibri" w:hAnsi="Calibri" w:cs="Calibri"/>
-              </w:rPr>
-              <w:t xml:space="preserve">}} </w:t>
+              <w:t xml:space="preserve"> – {{item.tipo}} </w:t>
             </w:r>
             <w:r>
               <w:rPr>
@@ -3682,23 +3166,7 @@
               <w:rPr>
                 <w:rFonts w:ascii="Calibri" w:eastAsia="Calibri" w:hAnsi="Calibri" w:cs="Calibri"/>
               </w:rPr>
-              <w:t xml:space="preserve"> {{</w:t>
-            </w:r>
-            <w:proofErr w:type="spellStart"/>
-            <w:proofErr w:type="gramStart"/>
-            <w:r>
-              <w:rPr>
-                <w:rFonts w:ascii="Calibri" w:eastAsia="Calibri" w:hAnsi="Calibri" w:cs="Calibri"/>
-              </w:rPr>
-              <w:t>item.sintomas</w:t>
-            </w:r>
-            <w:proofErr w:type="spellEnd"/>
-            <w:proofErr w:type="gramEnd"/>
-            <w:r>
-              <w:rPr>
-                <w:rFonts w:ascii="Calibri" w:eastAsia="Calibri" w:hAnsi="Calibri" w:cs="Calibri"/>
-              </w:rPr>
-              <w:t>}}</w:t>
+              <w:t xml:space="preserve"> {{item.sintomas}}</w:t>
             </w:r>
           </w:p>
         </w:tc>
@@ -3718,23 +3186,7 @@
               <w:rPr>
                 <w:rFonts w:ascii="Calibri" w:eastAsia="Calibri" w:hAnsi="Calibri" w:cs="Calibri"/>
               </w:rPr>
-              <w:t>{{</w:t>
-            </w:r>
-            <w:proofErr w:type="spellStart"/>
-            <w:proofErr w:type="gramStart"/>
-            <w:r>
-              <w:rPr>
-                <w:rFonts w:ascii="Calibri" w:eastAsia="Calibri" w:hAnsi="Calibri" w:cs="Calibri"/>
-              </w:rPr>
-              <w:t>item.D</w:t>
-            </w:r>
-            <w:proofErr w:type="spellEnd"/>
-            <w:proofErr w:type="gramEnd"/>
-            <w:r>
-              <w:rPr>
-                <w:rFonts w:ascii="Calibri" w:eastAsia="Calibri" w:hAnsi="Calibri" w:cs="Calibri"/>
-              </w:rPr>
-              <w:t>}}</w:t>
+              <w:t>{{item.D}}</w:t>
             </w:r>
           </w:p>
         </w:tc>
@@ -3760,21 +3212,7 @@
               <w:rPr>
                 <w:rFonts w:ascii="Calibri" w:eastAsia="Calibri" w:hAnsi="Calibri" w:cs="Calibri"/>
               </w:rPr>
-              <w:t xml:space="preserve">{%tr </w:t>
-            </w:r>
-            <w:proofErr w:type="spellStart"/>
-            <w:r>
-              <w:rPr>
-                <w:rFonts w:ascii="Calibri" w:eastAsia="Calibri" w:hAnsi="Calibri" w:cs="Calibri"/>
-              </w:rPr>
-              <w:t>endfor</w:t>
-            </w:r>
-            <w:proofErr w:type="spellEnd"/>
-            <w:r>
-              <w:rPr>
-                <w:rFonts w:ascii="Calibri" w:eastAsia="Calibri" w:hAnsi="Calibri" w:cs="Calibri"/>
-              </w:rPr>
-              <w:t xml:space="preserve"> %}</w:t>
+              <w:t>{%tr endfor %}</w:t>
             </w:r>
           </w:p>
         </w:tc>
@@ -3920,21 +3358,7 @@
               <w:rPr>
                 <w:rFonts w:ascii="Calibri" w:eastAsia="Calibri" w:hAnsi="Calibri" w:cs="Calibri"/>
               </w:rPr>
-              <w:t xml:space="preserve">{%tr for item in </w:t>
-            </w:r>
-            <w:proofErr w:type="spellStart"/>
-            <w:r>
-              <w:rPr>
-                <w:rFonts w:ascii="Calibri" w:eastAsia="Calibri" w:hAnsi="Calibri" w:cs="Calibri"/>
-              </w:rPr>
-              <w:t>table_toxins</w:t>
-            </w:r>
-            <w:proofErr w:type="spellEnd"/>
-            <w:r>
-              <w:rPr>
-                <w:rFonts w:ascii="Calibri" w:eastAsia="Calibri" w:hAnsi="Calibri" w:cs="Calibri"/>
-              </w:rPr>
-              <w:t>%}</w:t>
+              <w:t>{%tr for item in table_toxins%}</w:t>
             </w:r>
           </w:p>
         </w:tc>
@@ -3959,27 +3383,7 @@
                 <w:b/>
                 <w:bCs/>
               </w:rPr>
-              <w:t>{{</w:t>
-            </w:r>
-            <w:proofErr w:type="spellStart"/>
-            <w:proofErr w:type="gramStart"/>
-            <w:r>
-              <w:rPr>
-                <w:rFonts w:ascii="Calibri" w:eastAsia="Calibri" w:hAnsi="Calibri" w:cs="Calibri"/>
-                <w:b/>
-                <w:bCs/>
-              </w:rPr>
-              <w:t>item.nome</w:t>
-            </w:r>
-            <w:proofErr w:type="spellEnd"/>
-            <w:proofErr w:type="gramEnd"/>
-            <w:r>
-              <w:rPr>
-                <w:rFonts w:ascii="Calibri" w:eastAsia="Calibri" w:hAnsi="Calibri" w:cs="Calibri"/>
-                <w:b/>
-                <w:bCs/>
-              </w:rPr>
-              <w:t>}}</w:t>
+              <w:t>{{item.nome}}</w:t>
             </w:r>
             <w:r>
               <w:rPr>
@@ -4007,23 +3411,7 @@
               <w:rPr>
                 <w:rFonts w:ascii="Calibri" w:eastAsia="Calibri" w:hAnsi="Calibri" w:cs="Calibri"/>
               </w:rPr>
-              <w:t>{{</w:t>
-            </w:r>
-            <w:proofErr w:type="spellStart"/>
-            <w:proofErr w:type="gramStart"/>
-            <w:r>
-              <w:rPr>
-                <w:rFonts w:ascii="Calibri" w:eastAsia="Calibri" w:hAnsi="Calibri" w:cs="Calibri"/>
-              </w:rPr>
-              <w:t>item.efeitos</w:t>
-            </w:r>
-            <w:proofErr w:type="spellEnd"/>
-            <w:proofErr w:type="gramEnd"/>
-            <w:r>
-              <w:rPr>
-                <w:rFonts w:ascii="Calibri" w:eastAsia="Calibri" w:hAnsi="Calibri" w:cs="Calibri"/>
-              </w:rPr>
-              <w:t>}}</w:t>
+              <w:t>{{item.efeitos}}</w:t>
             </w:r>
           </w:p>
         </w:tc>
@@ -4043,23 +3431,7 @@
               <w:rPr>
                 <w:rFonts w:ascii="Calibri" w:eastAsia="Calibri" w:hAnsi="Calibri" w:cs="Calibri"/>
               </w:rPr>
-              <w:t>{{</w:t>
-            </w:r>
-            <w:proofErr w:type="spellStart"/>
-            <w:proofErr w:type="gramStart"/>
-            <w:r>
-              <w:rPr>
-                <w:rFonts w:ascii="Calibri" w:eastAsia="Calibri" w:hAnsi="Calibri" w:cs="Calibri"/>
-              </w:rPr>
-              <w:t>item.D</w:t>
-            </w:r>
-            <w:proofErr w:type="spellEnd"/>
-            <w:proofErr w:type="gramEnd"/>
-            <w:r>
-              <w:rPr>
-                <w:rFonts w:ascii="Calibri" w:eastAsia="Calibri" w:hAnsi="Calibri" w:cs="Calibri"/>
-              </w:rPr>
-              <w:t>}}</w:t>
+              <w:t>{{item.D}}</w:t>
             </w:r>
           </w:p>
         </w:tc>
@@ -4081,21 +3453,7 @@
               <w:rPr>
                 <w:rFonts w:ascii="Calibri" w:eastAsia="Calibri" w:hAnsi="Calibri" w:cs="Calibri"/>
               </w:rPr>
-              <w:t xml:space="preserve">{%tr </w:t>
-            </w:r>
-            <w:proofErr w:type="spellStart"/>
-            <w:r>
-              <w:rPr>
-                <w:rFonts w:ascii="Calibri" w:eastAsia="Calibri" w:hAnsi="Calibri" w:cs="Calibri"/>
-              </w:rPr>
-              <w:t>endfor</w:t>
-            </w:r>
-            <w:proofErr w:type="spellEnd"/>
-            <w:r>
-              <w:rPr>
-                <w:rFonts w:ascii="Calibri" w:eastAsia="Calibri" w:hAnsi="Calibri" w:cs="Calibri"/>
-              </w:rPr>
-              <w:t xml:space="preserve"> %}</w:t>
+              <w:t>{%tr endfor %}</w:t>
             </w:r>
           </w:p>
         </w:tc>
@@ -4333,23 +3691,13 @@
                 <w:bCs/>
               </w:rPr>
             </w:pPr>
-            <w:proofErr w:type="gramStart"/>
             <w:r>
               <w:rPr>
                 <w:rFonts w:ascii="Calibri" w:eastAsia="Calibri" w:hAnsi="Calibri" w:cs="Calibri"/>
                 <w:b/>
                 <w:bCs/>
               </w:rPr>
-              <w:t>A</w:t>
-            </w:r>
-            <w:proofErr w:type="gramEnd"/>
-            <w:r>
-              <w:rPr>
-                <w:rFonts w:ascii="Calibri" w:eastAsia="Calibri" w:hAnsi="Calibri" w:cs="Calibri"/>
-                <w:b/>
-                <w:bCs/>
-              </w:rPr>
-              <w:t xml:space="preserve"> EVITAR</w:t>
+              <w:t>A EVITAR</w:t>
             </w:r>
           </w:p>
         </w:tc>
@@ -4429,14 +3777,7 @@
               <w:rPr>
                 <w:rFonts w:ascii="Calibri" w:eastAsia="Calibri" w:hAnsi="Calibri" w:cs="Calibri"/>
               </w:rPr>
-              <w:t xml:space="preserve">in </w:t>
-            </w:r>
-            <w:proofErr w:type="spellStart"/>
-            <w:r>
-              <w:rPr>
-                <w:rFonts w:ascii="Calibri" w:eastAsia="Calibri" w:hAnsi="Calibri" w:cs="Calibri"/>
-              </w:rPr>
-              <w:t>table_</w:t>
+              <w:t>in table_</w:t>
             </w:r>
             <w:r>
               <w:rPr>
@@ -4444,7 +3785,6 @@
               </w:rPr>
               <w:t>food</w:t>
             </w:r>
-            <w:proofErr w:type="spellEnd"/>
             <w:r>
               <w:rPr>
                 <w:rFonts w:ascii="Calibri" w:eastAsia="Calibri" w:hAnsi="Calibri" w:cs="Calibri"/>
@@ -4479,7 +3819,6 @@
               </w:rPr>
               <w:t>{{</w:t>
             </w:r>
-            <w:proofErr w:type="gramStart"/>
             <w:r>
               <w:rPr>
                 <w:rFonts w:ascii="Calibri" w:eastAsia="Calibri" w:hAnsi="Calibri" w:cs="Calibri"/>
@@ -4490,14 +3829,7 @@
               <w:rPr>
                 <w:rFonts w:ascii="Calibri" w:eastAsia="Calibri" w:hAnsi="Calibri" w:cs="Calibri"/>
               </w:rPr>
-              <w:t>[</w:t>
-            </w:r>
-            <w:proofErr w:type="gramEnd"/>
-            <w:r>
-              <w:rPr>
-                <w:rFonts w:ascii="Calibri" w:eastAsia="Calibri" w:hAnsi="Calibri" w:cs="Calibri"/>
-              </w:rPr>
-              <w:t>0]</w:t>
+              <w:t>[0]</w:t>
             </w:r>
             <w:r>
               <w:rPr>
@@ -4525,7 +3857,6 @@
                 <w:rFonts w:ascii="Calibri" w:eastAsia="Calibri" w:hAnsi="Calibri" w:cs="Calibri"/>
               </w:rPr>
             </w:pPr>
-            <w:proofErr w:type="gramStart"/>
             <w:r>
               <w:rPr>
                 <w:rFonts w:ascii="Calibri" w:eastAsia="Calibri" w:hAnsi="Calibri" w:cs="Calibri"/>
@@ -4536,14 +3867,7 @@
               <w:rPr>
                 <w:rFonts w:ascii="Calibri" w:eastAsia="Calibri" w:hAnsi="Calibri" w:cs="Calibri"/>
               </w:rPr>
-              <w:t xml:space="preserve"> row</w:t>
-            </w:r>
-            <w:proofErr w:type="gramEnd"/>
-            <w:r>
-              <w:rPr>
-                <w:rFonts w:ascii="Calibri" w:eastAsia="Calibri" w:hAnsi="Calibri" w:cs="Calibri"/>
-              </w:rPr>
-              <w:t>[1]</w:t>
+              <w:t xml:space="preserve"> row[1]</w:t>
             </w:r>
             <w:r>
               <w:rPr>
@@ -4577,19 +3901,11 @@
               </w:rPr>
               <w:t>{{</w:t>
             </w:r>
-            <w:proofErr w:type="gramStart"/>
             <w:r>
               <w:rPr>
                 <w:rFonts w:ascii="Calibri" w:eastAsia="Calibri" w:hAnsi="Calibri" w:cs="Calibri"/>
               </w:rPr>
-              <w:t>row[</w:t>
-            </w:r>
-            <w:proofErr w:type="gramEnd"/>
-            <w:r>
-              <w:rPr>
-                <w:rFonts w:ascii="Calibri" w:eastAsia="Calibri" w:hAnsi="Calibri" w:cs="Calibri"/>
-              </w:rPr>
-              <w:t>2]</w:t>
+              <w:t>row[2]</w:t>
             </w:r>
             <w:r>
               <w:rPr>
@@ -4617,7 +3933,6 @@
                 <w:rFonts w:ascii="Calibri" w:eastAsia="Calibri" w:hAnsi="Calibri" w:cs="Calibri"/>
               </w:rPr>
             </w:pPr>
-            <w:proofErr w:type="gramStart"/>
             <w:r>
               <w:rPr>
                 <w:rFonts w:ascii="Calibri" w:eastAsia="Calibri" w:hAnsi="Calibri" w:cs="Calibri"/>
@@ -4628,14 +3943,7 @@
               <w:rPr>
                 <w:rFonts w:ascii="Calibri" w:eastAsia="Calibri" w:hAnsi="Calibri" w:cs="Calibri"/>
               </w:rPr>
-              <w:t xml:space="preserve"> row</w:t>
-            </w:r>
-            <w:proofErr w:type="gramEnd"/>
-            <w:r>
-              <w:rPr>
-                <w:rFonts w:ascii="Calibri" w:eastAsia="Calibri" w:hAnsi="Calibri" w:cs="Calibri"/>
-              </w:rPr>
-              <w:t>[3]</w:t>
+              <w:t xml:space="preserve"> row[3]</w:t>
             </w:r>
             <w:r>
               <w:rPr>
@@ -4663,7 +3971,6 @@
                 <w:rFonts w:ascii="Calibri" w:eastAsia="Calibri" w:hAnsi="Calibri" w:cs="Calibri"/>
               </w:rPr>
             </w:pPr>
-            <w:proofErr w:type="gramStart"/>
             <w:r>
               <w:rPr>
                 <w:rFonts w:ascii="Calibri" w:eastAsia="Calibri" w:hAnsi="Calibri" w:cs="Calibri"/>
@@ -4674,14 +3981,7 @@
               <w:rPr>
                 <w:rFonts w:ascii="Calibri" w:eastAsia="Calibri" w:hAnsi="Calibri" w:cs="Calibri"/>
               </w:rPr>
-              <w:t xml:space="preserve"> row</w:t>
-            </w:r>
-            <w:proofErr w:type="gramEnd"/>
-            <w:r>
-              <w:rPr>
-                <w:rFonts w:ascii="Calibri" w:eastAsia="Calibri" w:hAnsi="Calibri" w:cs="Calibri"/>
-              </w:rPr>
-              <w:t>[4]</w:t>
+              <w:t xml:space="preserve"> row[4]</w:t>
             </w:r>
             <w:r>
               <w:rPr>
@@ -4709,7 +4009,6 @@
                 <w:rFonts w:ascii="Calibri" w:eastAsia="Calibri" w:hAnsi="Calibri" w:cs="Calibri"/>
               </w:rPr>
             </w:pPr>
-            <w:proofErr w:type="gramStart"/>
             <w:r>
               <w:rPr>
                 <w:rFonts w:ascii="Calibri" w:eastAsia="Calibri" w:hAnsi="Calibri" w:cs="Calibri"/>
@@ -4720,14 +4019,7 @@
               <w:rPr>
                 <w:rFonts w:ascii="Calibri" w:eastAsia="Calibri" w:hAnsi="Calibri" w:cs="Calibri"/>
               </w:rPr>
-              <w:t xml:space="preserve"> row</w:t>
-            </w:r>
-            <w:proofErr w:type="gramEnd"/>
-            <w:r>
-              <w:rPr>
-                <w:rFonts w:ascii="Calibri" w:eastAsia="Calibri" w:hAnsi="Calibri" w:cs="Calibri"/>
-              </w:rPr>
-              <w:t>[5]</w:t>
+              <w:t xml:space="preserve"> row[5]</w:t>
             </w:r>
             <w:r>
               <w:rPr>
@@ -4764,21 +4056,7 @@
               <w:rPr>
                 <w:rFonts w:ascii="Calibri" w:eastAsia="Calibri" w:hAnsi="Calibri" w:cs="Calibri"/>
               </w:rPr>
-              <w:t xml:space="preserve">{%tr </w:t>
-            </w:r>
-            <w:proofErr w:type="spellStart"/>
-            <w:r>
-              <w:rPr>
-                <w:rFonts w:ascii="Calibri" w:eastAsia="Calibri" w:hAnsi="Calibri" w:cs="Calibri"/>
-              </w:rPr>
-              <w:t>endfor</w:t>
-            </w:r>
-            <w:proofErr w:type="spellEnd"/>
-            <w:r>
-              <w:rPr>
-                <w:rFonts w:ascii="Calibri" w:eastAsia="Calibri" w:hAnsi="Calibri" w:cs="Calibri"/>
-              </w:rPr>
-              <w:t xml:space="preserve"> %}</w:t>
+              <w:t>{%tr endfor %}</w:t>
             </w:r>
           </w:p>
         </w:tc>
@@ -5019,35 +4297,7 @@
               <w:rPr>
                 <w:rFonts w:ascii="Calibri" w:eastAsia="Calibri" w:hAnsi="Calibri" w:cs="Calibri"/>
               </w:rPr>
-              <w:t xml:space="preserve">{%tr for k, v in </w:t>
-            </w:r>
-            <w:proofErr w:type="spellStart"/>
-            <w:r>
-              <w:rPr>
-                <w:rFonts w:ascii="Calibri" w:eastAsia="Calibri" w:hAnsi="Calibri" w:cs="Calibri"/>
-              </w:rPr>
-              <w:t>table_</w:t>
-            </w:r>
-            <w:proofErr w:type="gramStart"/>
-            <w:r>
-              <w:rPr>
-                <w:rFonts w:ascii="Calibri" w:eastAsia="Calibri" w:hAnsi="Calibri" w:cs="Calibri"/>
-              </w:rPr>
-              <w:t>emotions.items</w:t>
-            </w:r>
-            <w:proofErr w:type="spellEnd"/>
-            <w:r>
-              <w:rPr>
-                <w:rFonts w:ascii="Calibri" w:eastAsia="Calibri" w:hAnsi="Calibri" w:cs="Calibri"/>
-              </w:rPr>
-              <w:t>()%</w:t>
-            </w:r>
-            <w:proofErr w:type="gramEnd"/>
-            <w:r>
-              <w:rPr>
-                <w:rFonts w:ascii="Calibri" w:eastAsia="Calibri" w:hAnsi="Calibri" w:cs="Calibri"/>
-              </w:rPr>
-              <w:t>}</w:t>
+              <w:t>{%tr for k, v in table_emotions.items()%}</w:t>
             </w:r>
           </w:p>
         </w:tc>
@@ -5131,21 +4381,7 @@
               <w:rPr>
                 <w:rFonts w:ascii="Calibri" w:eastAsia="Calibri" w:hAnsi="Calibri" w:cs="Calibri"/>
               </w:rPr>
-              <w:t xml:space="preserve">{%tr </w:t>
-            </w:r>
-            <w:proofErr w:type="spellStart"/>
-            <w:r>
-              <w:rPr>
-                <w:rFonts w:ascii="Calibri" w:eastAsia="Calibri" w:hAnsi="Calibri" w:cs="Calibri"/>
-              </w:rPr>
-              <w:t>endfor</w:t>
-            </w:r>
-            <w:proofErr w:type="spellEnd"/>
-            <w:r>
-              <w:rPr>
-                <w:rFonts w:ascii="Calibri" w:eastAsia="Calibri" w:hAnsi="Calibri" w:cs="Calibri"/>
-              </w:rPr>
-              <w:t xml:space="preserve"> %}</w:t>
+              <w:t>{%tr endfor %}</w:t>
             </w:r>
           </w:p>
         </w:tc>
@@ -5325,21 +4561,7 @@
               <w:rPr>
                 <w:rFonts w:ascii="Calibri" w:eastAsia="Calibri" w:hAnsi="Calibri" w:cs="Calibri"/>
               </w:rPr>
-              <w:t xml:space="preserve">{%tr for item in </w:t>
-            </w:r>
-            <w:proofErr w:type="spellStart"/>
-            <w:r>
-              <w:rPr>
-                <w:rFonts w:ascii="Calibri" w:eastAsia="Calibri" w:hAnsi="Calibri" w:cs="Calibri"/>
-              </w:rPr>
-              <w:t>table_crystals</w:t>
-            </w:r>
-            <w:proofErr w:type="spellEnd"/>
-            <w:r>
-              <w:rPr>
-                <w:rFonts w:ascii="Calibri" w:eastAsia="Calibri" w:hAnsi="Calibri" w:cs="Calibri"/>
-              </w:rPr>
-              <w:t>%}</w:t>
+              <w:t>{%tr for item in table_crystals%}</w:t>
             </w:r>
           </w:p>
         </w:tc>
@@ -5368,23 +4590,7 @@
               <w:rPr>
                 <w:rFonts w:ascii="Calibri" w:eastAsia="Calibri" w:hAnsi="Calibri" w:cs="Calibri"/>
               </w:rPr>
-              <w:t>{{</w:t>
-            </w:r>
-            <w:proofErr w:type="spellStart"/>
-            <w:proofErr w:type="gramStart"/>
-            <w:r>
-              <w:rPr>
-                <w:rFonts w:ascii="Calibri" w:eastAsia="Calibri" w:hAnsi="Calibri" w:cs="Calibri"/>
-              </w:rPr>
-              <w:t>item.cristal</w:t>
-            </w:r>
-            <w:proofErr w:type="spellEnd"/>
-            <w:proofErr w:type="gramEnd"/>
-            <w:r>
-              <w:rPr>
-                <w:rFonts w:ascii="Calibri" w:eastAsia="Calibri" w:hAnsi="Calibri" w:cs="Calibri"/>
-              </w:rPr>
-              <w:t>}}</w:t>
+              <w:t>{{item.cristal}}</w:t>
             </w:r>
           </w:p>
         </w:tc>
@@ -5410,32 +4616,7 @@
                 <w:rFonts w:ascii="Calibri" w:eastAsia="Calibri" w:hAnsi="Calibri" w:cs="Calibri"/>
                 <w:lang w:val="pt-BR"/>
               </w:rPr>
-              <w:t>{{</w:t>
-            </w:r>
-            <w:proofErr w:type="spellStart"/>
-            <w:proofErr w:type="gramStart"/>
-            <w:r>
-              <w:rPr>
-                <w:rFonts w:ascii="Calibri" w:eastAsia="Calibri" w:hAnsi="Calibri" w:cs="Calibri"/>
-                <w:lang w:val="pt-BR"/>
-              </w:rPr>
-              <w:t>item.beneficios</w:t>
-            </w:r>
-            <w:proofErr w:type="gramEnd"/>
-            <w:r>
-              <w:rPr>
-                <w:rFonts w:ascii="Calibri" w:eastAsia="Calibri" w:hAnsi="Calibri" w:cs="Calibri"/>
-                <w:lang w:val="pt-BR"/>
-              </w:rPr>
-              <w:t>_fisicos</w:t>
-            </w:r>
-            <w:proofErr w:type="spellEnd"/>
-            <w:r>
-              <w:rPr>
-                <w:rFonts w:ascii="Calibri" w:eastAsia="Calibri" w:hAnsi="Calibri" w:cs="Calibri"/>
-                <w:lang w:val="pt-BR"/>
-              </w:rPr>
-              <w:t>}}</w:t>
+              <w:t>{{item.beneficios_fisicos}}</w:t>
             </w:r>
           </w:p>
         </w:tc>
@@ -5461,32 +4642,7 @@
                 <w:rFonts w:ascii="Calibri" w:eastAsia="Calibri" w:hAnsi="Calibri" w:cs="Calibri"/>
                 <w:lang w:val="pt-BR"/>
               </w:rPr>
-              <w:t>{{</w:t>
-            </w:r>
-            <w:proofErr w:type="spellStart"/>
-            <w:proofErr w:type="gramStart"/>
-            <w:r>
-              <w:rPr>
-                <w:rFonts w:ascii="Calibri" w:eastAsia="Calibri" w:hAnsi="Calibri" w:cs="Calibri"/>
-                <w:lang w:val="pt-BR"/>
-              </w:rPr>
-              <w:t>item.beneficios</w:t>
-            </w:r>
-            <w:proofErr w:type="gramEnd"/>
-            <w:r>
-              <w:rPr>
-                <w:rFonts w:ascii="Calibri" w:eastAsia="Calibri" w:hAnsi="Calibri" w:cs="Calibri"/>
-                <w:lang w:val="pt-BR"/>
-              </w:rPr>
-              <w:t>_emocionais</w:t>
-            </w:r>
-            <w:proofErr w:type="spellEnd"/>
-            <w:r>
-              <w:rPr>
-                <w:rFonts w:ascii="Calibri" w:eastAsia="Calibri" w:hAnsi="Calibri" w:cs="Calibri"/>
-                <w:lang w:val="pt-BR"/>
-              </w:rPr>
-              <w:t>}}</w:t>
+              <w:t>{{item.beneficios_emocionais}}</w:t>
             </w:r>
           </w:p>
         </w:tc>
@@ -5511,23 +4667,7 @@
               <w:rPr>
                 <w:rFonts w:ascii="Calibri" w:eastAsia="Calibri" w:hAnsi="Calibri" w:cs="Calibri"/>
               </w:rPr>
-              <w:t>{{</w:t>
-            </w:r>
-            <w:proofErr w:type="spellStart"/>
-            <w:proofErr w:type="gramStart"/>
-            <w:r>
-              <w:rPr>
-                <w:rFonts w:ascii="Calibri" w:eastAsia="Calibri" w:hAnsi="Calibri" w:cs="Calibri"/>
-              </w:rPr>
-              <w:t>item.D</w:t>
-            </w:r>
-            <w:proofErr w:type="spellEnd"/>
-            <w:proofErr w:type="gramEnd"/>
-            <w:r>
-              <w:rPr>
-                <w:rFonts w:ascii="Calibri" w:eastAsia="Calibri" w:hAnsi="Calibri" w:cs="Calibri"/>
-              </w:rPr>
-              <w:t>}}</w:t>
+              <w:t>{{item.D}}</w:t>
             </w:r>
           </w:p>
         </w:tc>
@@ -5557,21 +4697,7 @@
               <w:rPr>
                 <w:rFonts w:ascii="Calibri" w:eastAsia="Calibri" w:hAnsi="Calibri" w:cs="Calibri"/>
               </w:rPr>
-              <w:t xml:space="preserve">{%tr </w:t>
-            </w:r>
-            <w:proofErr w:type="spellStart"/>
-            <w:r>
-              <w:rPr>
-                <w:rFonts w:ascii="Calibri" w:eastAsia="Calibri" w:hAnsi="Calibri" w:cs="Calibri"/>
-              </w:rPr>
-              <w:t>endfor</w:t>
-            </w:r>
-            <w:proofErr w:type="spellEnd"/>
-            <w:r>
-              <w:rPr>
-                <w:rFonts w:ascii="Calibri" w:eastAsia="Calibri" w:hAnsi="Calibri" w:cs="Calibri"/>
-              </w:rPr>
-              <w:t>%}</w:t>
+              <w:t>{%tr endfor%}</w:t>
             </w:r>
           </w:p>
         </w:tc>
@@ -5724,7 +4850,6 @@
         </w:rPr>
         <w:br/>
       </w:r>
-      <w:proofErr w:type="spellStart"/>
       <w:r>
         <w:rPr>
           <w:rFonts w:ascii="Calibri" w:eastAsia="Calibri" w:hAnsi="Calibri" w:cs="Calibri"/>
@@ -5732,17 +4857,7 @@
           <w:bCs/>
           <w:lang w:val="pt-BR"/>
         </w:rPr>
-        <w:t>Bienestar</w:t>
-      </w:r>
-      <w:proofErr w:type="spellEnd"/>
-      <w:r>
-        <w:rPr>
-          <w:rFonts w:ascii="Calibri" w:eastAsia="Calibri" w:hAnsi="Calibri" w:cs="Calibri"/>
-          <w:b/>
-          <w:bCs/>
-          <w:lang w:val="pt-BR"/>
-        </w:rPr>
-        <w:t xml:space="preserve"> - Terapias Biofísicas</w:t>
+        <w:t>Bienestar - Terapias Biofísicas</w:t>
       </w:r>
       <w:r>
         <w:rPr>
@@ -5766,23 +4881,7 @@
           <w:lang w:val="pt-BR"/>
         </w:rPr>
         <w:br/>
-        <w:t>Email: bienestarsantos@gmail.com | Instagram: @</w:t>
-      </w:r>
-      <w:proofErr w:type="gramStart"/>
-      <w:r>
-        <w:rPr>
-          <w:rFonts w:ascii="Calibri" w:eastAsia="Calibri" w:hAnsi="Calibri" w:cs="Calibri"/>
-          <w:lang w:val="pt-BR"/>
-        </w:rPr>
-        <w:t>bienestarsantos  -</w:t>
-      </w:r>
-      <w:proofErr w:type="gramEnd"/>
-      <w:r>
-        <w:rPr>
-          <w:rFonts w:ascii="Calibri" w:eastAsia="Calibri" w:hAnsi="Calibri" w:cs="Calibri"/>
-          <w:lang w:val="pt-BR"/>
-        </w:rPr>
-        <w:t xml:space="preserve">    WhatsApp: (13) 99147-4404</w:t>
+        <w:t>Email: bienestarsantos@gmail.com | Instagram: @bienestarsantos  -    WhatsApp: (13) 99147-4404</w:t>
       </w:r>
     </w:p>
     <w:sectPr>
@@ -7032,7 +6131,6 @@
   <w:style w:type="character" w:default="1" w:styleId="Fontepargpadro">
     <w:name w:val="Default Paragraph Font"/>
     <w:uiPriority w:val="1"/>
-    <w:semiHidden/>
     <w:unhideWhenUsed/>
   </w:style>
   <w:style w:type="table" w:default="1" w:styleId="Tabelanormal">
@@ -20347,28 +19445,28 @@
 </file>
 
 <file path=customXml/item1.xml><?xml version="1.0" encoding="utf-8"?>
+<b:Sources xmlns:b="http://schemas.openxmlformats.org/officeDocument/2006/bibliography" xmlns="http://schemas.openxmlformats.org/officeDocument/2006/bibliography" SelectedStyle="\APASixthEditionOfficeOnline.xsl" StyleName="APA" Version="6"/>
+</file>
+
+<file path=customXml/item2.xml><?xml version="1.0" encoding="utf-8"?>
 <go:gDocsCustomXmlDataStorage xmlns:go="http://customooxmlschemas.google.com/" xmlns:r="http://schemas.openxmlformats.org/officeDocument/2006/relationships" uri="GoogleDocsCustomDataVersion2">
   <go:docsCustomData xmlns:go="http://customooxmlschemas.google.com/" roundtripDataSignature="AMtx7miERh6qB16YFgczjzxyVSGtOW3B2w==">CgMxLjAyDmguMWMxb2N3Z3B1MzR3Mg5oLmF2eTVmMmJlM2UwbDgAciExSkJZOWw4YnlDYUdQMC1mdi1EZV9mdEFUSW9OQ1FiQnQ=</go:docsCustomData>
 </go:gDocsCustomXmlDataStorage>
 </file>
 
-<file path=customXml/item2.xml><?xml version="1.0" encoding="utf-8"?>
-<b:Sources xmlns:b="http://schemas.openxmlformats.org/officeDocument/2006/bibliography" xmlns="http://schemas.openxmlformats.org/officeDocument/2006/bibliography" SelectedStyle="\APASixthEditionOfficeOnline.xsl" StyleName="APA" Version="6"/>
+<file path=customXml/itemProps1.xml><?xml version="1.0" encoding="utf-8"?>
+<ds:datastoreItem xmlns:ds="http://schemas.openxmlformats.org/officeDocument/2006/customXml" ds:itemID="{1DD36646-2C87-4901-8585-215AEA719133}">
+  <ds:schemaRefs>
+    <ds:schemaRef ds:uri="http://schemas.openxmlformats.org/officeDocument/2006/bibliography"/>
+  </ds:schemaRefs>
+</ds:datastoreItem>
 </file>
 
-<file path=customXml/itemProps1.xml><?xml version="1.0" encoding="utf-8"?>
+<file path=customXml/itemProps2.xml><?xml version="1.0" encoding="utf-8"?>
 <ds:datastoreItem xmlns:ds="http://schemas.openxmlformats.org/officeDocument/2006/customXml" ds:itemID="{11111111-1234-1234-1234-123412341234}">
   <ds:schemaRefs>
     <ds:schemaRef ds:uri="http://customooxmlschemas.google.com/"/>
     <ds:schemaRef ds:uri="http://schemas.openxmlformats.org/officeDocument/2006/relationships"/>
   </ds:schemaRefs>
 </ds:datastoreItem>
-</file>
-
-<file path=customXml/itemProps2.xml><?xml version="1.0" encoding="utf-8"?>
-<ds:datastoreItem xmlns:ds="http://schemas.openxmlformats.org/officeDocument/2006/customXml" ds:itemID="{1DD36646-2C87-4901-8585-215AEA719133}">
-  <ds:schemaRefs>
-    <ds:schemaRef ds:uri="http://schemas.openxmlformats.org/officeDocument/2006/bibliography"/>
-  </ds:schemaRefs>
-</ds:datastoreItem>
 </file>